--- a/Received/one/1,serofero.docx
+++ b/Received/one/1,serofero.docx
@@ -1,38 +1,47 @@
 
 <file path=word/document.xml><?xml version="1.0" encoding="utf-8"?>
-<w:document xmlns:wpc="http://schemas.microsoft.com/office/word/2010/wordprocessingCanvas" xmlns:mc="http://schemas.openxmlformats.org/markup-compatibility/2006" xmlns:o="urn:schemas-microsoft-com:office:office" xmlns:r="http://schemas.openxmlformats.org/officeDocument/2006/relationships" xmlns:m="http://schemas.openxmlformats.org/officeDocument/2006/math" xmlns:v="urn:schemas-microsoft-com:vml" xmlns:wp14="http://schemas.microsoft.com/office/word/2010/wordprocessingDrawing" xmlns:wp="http://schemas.openxmlformats.org/drawingml/2006/wordprocessingDrawing" xmlns:w10="urn:schemas-microsoft-com:office:word" xmlns:w="http://schemas.openxmlformats.org/wordprocessingml/2006/main" xmlns:w14="http://schemas.microsoft.com/office/word/2010/wordml" xmlns:w15="http://schemas.microsoft.com/office/word/2012/wordml" xmlns:wpg="http://schemas.microsoft.com/office/word/2010/wordprocessingGroup" xmlns:wpi="http://schemas.microsoft.com/office/word/2010/wordprocessingInk" xmlns:wne="http://schemas.microsoft.com/office/word/2006/wordml" xmlns:wps="http://schemas.microsoft.com/office/word/2010/wordprocessingShape" mc:Ignorable="w14 w15 wp14">
+<w:document xmlns:wpc="http://schemas.microsoft.com/office/word/2010/wordprocessingCanvas" xmlns:cx="http://schemas.microsoft.com/office/drawing/2014/chartex" xmlns:cx1="http://schemas.microsoft.com/office/drawing/2015/9/8/chartex" xmlns:cx2="http://schemas.microsoft.com/office/drawing/2015/10/21/chartex" xmlns:cx3="http://schemas.microsoft.com/office/drawing/2016/5/9/chartex" xmlns:cx4="http://schemas.microsoft.com/office/drawing/2016/5/10/chartex" xmlns:cx5="http://schemas.microsoft.com/office/drawing/2016/5/11/chartex" xmlns:cx6="http://schemas.microsoft.com/office/drawing/2016/5/12/chartex" xmlns:cx7="http://schemas.microsoft.com/office/drawing/2016/5/13/chartex" xmlns:cx8="http://schemas.microsoft.com/office/drawing/2016/5/14/chartex" xmlns:mc="http://schemas.openxmlformats.org/markup-compatibility/2006" xmlns:aink="http://schemas.microsoft.com/office/drawing/2016/ink" xmlns:am3d="http://schemas.microsoft.com/office/drawing/2017/model3d" xmlns:o="urn:schemas-microsoft-com:office:office" xmlns:oel="http://schemas.microsoft.com/office/2019/extlst" xmlns:r="http://schemas.openxmlformats.org/officeDocument/2006/relationships" xmlns:m="http://schemas.openxmlformats.org/officeDocument/2006/math" xmlns:v="urn:schemas-microsoft-com:vml" xmlns:wp14="http://schemas.microsoft.com/office/word/2010/wordprocessingDrawing" xmlns:wp="http://schemas.openxmlformats.org/drawingml/2006/wordprocessingDrawing" xmlns:w10="urn:schemas-microsoft-com:office:word" xmlns:w="http://schemas.openxmlformats.org/wordprocessingml/2006/main" xmlns:w14="http://schemas.microsoft.com/office/word/2010/wordml" xmlns:w15="http://schemas.microsoft.com/office/word/2012/wordml" xmlns:w16cex="http://schemas.microsoft.com/office/word/2018/wordml/cex" xmlns:w16cid="http://schemas.microsoft.com/office/word/2016/wordml/cid" xmlns:w16="http://schemas.microsoft.com/office/word/2018/wordml" xmlns:w16du="http://schemas.microsoft.com/office/word/2023/wordml/word16du" xmlns:w16sdtdh="http://schemas.microsoft.com/office/word/2020/wordml/sdtdatahash" xmlns:w16sdtfl="http://schemas.microsoft.com/office/word/2024/wordml/sdtformatlock" xmlns:w16se="http://schemas.microsoft.com/office/word/2015/wordml/symex" xmlns:wpg="http://schemas.microsoft.com/office/word/2010/wordprocessingGroup" xmlns:wpi="http://schemas.microsoft.com/office/word/2010/wordprocessingInk" xmlns:wne="http://schemas.microsoft.com/office/word/2006/wordml" xmlns:wps="http://schemas.microsoft.com/office/word/2010/wordprocessingShape" mc:Ignorable="w14 w15 w16se w16cid w16 w16cex w16sdtdh w16sdtfl w16du wp14">
   <w:body>
+    <w:bookmarkStart w:id="0" w:name="_Hlk192071677"/>
     <w:p>
       <w:pPr>
+        <w:tabs>
+          <w:tab w:val="left" w:pos="180"/>
+        </w:tabs>
         <w:spacing w:after="0" w:line="240" w:lineRule="auto"/>
-        <w:ind w:left="2880"/>
-        <w:rPr>
-          <w:rFonts w:ascii="Preeti" w:hAnsi="Preeti"/>
+        <w:jc w:val="center"/>
+        <w:rPr>
+          <w:rFonts w:ascii="Times New Roman" w:hAnsi="Times New Roman" w:cs="Times New Roman"/>
           <w:b/>
           <w:bCs/>
+          <w:sz w:val="32"/>
+          <w:szCs w:val="32"/>
+        </w:rPr>
+      </w:pPr>
+      <w:r>
+        <w:rPr>
+          <w:rFonts w:ascii="Preeti" w:hAnsi="Preeti"/>
+          <w:b/>
+          <w:bCs/>
+          <w:noProof/>
           <w:sz w:val="40"/>
           <w:szCs w:val="40"/>
-        </w:rPr>
-      </w:pPr>
-      <w:r>
-        <w:rPr>
-          <w:noProof/>
         </w:rPr>
         <mc:AlternateContent>
           <mc:Choice Requires="wps">
             <w:drawing>
-              <wp:anchor distT="45720" distB="45720" distL="114300" distR="114300" simplePos="0" relativeHeight="251663360" behindDoc="0" locked="0" layoutInCell="1" allowOverlap="1" wp14:anchorId="24F082D1" wp14:editId="39D7617F">
+              <wp:anchor distT="45720" distB="45720" distL="114300" distR="114300" simplePos="0" relativeHeight="251849728" behindDoc="0" locked="0" layoutInCell="1" allowOverlap="1" wp14:anchorId="2322EFEF" wp14:editId="2B7B49AC">
                 <wp:simplePos x="0" y="0"/>
                 <wp:positionH relativeFrom="column">
-                  <wp:posOffset>5274945</wp:posOffset>
+                  <wp:posOffset>5829300</wp:posOffset>
                 </wp:positionH>
                 <wp:positionV relativeFrom="paragraph">
-                  <wp:posOffset>-78105</wp:posOffset>
+                  <wp:posOffset>-123825</wp:posOffset>
                 </wp:positionV>
-                <wp:extent cx="609600" cy="1404620"/>
-                <wp:effectExtent l="0" t="0" r="0" b="0"/>
+                <wp:extent cx="619125" cy="1404620"/>
+                <wp:effectExtent l="0" t="0" r="0" b="3175"/>
                 <wp:wrapNone/>
-                <wp:docPr id="1497212126" name="Text Box 3"/>
+                <wp:docPr id="217" name="Text Box 2"/>
                 <wp:cNvGraphicFramePr>
                   <a:graphicFrameLocks xmlns:a="http://schemas.openxmlformats.org/drawingml/2006/main"/>
                 </wp:cNvGraphicFramePr>
@@ -45,7 +54,7 @@
                       <wps:spPr bwMode="auto">
                         <a:xfrm>
                           <a:off x="0" y="0"/>
-                          <a:ext cx="609600" cy="1404620"/>
+                          <a:ext cx="619125" cy="1404620"/>
                         </a:xfrm>
                         <a:prstGeom prst="rect">
                           <a:avLst/>
@@ -63,13 +72,23 @@
                           <w:p>
                             <w:r>
                               <w:rPr>
-                                <w:rFonts w:ascii="Times New Roman" w:hAnsi="Times New Roman"/>
+                                <w:rFonts w:ascii="Times New Roman" w:hAnsi="Times New Roman" w:cs="Times New Roman"/>
                                 <w:b/>
                                 <w:bCs/>
-                                <w:sz w:val="28"/>
-                                <w:szCs w:val="28"/>
+                                <w:sz w:val="32"/>
+                                <w:szCs w:val="32"/>
                               </w:rPr>
-                              <w:t xml:space="preserve">D- </w:t>
+                              <w:t>D-</w:t>
+                            </w:r>
+                            <w:r>
+                              <w:rPr>
+                                <w:rFonts w:ascii="Times New Roman" w:hAnsi="Times New Roman" w:cs="Times New Roman"/>
+                                <w:b/>
+                                <w:bCs/>
+                                <w:sz w:val="32"/>
+                                <w:szCs w:val="32"/>
+                              </w:rPr>
+                              <w:t>21</w:t>
                             </w:r>
                           </w:p>
                         </w:txbxContent>
@@ -91,23 +110,33 @@
           </mc:Choice>
           <mc:Fallback>
             <w:pict>
-              <v:shapetype w14:anchorId="24F082D1" id="_x0000_t202" coordsize="21600,21600" o:spt="202" path="m,l,21600r21600,l21600,xe">
+              <v:shapetype w14:anchorId="2322EFEF" id="_x0000_t202" coordsize="21600,21600" o:spt="202" path="m,l,21600r21600,l21600,xe">
                 <v:stroke joinstyle="miter"/>
                 <v:path gradientshapeok="t" o:connecttype="rect"/>
               </v:shapetype>
-              <v:shape id="Text Box 3" o:spid="_x0000_s1026" type="#_x0000_t202" style="position:absolute;left:0;text-align:left;margin-left:415.35pt;margin-top:-6.15pt;width:48pt;height:110.6pt;z-index:251663360;visibility:visible;mso-wrap-style:square;mso-width-percent:0;mso-height-percent:200;mso-wrap-distance-left:9pt;mso-wrap-distance-top:3.6pt;mso-wrap-distance-right:9pt;mso-wrap-distance-bottom:3.6pt;mso-position-horizontal:absolute;mso-position-horizontal-relative:text;mso-position-vertical:absolute;mso-position-vertical-relative:text;mso-width-percent:0;mso-height-percent:200;mso-width-relative:margin;mso-height-relative:margin;v-text-anchor:top" o:gfxdata="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" filled="f" stroked="f">
+              <v:shape id="Text Box 2" o:spid="_x0000_s1026" type="#_x0000_t202" style="position:absolute;left:0;text-align:left;margin-left:459pt;margin-top:-9.75pt;width:48.75pt;height:110.6pt;z-index:251849728;visibility:visible;mso-wrap-style:square;mso-width-percent:0;mso-height-percent:200;mso-wrap-distance-left:9pt;mso-wrap-distance-top:3.6pt;mso-wrap-distance-right:9pt;mso-wrap-distance-bottom:3.6pt;mso-position-horizontal:absolute;mso-position-horizontal-relative:text;mso-position-vertical:absolute;mso-position-vertical-relative:text;mso-width-percent:0;mso-height-percent:200;mso-width-relative:margin;mso-height-relative:margin;v-text-anchor:top" o:gfxdata="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" filled="f" stroked="f">
                 <v:textbox style="mso-fit-shape-to-text:t">
                   <w:txbxContent>
                     <w:p>
                       <w:r>
                         <w:rPr>
-                          <w:rFonts w:ascii="Times New Roman" w:hAnsi="Times New Roman"/>
+                          <w:rFonts w:ascii="Times New Roman" w:hAnsi="Times New Roman" w:cs="Times New Roman"/>
                           <w:b/>
                           <w:bCs/>
-                          <w:sz w:val="28"/>
-                          <w:szCs w:val="28"/>
+                          <w:sz w:val="32"/>
+                          <w:szCs w:val="32"/>
                         </w:rPr>
-                        <w:t xml:space="preserve">D- </w:t>
+                        <w:t>D-</w:t>
+                      </w:r>
+                      <w:r>
+                        <w:rPr>
+                          <w:rFonts w:ascii="Times New Roman" w:hAnsi="Times New Roman" w:cs="Times New Roman"/>
+                          <w:b/>
+                          <w:bCs/>
+                          <w:sz w:val="32"/>
+                          <w:szCs w:val="32"/>
+                        </w:rPr>
+                        <w:t>21</w:t>
                       </w:r>
                     </w:p>
                   </w:txbxContent>
@@ -119,92 +148,69 @@
       </w:r>
       <w:r>
         <w:rPr>
-          <w:rFonts w:ascii="Times New Roman" w:hAnsi="Times New Roman" w:cs="Times New Roman"/>
+          <w:rFonts w:ascii="Preeti" w:hAnsi="Preeti"/>
           <w:b/>
           <w:bCs/>
           <w:noProof/>
-        </w:rPr>
-        <mc:AlternateContent>
-          <mc:Choice Requires="wps">
-            <w:drawing>
-              <wp:anchor distT="0" distB="0" distL="114300" distR="114300" simplePos="0" relativeHeight="251662336" behindDoc="0" locked="0" layoutInCell="1" allowOverlap="1" wp14:anchorId="16C40940" wp14:editId="79A393FE">
-                <wp:simplePos x="0" y="0"/>
-                <wp:positionH relativeFrom="column">
-                  <wp:posOffset>37021</wp:posOffset>
-                </wp:positionH>
-                <wp:positionV relativeFrom="paragraph">
-                  <wp:posOffset>-69946</wp:posOffset>
-                </wp:positionV>
-                <wp:extent cx="478790" cy="533400"/>
-                <wp:effectExtent l="0" t="0" r="0" b="0"/>
-                <wp:wrapNone/>
-                <wp:docPr id="1" name="Rectangle 1"/>
-                <wp:cNvGraphicFramePr/>
-                <a:graphic xmlns:a="http://schemas.openxmlformats.org/drawingml/2006/main">
-                  <a:graphicData uri="http://schemas.microsoft.com/office/word/2010/wordprocessingShape">
-                    <wps:wsp>
-                      <wps:cNvSpPr/>
-                      <wps:spPr>
-                        <a:xfrm>
-                          <a:off x="0" y="0"/>
-                          <a:ext cx="478790" cy="533400"/>
-                        </a:xfrm>
-                        <a:prstGeom prst="rect">
-                          <a:avLst/>
-                        </a:prstGeom>
-                        <a:blipFill>
-                          <a:blip r:embed="rId7"/>
-                          <a:stretch>
-                            <a:fillRect/>
-                          </a:stretch>
-                        </a:blipFill>
-                        <a:ln>
-                          <a:noFill/>
-                        </a:ln>
-                      </wps:spPr>
-                      <wps:style>
-                        <a:lnRef idx="2">
-                          <a:schemeClr val="accent1">
-                            <a:shade val="50000"/>
-                          </a:schemeClr>
-                        </a:lnRef>
-                        <a:fillRef idx="1">
-                          <a:schemeClr val="accent1"/>
-                        </a:fillRef>
-                        <a:effectRef idx="0">
-                          <a:schemeClr val="accent1"/>
-                        </a:effectRef>
-                        <a:fontRef idx="minor">
-                          <a:schemeClr val="lt1"/>
-                        </a:fontRef>
-                      </wps:style>
-                      <wps:bodyPr rot="0" spcFirstLastPara="0" vertOverflow="overflow" horzOverflow="overflow" vert="horz" wrap="square" lIns="91440" tIns="45720" rIns="91440" bIns="45720" numCol="1" spcCol="0" rtlCol="0" fromWordArt="0" anchor="ctr" anchorCtr="0" forceAA="0" compatLnSpc="1">
-                        <a:prstTxWarp prst="textNoShape">
-                          <a:avLst/>
-                        </a:prstTxWarp>
-                        <a:noAutofit/>
-                      </wps:bodyPr>
-                    </wps:wsp>
-                  </a:graphicData>
-                </a:graphic>
-                <wp14:sizeRelH relativeFrom="margin">
-                  <wp14:pctWidth>0</wp14:pctWidth>
-                </wp14:sizeRelH>
-                <wp14:sizeRelV relativeFrom="margin">
-                  <wp14:pctHeight>0</wp14:pctHeight>
-                </wp14:sizeRelV>
-              </wp:anchor>
-            </w:drawing>
-          </mc:Choice>
-          <mc:Fallback>
-            <w:pict>
-              <v:rect w14:anchorId="4B5D6BE7" id="Rectangle 1" o:spid="_x0000_s1026" style="position:absolute;margin-left:2.9pt;margin-top:-5.5pt;width:37.7pt;height:42pt;z-index:251662336;visibility:visible;mso-wrap-style:square;mso-width-percent:0;mso-height-percent:0;mso-wrap-distance-left:9pt;mso-wrap-distance-top:0;mso-wrap-distance-right:9pt;mso-wrap-distance-bottom:0;mso-position-horizontal:absolute;mso-position-horizontal-relative:text;mso-position-vertical:absolute;mso-position-vertical-relative:text;mso-width-percent:0;mso-height-percent:0;mso-width-relative:margin;mso-height-relative:margin;v-text-anchor:middle" o:gfxdata="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" stroked="f" strokeweight="1pt">
-                <v:fill r:id="rId8" o:title="" recolor="t" rotate="t" type="frame"/>
-              </v:rect>
-            </w:pict>
-          </mc:Fallback>
-        </mc:AlternateContent>
-      </w:r>
+          <w:sz w:val="36"/>
+        </w:rPr>
+        <w:drawing>
+          <wp:anchor distT="0" distB="0" distL="114300" distR="114300" simplePos="0" relativeHeight="251848704" behindDoc="0" locked="0" layoutInCell="1" allowOverlap="1" wp14:anchorId="63E89759" wp14:editId="00A0F69B">
+            <wp:simplePos x="0" y="0"/>
+            <wp:positionH relativeFrom="column">
+              <wp:posOffset>-84</wp:posOffset>
+            </wp:positionH>
+            <wp:positionV relativeFrom="paragraph">
+              <wp:posOffset>50165</wp:posOffset>
+            </wp:positionV>
+            <wp:extent cx="486410" cy="539870"/>
+            <wp:effectExtent l="0" t="0" r="8890" b="0"/>
+            <wp:wrapNone/>
+            <wp:docPr id="1183810329" name="Picture 1"/>
+            <wp:cNvGraphicFramePr>
+              <a:graphicFrameLocks xmlns:a="http://schemas.openxmlformats.org/drawingml/2006/main" noChangeAspect="1"/>
+            </wp:cNvGraphicFramePr>
+            <a:graphic xmlns:a="http://schemas.openxmlformats.org/drawingml/2006/main">
+              <a:graphicData uri="http://schemas.openxmlformats.org/drawingml/2006/picture">
+                <pic:pic xmlns:pic="http://schemas.openxmlformats.org/drawingml/2006/picture">
+                  <pic:nvPicPr>
+                    <pic:cNvPr id="16" name="Picture 16"/>
+                    <pic:cNvPicPr/>
+                  </pic:nvPicPr>
+                  <pic:blipFill>
+                    <a:blip r:embed="rId7" cstate="print">
+                      <a:extLst>
+                        <a:ext uri="{28A0092B-C50C-407E-A947-70E740481C1C}">
+                          <a14:useLocalDpi xmlns:a14="http://schemas.microsoft.com/office/drawing/2010/main" val="0"/>
+                        </a:ext>
+                      </a:extLst>
+                    </a:blip>
+                    <a:stretch>
+                      <a:fillRect/>
+                    </a:stretch>
+                  </pic:blipFill>
+                  <pic:spPr>
+                    <a:xfrm>
+                      <a:off x="0" y="0"/>
+                      <a:ext cx="486410" cy="539870"/>
+                    </a:xfrm>
+                    <a:prstGeom prst="rect">
+                      <a:avLst/>
+                    </a:prstGeom>
+                  </pic:spPr>
+                </pic:pic>
+              </a:graphicData>
+            </a:graphic>
+            <wp14:sizeRelH relativeFrom="margin">
+              <wp14:pctWidth>0</wp14:pctWidth>
+            </wp14:sizeRelH>
+            <wp14:sizeRelV relativeFrom="margin">
+              <wp14:pctHeight>0</wp14:pctHeight>
+            </wp14:sizeRelV>
+          </wp:anchor>
+        </w:drawing>
+      </w:r>
+      <w:proofErr w:type="spellStart"/>
       <w:r>
         <w:rPr>
           <w:rFonts w:ascii="Preeti" w:hAnsi="Preeti"/>
@@ -213,8 +219,9 @@
           <w:sz w:val="40"/>
           <w:szCs w:val="40"/>
         </w:rPr>
-        <w:t>u|Lg ;f];fO6L klAns :s'n</w:t>
-      </w:r>
+        <w:t>u|</w:t>
+      </w:r>
+      <w:proofErr w:type="gramStart"/>
       <w:r>
         <w:rPr>
           <w:rFonts w:ascii="Preeti" w:hAnsi="Preeti"/>
@@ -223,8 +230,9 @@
           <w:sz w:val="40"/>
           <w:szCs w:val="40"/>
         </w:rPr>
-        <w:tab/>
-      </w:r>
+        <w:t>Lg</w:t>
+      </w:r>
+      <w:proofErr w:type="spellEnd"/>
       <w:r>
         <w:rPr>
           <w:rFonts w:ascii="Preeti" w:hAnsi="Preeti"/>
@@ -233,22 +241,473 @@
           <w:sz w:val="40"/>
           <w:szCs w:val="40"/>
         </w:rPr>
-        <w:tab/>
-      </w:r>
+        <w:t xml:space="preserve"> ;f];fO</w:t>
+      </w:r>
+      <w:proofErr w:type="gramEnd"/>
+      <w:r>
+        <w:rPr>
+          <w:rFonts w:ascii="Preeti" w:hAnsi="Preeti"/>
+          <w:b/>
+          <w:bCs/>
+          <w:sz w:val="40"/>
+          <w:szCs w:val="40"/>
+        </w:rPr>
+        <w:t xml:space="preserve">6L </w:t>
+      </w:r>
+      <w:proofErr w:type="spellStart"/>
+      <w:proofErr w:type="gramStart"/>
+      <w:r>
+        <w:rPr>
+          <w:rFonts w:ascii="Preeti" w:hAnsi="Preeti"/>
+          <w:b/>
+          <w:bCs/>
+          <w:sz w:val="40"/>
+          <w:szCs w:val="40"/>
+        </w:rPr>
+        <w:t>klAns</w:t>
+      </w:r>
+      <w:proofErr w:type="spellEnd"/>
+      <w:r>
+        <w:rPr>
+          <w:rFonts w:ascii="Preeti" w:hAnsi="Preeti"/>
+          <w:b/>
+          <w:bCs/>
+          <w:sz w:val="40"/>
+          <w:szCs w:val="40"/>
+        </w:rPr>
+        <w:t xml:space="preserve"> :</w:t>
+      </w:r>
+      <w:proofErr w:type="spellStart"/>
+      <w:r>
+        <w:rPr>
+          <w:rFonts w:ascii="Preeti" w:hAnsi="Preeti"/>
+          <w:b/>
+          <w:bCs/>
+          <w:sz w:val="40"/>
+          <w:szCs w:val="40"/>
+        </w:rPr>
+        <w:t>s'n</w:t>
+      </w:r>
+      <w:proofErr w:type="spellEnd"/>
+      <w:proofErr w:type="gramEnd"/>
     </w:p>
     <w:p>
       <w:pPr>
+        <w:tabs>
+          <w:tab w:val="left" w:pos="180"/>
+        </w:tabs>
+        <w:spacing w:after="0" w:line="240" w:lineRule="auto"/>
+        <w:jc w:val="center"/>
+      </w:pPr>
+      <w:r>
+        <w:rPr>
+          <w:rFonts w:ascii="Preeti" w:hAnsi="Preeti"/>
+          <w:b/>
+          <w:sz w:val="28"/>
+          <w:szCs w:val="28"/>
+        </w:rPr>
+        <w:t>/</w:t>
+      </w:r>
+      <w:proofErr w:type="spellStart"/>
+      <w:r>
+        <w:rPr>
+          <w:rFonts w:ascii="Preeti" w:hAnsi="Preeti"/>
+          <w:b/>
+          <w:sz w:val="28"/>
+          <w:szCs w:val="28"/>
+        </w:rPr>
+        <w:t>Tggu</w:t>
+      </w:r>
+      <w:proofErr w:type="spellEnd"/>
+      <w:r>
+        <w:rPr>
+          <w:rFonts w:ascii="Preeti" w:hAnsi="Preeti"/>
+          <w:b/>
+          <w:sz w:val="28"/>
+          <w:szCs w:val="28"/>
+        </w:rPr>
+        <w:t>/–&amp;</w:t>
+      </w:r>
+      <w:proofErr w:type="gramStart"/>
+      <w:r>
+        <w:rPr>
+          <w:rFonts w:ascii="Preeti" w:hAnsi="Preeti"/>
+          <w:b/>
+          <w:sz w:val="28"/>
+          <w:szCs w:val="28"/>
+        </w:rPr>
+        <w:t>, ;f</w:t>
+      </w:r>
+      <w:proofErr w:type="gramEnd"/>
+      <w:r>
+        <w:rPr>
+          <w:rFonts w:ascii="Preeti" w:hAnsi="Preeti"/>
+          <w:b/>
+          <w:sz w:val="28"/>
+          <w:szCs w:val="28"/>
+        </w:rPr>
+        <w:t>}/</w:t>
+      </w:r>
+      <w:proofErr w:type="spellStart"/>
+      <w:r>
+        <w:rPr>
+          <w:rFonts w:ascii="Preeti" w:hAnsi="Preeti"/>
+          <w:b/>
+          <w:sz w:val="28"/>
+          <w:szCs w:val="28"/>
+        </w:rPr>
+        <w:t>fxf</w:t>
+      </w:r>
+      <w:proofErr w:type="spellEnd"/>
+      <w:r>
+        <w:rPr>
+          <w:rFonts w:ascii="Preeti" w:hAnsi="Preeti"/>
+          <w:b/>
+          <w:sz w:val="28"/>
+          <w:szCs w:val="28"/>
+        </w:rPr>
+        <w:t xml:space="preserve"> </w:t>
+      </w:r>
+      <w:proofErr w:type="spellStart"/>
+      <w:r>
+        <w:rPr>
+          <w:rFonts w:ascii="Preeti" w:hAnsi="Preeti"/>
+          <w:b/>
+          <w:sz w:val="28"/>
+          <w:szCs w:val="28"/>
+        </w:rPr>
+        <w:t>lrtjg</w:t>
+      </w:r>
+      <w:proofErr w:type="spellEnd"/>
+    </w:p>
+    <w:p>
+      <w:pPr>
+        <w:tabs>
+          <w:tab w:val="left" w:pos="180"/>
+        </w:tabs>
+        <w:spacing w:after="0" w:line="240" w:lineRule="auto"/>
+        <w:jc w:val="center"/>
+      </w:pPr>
+      <w:proofErr w:type="gramStart"/>
+      <w:r>
+        <w:rPr>
+          <w:rFonts w:ascii="Preeti" w:hAnsi="Preeti"/>
+          <w:b/>
+          <w:sz w:val="36"/>
+          <w:szCs w:val="36"/>
+          <w:u w:val="single"/>
+        </w:rPr>
+        <w:t>t];|</w:t>
+      </w:r>
+      <w:proofErr w:type="gramEnd"/>
+      <w:r>
+        <w:rPr>
+          <w:rFonts w:ascii="Preeti" w:hAnsi="Preeti"/>
+          <w:b/>
+          <w:sz w:val="36"/>
+          <w:szCs w:val="36"/>
+          <w:u w:val="single"/>
+        </w:rPr>
+        <w:t>f]</w:t>
+      </w:r>
+      <w:r>
+        <w:rPr>
+          <w:rFonts w:ascii="Preeti" w:hAnsi="Preeti"/>
+          <w:b/>
+          <w:sz w:val="36"/>
+          <w:szCs w:val="36"/>
+          <w:u w:val="single"/>
+        </w:rPr>
+        <w:t xml:space="preserve"> </w:t>
+      </w:r>
+      <w:proofErr w:type="gramStart"/>
+      <w:r>
+        <w:rPr>
+          <w:rFonts w:ascii="Preeti" w:hAnsi="Preeti"/>
+          <w:b/>
+          <w:sz w:val="36"/>
+          <w:szCs w:val="36"/>
+          <w:u w:val="single"/>
+        </w:rPr>
+        <w:t>q}</w:t>
+      </w:r>
+      <w:proofErr w:type="spellStart"/>
+      <w:r>
+        <w:rPr>
+          <w:rFonts w:ascii="Preeti" w:hAnsi="Preeti"/>
+          <w:b/>
+          <w:sz w:val="36"/>
+          <w:szCs w:val="36"/>
+          <w:u w:val="single"/>
+        </w:rPr>
+        <w:t>dfl</w:t>
+      </w:r>
+      <w:proofErr w:type="gramEnd"/>
+      <w:r>
+        <w:rPr>
+          <w:rFonts w:ascii="Preeti" w:hAnsi="Preeti"/>
+          <w:b/>
+          <w:sz w:val="36"/>
+          <w:szCs w:val="36"/>
+          <w:u w:val="single"/>
+        </w:rPr>
+        <w:t>;s</w:t>
+      </w:r>
+      <w:proofErr w:type="spellEnd"/>
+      <w:r>
+        <w:rPr>
+          <w:rFonts w:ascii="Preeti" w:hAnsi="Preeti" w:cs="Times New Roman"/>
+          <w:bCs/>
+          <w:sz w:val="36"/>
+          <w:szCs w:val="36"/>
+          <w:u w:val="single"/>
+          <w:lang w:eastAsia="zh-CN"/>
+        </w:rPr>
+        <w:t xml:space="preserve"> </w:t>
+      </w:r>
+      <w:r>
+        <w:rPr>
+          <w:rFonts w:ascii="Mangal" w:hAnsi="Mangal" w:cs="Kokila" w:hint="cs"/>
+          <w:bCs/>
+          <w:noProof/>
+          <w:sz w:val="36"/>
+          <w:szCs w:val="36"/>
+          <w:u w:val="single"/>
+          <w:cs/>
+        </w:rPr>
+        <w:t>परीक्षा</w:t>
+      </w:r>
+      <w:r>
+        <w:rPr>
+          <w:rFonts w:ascii="Preeti" w:hAnsi="Preeti"/>
+          <w:b/>
+          <w:noProof/>
+          <w:sz w:val="36"/>
+          <w:szCs w:val="36"/>
+          <w:u w:val="single"/>
+        </w:rPr>
+        <w:t>—@)*</w:t>
+      </w:r>
+      <w:r>
+        <w:rPr>
+          <w:rFonts w:ascii="Preeti" w:hAnsi="Preeti"/>
+          <w:b/>
+          <w:noProof/>
+          <w:sz w:val="36"/>
+          <w:szCs w:val="36"/>
+          <w:u w:val="single"/>
+        </w:rPr>
+        <w:t>@</w:t>
+      </w:r>
+    </w:p>
+    <w:p>
+      <w:pPr>
+        <w:pBdr>
+          <w:bottom w:val="single" w:sz="6" w:space="1" w:color="auto"/>
+        </w:pBdr>
+        <w:tabs>
+          <w:tab w:val="left" w:pos="180"/>
+        </w:tabs>
         <w:spacing w:after="0" w:line="240" w:lineRule="auto"/>
         <w:jc w:val="both"/>
         <w:rPr>
           <w:rFonts w:ascii="Preeti" w:hAnsi="Preeti"/>
+          <w:b/>
+          <w:sz w:val="32"/>
+          <w:szCs w:val="32"/>
+        </w:rPr>
+      </w:pPr>
+      <w:proofErr w:type="spellStart"/>
+      <w:r>
+        <w:rPr>
+          <w:rFonts w:ascii="Preeti" w:hAnsi="Preeti"/>
+          <w:b/>
           <w:bCs/>
-          <w:sz w:val="28"/>
-          <w:szCs w:val="25"/>
+          <w:sz w:val="36"/>
+        </w:rPr>
+        <w:t>sIff</w:t>
+      </w:r>
+      <w:proofErr w:type="spellEnd"/>
+      <w:r>
+        <w:rPr>
+          <w:rFonts w:ascii="Preeti" w:hAnsi="Preeti"/>
+          <w:b/>
+          <w:bCs/>
+          <w:sz w:val="36"/>
+        </w:rPr>
+        <w:t xml:space="preserve"> M– Ps</w:t>
+      </w:r>
+      <w:r>
+        <w:rPr>
+          <w:rFonts w:ascii="Times New Roman" w:hAnsi="Times New Roman"/>
+          <w:b/>
+          <w:bCs/>
+          <w:sz w:val="24"/>
+          <w:szCs w:val="16"/>
+        </w:rPr>
+        <w:tab/>
+      </w:r>
+      <w:r>
+        <w:rPr>
+          <w:rFonts w:ascii="Times New Roman" w:hAnsi="Times New Roman"/>
+          <w:b/>
+          <w:bCs/>
+          <w:sz w:val="24"/>
+          <w:szCs w:val="16"/>
+        </w:rPr>
+        <w:tab/>
+      </w:r>
+      <w:r>
+        <w:rPr>
+          <w:rFonts w:ascii="Times New Roman" w:hAnsi="Times New Roman"/>
+          <w:b/>
+          <w:bCs/>
+          <w:sz w:val="20"/>
+          <w:szCs w:val="16"/>
+        </w:rPr>
+        <w:tab/>
+      </w:r>
+      <w:r>
+        <w:rPr>
+          <w:rFonts w:ascii="Times New Roman" w:hAnsi="Times New Roman"/>
+          <w:b/>
+          <w:sz w:val="20"/>
+        </w:rPr>
+        <w:t xml:space="preserve">        </w:t>
+      </w:r>
+      <w:r>
+        <w:rPr>
+          <w:rFonts w:ascii="Times New Roman" w:hAnsi="Times New Roman"/>
+          <w:b/>
+          <w:sz w:val="20"/>
+        </w:rPr>
+        <w:tab/>
+      </w:r>
+      <w:r>
+        <w:rPr>
+          <w:rFonts w:ascii="Times New Roman" w:hAnsi="Times New Roman"/>
+          <w:b/>
+          <w:sz w:val="20"/>
+        </w:rPr>
+        <w:tab/>
+        <w:t xml:space="preserve">      </w:t>
+      </w:r>
+      <w:r>
+        <w:rPr>
+          <w:rFonts w:ascii="Preeti" w:hAnsi="Preeti"/>
+          <w:b/>
+          <w:cs/>
+          <w:lang w:eastAsia="zh-CN" w:bidi="hi-IN"/>
+        </w:rPr>
+        <w:t xml:space="preserve">समय </w:t>
+      </w:r>
+      <w:proofErr w:type="gramStart"/>
+      <w:r>
+        <w:rPr>
+          <w:rFonts w:ascii="Preeti" w:hAnsi="Preeti"/>
+          <w:b/>
+          <w:rtl/>
           <w:cs/>
           <w:lang w:eastAsia="zh-CN"/>
         </w:rPr>
-      </w:pPr>
+        <w:t xml:space="preserve">- </w:t>
+      </w:r>
+      <w:r>
+        <w:rPr>
+          <w:rFonts w:ascii="Preeti" w:hAnsi="Preeti" w:hint="cs"/>
+          <w:b/>
+          <w:cs/>
+          <w:lang w:eastAsia="zh-CN" w:bidi="hi-IN"/>
+        </w:rPr>
+        <w:t xml:space="preserve"> </w:t>
+      </w:r>
+      <w:r>
+        <w:rPr>
+          <w:rFonts w:ascii="Preeti" w:hAnsi="Preeti"/>
+          <w:b/>
+          <w:lang w:eastAsia="zh-CN" w:bidi="hi-IN"/>
+        </w:rPr>
+        <w:t>@</w:t>
+      </w:r>
+      <w:proofErr w:type="gramEnd"/>
+      <w:r>
+        <w:rPr>
+          <w:rFonts w:ascii="Preeti" w:hAnsi="Preeti"/>
+          <w:b/>
+          <w:lang w:eastAsia="zh-CN" w:bidi="hi-IN"/>
+        </w:rPr>
+        <w:t xml:space="preserve"> </w:t>
+      </w:r>
+      <w:r>
+        <w:rPr>
+          <w:rFonts w:ascii="Preeti" w:hAnsi="Preeti"/>
+          <w:b/>
+          <w:sz w:val="28"/>
+          <w:szCs w:val="28"/>
+          <w:lang w:eastAsia="zh-CN" w:bidi="hi-IN"/>
+        </w:rPr>
+        <w:t>3+=</w:t>
+      </w:r>
+      <w:r>
+        <w:rPr>
+          <w:rFonts w:ascii="Preeti" w:hAnsi="Preeti"/>
+          <w:bCs/>
+          <w:sz w:val="24"/>
+          <w:szCs w:val="24"/>
+          <w:lang w:eastAsia="zh-CN" w:bidi="hi-IN"/>
+        </w:rPr>
+        <w:t xml:space="preserve">     </w:t>
+      </w:r>
+      <w:r>
+        <w:rPr>
+          <w:rFonts w:ascii="Preeti" w:hAnsi="Preeti"/>
+          <w:bCs/>
+          <w:sz w:val="24"/>
+          <w:szCs w:val="24"/>
+          <w:lang w:eastAsia="zh-CN" w:bidi="hi-IN"/>
+        </w:rPr>
+        <w:tab/>
+      </w:r>
+      <w:r>
+        <w:rPr>
+          <w:rFonts w:ascii="Preeti" w:hAnsi="Preeti"/>
+          <w:bCs/>
+          <w:sz w:val="24"/>
+          <w:szCs w:val="24"/>
+          <w:lang w:eastAsia="zh-CN" w:bidi="hi-IN"/>
+        </w:rPr>
+        <w:tab/>
+      </w:r>
+      <w:r>
+        <w:rPr>
+          <w:rFonts w:ascii="Preeti" w:hAnsi="Preeti"/>
+          <w:bCs/>
+          <w:sz w:val="24"/>
+          <w:szCs w:val="24"/>
+          <w:lang w:eastAsia="zh-CN" w:bidi="hi-IN"/>
+        </w:rPr>
+        <w:tab/>
+      </w:r>
+      <w:r>
+        <w:rPr>
+          <w:rFonts w:ascii="Preeti" w:hAnsi="Preeti"/>
+          <w:bCs/>
+          <w:sz w:val="24"/>
+          <w:szCs w:val="24"/>
+          <w:lang w:eastAsia="zh-CN" w:bidi="hi-IN"/>
+        </w:rPr>
+        <w:tab/>
+      </w:r>
+      <w:r>
+        <w:rPr>
+          <w:rFonts w:ascii="Preeti" w:hAnsi="Preeti"/>
+          <w:bCs/>
+          <w:sz w:val="24"/>
+          <w:szCs w:val="24"/>
+          <w:lang w:eastAsia="zh-CN" w:bidi="hi-IN"/>
+        </w:rPr>
+        <w:tab/>
+      </w:r>
       <w:r>
         <w:rPr>
           <w:rFonts w:ascii="Preeti" w:hAnsi="Preeti"/>
@@ -256,8 +715,9 @@
           <w:sz w:val="32"/>
           <w:szCs w:val="32"/>
         </w:rPr>
-        <w:tab/>
-      </w:r>
+        <w:t>k"0</w:t>
+      </w:r>
+      <w:proofErr w:type="gramStart"/>
       <w:r>
         <w:rPr>
           <w:rFonts w:ascii="Preeti" w:hAnsi="Preeti"/>
@@ -265,88 +725,9 @@
           <w:sz w:val="32"/>
           <w:szCs w:val="32"/>
         </w:rPr>
-        <w:tab/>
-        <w:t xml:space="preserve">     </w:t>
-      </w:r>
-      <w:r>
-        <w:rPr>
-          <w:rFonts w:ascii="Preeti" w:hAnsi="Preeti"/>
-          <w:b/>
-          <w:sz w:val="32"/>
-          <w:szCs w:val="32"/>
-        </w:rPr>
-        <w:tab/>
-        <w:t xml:space="preserve">     </w:t>
-      </w:r>
-      <w:r>
-        <w:rPr>
-          <w:rFonts w:ascii="Preeti" w:hAnsi="Preeti"/>
-          <w:b/>
-          <w:sz w:val="32"/>
-          <w:szCs w:val="32"/>
-        </w:rPr>
-        <w:tab/>
-      </w:r>
-      <w:r>
-        <w:rPr>
-          <w:rFonts w:ascii="Preeti" w:hAnsi="Preeti"/>
-          <w:b/>
-          <w:sz w:val="32"/>
-          <w:szCs w:val="32"/>
-        </w:rPr>
-        <w:tab/>
-      </w:r>
-      <w:r>
-        <w:rPr>
-          <w:rFonts w:ascii="Preeti" w:hAnsi="Preeti"/>
-          <w:b/>
-          <w:sz w:val="32"/>
-          <w:szCs w:val="32"/>
-        </w:rPr>
-        <w:t xml:space="preserve"> </w:t>
-      </w:r>
-      <w:r>
-        <w:rPr>
-          <w:rFonts w:ascii="Preeti" w:hAnsi="Preeti"/>
-          <w:b/>
-          <w:sz w:val="28"/>
-          <w:szCs w:val="28"/>
-        </w:rPr>
-        <w:t>/Tggu/–&amp;, lrtjg</w:t>
-      </w:r>
-      <w:r>
-        <w:rPr>
-          <w:rFonts w:ascii="Preeti" w:hAnsi="Preeti"/>
-          <w:b/>
-          <w:sz w:val="24"/>
-          <w:szCs w:val="24"/>
-        </w:rPr>
-        <w:tab/>
-      </w:r>
-      <w:r>
-        <w:rPr>
-          <w:rFonts w:ascii="Preeti" w:hAnsi="Preeti"/>
-          <w:b/>
-          <w:sz w:val="20"/>
-        </w:rPr>
-        <w:tab/>
-        <w:t xml:space="preserve">                 </w:t>
-      </w:r>
-    </w:p>
-    <w:p>
-      <w:pPr>
-        <w:pBdr>
-          <w:bottom w:val="single" w:sz="6" w:space="0" w:color="auto"/>
-        </w:pBdr>
-        <w:spacing w:after="0" w:line="240" w:lineRule="auto"/>
-        <w:rPr>
-          <w:rFonts w:ascii="Preeti" w:hAnsi="Preeti" w:cs="Kokila"/>
-          <w:bCs/>
-          <w:sz w:val="28"/>
-          <w:szCs w:val="28"/>
-          <w:lang w:eastAsia="zh-CN"/>
-        </w:rPr>
-      </w:pPr>
+        <w:t>ff{</w:t>
+      </w:r>
+      <w:proofErr w:type="gramEnd"/>
       <w:r>
         <w:rPr>
           <w:rFonts w:ascii="Preeti" w:hAnsi="Preeti" w:cs="Times New Roman"/>
@@ -355,8 +736,9 @@
           <w:szCs w:val="32"/>
           <w:lang w:eastAsia="zh-CN"/>
         </w:rPr>
-        <w:t xml:space="preserve">          </w:t>
-      </w:r>
+        <w:t xml:space="preserve">ÍM– </w:t>
+      </w:r>
+      <w:proofErr w:type="gramStart"/>
       <w:r>
         <w:rPr>
           <w:rFonts w:ascii="Preeti" w:hAnsi="Preeti" w:cs="Times New Roman"/>
@@ -365,7 +747,51 @@
           <w:szCs w:val="32"/>
           <w:lang w:eastAsia="zh-CN"/>
         </w:rPr>
-        <w:tab/>
+        <w:t>%)</w:t>
+      </w:r>
+      <w:r>
+        <w:rPr>
+          <w:rFonts w:ascii="Preeti" w:hAnsi="Preeti"/>
+          <w:bCs/>
+          <w:sz w:val="24"/>
+          <w:szCs w:val="24"/>
+          <w:lang w:eastAsia="zh-CN" w:bidi="hi-IN"/>
+        </w:rPr>
+        <w:t xml:space="preserve">   </w:t>
+      </w:r>
+      <w:proofErr w:type="gramEnd"/>
+      <w:r>
+        <w:rPr>
+          <w:rFonts w:ascii="Preeti" w:hAnsi="Preeti"/>
+          <w:bCs/>
+          <w:sz w:val="24"/>
+          <w:szCs w:val="24"/>
+          <w:lang w:eastAsia="zh-CN" w:bidi="hi-IN"/>
+        </w:rPr>
+        <w:t xml:space="preserve">       </w:t>
+      </w:r>
+      <w:proofErr w:type="spellStart"/>
+      <w:r>
+        <w:rPr>
+          <w:rFonts w:ascii="Preeti" w:hAnsi="Preeti" w:cs="Times New Roman"/>
+          <w:b/>
+          <w:sz w:val="36"/>
+          <w:szCs w:val="36"/>
+          <w:lang w:eastAsia="zh-CN"/>
+        </w:rPr>
+        <w:t>ljifoM</w:t>
+      </w:r>
+      <w:proofErr w:type="spellEnd"/>
+      <w:proofErr w:type="gramStart"/>
+      <w:r>
+        <w:rPr>
+          <w:rFonts w:ascii="Preeti" w:hAnsi="Preeti" w:cs="Times New Roman"/>
+          <w:b/>
+          <w:sz w:val="36"/>
+          <w:szCs w:val="36"/>
+          <w:lang w:eastAsia="zh-CN"/>
+        </w:rPr>
+        <w:t xml:space="preserve">– </w:t>
       </w:r>
       <w:r>
         <w:rPr>
@@ -375,9 +801,9 @@
           <w:szCs w:val="32"/>
           <w:lang w:eastAsia="zh-CN"/>
         </w:rPr>
-        <w:tab/>
-        <w:t xml:space="preserve"> </w:t>
-      </w:r>
+        <w:t>;]/</w:t>
+      </w:r>
+      <w:proofErr w:type="gramEnd"/>
       <w:r>
         <w:rPr>
           <w:rFonts w:ascii="Preeti" w:hAnsi="Preeti" w:cs="Times New Roman"/>
@@ -386,8 +812,9 @@
           <w:szCs w:val="32"/>
           <w:lang w:eastAsia="zh-CN"/>
         </w:rPr>
-        <w:tab/>
-      </w:r>
+        <w:t>]</w:t>
+      </w:r>
+      <w:proofErr w:type="spellStart"/>
       <w:r>
         <w:rPr>
           <w:rFonts w:ascii="Preeti" w:hAnsi="Preeti" w:cs="Times New Roman"/>
@@ -396,119 +823,9 @@
           <w:szCs w:val="32"/>
           <w:lang w:eastAsia="zh-CN"/>
         </w:rPr>
-        <w:tab/>
-      </w:r>
-      <w:r>
-        <w:rPr>
-          <w:rFonts w:ascii="Preeti" w:hAnsi="Preeti" w:cs="Times New Roman"/>
-          <w:b/>
-          <w:sz w:val="40"/>
-          <w:szCs w:val="40"/>
-          <w:u w:val="single"/>
-          <w:lang w:eastAsia="zh-CN"/>
-        </w:rPr>
-        <w:t>t];|f] q}</w:t>
-      </w:r>
-      <w:r>
-        <w:rPr>
-          <w:rFonts w:ascii="Preeti" w:hAnsi="Preeti" w:cs="Times New Roman"/>
-          <w:b/>
-          <w:sz w:val="40"/>
-          <w:szCs w:val="40"/>
-          <w:u w:val="single"/>
-          <w:lang w:eastAsia="zh-CN"/>
-        </w:rPr>
-        <w:t>df;Ls</w:t>
-      </w:r>
-      <w:r>
-        <w:rPr>
-          <w:rFonts w:ascii="Preeti" w:hAnsi="Preeti" w:cs="Times New Roman"/>
-          <w:bCs/>
-          <w:sz w:val="28"/>
-          <w:szCs w:val="28"/>
-          <w:u w:val="single"/>
-          <w:lang w:eastAsia="zh-CN"/>
-        </w:rPr>
-        <w:t xml:space="preserve"> </w:t>
-      </w:r>
-      <w:r>
-        <w:rPr>
-          <w:rFonts w:ascii="Nirmala UI" w:hAnsi="Nirmala UI" w:cs="Nirmala UI" w:hint="cs"/>
-          <w:bCs/>
-          <w:noProof/>
-          <w:sz w:val="28"/>
-          <w:szCs w:val="28"/>
-          <w:u w:val="single"/>
-          <w:cs/>
-        </w:rPr>
-        <w:t>परीक्षा</w:t>
-      </w:r>
-      <w:r>
-        <w:rPr>
-          <w:rFonts w:ascii="Preeti" w:hAnsi="Preeti"/>
-          <w:bCs/>
-          <w:noProof/>
-          <w:sz w:val="28"/>
-          <w:szCs w:val="28"/>
-          <w:u w:val="single"/>
-        </w:rPr>
-        <w:t>—</w:t>
-      </w:r>
-      <w:r>
-        <w:rPr>
-          <w:rFonts w:ascii="Nirmala UI" w:hAnsi="Nirmala UI" w:cs="Nirmala UI" w:hint="cs"/>
-          <w:bCs/>
-          <w:noProof/>
-          <w:sz w:val="28"/>
-          <w:szCs w:val="28"/>
-          <w:u w:val="single"/>
-          <w:cs/>
-        </w:rPr>
-        <w:t>२</w:t>
-      </w:r>
-      <w:r>
-        <w:rPr>
-          <w:rFonts w:ascii="Preeti" w:hAnsi="Preeti" w:cs="Times New Roman"/>
-          <w:b/>
-          <w:sz w:val="40"/>
-          <w:szCs w:val="40"/>
-          <w:u w:val="single"/>
-          <w:lang w:eastAsia="zh-CN"/>
-        </w:rPr>
-        <w:t>)*@</w:t>
-      </w:r>
-      <w:r>
-        <w:rPr>
-          <w:rFonts w:ascii="Preeti" w:hAnsi="Preeti" w:cs="Times New Roman"/>
-          <w:b/>
-          <w:sz w:val="28"/>
-          <w:szCs w:val="28"/>
-          <w:lang w:eastAsia="zh-CN"/>
-        </w:rPr>
-        <w:t xml:space="preserve">     </w:t>
-      </w:r>
-    </w:p>
-    <w:p>
-      <w:pPr>
-        <w:pBdr>
-          <w:bottom w:val="single" w:sz="6" w:space="0" w:color="auto"/>
-        </w:pBdr>
-        <w:spacing w:after="0" w:line="240" w:lineRule="auto"/>
-        <w:rPr>
-          <w:rFonts w:ascii="Preeti" w:hAnsi="Preeti"/>
-          <w:b/>
-          <w:lang w:eastAsia="zh-CN"/>
-        </w:rPr>
-      </w:pPr>
-      <w:r>
-        <w:rPr>
-          <w:rFonts w:ascii="Preeti" w:hAnsi="Preeti"/>
-          <w:b/>
-          <w:sz w:val="32"/>
-          <w:szCs w:val="32"/>
-        </w:rPr>
-        <w:t>sIff</w:t>
-      </w:r>
+        <w:t>fkm</w:t>
+      </w:r>
+      <w:proofErr w:type="spellEnd"/>
       <w:r>
         <w:rPr>
           <w:rFonts w:ascii="Preeti" w:hAnsi="Preeti" w:cs="Times New Roman"/>
@@ -517,7 +834,7 @@
           <w:szCs w:val="32"/>
           <w:lang w:eastAsia="zh-CN"/>
         </w:rPr>
-        <w:t xml:space="preserve"> M– </w:t>
+        <w:t>/f</w:t>
       </w:r>
       <w:r>
         <w:rPr>
@@ -527,387 +844,633 @@
           <w:szCs w:val="32"/>
           <w:lang w:eastAsia="zh-CN"/>
         </w:rPr>
-        <w:t>Ps</w:t>
-      </w:r>
-      <w:r>
-        <w:rPr>
-          <w:rFonts w:ascii="Kokila" w:hAnsi="Kokila" w:cs="Kokila" w:hint="cs"/>
-          <w:bCs/>
-          <w:cs/>
-          <w:lang w:eastAsia="zh-CN"/>
-        </w:rPr>
-        <w:t xml:space="preserve">                                               </w:t>
-      </w:r>
-      <w:r>
-        <w:rPr>
-          <w:rFonts w:ascii="Kokila" w:hAnsi="Kokila" w:cs="Kokila"/>
-          <w:bCs/>
-          <w:lang w:eastAsia="zh-CN"/>
-        </w:rPr>
         <w:t xml:space="preserve"> </w:t>
       </w:r>
-      <w:r>
-        <w:rPr>
-          <w:rFonts w:ascii="Preeti" w:hAnsi="Preeti" w:cs="Kokila"/>
-          <w:b/>
-          <w:sz w:val="24"/>
-          <w:lang w:eastAsia="zh-CN"/>
-        </w:rPr>
-        <w:t xml:space="preserve">;do </w:t>
-      </w:r>
-      <w:r>
-        <w:rPr>
-          <w:rFonts w:ascii="Preeti" w:hAnsi="Preeti" w:cs="Times New Roman"/>
-          <w:b/>
-          <w:sz w:val="32"/>
-          <w:szCs w:val="32"/>
-          <w:lang w:eastAsia="zh-CN"/>
-        </w:rPr>
-        <w:t>–</w:t>
-      </w:r>
-      <w:r>
-        <w:rPr>
-          <w:rFonts w:ascii="Preeti" w:hAnsi="Preeti" w:cs="Kokila"/>
-          <w:b/>
-          <w:sz w:val="24"/>
-          <w:lang w:eastAsia="zh-CN"/>
+    </w:p>
+    <w:tbl>
+      <w:tblPr>
+        <w:tblStyle w:val="TableGrid"/>
+        <w:tblW w:w="10885" w:type="dxa"/>
+        <w:tblLook w:val="04A0" w:firstRow="1" w:lastRow="0" w:firstColumn="1" w:lastColumn="0" w:noHBand="0" w:noVBand="1"/>
+      </w:tblPr>
+      <w:tblGrid>
+        <w:gridCol w:w="10885"/>
+      </w:tblGrid>
+      <w:tr>
+        <w:tc>
+          <w:tcPr>
+            <w:tcW w:w="10885" w:type="dxa"/>
+            <w:tcBorders>
+              <w:top w:val="single" w:sz="4" w:space="0" w:color="000000" w:themeColor="text1"/>
+              <w:left w:val="single" w:sz="4" w:space="0" w:color="000000" w:themeColor="text1"/>
+              <w:bottom w:val="single" w:sz="4" w:space="0" w:color="000000" w:themeColor="text1"/>
+              <w:right w:val="single" w:sz="4" w:space="0" w:color="000000" w:themeColor="text1"/>
+            </w:tcBorders>
+          </w:tcPr>
+          <w:p>
+            <w:pPr>
+              <w:tabs>
+                <w:tab w:val="left" w:pos="180"/>
+              </w:tabs>
+              <w:rPr>
+                <w:rFonts w:ascii="Times New Roman" w:hAnsi="Times New Roman"/>
+                <w:b/>
+                <w:bCs/>
+                <w:sz w:val="24"/>
+                <w:szCs w:val="24"/>
+              </w:rPr>
+            </w:pPr>
+          </w:p>
+          <w:p>
+            <w:pPr>
+              <w:tabs>
+                <w:tab w:val="left" w:pos="180"/>
+              </w:tabs>
+              <w:rPr>
+                <w:rFonts w:ascii="Preeti" w:hAnsi="Preeti"/>
+                <w:b/>
+                <w:bCs/>
+                <w:sz w:val="40"/>
+                <w:szCs w:val="40"/>
+              </w:rPr>
+            </w:pPr>
+            <w:proofErr w:type="spellStart"/>
+            <w:proofErr w:type="gramStart"/>
+            <w:r>
+              <w:rPr>
+                <w:rFonts w:ascii="Preeti" w:hAnsi="Preeti"/>
+                <w:b/>
+                <w:bCs/>
+                <w:sz w:val="40"/>
+                <w:szCs w:val="40"/>
+              </w:rPr>
+              <w:t>gfd</w:t>
+            </w:r>
+            <w:proofErr w:type="spellEnd"/>
+            <w:r>
+              <w:rPr>
+                <w:rFonts w:ascii="Preeti" w:hAnsi="Preeti"/>
+                <w:b/>
+                <w:bCs/>
+                <w:sz w:val="40"/>
+                <w:szCs w:val="40"/>
+              </w:rPr>
+              <w:t xml:space="preserve"> </w:t>
+            </w:r>
+            <w:r>
+              <w:rPr>
+                <w:rFonts w:ascii="Times New Roman" w:hAnsi="Times New Roman"/>
+                <w:b/>
+                <w:bCs/>
+                <w:sz w:val="40"/>
+                <w:szCs w:val="40"/>
+              </w:rPr>
+              <w:t>:</w:t>
+            </w:r>
+            <w:proofErr w:type="gramEnd"/>
+            <w:r>
+              <w:rPr>
+                <w:rFonts w:ascii="Times New Roman" w:hAnsi="Times New Roman"/>
+                <w:b/>
+                <w:bCs/>
+                <w:sz w:val="40"/>
+                <w:szCs w:val="40"/>
+              </w:rPr>
+              <w:t xml:space="preserve"> </w:t>
+            </w:r>
+            <w:r>
+              <w:rPr>
+                <w:rFonts w:ascii="Preeti" w:hAnsi="Preeti"/>
+                <w:b/>
+                <w:bCs/>
+                <w:sz w:val="40"/>
+                <w:szCs w:val="40"/>
+              </w:rPr>
+              <w:t>====================================================/</w:t>
+            </w:r>
+            <w:proofErr w:type="gramStart"/>
+            <w:r>
+              <w:rPr>
+                <w:rFonts w:ascii="Preeti" w:hAnsi="Preeti"/>
+                <w:b/>
+                <w:bCs/>
+                <w:sz w:val="40"/>
+                <w:szCs w:val="40"/>
+              </w:rPr>
+              <w:t>f]n</w:t>
+            </w:r>
+            <w:proofErr w:type="gramEnd"/>
+            <w:r>
+              <w:rPr>
+                <w:rFonts w:ascii="Preeti" w:hAnsi="Preeti"/>
+                <w:b/>
+                <w:bCs/>
+                <w:sz w:val="40"/>
+                <w:szCs w:val="40"/>
+              </w:rPr>
+              <w:t xml:space="preserve"> g+=============</w:t>
+            </w:r>
+            <w:proofErr w:type="gramStart"/>
+            <w:r>
+              <w:rPr>
+                <w:rFonts w:ascii="Preeti" w:hAnsi="Preeti"/>
+                <w:b/>
+                <w:bCs/>
+                <w:sz w:val="40"/>
+                <w:szCs w:val="40"/>
+              </w:rPr>
+              <w:t>;]</w:t>
+            </w:r>
+            <w:proofErr w:type="spellStart"/>
+            <w:r>
+              <w:rPr>
+                <w:rFonts w:ascii="Preeti" w:hAnsi="Preeti"/>
+                <w:b/>
+                <w:bCs/>
+                <w:sz w:val="40"/>
+                <w:szCs w:val="40"/>
+              </w:rPr>
+              <w:t>S</w:t>
+            </w:r>
+            <w:proofErr w:type="gramEnd"/>
+            <w:r>
+              <w:rPr>
+                <w:rFonts w:ascii="Preeti" w:hAnsi="Preeti"/>
+                <w:b/>
+                <w:bCs/>
+                <w:sz w:val="40"/>
+                <w:szCs w:val="40"/>
+              </w:rPr>
+              <w:t>;g</w:t>
+            </w:r>
+            <w:proofErr w:type="spellEnd"/>
+            <w:r>
+              <w:rPr>
+                <w:rFonts w:ascii="Preeti" w:hAnsi="Preeti"/>
+                <w:b/>
+                <w:bCs/>
+                <w:sz w:val="40"/>
+                <w:szCs w:val="40"/>
+              </w:rPr>
+              <w:t xml:space="preserve"> </w:t>
+            </w:r>
+            <w:proofErr w:type="gramStart"/>
+            <w:r>
+              <w:rPr>
+                <w:rFonts w:ascii="Preeti" w:hAnsi="Preeti"/>
+                <w:b/>
+                <w:bCs/>
+                <w:sz w:val="40"/>
+                <w:szCs w:val="40"/>
+              </w:rPr>
+              <w:t>M</w:t>
+            </w:r>
+            <w:r>
+              <w:rPr>
+                <w:rFonts w:ascii="Times New Roman" w:hAnsi="Times New Roman"/>
+                <w:b/>
+                <w:bCs/>
+                <w:sz w:val="24"/>
+                <w:szCs w:val="24"/>
+              </w:rPr>
+              <w:t xml:space="preserve">  </w:t>
+            </w:r>
+            <w:r>
+              <w:rPr>
+                <w:rFonts w:ascii="Preeti" w:hAnsi="Preeti"/>
+                <w:b/>
+                <w:bCs/>
+                <w:sz w:val="40"/>
+                <w:szCs w:val="40"/>
+              </w:rPr>
+              <w:t>=</w:t>
+            </w:r>
+            <w:proofErr w:type="gramEnd"/>
+            <w:r>
+              <w:rPr>
+                <w:rFonts w:ascii="Preeti" w:hAnsi="Preeti"/>
+                <w:b/>
+                <w:bCs/>
+                <w:sz w:val="40"/>
+                <w:szCs w:val="40"/>
+              </w:rPr>
+              <w:t>===============</w:t>
+            </w:r>
+            <w:r>
+              <w:rPr>
+                <w:rFonts w:ascii="Times New Roman" w:hAnsi="Times New Roman"/>
+                <w:b/>
+                <w:bCs/>
+                <w:sz w:val="24"/>
+                <w:szCs w:val="24"/>
+              </w:rPr>
+              <w:t xml:space="preserve">                                                                                       </w:t>
+            </w:r>
+          </w:p>
+        </w:tc>
+      </w:tr>
+      <w:tr>
+        <w:tc>
+          <w:tcPr>
+            <w:tcW w:w="10885" w:type="dxa"/>
+            <w:tcBorders>
+              <w:top w:val="single" w:sz="4" w:space="0" w:color="000000" w:themeColor="text1"/>
+              <w:left w:val="single" w:sz="4" w:space="0" w:color="000000" w:themeColor="text1"/>
+              <w:bottom w:val="single" w:sz="4" w:space="0" w:color="000000" w:themeColor="text1"/>
+              <w:right w:val="single" w:sz="4" w:space="0" w:color="000000" w:themeColor="text1"/>
+            </w:tcBorders>
+            <w:hideMark/>
+          </w:tcPr>
+          <w:p>
+            <w:pPr>
+              <w:tabs>
+                <w:tab w:val="left" w:pos="180"/>
+              </w:tabs>
+              <w:rPr>
+                <w:rFonts w:ascii="Times New Roman" w:hAnsi="Times New Roman"/>
+                <w:b/>
+                <w:bCs/>
+                <w:sz w:val="24"/>
+                <w:szCs w:val="24"/>
+              </w:rPr>
+            </w:pPr>
+            <w:r>
+              <w:rPr>
+                <w:noProof/>
+              </w:rPr>
+              <mc:AlternateContent>
+                <mc:Choice Requires="wps">
+                  <w:drawing>
+                    <wp:anchor distT="0" distB="0" distL="114300" distR="114300" simplePos="0" relativeHeight="251847680" behindDoc="0" locked="0" layoutInCell="1" allowOverlap="1" wp14:anchorId="28C4E92D" wp14:editId="25322703">
+                      <wp:simplePos x="0" y="0"/>
+                      <wp:positionH relativeFrom="column">
+                        <wp:posOffset>5715000</wp:posOffset>
+                      </wp:positionH>
+                      <wp:positionV relativeFrom="paragraph">
+                        <wp:posOffset>62865</wp:posOffset>
+                      </wp:positionV>
+                      <wp:extent cx="1028700" cy="466725"/>
+                      <wp:effectExtent l="0" t="0" r="19050" b="28575"/>
+                      <wp:wrapNone/>
+                      <wp:docPr id="100975158" name="Rectangle 2"/>
+                      <wp:cNvGraphicFramePr>
+                        <a:graphicFrameLocks xmlns:a="http://schemas.openxmlformats.org/drawingml/2006/main"/>
+                      </wp:cNvGraphicFramePr>
+                      <a:graphic xmlns:a="http://schemas.openxmlformats.org/drawingml/2006/main">
+                        <a:graphicData uri="http://schemas.microsoft.com/office/word/2010/wordprocessingShape">
+                          <wps:wsp>
+                            <wps:cNvSpPr>
+                              <a:spLocks noChangeArrowheads="1"/>
+                            </wps:cNvSpPr>
+                            <wps:spPr bwMode="auto">
+                              <a:xfrm>
+                                <a:off x="0" y="0"/>
+                                <a:ext cx="1028700" cy="466725"/>
+                              </a:xfrm>
+                              <a:prstGeom prst="rect">
+                                <a:avLst/>
+                              </a:prstGeom>
+                              <a:solidFill>
+                                <a:srgbClr val="FFFFFF"/>
+                              </a:solidFill>
+                              <a:ln w="19050">
+                                <a:solidFill>
+                                  <a:srgbClr val="000000"/>
+                                </a:solidFill>
+                                <a:miter lim="800000"/>
+                                <a:headEnd/>
+                                <a:tailEnd/>
+                              </a:ln>
+                            </wps:spPr>
+                            <wps:bodyPr rot="0" vert="horz" wrap="square" lIns="91440" tIns="45720" rIns="91440" bIns="45720" anchor="t" anchorCtr="0" upright="1">
+                              <a:noAutofit/>
+                            </wps:bodyPr>
+                          </wps:wsp>
+                        </a:graphicData>
+                      </a:graphic>
+                      <wp14:sizeRelH relativeFrom="page">
+                        <wp14:pctWidth>0</wp14:pctWidth>
+                      </wp14:sizeRelH>
+                      <wp14:sizeRelV relativeFrom="page">
+                        <wp14:pctHeight>0</wp14:pctHeight>
+                      </wp14:sizeRelV>
+                    </wp:anchor>
+                  </w:drawing>
+                </mc:Choice>
+                <mc:Fallback>
+                  <w:pict>
+                    <v:rect w14:anchorId="5EBE95C2" id="Rectangle 2" o:spid="_x0000_s1026" style="position:absolute;margin-left:450pt;margin-top:4.95pt;width:81pt;height:36.75pt;z-index:251847680;visibility:visible;mso-wrap-style:square;mso-width-percent:0;mso-height-percent:0;mso-wrap-distance-left:9pt;mso-wrap-distance-top:0;mso-wrap-distance-right:9pt;mso-wrap-distance-bottom:0;mso-position-horizontal:absolute;mso-position-horizontal-relative:text;mso-position-vertical:absolute;mso-position-vertical-relative:text;mso-width-percent:0;mso-height-percent:0;mso-width-relative:page;mso-height-relative:page;v-text-anchor:top" o:gfxdata="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" strokeweight="1.5pt"/>
+                  </w:pict>
+                </mc:Fallback>
+              </mc:AlternateContent>
+            </w:r>
+          </w:p>
+          <w:p>
+            <w:pPr>
+              <w:tabs>
+                <w:tab w:val="left" w:pos="180"/>
+              </w:tabs>
+              <w:autoSpaceDE w:val="0"/>
+              <w:autoSpaceDN w:val="0"/>
+              <w:adjustRightInd w:val="0"/>
+              <w:rPr>
+                <w:rFonts w:ascii="MS Shell Dlg 2" w:hAnsi="MS Shell Dlg 2" w:cs="MS Shell Dlg 2"/>
+                <w:sz w:val="23"/>
+                <w:szCs w:val="23"/>
+                <w:lang w:bidi="hi-IN"/>
+              </w:rPr>
+            </w:pPr>
+            <w:r>
+              <w:rPr>
+                <w:rFonts w:ascii="Times New Roman" w:hAnsi="Times New Roman"/>
+                <w:b/>
+                <w:bCs/>
+                <w:sz w:val="24"/>
+                <w:szCs w:val="24"/>
+              </w:rPr>
+              <w:t xml:space="preserve">              _________________________         ______________________        </w:t>
+            </w:r>
+            <w:proofErr w:type="spellStart"/>
+            <w:r>
+              <w:rPr>
+                <w:rFonts w:ascii="Preeti" w:hAnsi="Preeti"/>
+                <w:b/>
+                <w:bCs/>
+                <w:sz w:val="36"/>
+                <w:szCs w:val="36"/>
+              </w:rPr>
+              <w:t>s'n</w:t>
+            </w:r>
+            <w:proofErr w:type="spellEnd"/>
+            <w:r>
+              <w:rPr>
+                <w:rFonts w:ascii="Preeti" w:hAnsi="Preeti"/>
+                <w:b/>
+                <w:bCs/>
+                <w:sz w:val="36"/>
+                <w:szCs w:val="36"/>
+              </w:rPr>
+              <w:t xml:space="preserve"> </w:t>
+            </w:r>
+            <w:proofErr w:type="spellStart"/>
+            <w:r>
+              <w:rPr>
+                <w:rFonts w:ascii="Preeti" w:hAnsi="Preeti"/>
+                <w:b/>
+                <w:bCs/>
+                <w:sz w:val="36"/>
+                <w:szCs w:val="36"/>
+              </w:rPr>
+              <w:t>k|</w:t>
+            </w:r>
+            <w:proofErr w:type="gramStart"/>
+            <w:r>
+              <w:rPr>
+                <w:rFonts w:ascii="Preeti" w:hAnsi="Preeti"/>
+                <w:b/>
+                <w:bCs/>
+                <w:sz w:val="36"/>
+                <w:szCs w:val="36"/>
+              </w:rPr>
+              <w:t>fKtf</w:t>
+            </w:r>
+            <w:r>
+              <w:rPr>
+                <w:rFonts w:ascii="Preeti" w:hAnsi="Preeti" w:cs="Preeti"/>
+                <w:sz w:val="36"/>
+                <w:szCs w:val="36"/>
+                <w:lang w:bidi="hi-IN"/>
+              </w:rPr>
+              <w:t>Í</w:t>
+            </w:r>
+            <w:proofErr w:type="spellEnd"/>
+            <w:r>
+              <w:rPr>
+                <w:rFonts w:ascii="Preeti" w:hAnsi="Preeti" w:cs="Preeti"/>
+                <w:sz w:val="36"/>
+                <w:szCs w:val="36"/>
+                <w:lang w:bidi="hi-IN"/>
+              </w:rPr>
+              <w:t xml:space="preserve"> </w:t>
+            </w:r>
+            <w:r>
+              <w:rPr>
+                <w:rFonts w:ascii="Times New Roman" w:hAnsi="Times New Roman"/>
+                <w:b/>
+                <w:bCs/>
+                <w:sz w:val="24"/>
+                <w:szCs w:val="24"/>
+              </w:rPr>
+              <w:t>:</w:t>
+            </w:r>
+            <w:proofErr w:type="gramEnd"/>
+          </w:p>
+          <w:p>
+            <w:pPr>
+              <w:tabs>
+                <w:tab w:val="left" w:pos="180"/>
+              </w:tabs>
+              <w:rPr>
+                <w:rFonts w:ascii="Times New Roman" w:hAnsi="Times New Roman"/>
+                <w:b/>
+                <w:bCs/>
+                <w:sz w:val="24"/>
+                <w:szCs w:val="24"/>
+              </w:rPr>
+            </w:pPr>
+            <w:r>
+              <w:rPr>
+                <w:rFonts w:ascii="Times New Roman" w:hAnsi="Times New Roman"/>
+                <w:b/>
+                <w:bCs/>
+                <w:sz w:val="32"/>
+                <w:szCs w:val="32"/>
+              </w:rPr>
+              <w:t xml:space="preserve">                    </w:t>
+            </w:r>
+            <w:r>
+              <w:rPr>
+                <w:rFonts w:ascii="Preeti" w:hAnsi="Preeti"/>
+                <w:b/>
+                <w:bCs/>
+                <w:sz w:val="32"/>
+                <w:szCs w:val="32"/>
+              </w:rPr>
+              <w:t>lg/</w:t>
+            </w:r>
+            <w:proofErr w:type="spellStart"/>
+            <w:r>
+              <w:rPr>
+                <w:rFonts w:ascii="Preeti" w:hAnsi="Preeti"/>
+                <w:b/>
+                <w:bCs/>
+                <w:sz w:val="32"/>
+                <w:szCs w:val="32"/>
+              </w:rPr>
+              <w:t>LIfssf</w:t>
+            </w:r>
+            <w:proofErr w:type="spellEnd"/>
+            <w:proofErr w:type="gramStart"/>
+            <w:r>
+              <w:rPr>
+                <w:rFonts w:ascii="Preeti" w:hAnsi="Preeti"/>
+                <w:b/>
+                <w:bCs/>
+                <w:sz w:val="32"/>
+                <w:szCs w:val="32"/>
+              </w:rPr>
+              <w:t>] ;xL</w:t>
+            </w:r>
+            <w:proofErr w:type="gramEnd"/>
+            <w:r>
+              <w:rPr>
+                <w:rFonts w:ascii="Times New Roman" w:hAnsi="Times New Roman"/>
+                <w:b/>
+                <w:bCs/>
+                <w:sz w:val="32"/>
+                <w:szCs w:val="32"/>
+              </w:rPr>
+              <w:t xml:space="preserve">                        </w:t>
+            </w:r>
+            <w:r>
+              <w:rPr>
+                <w:rFonts w:ascii="Preeti" w:hAnsi="Preeti"/>
+                <w:b/>
+                <w:bCs/>
+                <w:sz w:val="32"/>
+                <w:szCs w:val="32"/>
+              </w:rPr>
+              <w:t>k/</w:t>
+            </w:r>
+            <w:proofErr w:type="spellStart"/>
+            <w:r>
+              <w:rPr>
+                <w:rFonts w:ascii="Preeti" w:hAnsi="Preeti"/>
+                <w:b/>
+                <w:bCs/>
+                <w:sz w:val="32"/>
+                <w:szCs w:val="32"/>
+              </w:rPr>
+              <w:t>LIfssf</w:t>
+            </w:r>
+            <w:proofErr w:type="spellEnd"/>
+            <w:proofErr w:type="gramStart"/>
+            <w:r>
+              <w:rPr>
+                <w:rFonts w:ascii="Preeti" w:hAnsi="Preeti"/>
+                <w:b/>
+                <w:bCs/>
+                <w:sz w:val="32"/>
+                <w:szCs w:val="32"/>
+              </w:rPr>
+              <w:t>] ;</w:t>
+            </w:r>
+            <w:proofErr w:type="spellStart"/>
+            <w:r>
+              <w:rPr>
+                <w:rFonts w:ascii="Preeti" w:hAnsi="Preeti"/>
+                <w:b/>
+                <w:bCs/>
+                <w:sz w:val="32"/>
+                <w:szCs w:val="32"/>
+              </w:rPr>
+              <w:t>xL</w:t>
+            </w:r>
+            <w:proofErr w:type="spellEnd"/>
+            <w:proofErr w:type="gramEnd"/>
+            <w:r>
+              <w:rPr>
+                <w:rFonts w:ascii="Times New Roman" w:hAnsi="Times New Roman"/>
+                <w:b/>
+                <w:bCs/>
+                <w:sz w:val="32"/>
+                <w:szCs w:val="32"/>
+              </w:rPr>
+              <w:t xml:space="preserve">             </w:t>
+            </w:r>
+          </w:p>
+        </w:tc>
+      </w:tr>
+    </w:tbl>
+    <w:bookmarkEnd w:id="0"/>
+    <w:p>
+      <w:pPr>
+        <w:spacing w:line="240" w:lineRule="auto"/>
+        <w:rPr>
+          <w:rFonts w:ascii="Preeti" w:hAnsi="Preeti" w:cs="Times New Roman"/>
+          <w:b/>
+          <w:sz w:val="36"/>
+          <w:szCs w:val="36"/>
+        </w:rPr>
+      </w:pPr>
+      <w:proofErr w:type="gramStart"/>
+      <w:r>
+        <w:rPr>
+          <w:rFonts w:ascii="Preeti" w:hAnsi="Preeti" w:cs="Times New Roman"/>
+          <w:b/>
+          <w:sz w:val="36"/>
+          <w:szCs w:val="36"/>
+        </w:rPr>
+        <w:t>!_</w:t>
+      </w:r>
+      <w:proofErr w:type="gramEnd"/>
+      <w:r>
+        <w:rPr>
+          <w:rFonts w:ascii="Preeti" w:hAnsi="Preeti" w:cs="Times New Roman"/>
+          <w:b/>
+          <w:sz w:val="36"/>
+          <w:szCs w:val="36"/>
         </w:rPr>
         <w:t xml:space="preserve"> </w:t>
       </w:r>
       <w:r>
         <w:rPr>
-          <w:rFonts w:ascii="Preeti" w:hAnsi="Preeti" w:cs="Kokila"/>
-          <w:b/>
-          <w:sz w:val="24"/>
-          <w:lang w:eastAsia="zh-CN"/>
-        </w:rPr>
-        <w:t>@ M)) 3G6f</w:t>
-      </w:r>
-      <w:r>
-        <w:rPr>
-          <w:rFonts w:ascii="Preeti" w:hAnsi="Preeti" w:cs="Kokila"/>
-          <w:bCs/>
-          <w:lang w:eastAsia="zh-CN"/>
-        </w:rPr>
-        <w:tab/>
-      </w:r>
-      <w:r>
-        <w:rPr>
-          <w:rFonts w:ascii="Preeti" w:hAnsi="Preeti" w:cs="Kokila"/>
-          <w:bCs/>
-          <w:lang w:eastAsia="zh-CN"/>
-        </w:rPr>
-        <w:tab/>
-      </w:r>
-      <w:r>
-        <w:rPr>
-          <w:rFonts w:ascii="Preeti" w:hAnsi="Preeti" w:cs="Kokila"/>
-          <w:bCs/>
-          <w:lang w:eastAsia="zh-CN"/>
-        </w:rPr>
-        <w:tab/>
-      </w:r>
-      <w:r>
-        <w:rPr>
-          <w:rFonts w:ascii="Preeti" w:hAnsi="Preeti" w:cs="Kokila"/>
-          <w:bCs/>
-          <w:lang w:eastAsia="zh-CN"/>
-        </w:rPr>
-        <w:t xml:space="preserve">  </w:t>
-      </w:r>
-      <w:r>
-        <w:rPr>
-          <w:rFonts w:ascii="Preeti" w:hAnsi="Preeti"/>
-          <w:b/>
-          <w:sz w:val="28"/>
-          <w:szCs w:val="28"/>
-        </w:rPr>
-        <w:t>k"0f{f</w:t>
-      </w:r>
-      <w:r>
-        <w:rPr>
-          <w:rFonts w:ascii="Preeti" w:hAnsi="Preeti" w:cs="Times New Roman"/>
-          <w:b/>
-          <w:sz w:val="28"/>
-          <w:szCs w:val="28"/>
-          <w:lang w:eastAsia="zh-CN"/>
-        </w:rPr>
-        <w:t xml:space="preserve">Í  – </w:t>
-      </w:r>
-      <w:r>
-        <w:rPr>
-          <w:rFonts w:ascii="Preeti" w:hAnsi="Preeti" w:cs="Times New Roman"/>
-          <w:b/>
-          <w:sz w:val="28"/>
-          <w:szCs w:val="28"/>
-          <w:lang w:eastAsia="zh-CN"/>
-        </w:rPr>
-        <w:t>%)</w:t>
-      </w:r>
-      <w:r>
-        <w:rPr>
-          <w:rFonts w:ascii="Preeti" w:hAnsi="Preeti" w:cs="Kokila"/>
-          <w:bCs/>
-          <w:lang w:eastAsia="zh-CN"/>
-        </w:rPr>
-        <w:t xml:space="preserve"> </w:t>
-      </w:r>
-      <w:r>
-        <w:rPr>
-          <w:rFonts w:ascii="Preeti" w:hAnsi="Preeti" w:cs="Arial"/>
-          <w:b/>
-          <w:bCs/>
-          <w:color w:val="000000"/>
-          <w:sz w:val="28"/>
-          <w:szCs w:val="28"/>
-        </w:rPr>
-        <w:t>ljifo</w:t>
-      </w:r>
-      <w:r>
-        <w:rPr>
-          <w:rFonts w:ascii="Preeti" w:hAnsi="Preeti"/>
-          <w:b/>
-          <w:sz w:val="32"/>
-          <w:szCs w:val="32"/>
-        </w:rPr>
-        <w:t>–</w:t>
-      </w:r>
-      <w:r>
-        <w:rPr>
-          <w:rFonts w:ascii="Preeti" w:hAnsi="Preeti" w:cs="Times New Roman"/>
-          <w:b/>
-          <w:sz w:val="32"/>
-          <w:szCs w:val="32"/>
-          <w:lang w:eastAsia="zh-CN"/>
-        </w:rPr>
-        <w:t xml:space="preserve"> ;]/]fkm/f]</w:t>
-      </w:r>
-      <w:r>
-        <w:rPr>
-          <w:rFonts w:ascii="Preeti" w:hAnsi="Preeti"/>
-          <w:b/>
-          <w:sz w:val="32"/>
-          <w:szCs w:val="32"/>
-        </w:rPr>
-        <w:tab/>
-      </w:r>
-      <w:r>
-        <w:rPr>
-          <w:rFonts w:ascii="Preeti" w:hAnsi="Preeti"/>
-          <w:b/>
-          <w:sz w:val="32"/>
-          <w:szCs w:val="32"/>
-        </w:rPr>
-        <w:tab/>
-      </w:r>
-      <w:r>
-        <w:rPr>
-          <w:rFonts w:ascii="Preeti" w:hAnsi="Preeti"/>
-          <w:b/>
-          <w:sz w:val="32"/>
-          <w:szCs w:val="32"/>
-        </w:rPr>
-        <w:tab/>
-      </w:r>
-      <w:r>
-        <w:rPr>
-          <w:rFonts w:ascii="Preeti" w:hAnsi="Preeti"/>
-          <w:b/>
-          <w:sz w:val="32"/>
-          <w:szCs w:val="32"/>
-        </w:rPr>
-        <w:tab/>
-      </w:r>
-      <w:r>
-        <w:rPr>
-          <w:rFonts w:ascii="Preeti" w:hAnsi="Preeti"/>
-          <w:b/>
-          <w:sz w:val="32"/>
-          <w:szCs w:val="32"/>
-        </w:rPr>
-        <w:tab/>
-      </w:r>
-      <w:r>
-        <w:rPr>
-          <w:rFonts w:ascii="Preeti" w:hAnsi="Preeti"/>
-          <w:b/>
-          <w:sz w:val="32"/>
-          <w:szCs w:val="32"/>
-        </w:rPr>
-        <w:tab/>
-      </w:r>
-      <w:r>
-        <w:rPr>
-          <w:rFonts w:ascii="Preeti" w:hAnsi="Preeti"/>
-          <w:b/>
-          <w:sz w:val="32"/>
-          <w:szCs w:val="32"/>
-        </w:rPr>
-        <w:tab/>
-        <w:t xml:space="preserve">    </w:t>
-      </w:r>
-      <w:r>
-        <w:rPr>
-          <w:rFonts w:ascii="Preeti" w:hAnsi="Preeti"/>
-          <w:b/>
-          <w:sz w:val="32"/>
-          <w:szCs w:val="32"/>
-        </w:rPr>
-        <w:tab/>
-      </w:r>
-      <w:r>
-        <w:rPr>
-          <w:rFonts w:ascii="Preeti" w:hAnsi="Preeti"/>
-          <w:b/>
-          <w:sz w:val="32"/>
-          <w:szCs w:val="32"/>
-        </w:rPr>
-        <w:tab/>
-      </w:r>
-      <w:r>
-        <w:rPr>
-          <w:rFonts w:ascii="Preeti" w:hAnsi="Preeti"/>
-          <w:b/>
-          <w:sz w:val="32"/>
-          <w:szCs w:val="32"/>
-        </w:rPr>
-        <w:t xml:space="preserve"> </w:t>
-      </w:r>
-      <w:r>
-        <w:rPr>
-          <w:rFonts w:ascii="Preeti" w:hAnsi="Preeti" w:cs="Times New Roman"/>
-          <w:b/>
-          <w:sz w:val="28"/>
-          <w:szCs w:val="28"/>
-          <w:lang w:eastAsia="zh-CN"/>
-        </w:rPr>
-        <w:t>pQL0f{fÍ</w:t>
-      </w:r>
-      <w:r>
-        <w:rPr>
-          <w:rFonts w:ascii="Preeti" w:hAnsi="Preeti" w:cs="Times New Roman"/>
-          <w:bCs/>
-          <w:sz w:val="28"/>
-          <w:szCs w:val="28"/>
-          <w:lang w:eastAsia="zh-CN"/>
-        </w:rPr>
-        <w:t>–</w:t>
-      </w:r>
-      <w:r>
-        <w:rPr>
-          <w:rFonts w:ascii="Preeti" w:hAnsi="Preeti" w:cs="Times New Roman"/>
-          <w:b/>
-          <w:sz w:val="28"/>
-          <w:szCs w:val="28"/>
-          <w:lang w:eastAsia="zh-CN"/>
-        </w:rPr>
-        <w:t xml:space="preserve"> </w:t>
-      </w:r>
-      <w:r>
-        <w:rPr>
-          <w:rFonts w:ascii="Preeti" w:hAnsi="Preeti" w:cs="Times New Roman"/>
-          <w:b/>
-          <w:sz w:val="28"/>
-          <w:szCs w:val="28"/>
-          <w:lang w:eastAsia="zh-CN"/>
-        </w:rPr>
-        <w:t>!*</w:t>
-      </w:r>
-    </w:p>
-    <w:p>
-      <w:pPr>
-        <w:pBdr>
-          <w:bottom w:val="single" w:sz="6" w:space="0" w:color="auto"/>
-        </w:pBdr>
-        <w:spacing w:after="0" w:line="240" w:lineRule="auto"/>
-        <w:jc w:val="both"/>
-        <w:rPr>
-          <w:rFonts w:ascii="Preeti" w:hAnsi="Preeti"/>
-          <w:bCs/>
-          <w:sz w:val="8"/>
-          <w:szCs w:val="8"/>
-          <w:lang w:eastAsia="zh-CN"/>
-        </w:rPr>
-      </w:pPr>
-      <w:r>
-        <w:rPr>
-          <w:rFonts w:ascii="Preeti" w:hAnsi="Preeti" w:cs="Times New Roman"/>
-          <w:b/>
-          <w:lang w:eastAsia="zh-CN"/>
-        </w:rPr>
-        <w:tab/>
-      </w:r>
-      <w:r>
-        <w:rPr>
-          <w:rFonts w:ascii="Preeti" w:hAnsi="Preeti" w:cs="Times New Roman"/>
-          <w:b/>
-          <w:lang w:eastAsia="zh-CN"/>
-        </w:rPr>
-        <w:tab/>
-      </w:r>
-      <w:r>
-        <w:rPr>
-          <w:rFonts w:ascii="Preeti" w:hAnsi="Preeti" w:cs="Times New Roman"/>
-          <w:b/>
-          <w:lang w:eastAsia="zh-CN"/>
-        </w:rPr>
-        <w:tab/>
-      </w:r>
-    </w:p>
-    <w:p>
-      <w:pPr>
-        <w:rPr>
-          <w:rFonts w:ascii="Preeti" w:hAnsi="Preeti"/>
-          <w:sz w:val="36"/>
-          <w:szCs w:val="36"/>
-        </w:rPr>
-      </w:pPr>
-    </w:p>
-    <w:p>
-      <w:pPr>
-        <w:spacing w:line="240" w:lineRule="auto"/>
-        <w:rPr>
-          <w:rFonts w:ascii="Preeti" w:hAnsi="Preeti" w:cs="Times New Roman"/>
-          <w:b/>
-          <w:sz w:val="36"/>
-          <w:szCs w:val="36"/>
-        </w:rPr>
-      </w:pPr>
-      <w:r>
-        <w:rPr>
-          <w:rFonts w:ascii="Preeti" w:hAnsi="Preeti" w:cs="Times New Roman"/>
-          <w:b/>
-          <w:sz w:val="36"/>
-          <w:szCs w:val="36"/>
-        </w:rPr>
-        <w:t xml:space="preserve">!_ </w:t>
-      </w:r>
-      <w:r>
-        <w:rPr>
-          <w:rFonts w:ascii="Preeti" w:hAnsi="Preeti" w:cs="Times New Roman"/>
-          <w:b/>
-          <w:sz w:val="36"/>
-          <w:szCs w:val="36"/>
-        </w:rPr>
-        <w:t>l7s pQ/df l</w:t>
-      </w:r>
-      <w:r>
-        <w:rPr>
-          <w:rFonts w:ascii="Preeti" w:hAnsi="Preeti" w:cs="Times New Roman"/>
-          <w:b/>
-          <w:sz w:val="36"/>
-          <w:szCs w:val="36"/>
-        </w:rPr>
-        <w:t>7s</w:t>
-      </w:r>
-      <w:r>
-        <w:rPr>
-          <w:rFonts w:ascii="Preeti" w:hAnsi="Preeti" w:cs="Times New Roman"/>
-          <w:b/>
-          <w:sz w:val="36"/>
-          <w:szCs w:val="36"/>
-        </w:rPr>
-        <w:t xml:space="preserve"> </w:t>
+          <w:rFonts w:ascii="Preeti" w:hAnsi="Preeti" w:cs="Times New Roman"/>
+          <w:b/>
+          <w:sz w:val="36"/>
+          <w:szCs w:val="36"/>
+        </w:rPr>
+        <w:t xml:space="preserve">l7s </w:t>
+      </w:r>
+      <w:proofErr w:type="spellStart"/>
+      <w:r>
+        <w:rPr>
+          <w:rFonts w:ascii="Preeti" w:hAnsi="Preeti" w:cs="Times New Roman"/>
+          <w:b/>
+          <w:sz w:val="36"/>
+          <w:szCs w:val="36"/>
+        </w:rPr>
+        <w:t>pQ</w:t>
+      </w:r>
+      <w:proofErr w:type="spellEnd"/>
+      <w:r>
+        <w:rPr>
+          <w:rFonts w:ascii="Preeti" w:hAnsi="Preeti" w:cs="Times New Roman"/>
+          <w:b/>
+          <w:sz w:val="36"/>
+          <w:szCs w:val="36"/>
+        </w:rPr>
+        <w:t>/</w:t>
+      </w:r>
+      <w:proofErr w:type="spellStart"/>
+      <w:r>
+        <w:rPr>
+          <w:rFonts w:ascii="Preeti" w:hAnsi="Preeti" w:cs="Times New Roman"/>
+          <w:b/>
+          <w:sz w:val="36"/>
+          <w:szCs w:val="36"/>
+        </w:rPr>
+        <w:t>df</w:t>
+      </w:r>
+      <w:proofErr w:type="spellEnd"/>
+      <w:r>
+        <w:rPr>
+          <w:rFonts w:ascii="Preeti" w:hAnsi="Preeti" w:cs="Times New Roman"/>
+          <w:b/>
+          <w:sz w:val="36"/>
+          <w:szCs w:val="36"/>
+        </w:rPr>
+        <w:t xml:space="preserve"> l7s </w:t>
       </w:r>
       <w:r>
         <w:rPr>
@@ -949,23 +1512,83 @@
         </w:rPr>
         <w:t xml:space="preserve">_ </w:t>
       </w:r>
-      <w:r>
-        <w:rPr>
-          <w:rFonts w:ascii="Preeti" w:hAnsi="Preeti" w:cs="Times New Roman"/>
-          <w:b/>
-          <w:sz w:val="36"/>
-          <w:szCs w:val="36"/>
-        </w:rPr>
-        <w:t>lrx\g nufp</w:t>
-      </w:r>
-      <w:r>
-        <w:rPr>
-          <w:rFonts w:ascii="Preeti" w:hAnsi="Preeti" w:cs="Times New Roman"/>
-          <w:b/>
-          <w:sz w:val="36"/>
-          <w:szCs w:val="36"/>
-        </w:rPr>
-        <w:t>g'xf];\ M</w:t>
+      <w:proofErr w:type="spellStart"/>
+      <w:r>
+        <w:rPr>
+          <w:rFonts w:ascii="Preeti" w:hAnsi="Preeti" w:cs="Times New Roman"/>
+          <w:b/>
+          <w:sz w:val="36"/>
+          <w:szCs w:val="36"/>
+        </w:rPr>
+        <w:t>lrx</w:t>
+      </w:r>
+      <w:proofErr w:type="spellEnd"/>
+      <w:r>
+        <w:rPr>
+          <w:rFonts w:ascii="Preeti" w:hAnsi="Preeti" w:cs="Times New Roman"/>
+          <w:b/>
+          <w:sz w:val="36"/>
+          <w:szCs w:val="36"/>
+        </w:rPr>
+        <w:t xml:space="preserve">\g </w:t>
+      </w:r>
+      <w:proofErr w:type="spellStart"/>
+      <w:r>
+        <w:rPr>
+          <w:rFonts w:ascii="Preeti" w:hAnsi="Preeti" w:cs="Times New Roman"/>
+          <w:b/>
+          <w:sz w:val="36"/>
+          <w:szCs w:val="36"/>
+        </w:rPr>
+        <w:t>nufp</w:t>
+      </w:r>
+      <w:r>
+        <w:rPr>
+          <w:rFonts w:ascii="Preeti" w:hAnsi="Preeti" w:cs="Times New Roman"/>
+          <w:b/>
+          <w:sz w:val="36"/>
+          <w:szCs w:val="36"/>
+        </w:rPr>
+        <w:t>g'xf</w:t>
+      </w:r>
+      <w:proofErr w:type="spellEnd"/>
+      <w:proofErr w:type="gramStart"/>
+      <w:r>
+        <w:rPr>
+          <w:rFonts w:ascii="Preeti" w:hAnsi="Preeti" w:cs="Times New Roman"/>
+          <w:b/>
+          <w:sz w:val="36"/>
+          <w:szCs w:val="36"/>
+        </w:rPr>
+        <w:t>];\</w:t>
+      </w:r>
+      <w:proofErr w:type="gramEnd"/>
+      <w:r>
+        <w:rPr>
+          <w:rFonts w:ascii="Preeti" w:hAnsi="Preeti" w:cs="Times New Roman"/>
+          <w:b/>
+          <w:sz w:val="36"/>
+          <w:szCs w:val="36"/>
+        </w:rPr>
+        <w:t xml:space="preserve"> M</w:t>
+      </w:r>
+      <w:r>
+        <w:rPr>
+          <w:rFonts w:ascii="Preeti" w:hAnsi="Preeti" w:cs="Times New Roman"/>
+          <w:b/>
+          <w:sz w:val="36"/>
+          <w:szCs w:val="36"/>
+        </w:rPr>
+        <w:tab/>
+      </w:r>
+      <w:r>
+        <w:rPr>
+          <w:rFonts w:ascii="Preeti" w:hAnsi="Preeti" w:cs="Times New Roman"/>
+          <w:b/>
+          <w:sz w:val="36"/>
+          <w:szCs w:val="36"/>
+        </w:rPr>
+        <w:tab/>
       </w:r>
       <w:r>
         <w:rPr>
@@ -1062,7 +1685,89 @@
           <w:sz w:val="36"/>
           <w:szCs w:val="36"/>
         </w:rPr>
-        <w:t>s_ k|fs[lts j:t' s'g xf] &lt;</w:t>
+        <w:t xml:space="preserve">s_ </w:t>
+      </w:r>
+      <w:proofErr w:type="spellStart"/>
+      <w:r>
+        <w:rPr>
+          <w:rFonts w:ascii="Preeti" w:hAnsi="Preeti" w:cs="Times New Roman"/>
+          <w:sz w:val="36"/>
+          <w:szCs w:val="36"/>
+        </w:rPr>
+        <w:t>k|</w:t>
+      </w:r>
+      <w:proofErr w:type="gramStart"/>
+      <w:r>
+        <w:rPr>
+          <w:rFonts w:ascii="Preeti" w:hAnsi="Preeti" w:cs="Times New Roman"/>
+          <w:sz w:val="36"/>
+          <w:szCs w:val="36"/>
+        </w:rPr>
+        <w:t>fs</w:t>
+      </w:r>
+      <w:proofErr w:type="spellEnd"/>
+      <w:r>
+        <w:rPr>
+          <w:rFonts w:ascii="Preeti" w:hAnsi="Preeti" w:cs="Times New Roman"/>
+          <w:sz w:val="36"/>
+          <w:szCs w:val="36"/>
+        </w:rPr>
+        <w:t>[</w:t>
+      </w:r>
+      <w:proofErr w:type="spellStart"/>
+      <w:proofErr w:type="gramEnd"/>
+      <w:r>
+        <w:rPr>
+          <w:rFonts w:ascii="Preeti" w:hAnsi="Preeti" w:cs="Times New Roman"/>
+          <w:sz w:val="36"/>
+          <w:szCs w:val="36"/>
+        </w:rPr>
+        <w:t>lts</w:t>
+      </w:r>
+      <w:proofErr w:type="spellEnd"/>
+      <w:r>
+        <w:rPr>
+          <w:rFonts w:ascii="Preeti" w:hAnsi="Preeti" w:cs="Times New Roman"/>
+          <w:sz w:val="36"/>
+          <w:szCs w:val="36"/>
+        </w:rPr>
+        <w:t xml:space="preserve"> j:t' </w:t>
+      </w:r>
+      <w:proofErr w:type="spellStart"/>
+      <w:r>
+        <w:rPr>
+          <w:rFonts w:ascii="Preeti" w:hAnsi="Preeti" w:cs="Times New Roman"/>
+          <w:sz w:val="36"/>
+          <w:szCs w:val="36"/>
+        </w:rPr>
+        <w:t>s'g</w:t>
+      </w:r>
+      <w:proofErr w:type="spellEnd"/>
+      <w:r>
+        <w:rPr>
+          <w:rFonts w:ascii="Preeti" w:hAnsi="Preeti" w:cs="Times New Roman"/>
+          <w:sz w:val="36"/>
+          <w:szCs w:val="36"/>
+        </w:rPr>
+        <w:t xml:space="preserve"> </w:t>
+      </w:r>
+      <w:proofErr w:type="spellStart"/>
+      <w:r>
+        <w:rPr>
+          <w:rFonts w:ascii="Preeti" w:hAnsi="Preeti" w:cs="Times New Roman"/>
+          <w:sz w:val="36"/>
+          <w:szCs w:val="36"/>
+        </w:rPr>
+        <w:t>xf</w:t>
+      </w:r>
+      <w:proofErr w:type="spellEnd"/>
+      <w:r>
+        <w:rPr>
+          <w:rFonts w:ascii="Preeti" w:hAnsi="Preeti" w:cs="Times New Roman"/>
+          <w:sz w:val="36"/>
+          <w:szCs w:val="36"/>
+        </w:rPr>
+        <w:t>] &lt;</w:t>
       </w:r>
     </w:p>
     <w:p>
@@ -1147,13 +1852,69 @@
         </w:rPr>
         <w:t xml:space="preserve">v_ </w:t>
       </w:r>
-      <w:r>
-        <w:rPr>
-          <w:rFonts w:ascii="Preeti" w:hAnsi="Preeti" w:cs="Times New Roman"/>
-          <w:sz w:val="36"/>
-          <w:szCs w:val="36"/>
-        </w:rPr>
-        <w:t>xfdL af]Nb s] lg:sG5 &lt;</w:t>
+      <w:proofErr w:type="spellStart"/>
+      <w:r>
+        <w:rPr>
+          <w:rFonts w:ascii="Preeti" w:hAnsi="Preeti" w:cs="Times New Roman"/>
+          <w:sz w:val="36"/>
+          <w:szCs w:val="36"/>
+        </w:rPr>
+        <w:t>xfdL</w:t>
+      </w:r>
+      <w:proofErr w:type="spellEnd"/>
+      <w:r>
+        <w:rPr>
+          <w:rFonts w:ascii="Preeti" w:hAnsi="Preeti" w:cs="Times New Roman"/>
+          <w:sz w:val="36"/>
+          <w:szCs w:val="36"/>
+        </w:rPr>
+        <w:t xml:space="preserve"> </w:t>
+      </w:r>
+      <w:proofErr w:type="spellStart"/>
+      <w:proofErr w:type="gramStart"/>
+      <w:r>
+        <w:rPr>
+          <w:rFonts w:ascii="Preeti" w:hAnsi="Preeti" w:cs="Times New Roman"/>
+          <w:sz w:val="36"/>
+          <w:szCs w:val="36"/>
+        </w:rPr>
+        <w:t>af</w:t>
+      </w:r>
+      <w:proofErr w:type="spellEnd"/>
+      <w:r>
+        <w:rPr>
+          <w:rFonts w:ascii="Preeti" w:hAnsi="Preeti" w:cs="Times New Roman"/>
+          <w:sz w:val="36"/>
+          <w:szCs w:val="36"/>
+        </w:rPr>
+        <w:t>]Nb</w:t>
+      </w:r>
+      <w:proofErr w:type="gramEnd"/>
+      <w:r>
+        <w:rPr>
+          <w:rFonts w:ascii="Preeti" w:hAnsi="Preeti" w:cs="Times New Roman"/>
+          <w:sz w:val="36"/>
+          <w:szCs w:val="36"/>
+        </w:rPr>
+        <w:t xml:space="preserve"> s] </w:t>
+      </w:r>
+      <w:proofErr w:type="gramStart"/>
+      <w:r>
+        <w:rPr>
+          <w:rFonts w:ascii="Preeti" w:hAnsi="Preeti" w:cs="Times New Roman"/>
+          <w:sz w:val="36"/>
+          <w:szCs w:val="36"/>
+        </w:rPr>
+        <w:t>lg:sG</w:t>
+      </w:r>
+      <w:proofErr w:type="gramEnd"/>
+      <w:r>
+        <w:rPr>
+          <w:rFonts w:ascii="Preeti" w:hAnsi="Preeti" w:cs="Times New Roman"/>
+          <w:sz w:val="36"/>
+          <w:szCs w:val="36"/>
+        </w:rPr>
+        <w:t>5 &lt;</w:t>
       </w:r>
     </w:p>
     <w:p>
@@ -1170,6 +1931,7 @@
           <w:szCs w:val="36"/>
         </w:rPr>
       </w:pPr>
+      <w:proofErr w:type="spellStart"/>
       <w:r>
         <w:rPr>
           <w:rFonts w:ascii="Preeti" w:hAnsi="Preeti" w:cs="Times New Roman"/>
@@ -1178,31 +1940,41 @@
         </w:rPr>
         <w:t>dfbn</w:t>
       </w:r>
-      <w:r>
-        <w:rPr>
-          <w:rFonts w:ascii="Preeti" w:hAnsi="Preeti" w:cs="Times New Roman"/>
-          <w:sz w:val="36"/>
-          <w:szCs w:val="36"/>
-        </w:rPr>
-        <w:tab/>
-      </w:r>
-      <w:r>
-        <w:rPr>
-          <w:rFonts w:ascii="Preeti" w:hAnsi="Preeti" w:cs="Times New Roman"/>
-          <w:sz w:val="36"/>
-          <w:szCs w:val="36"/>
-        </w:rPr>
-        <w:tab/>
-      </w:r>
-      <w:r>
-        <w:rPr>
-          <w:rFonts w:ascii="Preeti" w:hAnsi="Preeti" w:cs="Times New Roman"/>
-          <w:sz w:val="36"/>
-          <w:szCs w:val="36"/>
-        </w:rPr>
-        <w:tab/>
+      <w:proofErr w:type="spellEnd"/>
+      <w:r>
+        <w:rPr>
+          <w:rFonts w:ascii="Preeti" w:hAnsi="Preeti" w:cs="Times New Roman"/>
+          <w:sz w:val="36"/>
+          <w:szCs w:val="36"/>
+        </w:rPr>
+        <w:tab/>
+      </w:r>
+      <w:r>
+        <w:rPr>
+          <w:rFonts w:ascii="Preeti" w:hAnsi="Preeti" w:cs="Times New Roman"/>
+          <w:sz w:val="36"/>
+          <w:szCs w:val="36"/>
+        </w:rPr>
+        <w:tab/>
+      </w:r>
+      <w:r>
+        <w:rPr>
+          <w:rFonts w:ascii="Preeti" w:hAnsi="Preeti" w:cs="Times New Roman"/>
+          <w:sz w:val="36"/>
+          <w:szCs w:val="36"/>
+        </w:rPr>
+        <w:tab/>
+      </w:r>
+      <w:proofErr w:type="spellStart"/>
+      <w:r>
+        <w:rPr>
+          <w:rFonts w:ascii="Preeti" w:hAnsi="Preeti" w:cs="Times New Roman"/>
+          <w:sz w:val="36"/>
+          <w:szCs w:val="36"/>
+        </w:rPr>
         <w:t>WjgL</w:t>
       </w:r>
+      <w:proofErr w:type="spellEnd"/>
     </w:p>
     <w:p>
       <w:pPr>
@@ -1221,31 +1993,51 @@
           <w:sz w:val="36"/>
           <w:szCs w:val="36"/>
         </w:rPr>
-        <w:t xml:space="preserve">u_ snd s:tf] </w:t>
-      </w:r>
-      <w:r>
-        <w:rPr>
-          <w:rFonts w:ascii="Preeti" w:hAnsi="Preeti" w:cs="Times New Roman"/>
-          <w:sz w:val="36"/>
-          <w:szCs w:val="36"/>
-        </w:rPr>
-        <w:t>j:t'</w:t>
-      </w:r>
-      <w:r>
-        <w:rPr>
-          <w:rFonts w:ascii="Preeti" w:hAnsi="Preeti" w:cs="Times New Roman"/>
-          <w:sz w:val="36"/>
-          <w:szCs w:val="36"/>
-        </w:rPr>
-        <w:tab/>
-      </w:r>
-      <w:r>
-        <w:rPr>
-          <w:rFonts w:ascii="Preeti" w:hAnsi="Preeti" w:cs="Times New Roman"/>
-          <w:sz w:val="36"/>
-          <w:szCs w:val="36"/>
-        </w:rPr>
-        <w:t>xf] &lt;</w:t>
+        <w:t xml:space="preserve">u_ </w:t>
+      </w:r>
+      <w:proofErr w:type="spellStart"/>
+      <w:r>
+        <w:rPr>
+          <w:rFonts w:ascii="Preeti" w:hAnsi="Preeti" w:cs="Times New Roman"/>
+          <w:sz w:val="36"/>
+          <w:szCs w:val="36"/>
+        </w:rPr>
+        <w:t>snd</w:t>
+      </w:r>
+      <w:proofErr w:type="spellEnd"/>
+      <w:r>
+        <w:rPr>
+          <w:rFonts w:ascii="Preeti" w:hAnsi="Preeti" w:cs="Times New Roman"/>
+          <w:sz w:val="36"/>
+          <w:szCs w:val="36"/>
+        </w:rPr>
+        <w:t xml:space="preserve"> s:tf] j:t'</w:t>
+      </w:r>
+      <w:r>
+        <w:rPr>
+          <w:rFonts w:ascii="Preeti" w:hAnsi="Preeti" w:cs="Times New Roman"/>
+          <w:sz w:val="36"/>
+          <w:szCs w:val="36"/>
+        </w:rPr>
+        <w:tab/>
+      </w:r>
+      <w:proofErr w:type="spellStart"/>
+      <w:r>
+        <w:rPr>
+          <w:rFonts w:ascii="Preeti" w:hAnsi="Preeti" w:cs="Times New Roman"/>
+          <w:sz w:val="36"/>
+          <w:szCs w:val="36"/>
+        </w:rPr>
+        <w:t>xf</w:t>
+      </w:r>
+      <w:proofErr w:type="spellEnd"/>
+      <w:r>
+        <w:rPr>
+          <w:rFonts w:ascii="Preeti" w:hAnsi="Preeti" w:cs="Times New Roman"/>
+          <w:sz w:val="36"/>
+          <w:szCs w:val="36"/>
+        </w:rPr>
+        <w:t>] &lt;</w:t>
       </w:r>
     </w:p>
     <w:p>
@@ -1262,38 +2054,77 @@
           <w:szCs w:val="36"/>
         </w:rPr>
       </w:pPr>
-      <w:r>
-        <w:rPr>
-          <w:rFonts w:ascii="Preeti" w:hAnsi="Preeti" w:cs="Times New Roman"/>
-          <w:sz w:val="36"/>
-          <w:szCs w:val="36"/>
-        </w:rPr>
-        <w:t>;hLj</w:t>
-      </w:r>
-      <w:r>
-        <w:rPr>
-          <w:rFonts w:ascii="Preeti" w:hAnsi="Preeti" w:cs="Times New Roman"/>
-          <w:sz w:val="36"/>
-          <w:szCs w:val="36"/>
-        </w:rPr>
-        <w:tab/>
-      </w:r>
-      <w:r>
-        <w:rPr>
-          <w:rFonts w:ascii="Preeti" w:hAnsi="Preeti" w:cs="Times New Roman"/>
-          <w:sz w:val="36"/>
-          <w:szCs w:val="36"/>
-        </w:rPr>
-        <w:tab/>
-      </w:r>
-      <w:r>
-        <w:rPr>
-          <w:rFonts w:ascii="Preeti" w:hAnsi="Preeti" w:cs="Times New Roman"/>
-          <w:sz w:val="36"/>
-          <w:szCs w:val="36"/>
-        </w:rPr>
-        <w:tab/>
-        <w:t>lghL{j</w:t>
+      <w:proofErr w:type="gramStart"/>
+      <w:r>
+        <w:rPr>
+          <w:rFonts w:ascii="Preeti" w:hAnsi="Preeti" w:cs="Times New Roman"/>
+          <w:sz w:val="36"/>
+          <w:szCs w:val="36"/>
+        </w:rPr>
+        <w:t>;</w:t>
+      </w:r>
+      <w:proofErr w:type="spellStart"/>
+      <w:r>
+        <w:rPr>
+          <w:rFonts w:ascii="Preeti" w:hAnsi="Preeti" w:cs="Times New Roman"/>
+          <w:sz w:val="36"/>
+          <w:szCs w:val="36"/>
+        </w:rPr>
+        <w:t>hLj</w:t>
+      </w:r>
+      <w:proofErr w:type="spellEnd"/>
+      <w:proofErr w:type="gramEnd"/>
+      <w:r>
+        <w:rPr>
+          <w:rFonts w:ascii="Preeti" w:hAnsi="Preeti" w:cs="Times New Roman"/>
+          <w:sz w:val="36"/>
+          <w:szCs w:val="36"/>
+        </w:rPr>
+        <w:tab/>
+      </w:r>
+      <w:r>
+        <w:rPr>
+          <w:rFonts w:ascii="Preeti" w:hAnsi="Preeti" w:cs="Times New Roman"/>
+          <w:sz w:val="36"/>
+          <w:szCs w:val="36"/>
+        </w:rPr>
+        <w:tab/>
+      </w:r>
+      <w:r>
+        <w:rPr>
+          <w:rFonts w:ascii="Preeti" w:hAnsi="Preeti" w:cs="Times New Roman"/>
+          <w:sz w:val="36"/>
+          <w:szCs w:val="36"/>
+        </w:rPr>
+        <w:tab/>
+      </w:r>
+      <w:proofErr w:type="spellStart"/>
+      <w:proofErr w:type="gramStart"/>
+      <w:r>
+        <w:rPr>
+          <w:rFonts w:ascii="Preeti" w:hAnsi="Preeti" w:cs="Times New Roman"/>
+          <w:sz w:val="36"/>
+          <w:szCs w:val="36"/>
+        </w:rPr>
+        <w:t>lghL</w:t>
+      </w:r>
+      <w:proofErr w:type="spellEnd"/>
+      <w:r>
+        <w:rPr>
+          <w:rFonts w:ascii="Preeti" w:hAnsi="Preeti" w:cs="Times New Roman"/>
+          <w:sz w:val="36"/>
+          <w:szCs w:val="36"/>
+        </w:rPr>
+        <w:t>{</w:t>
+      </w:r>
+      <w:proofErr w:type="gramEnd"/>
+      <w:r>
+        <w:rPr>
+          <w:rFonts w:ascii="Preeti" w:hAnsi="Preeti" w:cs="Times New Roman"/>
+          <w:sz w:val="36"/>
+          <w:szCs w:val="36"/>
+        </w:rPr>
+        <w:t>j</w:t>
       </w:r>
     </w:p>
     <w:p>
@@ -1329,30 +2160,41 @@
           <w:szCs w:val="36"/>
         </w:rPr>
       </w:pPr>
-      <w:r>
-        <w:rPr>
-          <w:rFonts w:ascii="Preeti" w:hAnsi="Preeti" w:cs="Times New Roman"/>
-          <w:sz w:val="36"/>
-          <w:szCs w:val="36"/>
-        </w:rPr>
-        <w:t>df;'</w:t>
-      </w:r>
-      <w:r>
-        <w:rPr>
-          <w:rFonts w:ascii="Preeti" w:hAnsi="Preeti" w:cs="Times New Roman"/>
-          <w:sz w:val="36"/>
-          <w:szCs w:val="36"/>
-        </w:rPr>
-        <w:tab/>
-      </w:r>
-      <w:r>
-        <w:rPr>
-          <w:rFonts w:ascii="Preeti" w:hAnsi="Preeti" w:cs="Times New Roman"/>
-          <w:sz w:val="36"/>
-          <w:szCs w:val="36"/>
-        </w:rPr>
-        <w:tab/>
-      </w:r>
+      <w:proofErr w:type="spellStart"/>
+      <w:r>
+        <w:rPr>
+          <w:rFonts w:ascii="Preeti" w:hAnsi="Preeti" w:cs="Times New Roman"/>
+          <w:sz w:val="36"/>
+          <w:szCs w:val="36"/>
+        </w:rPr>
+        <w:t>df</w:t>
+      </w:r>
+      <w:proofErr w:type="spellEnd"/>
+      <w:r>
+        <w:rPr>
+          <w:rFonts w:ascii="Preeti" w:hAnsi="Preeti" w:cs="Times New Roman"/>
+          <w:sz w:val="36"/>
+          <w:szCs w:val="36"/>
+        </w:rPr>
+        <w:t>;'</w:t>
+      </w:r>
+      <w:r>
+        <w:rPr>
+          <w:rFonts w:ascii="Preeti" w:hAnsi="Preeti" w:cs="Times New Roman"/>
+          <w:sz w:val="36"/>
+          <w:szCs w:val="36"/>
+        </w:rPr>
+        <w:tab/>
+      </w:r>
+      <w:r>
+        <w:rPr>
+          <w:rFonts w:ascii="Preeti" w:hAnsi="Preeti" w:cs="Times New Roman"/>
+          <w:sz w:val="36"/>
+          <w:szCs w:val="36"/>
+        </w:rPr>
+        <w:tab/>
+      </w:r>
+      <w:proofErr w:type="gramStart"/>
       <w:r>
         <w:rPr>
           <w:rFonts w:ascii="Preeti" w:hAnsi="Preeti" w:cs="Times New Roman"/>
@@ -1362,6 +2204,7 @@
         <w:tab/>
         <w:t>;fu</w:t>
       </w:r>
+      <w:proofErr w:type="gramEnd"/>
     </w:p>
     <w:p>
       <w:pPr>
@@ -1379,7 +2222,56 @@
           <w:sz w:val="36"/>
           <w:szCs w:val="36"/>
         </w:rPr>
-        <w:t>@_ hf]8f ldnfpg'xf];\ M</w:t>
+        <w:t xml:space="preserve">@_ hf]8f </w:t>
+      </w:r>
+      <w:proofErr w:type="spellStart"/>
+      <w:r>
+        <w:rPr>
+          <w:rFonts w:ascii="Preeti" w:hAnsi="Preeti" w:cs="Times New Roman"/>
+          <w:b/>
+          <w:sz w:val="36"/>
+          <w:szCs w:val="36"/>
+        </w:rPr>
+        <w:t>ldnfpg'xf</w:t>
+      </w:r>
+      <w:proofErr w:type="spellEnd"/>
+      <w:proofErr w:type="gramStart"/>
+      <w:r>
+        <w:rPr>
+          <w:rFonts w:ascii="Preeti" w:hAnsi="Preeti" w:cs="Times New Roman"/>
+          <w:b/>
+          <w:sz w:val="36"/>
+          <w:szCs w:val="36"/>
+        </w:rPr>
+        <w:t>];\</w:t>
+      </w:r>
+      <w:proofErr w:type="gramEnd"/>
+      <w:r>
+        <w:rPr>
+          <w:rFonts w:ascii="Preeti" w:hAnsi="Preeti" w:cs="Times New Roman"/>
+          <w:b/>
+          <w:sz w:val="36"/>
+          <w:szCs w:val="36"/>
+        </w:rPr>
+        <w:t xml:space="preserve"> M</w:t>
+      </w:r>
+      <w:r>
+        <w:rPr>
+          <w:rFonts w:ascii="Preeti" w:hAnsi="Preeti" w:cs="Times New Roman"/>
+          <w:b/>
+          <w:sz w:val="36"/>
+          <w:szCs w:val="36"/>
+        </w:rPr>
+        <w:tab/>
+      </w:r>
+      <w:r>
+        <w:rPr>
+          <w:rFonts w:ascii="Preeti" w:hAnsi="Preeti" w:cs="Times New Roman"/>
+          <w:b/>
+          <w:sz w:val="36"/>
+          <w:szCs w:val="36"/>
+        </w:rPr>
+        <w:tab/>
       </w:r>
       <w:r>
         <w:rPr>
@@ -1495,56 +2387,84 @@
           <w:sz w:val="36"/>
           <w:szCs w:val="36"/>
         </w:rPr>
-        <w:t xml:space="preserve">   cldnf]</w:t>
-      </w:r>
-      <w:r>
-        <w:rPr>
-          <w:rFonts w:ascii="Preeti" w:hAnsi="Preeti" w:cs="Times New Roman"/>
-          <w:sz w:val="36"/>
-          <w:szCs w:val="36"/>
-        </w:rPr>
-        <w:tab/>
-      </w:r>
-      <w:r>
-        <w:rPr>
-          <w:rFonts w:ascii="Preeti" w:hAnsi="Preeti" w:cs="Times New Roman"/>
-          <w:sz w:val="36"/>
-          <w:szCs w:val="36"/>
-        </w:rPr>
-        <w:tab/>
-      </w:r>
-      <w:r>
-        <w:rPr>
-          <w:rFonts w:ascii="Preeti" w:hAnsi="Preeti" w:cs="Times New Roman"/>
-          <w:sz w:val="36"/>
-          <w:szCs w:val="36"/>
-        </w:rPr>
-        <w:tab/>
-      </w:r>
-      <w:r>
-        <w:rPr>
-          <w:rFonts w:ascii="Preeti" w:hAnsi="Preeti" w:cs="Times New Roman"/>
-          <w:sz w:val="36"/>
-          <w:szCs w:val="36"/>
-        </w:rPr>
-        <w:tab/>
-      </w:r>
-      <w:r>
-        <w:rPr>
-          <w:rFonts w:ascii="Preeti" w:hAnsi="Preeti" w:cs="Times New Roman"/>
-          <w:sz w:val="36"/>
-          <w:szCs w:val="36"/>
-        </w:rPr>
-        <w:tab/>
-      </w:r>
-      <w:r>
-        <w:rPr>
-          <w:rFonts w:ascii="Preeti" w:hAnsi="Preeti" w:cs="Times New Roman"/>
-          <w:sz w:val="36"/>
-          <w:szCs w:val="36"/>
-        </w:rPr>
-        <w:t>s/]nf</w:t>
-      </w:r>
+        <w:t xml:space="preserve">   </w:t>
+      </w:r>
+      <w:proofErr w:type="spellStart"/>
+      <w:r>
+        <w:rPr>
+          <w:rFonts w:ascii="Preeti" w:hAnsi="Preeti" w:cs="Times New Roman"/>
+          <w:sz w:val="36"/>
+          <w:szCs w:val="36"/>
+        </w:rPr>
+        <w:t>cldnf</w:t>
+      </w:r>
+      <w:proofErr w:type="spellEnd"/>
+      <w:r>
+        <w:rPr>
+          <w:rFonts w:ascii="Preeti" w:hAnsi="Preeti" w:cs="Times New Roman"/>
+          <w:sz w:val="36"/>
+          <w:szCs w:val="36"/>
+        </w:rPr>
+        <w:t>]</w:t>
+      </w:r>
+      <w:r>
+        <w:rPr>
+          <w:rFonts w:ascii="Preeti" w:hAnsi="Preeti" w:cs="Times New Roman"/>
+          <w:sz w:val="36"/>
+          <w:szCs w:val="36"/>
+        </w:rPr>
+        <w:tab/>
+      </w:r>
+      <w:r>
+        <w:rPr>
+          <w:rFonts w:ascii="Preeti" w:hAnsi="Preeti" w:cs="Times New Roman"/>
+          <w:sz w:val="36"/>
+          <w:szCs w:val="36"/>
+        </w:rPr>
+        <w:tab/>
+      </w:r>
+      <w:r>
+        <w:rPr>
+          <w:rFonts w:ascii="Preeti" w:hAnsi="Preeti" w:cs="Times New Roman"/>
+          <w:sz w:val="36"/>
+          <w:szCs w:val="36"/>
+        </w:rPr>
+        <w:tab/>
+      </w:r>
+      <w:r>
+        <w:rPr>
+          <w:rFonts w:ascii="Preeti" w:hAnsi="Preeti" w:cs="Times New Roman"/>
+          <w:sz w:val="36"/>
+          <w:szCs w:val="36"/>
+        </w:rPr>
+        <w:tab/>
+      </w:r>
+      <w:r>
+        <w:rPr>
+          <w:rFonts w:ascii="Preeti" w:hAnsi="Preeti" w:cs="Times New Roman"/>
+          <w:sz w:val="36"/>
+          <w:szCs w:val="36"/>
+        </w:rPr>
+        <w:tab/>
+      </w:r>
+      <w:r>
+        <w:rPr>
+          <w:rFonts w:ascii="Preeti" w:hAnsi="Preeti" w:cs="Times New Roman"/>
+          <w:sz w:val="36"/>
+          <w:szCs w:val="36"/>
+        </w:rPr>
+        <w:t>s/]</w:t>
+      </w:r>
+      <w:proofErr w:type="spellStart"/>
+      <w:r>
+        <w:rPr>
+          <w:rFonts w:ascii="Preeti" w:hAnsi="Preeti" w:cs="Times New Roman"/>
+          <w:sz w:val="36"/>
+          <w:szCs w:val="36"/>
+        </w:rPr>
+        <w:t>nf</w:t>
+      </w:r>
+      <w:proofErr w:type="spellEnd"/>
     </w:p>
     <w:p>
       <w:pPr>
@@ -1562,6 +2482,7 @@
         </w:rPr>
         <w:t xml:space="preserve">   </w:t>
       </w:r>
+      <w:proofErr w:type="spellStart"/>
       <w:r>
         <w:rPr>
           <w:rFonts w:ascii="Preeti" w:hAnsi="Preeti" w:cs="Times New Roman"/>
@@ -1576,48 +2497,58 @@
           <w:sz w:val="36"/>
           <w:szCs w:val="36"/>
         </w:rPr>
-        <w:t>of]</w:t>
-      </w:r>
-      <w:r>
-        <w:rPr>
-          <w:rFonts w:ascii="Preeti" w:hAnsi="Preeti" w:cs="Times New Roman"/>
-          <w:sz w:val="36"/>
-          <w:szCs w:val="36"/>
-        </w:rPr>
-        <w:tab/>
-      </w:r>
-      <w:r>
-        <w:rPr>
-          <w:rFonts w:ascii="Preeti" w:hAnsi="Preeti" w:cs="Times New Roman"/>
-          <w:sz w:val="36"/>
-          <w:szCs w:val="36"/>
-        </w:rPr>
-        <w:tab/>
-      </w:r>
-      <w:r>
-        <w:rPr>
-          <w:rFonts w:ascii="Preeti" w:hAnsi="Preeti" w:cs="Times New Roman"/>
-          <w:sz w:val="36"/>
-          <w:szCs w:val="36"/>
-        </w:rPr>
-        <w:tab/>
-      </w:r>
-      <w:r>
-        <w:rPr>
-          <w:rFonts w:ascii="Preeti" w:hAnsi="Preeti" w:cs="Times New Roman"/>
-          <w:sz w:val="36"/>
-          <w:szCs w:val="36"/>
-        </w:rPr>
-        <w:tab/>
-      </w:r>
-      <w:r>
-        <w:rPr>
-          <w:rFonts w:ascii="Preeti" w:hAnsi="Preeti" w:cs="Times New Roman"/>
-          <w:sz w:val="36"/>
-          <w:szCs w:val="36"/>
-        </w:rPr>
-        <w:tab/>
-      </w:r>
+        <w:t>of</w:t>
+      </w:r>
+      <w:proofErr w:type="spellEnd"/>
+      <w:r>
+        <w:rPr>
+          <w:rFonts w:ascii="Preeti" w:hAnsi="Preeti" w:cs="Times New Roman"/>
+          <w:sz w:val="36"/>
+          <w:szCs w:val="36"/>
+        </w:rPr>
+        <w:t>]</w:t>
+      </w:r>
+      <w:r>
+        <w:rPr>
+          <w:rFonts w:ascii="Preeti" w:hAnsi="Preeti" w:cs="Times New Roman"/>
+          <w:sz w:val="36"/>
+          <w:szCs w:val="36"/>
+        </w:rPr>
+        <w:tab/>
+      </w:r>
+      <w:r>
+        <w:rPr>
+          <w:rFonts w:ascii="Preeti" w:hAnsi="Preeti" w:cs="Times New Roman"/>
+          <w:sz w:val="36"/>
+          <w:szCs w:val="36"/>
+        </w:rPr>
+        <w:tab/>
+      </w:r>
+      <w:r>
+        <w:rPr>
+          <w:rFonts w:ascii="Preeti" w:hAnsi="Preeti" w:cs="Times New Roman"/>
+          <w:sz w:val="36"/>
+          <w:szCs w:val="36"/>
+        </w:rPr>
+        <w:tab/>
+      </w:r>
+      <w:r>
+        <w:rPr>
+          <w:rFonts w:ascii="Preeti" w:hAnsi="Preeti" w:cs="Times New Roman"/>
+          <w:sz w:val="36"/>
+          <w:szCs w:val="36"/>
+        </w:rPr>
+        <w:tab/>
+      </w:r>
+      <w:r>
+        <w:rPr>
+          <w:rFonts w:ascii="Preeti" w:hAnsi="Preeti" w:cs="Times New Roman"/>
+          <w:sz w:val="36"/>
+          <w:szCs w:val="36"/>
+        </w:rPr>
+        <w:tab/>
+      </w:r>
+      <w:proofErr w:type="spellStart"/>
       <w:r>
         <w:rPr>
           <w:rFonts w:ascii="Preeti" w:hAnsi="Preeti" w:cs="Times New Roman"/>
@@ -1626,6 +2557,7 @@
         </w:rPr>
         <w:t>sfutL</w:t>
       </w:r>
+      <w:proofErr w:type="spellEnd"/>
     </w:p>
     <w:p>
       <w:pPr>
@@ -1643,54 +2575,65 @@
         </w:rPr>
         <w:t xml:space="preserve">   </w:t>
       </w:r>
-      <w:r>
-        <w:rPr>
-          <w:rFonts w:ascii="Preeti" w:hAnsi="Preeti" w:cs="Times New Roman"/>
-          <w:sz w:val="36"/>
-          <w:szCs w:val="36"/>
-        </w:rPr>
-        <w:t>tftf]</w:t>
-      </w:r>
-      <w:r>
-        <w:rPr>
-          <w:rFonts w:ascii="Preeti" w:hAnsi="Preeti" w:cs="Times New Roman"/>
-          <w:sz w:val="36"/>
-          <w:szCs w:val="36"/>
-        </w:rPr>
-        <w:tab/>
-      </w:r>
-      <w:r>
-        <w:rPr>
-          <w:rFonts w:ascii="Preeti" w:hAnsi="Preeti" w:cs="Times New Roman"/>
-          <w:sz w:val="36"/>
-          <w:szCs w:val="36"/>
-        </w:rPr>
-        <w:tab/>
-      </w:r>
-      <w:r>
-        <w:rPr>
-          <w:rFonts w:ascii="Preeti" w:hAnsi="Preeti" w:cs="Times New Roman"/>
-          <w:sz w:val="36"/>
-          <w:szCs w:val="36"/>
-        </w:rPr>
-        <w:tab/>
-      </w:r>
-      <w:r>
-        <w:rPr>
-          <w:rFonts w:ascii="Preeti" w:hAnsi="Preeti" w:cs="Times New Roman"/>
-          <w:sz w:val="36"/>
-          <w:szCs w:val="36"/>
-        </w:rPr>
-        <w:tab/>
-      </w:r>
-      <w:r>
-        <w:rPr>
-          <w:rFonts w:ascii="Preeti" w:hAnsi="Preeti" w:cs="Times New Roman"/>
-          <w:sz w:val="36"/>
-          <w:szCs w:val="36"/>
-        </w:rPr>
-        <w:tab/>
-      </w:r>
+      <w:proofErr w:type="spellStart"/>
+      <w:r>
+        <w:rPr>
+          <w:rFonts w:ascii="Preeti" w:hAnsi="Preeti" w:cs="Times New Roman"/>
+          <w:sz w:val="36"/>
+          <w:szCs w:val="36"/>
+        </w:rPr>
+        <w:t>tftf</w:t>
+      </w:r>
+      <w:proofErr w:type="spellEnd"/>
+      <w:r>
+        <w:rPr>
+          <w:rFonts w:ascii="Preeti" w:hAnsi="Preeti" w:cs="Times New Roman"/>
+          <w:sz w:val="36"/>
+          <w:szCs w:val="36"/>
+        </w:rPr>
+        <w:t>]</w:t>
+      </w:r>
+      <w:r>
+        <w:rPr>
+          <w:rFonts w:ascii="Preeti" w:hAnsi="Preeti" w:cs="Times New Roman"/>
+          <w:sz w:val="36"/>
+          <w:szCs w:val="36"/>
+        </w:rPr>
+        <w:tab/>
+      </w:r>
+      <w:r>
+        <w:rPr>
+          <w:rFonts w:ascii="Preeti" w:hAnsi="Preeti" w:cs="Times New Roman"/>
+          <w:sz w:val="36"/>
+          <w:szCs w:val="36"/>
+        </w:rPr>
+        <w:tab/>
+      </w:r>
+      <w:r>
+        <w:rPr>
+          <w:rFonts w:ascii="Preeti" w:hAnsi="Preeti" w:cs="Times New Roman"/>
+          <w:sz w:val="36"/>
+          <w:szCs w:val="36"/>
+        </w:rPr>
+        <w:tab/>
+      </w:r>
+      <w:r>
+        <w:rPr>
+          <w:rFonts w:ascii="Preeti" w:hAnsi="Preeti" w:cs="Times New Roman"/>
+          <w:sz w:val="36"/>
+          <w:szCs w:val="36"/>
+        </w:rPr>
+        <w:tab/>
+      </w:r>
+      <w:r>
+        <w:rPr>
+          <w:rFonts w:ascii="Preeti" w:hAnsi="Preeti" w:cs="Times New Roman"/>
+          <w:sz w:val="36"/>
+          <w:szCs w:val="36"/>
+        </w:rPr>
+        <w:tab/>
+      </w:r>
+      <w:proofErr w:type="spellStart"/>
       <w:r>
         <w:rPr>
           <w:rFonts w:ascii="Preeti" w:hAnsi="Preeti" w:cs="Times New Roman"/>
@@ -1699,6 +2642,7 @@
         </w:rPr>
         <w:t>lrgL</w:t>
       </w:r>
+      <w:proofErr w:type="spellEnd"/>
     </w:p>
     <w:p>
       <w:pPr>
@@ -1716,54 +2660,65 @@
         </w:rPr>
         <w:t xml:space="preserve">   </w:t>
       </w:r>
-      <w:r>
-        <w:rPr>
-          <w:rFonts w:ascii="Preeti" w:hAnsi="Preeti" w:cs="Times New Roman"/>
-          <w:sz w:val="36"/>
-          <w:szCs w:val="36"/>
-        </w:rPr>
-        <w:t>lttf]</w:t>
-      </w:r>
-      <w:r>
-        <w:rPr>
-          <w:rFonts w:ascii="Preeti" w:hAnsi="Preeti" w:cs="Times New Roman"/>
-          <w:sz w:val="36"/>
-          <w:szCs w:val="36"/>
-        </w:rPr>
-        <w:tab/>
-      </w:r>
-      <w:r>
-        <w:rPr>
-          <w:rFonts w:ascii="Preeti" w:hAnsi="Preeti" w:cs="Times New Roman"/>
-          <w:sz w:val="36"/>
-          <w:szCs w:val="36"/>
-        </w:rPr>
-        <w:tab/>
-      </w:r>
-      <w:r>
-        <w:rPr>
-          <w:rFonts w:ascii="Preeti" w:hAnsi="Preeti" w:cs="Times New Roman"/>
-          <w:sz w:val="36"/>
-          <w:szCs w:val="36"/>
-        </w:rPr>
-        <w:tab/>
-      </w:r>
-      <w:r>
-        <w:rPr>
-          <w:rFonts w:ascii="Preeti" w:hAnsi="Preeti" w:cs="Times New Roman"/>
-          <w:sz w:val="36"/>
-          <w:szCs w:val="36"/>
-        </w:rPr>
-        <w:tab/>
-      </w:r>
-      <w:r>
-        <w:rPr>
-          <w:rFonts w:ascii="Preeti" w:hAnsi="Preeti" w:cs="Times New Roman"/>
-          <w:sz w:val="36"/>
-          <w:szCs w:val="36"/>
-        </w:rPr>
-        <w:tab/>
-      </w:r>
+      <w:proofErr w:type="spellStart"/>
+      <w:r>
+        <w:rPr>
+          <w:rFonts w:ascii="Preeti" w:hAnsi="Preeti" w:cs="Times New Roman"/>
+          <w:sz w:val="36"/>
+          <w:szCs w:val="36"/>
+        </w:rPr>
+        <w:t>lttf</w:t>
+      </w:r>
+      <w:proofErr w:type="spellEnd"/>
+      <w:r>
+        <w:rPr>
+          <w:rFonts w:ascii="Preeti" w:hAnsi="Preeti" w:cs="Times New Roman"/>
+          <w:sz w:val="36"/>
+          <w:szCs w:val="36"/>
+        </w:rPr>
+        <w:t>]</w:t>
+      </w:r>
+      <w:r>
+        <w:rPr>
+          <w:rFonts w:ascii="Preeti" w:hAnsi="Preeti" w:cs="Times New Roman"/>
+          <w:sz w:val="36"/>
+          <w:szCs w:val="36"/>
+        </w:rPr>
+        <w:tab/>
+      </w:r>
+      <w:r>
+        <w:rPr>
+          <w:rFonts w:ascii="Preeti" w:hAnsi="Preeti" w:cs="Times New Roman"/>
+          <w:sz w:val="36"/>
+          <w:szCs w:val="36"/>
+        </w:rPr>
+        <w:tab/>
+      </w:r>
+      <w:r>
+        <w:rPr>
+          <w:rFonts w:ascii="Preeti" w:hAnsi="Preeti" w:cs="Times New Roman"/>
+          <w:sz w:val="36"/>
+          <w:szCs w:val="36"/>
+        </w:rPr>
+        <w:tab/>
+      </w:r>
+      <w:r>
+        <w:rPr>
+          <w:rFonts w:ascii="Preeti" w:hAnsi="Preeti" w:cs="Times New Roman"/>
+          <w:sz w:val="36"/>
+          <w:szCs w:val="36"/>
+        </w:rPr>
+        <w:tab/>
+      </w:r>
+      <w:r>
+        <w:rPr>
+          <w:rFonts w:ascii="Preeti" w:hAnsi="Preeti" w:cs="Times New Roman"/>
+          <w:sz w:val="36"/>
+          <w:szCs w:val="36"/>
+        </w:rPr>
+        <w:tab/>
+      </w:r>
+      <w:proofErr w:type="spellStart"/>
       <w:r>
         <w:rPr>
           <w:rFonts w:ascii="Preeti" w:hAnsi="Preeti" w:cs="Times New Roman"/>
@@ -1772,6 +2727,7 @@
         </w:rPr>
         <w:t>lrof</w:t>
       </w:r>
+      <w:proofErr w:type="spellEnd"/>
     </w:p>
     <w:p>
       <w:pPr>
@@ -1790,43 +2746,240 @@
           <w:sz w:val="36"/>
           <w:szCs w:val="36"/>
         </w:rPr>
-        <w:t>#_ sf]i7sdf lbOPsf zAbx? k|of]</w:t>
-      </w:r>
-      <w:r>
-        <w:rPr>
-          <w:rFonts w:ascii="Preeti" w:hAnsi="Preeti" w:cs="Times New Roman"/>
-          <w:b/>
-          <w:sz w:val="36"/>
-          <w:szCs w:val="36"/>
-        </w:rPr>
-        <w:t>u u/L vfnL 7fpF eg{'xf];\ M</w:t>
-      </w:r>
-      <w:r>
-        <w:rPr>
-          <w:rFonts w:ascii="Preeti" w:hAnsi="Preeti" w:cs="Times New Roman"/>
-          <w:b/>
-          <w:sz w:val="36"/>
-          <w:szCs w:val="36"/>
-        </w:rPr>
-        <w:tab/>
-      </w:r>
-      <w:r>
-        <w:rPr>
-          <w:rFonts w:ascii="Preeti" w:hAnsi="Preeti" w:cs="Times New Roman"/>
-          <w:b/>
-          <w:sz w:val="36"/>
-          <w:szCs w:val="36"/>
-        </w:rPr>
-        <w:tab/>
-      </w:r>
-      <w:r>
-        <w:rPr>
-          <w:rFonts w:ascii="Preeti" w:hAnsi="Preeti" w:cs="Times New Roman"/>
-          <w:b/>
-          <w:sz w:val="36"/>
-          <w:szCs w:val="36"/>
-        </w:rPr>
-        <w:tab/>
+        <w:t xml:space="preserve">#_ </w:t>
+      </w:r>
+      <w:proofErr w:type="gramStart"/>
+      <w:r>
+        <w:rPr>
+          <w:rFonts w:ascii="Preeti" w:hAnsi="Preeti" w:cs="Times New Roman"/>
+          <w:b/>
+          <w:sz w:val="36"/>
+          <w:szCs w:val="36"/>
+        </w:rPr>
+        <w:t>sf]i</w:t>
+      </w:r>
+      <w:proofErr w:type="gramEnd"/>
+      <w:r>
+        <w:rPr>
+          <w:rFonts w:ascii="Preeti" w:hAnsi="Preeti" w:cs="Times New Roman"/>
+          <w:b/>
+          <w:sz w:val="36"/>
+          <w:szCs w:val="36"/>
+        </w:rPr>
+        <w:t xml:space="preserve">7sdf </w:t>
+      </w:r>
+      <w:proofErr w:type="spellStart"/>
+      <w:r>
+        <w:rPr>
+          <w:rFonts w:ascii="Preeti" w:hAnsi="Preeti" w:cs="Times New Roman"/>
+          <w:b/>
+          <w:sz w:val="36"/>
+          <w:szCs w:val="36"/>
+        </w:rPr>
+        <w:t>lbOPsf</w:t>
+      </w:r>
+      <w:proofErr w:type="spellEnd"/>
+      <w:r>
+        <w:rPr>
+          <w:rFonts w:ascii="Preeti" w:hAnsi="Preeti" w:cs="Times New Roman"/>
+          <w:b/>
+          <w:sz w:val="36"/>
+          <w:szCs w:val="36"/>
+        </w:rPr>
+        <w:t xml:space="preserve"> </w:t>
+      </w:r>
+      <w:proofErr w:type="spellStart"/>
+      <w:r>
+        <w:rPr>
+          <w:rFonts w:ascii="Preeti" w:hAnsi="Preeti" w:cs="Times New Roman"/>
+          <w:b/>
+          <w:sz w:val="36"/>
+          <w:szCs w:val="36"/>
+        </w:rPr>
+        <w:t>zAbx</w:t>
+      </w:r>
+      <w:proofErr w:type="spellEnd"/>
+      <w:r>
+        <w:rPr>
+          <w:rFonts w:ascii="Preeti" w:hAnsi="Preeti" w:cs="Times New Roman"/>
+          <w:b/>
+          <w:sz w:val="36"/>
+          <w:szCs w:val="36"/>
+        </w:rPr>
+        <w:t xml:space="preserve">? </w:t>
+      </w:r>
+      <w:proofErr w:type="spellStart"/>
+      <w:r>
+        <w:rPr>
+          <w:rFonts w:ascii="Preeti" w:hAnsi="Preeti" w:cs="Times New Roman"/>
+          <w:b/>
+          <w:sz w:val="36"/>
+          <w:szCs w:val="36"/>
+        </w:rPr>
+        <w:t>k|</w:t>
+      </w:r>
+      <w:proofErr w:type="gramStart"/>
+      <w:r>
+        <w:rPr>
+          <w:rFonts w:ascii="Preeti" w:hAnsi="Preeti" w:cs="Times New Roman"/>
+          <w:b/>
+          <w:sz w:val="36"/>
+          <w:szCs w:val="36"/>
+        </w:rPr>
+        <w:t>of</w:t>
+      </w:r>
+      <w:proofErr w:type="spellEnd"/>
+      <w:r>
+        <w:rPr>
+          <w:rFonts w:ascii="Preeti" w:hAnsi="Preeti" w:cs="Times New Roman"/>
+          <w:b/>
+          <w:sz w:val="36"/>
+          <w:szCs w:val="36"/>
+        </w:rPr>
+        <w:t>]</w:t>
+      </w:r>
+      <w:r>
+        <w:rPr>
+          <w:rFonts w:ascii="Preeti" w:hAnsi="Preeti" w:cs="Times New Roman"/>
+          <w:b/>
+          <w:sz w:val="36"/>
+          <w:szCs w:val="36"/>
+        </w:rPr>
+        <w:t>u</w:t>
+      </w:r>
+      <w:proofErr w:type="gramEnd"/>
+      <w:r>
+        <w:rPr>
+          <w:rFonts w:ascii="Preeti" w:hAnsi="Preeti" w:cs="Times New Roman"/>
+          <w:b/>
+          <w:sz w:val="36"/>
+          <w:szCs w:val="36"/>
+        </w:rPr>
+        <w:t xml:space="preserve"> u/L </w:t>
+      </w:r>
+      <w:proofErr w:type="spellStart"/>
+      <w:r>
+        <w:rPr>
+          <w:rFonts w:ascii="Preeti" w:hAnsi="Preeti" w:cs="Times New Roman"/>
+          <w:b/>
+          <w:sz w:val="36"/>
+          <w:szCs w:val="36"/>
+        </w:rPr>
+        <w:t>vfnL</w:t>
+      </w:r>
+      <w:proofErr w:type="spellEnd"/>
+      <w:r>
+        <w:rPr>
+          <w:rFonts w:ascii="Preeti" w:hAnsi="Preeti" w:cs="Times New Roman"/>
+          <w:b/>
+          <w:sz w:val="36"/>
+          <w:szCs w:val="36"/>
+        </w:rPr>
+        <w:t xml:space="preserve"> 7fpF </w:t>
+      </w:r>
+      <w:proofErr w:type="spellStart"/>
+      <w:r>
+        <w:rPr>
+          <w:rFonts w:ascii="Preeti" w:hAnsi="Preeti" w:cs="Times New Roman"/>
+          <w:b/>
+          <w:sz w:val="36"/>
+          <w:szCs w:val="36"/>
+        </w:rPr>
+        <w:t>eg</w:t>
+      </w:r>
+      <w:proofErr w:type="spellEnd"/>
+      <w:r>
+        <w:rPr>
+          <w:rFonts w:ascii="Preeti" w:hAnsi="Preeti" w:cs="Times New Roman"/>
+          <w:b/>
+          <w:sz w:val="36"/>
+          <w:szCs w:val="36"/>
+        </w:rPr>
+        <w:t>{'</w:t>
+      </w:r>
+      <w:proofErr w:type="spellStart"/>
+      <w:r>
+        <w:rPr>
+          <w:rFonts w:ascii="Preeti" w:hAnsi="Preeti" w:cs="Times New Roman"/>
+          <w:b/>
+          <w:sz w:val="36"/>
+          <w:szCs w:val="36"/>
+        </w:rPr>
+        <w:t>xf</w:t>
+      </w:r>
+      <w:proofErr w:type="spellEnd"/>
+      <w:proofErr w:type="gramStart"/>
+      <w:r>
+        <w:rPr>
+          <w:rFonts w:ascii="Preeti" w:hAnsi="Preeti" w:cs="Times New Roman"/>
+          <w:b/>
+          <w:sz w:val="36"/>
+          <w:szCs w:val="36"/>
+        </w:rPr>
+        <w:t>];\</w:t>
+      </w:r>
+      <w:proofErr w:type="gramEnd"/>
+      <w:r>
+        <w:rPr>
+          <w:rFonts w:ascii="Preeti" w:hAnsi="Preeti" w:cs="Times New Roman"/>
+          <w:b/>
+          <w:sz w:val="36"/>
+          <w:szCs w:val="36"/>
+        </w:rPr>
+        <w:t xml:space="preserve"> M</w:t>
+      </w:r>
+      <w:r>
+        <w:rPr>
+          <w:rFonts w:ascii="Preeti" w:hAnsi="Preeti" w:cs="Times New Roman"/>
+          <w:b/>
+          <w:sz w:val="36"/>
+          <w:szCs w:val="36"/>
+        </w:rPr>
+        <w:tab/>
+      </w:r>
+      <w:r>
+        <w:rPr>
+          <w:rFonts w:ascii="Preeti" w:hAnsi="Preeti" w:cs="Times New Roman"/>
+          <w:b/>
+          <w:sz w:val="36"/>
+          <w:szCs w:val="36"/>
+        </w:rPr>
+        <w:tab/>
+      </w:r>
+      <w:r>
+        <w:rPr>
+          <w:rFonts w:ascii="Preeti" w:hAnsi="Preeti" w:cs="Times New Roman"/>
+          <w:b/>
+          <w:sz w:val="36"/>
+          <w:szCs w:val="36"/>
+        </w:rPr>
+        <w:tab/>
+      </w:r>
+      <w:r>
+        <w:rPr>
+          <w:rFonts w:ascii="Preeti" w:hAnsi="Preeti" w:cs="Times New Roman"/>
+          <w:b/>
+          <w:sz w:val="36"/>
+          <w:szCs w:val="36"/>
+        </w:rPr>
+        <w:tab/>
+      </w:r>
+      <w:r>
+        <w:rPr>
+          <w:rFonts w:ascii="Preeti" w:hAnsi="Preeti" w:cs="Times New Roman"/>
+          <w:b/>
+          <w:sz w:val="36"/>
+          <w:szCs w:val="36"/>
+        </w:rPr>
+        <w:tab/>
+      </w:r>
+      <w:r>
+        <w:rPr>
+          <w:rFonts w:ascii="Preeti" w:hAnsi="Preeti" w:cs="Times New Roman"/>
+          <w:b/>
+          <w:sz w:val="36"/>
+          <w:szCs w:val="36"/>
+        </w:rPr>
         <w:t>-%</w:t>
       </w:r>
       <w:r>
@@ -1858,8 +3011,30 @@
           <w:sz w:val="36"/>
           <w:szCs w:val="36"/>
         </w:rPr>
-        <w:t xml:space="preserve">-ufO{ </w:t>
-      </w:r>
+        <w:t>-</w:t>
+      </w:r>
+      <w:proofErr w:type="spellStart"/>
+      <w:proofErr w:type="gramStart"/>
+      <w:r>
+        <w:rPr>
+          <w:rFonts w:ascii="Preeti" w:hAnsi="Preeti" w:cs="Times New Roman"/>
+          <w:b/>
+          <w:sz w:val="36"/>
+          <w:szCs w:val="36"/>
+        </w:rPr>
+        <w:t>ufO</w:t>
+      </w:r>
+      <w:proofErr w:type="spellEnd"/>
+      <w:r>
+        <w:rPr>
+          <w:rFonts w:ascii="Preeti" w:hAnsi="Preeti" w:cs="Times New Roman"/>
+          <w:b/>
+          <w:sz w:val="36"/>
+          <w:szCs w:val="36"/>
+        </w:rPr>
+        <w:t>{</w:t>
+      </w:r>
+      <w:proofErr w:type="gramEnd"/>
       <w:r>
         <w:rPr>
           <w:rFonts w:ascii="Preeti" w:hAnsi="Preeti" w:cs="Times New Roman"/>
@@ -1876,7 +3051,7 @@
           <w:sz w:val="36"/>
           <w:szCs w:val="36"/>
         </w:rPr>
-        <w:t xml:space="preserve">km/s </w:t>
+        <w:t>km/s</w:t>
       </w:r>
       <w:r>
         <w:rPr>
@@ -1887,14 +3062,56 @@
         </w:rPr>
         <w:t xml:space="preserve">, </w:t>
       </w:r>
-      <w:r>
-        <w:rPr>
-          <w:rFonts w:ascii="Preeti" w:hAnsi="Preeti" w:cs="Times New Roman"/>
-          <w:b/>
-          <w:sz w:val="36"/>
-          <w:szCs w:val="36"/>
-        </w:rPr>
-        <w:t xml:space="preserve">cb[Zo , l6eL , cldnf] </w:t>
+      <w:proofErr w:type="spellStart"/>
+      <w:proofErr w:type="gramStart"/>
+      <w:r>
+        <w:rPr>
+          <w:rFonts w:ascii="Preeti" w:hAnsi="Preeti" w:cs="Times New Roman"/>
+          <w:b/>
+          <w:sz w:val="36"/>
+          <w:szCs w:val="36"/>
+        </w:rPr>
+        <w:t>cb</w:t>
+      </w:r>
+      <w:proofErr w:type="spellEnd"/>
+      <w:r>
+        <w:rPr>
+          <w:rFonts w:ascii="Preeti" w:hAnsi="Preeti" w:cs="Times New Roman"/>
+          <w:b/>
+          <w:sz w:val="36"/>
+          <w:szCs w:val="36"/>
+        </w:rPr>
+        <w:t>[</w:t>
+      </w:r>
+      <w:proofErr w:type="gramEnd"/>
+      <w:r>
+        <w:rPr>
+          <w:rFonts w:ascii="Preeti" w:hAnsi="Preeti" w:cs="Times New Roman"/>
+          <w:b/>
+          <w:sz w:val="36"/>
+          <w:szCs w:val="36"/>
+        </w:rPr>
+        <w:t xml:space="preserve">Zo, l6eL, </w:t>
+      </w:r>
+      <w:proofErr w:type="spellStart"/>
+      <w:r>
+        <w:rPr>
+          <w:rFonts w:ascii="Preeti" w:hAnsi="Preeti" w:cs="Times New Roman"/>
+          <w:b/>
+          <w:sz w:val="36"/>
+          <w:szCs w:val="36"/>
+        </w:rPr>
+        <w:t>cldnf</w:t>
+      </w:r>
+      <w:proofErr w:type="spellEnd"/>
+      <w:r>
+        <w:rPr>
+          <w:rFonts w:ascii="Preeti" w:hAnsi="Preeti" w:cs="Times New Roman"/>
+          <w:b/>
+          <w:sz w:val="36"/>
+          <w:szCs w:val="36"/>
+        </w:rPr>
+        <w:t xml:space="preserve">] </w:t>
       </w:r>
       <w:r>
         <w:rPr>
@@ -1922,7 +3139,7 @@
         <mc:AlternateContent>
           <mc:Choice Requires="wps">
             <w:drawing>
-              <wp:anchor distT="0" distB="0" distL="114300" distR="114300" simplePos="0" relativeHeight="251803648" behindDoc="0" locked="0" layoutInCell="1" allowOverlap="1" wp14:anchorId="19E42C3A" wp14:editId="61815AB3">
+              <wp:anchor distT="0" distB="0" distL="114300" distR="114300" simplePos="0" relativeHeight="251803648" behindDoc="0" locked="0" layoutInCell="1" allowOverlap="1" wp14:anchorId="01FE79C1" wp14:editId="1A918FA5">
                 <wp:simplePos x="0" y="0"/>
                 <wp:positionH relativeFrom="column">
                   <wp:posOffset>2276475</wp:posOffset>
@@ -1999,8 +3216,18 @@
           <w:sz w:val="36"/>
           <w:szCs w:val="36"/>
         </w:rPr>
-        <w:t xml:space="preserve"> s_ xfdL</w:t>
-      </w:r>
+        <w:t xml:space="preserve"> s_ </w:t>
+      </w:r>
+      <w:proofErr w:type="spellStart"/>
+      <w:r>
+        <w:rPr>
+          <w:rFonts w:ascii="Preeti" w:hAnsi="Preeti" w:cs="Times New Roman"/>
+          <w:sz w:val="36"/>
+          <w:szCs w:val="36"/>
+        </w:rPr>
+        <w:t>xfdL</w:t>
+      </w:r>
+      <w:proofErr w:type="spellEnd"/>
       <w:r>
         <w:rPr>
           <w:rFonts w:ascii="Preeti" w:hAnsi="Preeti" w:cs="Times New Roman"/>
@@ -2009,21 +3236,50 @@
         </w:rPr>
         <w:t xml:space="preserve"> </w:t>
       </w:r>
-      <w:r>
-        <w:rPr>
-          <w:rFonts w:ascii="Preeti" w:hAnsi="Preeti" w:cs="Times New Roman"/>
-          <w:sz w:val="36"/>
-          <w:szCs w:val="36"/>
-        </w:rPr>
-        <w:t>ljB't</w:t>
-      </w:r>
-      <w:r>
-        <w:rPr>
-          <w:rFonts w:ascii="Preeti" w:hAnsi="Preeti" w:cs="Times New Roman"/>
-          <w:sz w:val="36"/>
-          <w:szCs w:val="36"/>
-        </w:rPr>
-        <w:t xml:space="preserve">sf] k|of]uaf6  </w:t>
+      <w:proofErr w:type="spellStart"/>
+      <w:r>
+        <w:rPr>
+          <w:rFonts w:ascii="Preeti" w:hAnsi="Preeti" w:cs="Times New Roman"/>
+          <w:sz w:val="36"/>
+          <w:szCs w:val="36"/>
+        </w:rPr>
+        <w:t>ljB'tsf</w:t>
+      </w:r>
+      <w:proofErr w:type="spellEnd"/>
+      <w:r>
+        <w:rPr>
+          <w:rFonts w:ascii="Preeti" w:hAnsi="Preeti" w:cs="Times New Roman"/>
+          <w:sz w:val="36"/>
+          <w:szCs w:val="36"/>
+        </w:rPr>
+        <w:t xml:space="preserve">] </w:t>
+      </w:r>
+      <w:proofErr w:type="spellStart"/>
+      <w:r>
+        <w:rPr>
+          <w:rFonts w:ascii="Preeti" w:hAnsi="Preeti" w:cs="Times New Roman"/>
+          <w:sz w:val="36"/>
+          <w:szCs w:val="36"/>
+        </w:rPr>
+        <w:t>k|</w:t>
+      </w:r>
+      <w:proofErr w:type="gramStart"/>
+      <w:r>
+        <w:rPr>
+          <w:rFonts w:ascii="Preeti" w:hAnsi="Preeti" w:cs="Times New Roman"/>
+          <w:sz w:val="36"/>
+          <w:szCs w:val="36"/>
+        </w:rPr>
+        <w:t>of</w:t>
+      </w:r>
+      <w:proofErr w:type="spellEnd"/>
+      <w:r>
+        <w:rPr>
+          <w:rFonts w:ascii="Preeti" w:hAnsi="Preeti" w:cs="Times New Roman"/>
+          <w:sz w:val="36"/>
+          <w:szCs w:val="36"/>
+        </w:rPr>
+        <w:t xml:space="preserve">]uaf6  </w:t>
       </w:r>
       <w:r>
         <w:rPr>
@@ -2034,6 +3290,7 @@
         </w:rPr>
         <w:tab/>
       </w:r>
+      <w:proofErr w:type="gramEnd"/>
       <w:r>
         <w:rPr>
           <w:rFonts w:ascii="Preeti" w:hAnsi="Preeti" w:cs="Times New Roman"/>
@@ -2059,15 +3316,34 @@
           <w:sz w:val="36"/>
           <w:szCs w:val="36"/>
         </w:rPr>
-        <w:t xml:space="preserve">x]g{ ;S5f} </w:t>
-      </w:r>
-      <w:r>
-        <w:rPr>
-          <w:rFonts w:ascii="Preeti" w:hAnsi="Preeti" w:cs="Times New Roman"/>
-          <w:sz w:val="36"/>
-          <w:szCs w:val="36"/>
-        </w:rPr>
-        <w:t xml:space="preserve">. </w:t>
+        <w:t>x]g{ ;S5f</w:t>
+      </w:r>
+      <w:proofErr w:type="gramStart"/>
+      <w:r>
+        <w:rPr>
+          <w:rFonts w:ascii="Preeti" w:hAnsi="Preeti" w:cs="Times New Roman"/>
+          <w:noProof/>
+          <w:sz w:val="36"/>
+          <w:szCs w:val="36"/>
+        </w:rPr>
+        <w:t xml:space="preserve">} </w:t>
+      </w:r>
+      <w:r>
+        <w:rPr>
+          <w:rFonts w:ascii="Preeti" w:hAnsi="Preeti" w:cs="Times New Roman"/>
+          <w:sz w:val="36"/>
+          <w:szCs w:val="36"/>
+        </w:rPr>
+        <w:t>.</w:t>
+      </w:r>
+      <w:proofErr w:type="gramEnd"/>
+      <w:r>
+        <w:rPr>
+          <w:rFonts w:ascii="Preeti" w:hAnsi="Preeti" w:cs="Times New Roman"/>
+          <w:sz w:val="36"/>
+          <w:szCs w:val="36"/>
+        </w:rPr>
+        <w:t xml:space="preserve"> </w:t>
       </w:r>
     </w:p>
     <w:p>
@@ -2092,7 +3368,7 @@
         <mc:AlternateContent>
           <mc:Choice Requires="wps">
             <w:drawing>
-              <wp:anchor distT="0" distB="0" distL="114300" distR="114300" simplePos="0" relativeHeight="251802624" behindDoc="0" locked="0" layoutInCell="1" allowOverlap="1" wp14:anchorId="6B8FC070" wp14:editId="04D66D65">
+              <wp:anchor distT="0" distB="0" distL="114300" distR="114300" simplePos="0" relativeHeight="251802624" behindDoc="0" locked="0" layoutInCell="1" allowOverlap="1" wp14:anchorId="5D407F10" wp14:editId="0E577CA8">
                 <wp:simplePos x="0" y="0"/>
                 <wp:positionH relativeFrom="column">
                   <wp:posOffset>1571625</wp:posOffset>
@@ -2171,13 +3447,33 @@
         </w:rPr>
         <w:t xml:space="preserve"> </w:t>
       </w:r>
-      <w:r>
-        <w:rPr>
-          <w:rFonts w:ascii="Preeti" w:hAnsi="Preeti" w:cs="Times New Roman"/>
-          <w:sz w:val="36"/>
-          <w:szCs w:val="36"/>
-        </w:rPr>
-        <w:t xml:space="preserve">j:t'sf] :jfb </w:t>
+      <w:proofErr w:type="gramStart"/>
+      <w:r>
+        <w:rPr>
+          <w:rFonts w:ascii="Preeti" w:hAnsi="Preeti" w:cs="Times New Roman"/>
+          <w:sz w:val="36"/>
+          <w:szCs w:val="36"/>
+        </w:rPr>
+        <w:t>j:t'sf] :</w:t>
+      </w:r>
+      <w:proofErr w:type="spellStart"/>
+      <w:r>
+        <w:rPr>
+          <w:rFonts w:ascii="Preeti" w:hAnsi="Preeti" w:cs="Times New Roman"/>
+          <w:sz w:val="36"/>
+          <w:szCs w:val="36"/>
+        </w:rPr>
+        <w:t>jfb</w:t>
+      </w:r>
+      <w:proofErr w:type="spellEnd"/>
+      <w:proofErr w:type="gramEnd"/>
+      <w:r>
+        <w:rPr>
+          <w:rFonts w:ascii="Preeti" w:hAnsi="Preeti" w:cs="Times New Roman"/>
+          <w:sz w:val="36"/>
+          <w:szCs w:val="36"/>
+        </w:rPr>
+        <w:t xml:space="preserve"> </w:t>
       </w:r>
       <w:r>
         <w:rPr>
@@ -2217,15 +3513,25 @@
           <w:sz w:val="36"/>
           <w:szCs w:val="36"/>
         </w:rPr>
-        <w:t xml:space="preserve">   </w:t>
-      </w:r>
-      <w:r>
-        <w:rPr>
-          <w:rFonts w:ascii="Preeti" w:hAnsi="Preeti" w:cs="Times New Roman"/>
-          <w:sz w:val="36"/>
-          <w:szCs w:val="36"/>
-        </w:rPr>
-        <w:t xml:space="preserve">x'G5 . </w:t>
+        <w:t xml:space="preserve">   x'G</w:t>
+      </w:r>
+      <w:proofErr w:type="gramStart"/>
+      <w:r>
+        <w:rPr>
+          <w:rFonts w:ascii="Preeti" w:hAnsi="Preeti" w:cs="Times New Roman"/>
+          <w:sz w:val="36"/>
+          <w:szCs w:val="36"/>
+        </w:rPr>
+        <w:t>5 .</w:t>
+      </w:r>
+      <w:proofErr w:type="gramEnd"/>
+      <w:r>
+        <w:rPr>
+          <w:rFonts w:ascii="Preeti" w:hAnsi="Preeti" w:cs="Times New Roman"/>
+          <w:sz w:val="36"/>
+          <w:szCs w:val="36"/>
+        </w:rPr>
+        <w:t xml:space="preserve"> </w:t>
       </w:r>
       <w:r>
         <w:rPr>
@@ -2259,7 +3565,7 @@
         <mc:AlternateContent>
           <mc:Choice Requires="wps">
             <w:drawing>
-              <wp:anchor distT="0" distB="0" distL="114300" distR="114300" simplePos="0" relativeHeight="251829248" behindDoc="0" locked="0" layoutInCell="1" allowOverlap="1" wp14:anchorId="52D50DA3" wp14:editId="52790C6B">
+              <wp:anchor distT="0" distB="0" distL="114300" distR="114300" simplePos="0" relativeHeight="251829248" behindDoc="0" locked="0" layoutInCell="1" allowOverlap="1" wp14:anchorId="4D55E577" wp14:editId="7350D50D">
                 <wp:simplePos x="0" y="0"/>
                 <wp:positionH relativeFrom="column">
                   <wp:posOffset>1038225</wp:posOffset>
@@ -2330,13 +3636,23 @@
         </w:rPr>
         <w:t xml:space="preserve">  u_ </w:t>
       </w:r>
-      <w:r>
-        <w:rPr>
-          <w:rFonts w:ascii="Preeti" w:hAnsi="Preeti" w:cs="Times New Roman"/>
-          <w:sz w:val="36"/>
-          <w:szCs w:val="36"/>
-        </w:rPr>
-        <w:t xml:space="preserve">sfutL </w:t>
+      <w:proofErr w:type="spellStart"/>
+      <w:r>
+        <w:rPr>
+          <w:rFonts w:ascii="Preeti" w:hAnsi="Preeti" w:cs="Times New Roman"/>
+          <w:sz w:val="36"/>
+          <w:szCs w:val="36"/>
+        </w:rPr>
+        <w:t>sfutL</w:t>
+      </w:r>
+      <w:proofErr w:type="spellEnd"/>
+      <w:r>
+        <w:rPr>
+          <w:rFonts w:ascii="Preeti" w:hAnsi="Preeti" w:cs="Times New Roman"/>
+          <w:sz w:val="36"/>
+          <w:szCs w:val="36"/>
+        </w:rPr>
+        <w:t xml:space="preserve"> </w:t>
       </w:r>
       <w:r>
         <w:rPr>
@@ -2376,15 +3692,33 @@
           <w:sz w:val="36"/>
           <w:szCs w:val="36"/>
         </w:rPr>
-        <w:t>G5</w:t>
-      </w:r>
-      <w:r>
-        <w:rPr>
-          <w:rFonts w:ascii="Preeti" w:hAnsi="Preeti" w:cs="Times New Roman"/>
-          <w:sz w:val="36"/>
-          <w:szCs w:val="36"/>
-        </w:rPr>
-        <w:t xml:space="preserve"> . </w:t>
+        <w:t>G</w:t>
+      </w:r>
+      <w:proofErr w:type="gramStart"/>
+      <w:r>
+        <w:rPr>
+          <w:rFonts w:ascii="Preeti" w:hAnsi="Preeti" w:cs="Times New Roman"/>
+          <w:sz w:val="36"/>
+          <w:szCs w:val="36"/>
+        </w:rPr>
+        <w:t>5</w:t>
+      </w:r>
+      <w:r>
+        <w:rPr>
+          <w:rFonts w:ascii="Preeti" w:hAnsi="Preeti" w:cs="Times New Roman"/>
+          <w:sz w:val="36"/>
+          <w:szCs w:val="36"/>
+        </w:rPr>
+        <w:t xml:space="preserve"> .</w:t>
+      </w:r>
+      <w:proofErr w:type="gramEnd"/>
+      <w:r>
+        <w:rPr>
+          <w:rFonts w:ascii="Preeti" w:hAnsi="Preeti" w:cs="Times New Roman"/>
+          <w:sz w:val="36"/>
+          <w:szCs w:val="36"/>
+        </w:rPr>
+        <w:t xml:space="preserve"> </w:t>
       </w:r>
     </w:p>
     <w:p>
@@ -2409,7 +3743,7 @@
         <mc:AlternateContent>
           <mc:Choice Requires="wps">
             <w:drawing>
-              <wp:anchor distT="0" distB="0" distL="114300" distR="114300" simplePos="0" relativeHeight="251801600" behindDoc="0" locked="0" layoutInCell="1" allowOverlap="1" wp14:anchorId="73450E84" wp14:editId="3B4AD637">
+              <wp:anchor distT="0" distB="0" distL="114300" distR="114300" simplePos="0" relativeHeight="251801600" behindDoc="0" locked="0" layoutInCell="1" allowOverlap="1" wp14:anchorId="7F0A5738" wp14:editId="4AC0F727">
                 <wp:simplePos x="0" y="0"/>
                 <wp:positionH relativeFrom="column">
                   <wp:posOffset>2057400</wp:posOffset>
@@ -2486,7 +3820,43 @@
           <w:sz w:val="36"/>
           <w:szCs w:val="36"/>
         </w:rPr>
-        <w:t xml:space="preserve">_ xfd|f] /fli6«o hgfj/ </w:t>
+        <w:t xml:space="preserve">_ </w:t>
+      </w:r>
+      <w:proofErr w:type="spellStart"/>
+      <w:r>
+        <w:rPr>
+          <w:rFonts w:ascii="Preeti" w:hAnsi="Preeti" w:cs="Times New Roman"/>
+          <w:sz w:val="36"/>
+          <w:szCs w:val="36"/>
+        </w:rPr>
+        <w:t>xfd|f</w:t>
+      </w:r>
+      <w:proofErr w:type="spellEnd"/>
+      <w:r>
+        <w:rPr>
+          <w:rFonts w:ascii="Preeti" w:hAnsi="Preeti" w:cs="Times New Roman"/>
+          <w:sz w:val="36"/>
+          <w:szCs w:val="36"/>
+        </w:rPr>
+        <w:t xml:space="preserve">] /fli6«o </w:t>
+      </w:r>
+      <w:proofErr w:type="spellStart"/>
+      <w:r>
+        <w:rPr>
+          <w:rFonts w:ascii="Preeti" w:hAnsi="Preeti" w:cs="Times New Roman"/>
+          <w:sz w:val="36"/>
+          <w:szCs w:val="36"/>
+        </w:rPr>
+        <w:t>hgfj</w:t>
+      </w:r>
+      <w:proofErr w:type="spellEnd"/>
+      <w:r>
+        <w:rPr>
+          <w:rFonts w:ascii="Preeti" w:hAnsi="Preeti" w:cs="Times New Roman"/>
+          <w:sz w:val="36"/>
+          <w:szCs w:val="36"/>
+        </w:rPr>
+        <w:t xml:space="preserve">/ </w:t>
       </w:r>
       <w:r>
         <w:rPr>
@@ -2518,7 +3888,35 @@
           <w:sz w:val="36"/>
           <w:szCs w:val="36"/>
         </w:rPr>
-        <w:t xml:space="preserve"> xf] . </w:t>
+        <w:t xml:space="preserve"> </w:t>
+      </w:r>
+      <w:proofErr w:type="spellStart"/>
+      <w:r>
+        <w:rPr>
+          <w:rFonts w:ascii="Preeti" w:hAnsi="Preeti" w:cs="Times New Roman"/>
+          <w:sz w:val="36"/>
+          <w:szCs w:val="36"/>
+        </w:rPr>
+        <w:t>xf</w:t>
+      </w:r>
+      <w:proofErr w:type="spellEnd"/>
+      <w:proofErr w:type="gramStart"/>
+      <w:r>
+        <w:rPr>
+          <w:rFonts w:ascii="Preeti" w:hAnsi="Preeti" w:cs="Times New Roman"/>
+          <w:sz w:val="36"/>
+          <w:szCs w:val="36"/>
+        </w:rPr>
+        <w:t>] .</w:t>
+      </w:r>
+      <w:proofErr w:type="gramEnd"/>
+      <w:r>
+        <w:rPr>
+          <w:rFonts w:ascii="Preeti" w:hAnsi="Preeti" w:cs="Times New Roman"/>
+          <w:sz w:val="36"/>
+          <w:szCs w:val="36"/>
+        </w:rPr>
+        <w:t xml:space="preserve"> </w:t>
       </w:r>
     </w:p>
     <w:p>
@@ -2543,7 +3941,7 @@
         <mc:AlternateContent>
           <mc:Choice Requires="wps">
             <w:drawing>
-              <wp:anchor distT="0" distB="0" distL="114300" distR="114300" simplePos="0" relativeHeight="251804672" behindDoc="0" locked="0" layoutInCell="1" allowOverlap="1" wp14:anchorId="4108C3FD" wp14:editId="085389BF">
+              <wp:anchor distT="0" distB="0" distL="114300" distR="114300" simplePos="0" relativeHeight="251804672" behindDoc="0" locked="0" layoutInCell="1" allowOverlap="1" wp14:anchorId="67D67E17" wp14:editId="2AB019EA">
                 <wp:simplePos x="0" y="0"/>
                 <wp:positionH relativeFrom="column">
                   <wp:posOffset>1114425</wp:posOffset>
@@ -2630,6 +4028,7 @@
         </w:rPr>
         <w:t xml:space="preserve">_ </w:t>
       </w:r>
+      <w:proofErr w:type="spellStart"/>
       <w:r>
         <w:rPr>
           <w:rFonts w:ascii="Preeti" w:hAnsi="Preeti" w:cs="Times New Roman"/>
@@ -2638,197 +4037,86 @@
         </w:rPr>
         <w:t>ljB't</w:t>
       </w:r>
-      <w:r>
-        <w:rPr>
-          <w:rFonts w:ascii="Preeti" w:hAnsi="Preeti" w:cs="Times New Roman"/>
-          <w:sz w:val="36"/>
-          <w:szCs w:val="36"/>
-        </w:rPr>
-        <w:tab/>
-      </w:r>
-      <w:r>
-        <w:rPr>
-          <w:rFonts w:ascii="Preeti" w:hAnsi="Preeti" w:cs="Times New Roman"/>
-          <w:sz w:val="36"/>
-          <w:szCs w:val="36"/>
-        </w:rPr>
-        <w:tab/>
-      </w:r>
-      <w:r>
-        <w:rPr>
-          <w:rFonts w:ascii="Preeti" w:hAnsi="Preeti" w:cs="Times New Roman"/>
-          <w:sz w:val="36"/>
-          <w:szCs w:val="36"/>
-        </w:rPr>
-        <w:tab/>
-        <w:t>QTj xf] .</w:t>
-      </w:r>
+      <w:proofErr w:type="spellEnd"/>
+      <w:r>
+        <w:rPr>
+          <w:rFonts w:ascii="Preeti" w:hAnsi="Preeti" w:cs="Times New Roman"/>
+          <w:sz w:val="36"/>
+          <w:szCs w:val="36"/>
+        </w:rPr>
+        <w:tab/>
+      </w:r>
+      <w:r>
+        <w:rPr>
+          <w:rFonts w:ascii="Preeti" w:hAnsi="Preeti" w:cs="Times New Roman"/>
+          <w:sz w:val="36"/>
+          <w:szCs w:val="36"/>
+        </w:rPr>
+        <w:tab/>
+      </w:r>
+      <w:r>
+        <w:rPr>
+          <w:rFonts w:ascii="Preeti" w:hAnsi="Preeti" w:cs="Times New Roman"/>
+          <w:sz w:val="36"/>
+          <w:szCs w:val="36"/>
+        </w:rPr>
+        <w:tab/>
+      </w:r>
+      <w:proofErr w:type="spellStart"/>
+      <w:r>
+        <w:rPr>
+          <w:rFonts w:ascii="Preeti" w:hAnsi="Preeti" w:cs="Times New Roman"/>
+          <w:sz w:val="36"/>
+          <w:szCs w:val="36"/>
+        </w:rPr>
+        <w:t>QTj</w:t>
+      </w:r>
+      <w:proofErr w:type="spellEnd"/>
+      <w:r>
+        <w:rPr>
+          <w:rFonts w:ascii="Preeti" w:hAnsi="Preeti" w:cs="Times New Roman"/>
+          <w:sz w:val="36"/>
+          <w:szCs w:val="36"/>
+        </w:rPr>
+        <w:t xml:space="preserve"> </w:t>
+      </w:r>
+      <w:proofErr w:type="spellStart"/>
+      <w:r>
+        <w:rPr>
+          <w:rFonts w:ascii="Preeti" w:hAnsi="Preeti" w:cs="Times New Roman"/>
+          <w:sz w:val="36"/>
+          <w:szCs w:val="36"/>
+        </w:rPr>
+        <w:t>xf</w:t>
+      </w:r>
+      <w:proofErr w:type="spellEnd"/>
+      <w:proofErr w:type="gramStart"/>
+      <w:r>
+        <w:rPr>
+          <w:rFonts w:ascii="Preeti" w:hAnsi="Preeti" w:cs="Times New Roman"/>
+          <w:sz w:val="36"/>
+          <w:szCs w:val="36"/>
+        </w:rPr>
+        <w:t>] .</w:t>
+      </w:r>
+      <w:proofErr w:type="gramEnd"/>
     </w:p>
     <w:p>
       <w:pPr>
         <w:rPr>
           <w:rFonts w:ascii="Preeti" w:hAnsi="Preeti" w:cs="Times New Roman"/>
           <w:b/>
-          <w:sz w:val="36"/>
-          <w:szCs w:val="36"/>
-        </w:rPr>
-      </w:pPr>
-      <w:r>
-        <w:rPr>
-          <w:rFonts w:ascii="Preeti" w:hAnsi="Preeti" w:cs="Times New Roman"/>
-          <w:b/>
           <w:noProof/>
           <w:sz w:val="36"/>
           <w:szCs w:val="36"/>
         </w:rPr>
-        <w:lastRenderedPageBreak/>
-        <w:t xml:space="preserve">$_ </w:t>
-      </w:r>
-      <w:r>
-        <w:rPr>
-          <w:rFonts w:ascii="Preeti" w:hAnsi="Preeti" w:cs="Times New Roman"/>
-          <w:b/>
-          <w:sz w:val="36"/>
-          <w:szCs w:val="36"/>
-        </w:rPr>
-        <w:t xml:space="preserve">l7s </w:t>
-      </w:r>
-      <w:r>
-        <w:rPr>
-          <w:rFonts w:ascii="Preeti" w:hAnsi="Preeti"/>
-          <w:b/>
-          <w:sz w:val="36"/>
-          <w:szCs w:val="36"/>
-        </w:rPr>
-        <w:t xml:space="preserve">pQ/df - </w:t>
-      </w:r>
-      <m:oMath>
-        <m:r>
-          <m:rPr>
-            <m:sty m:val="bi"/>
-          </m:rPr>
-          <w:rPr>
-            <w:rFonts w:ascii="Cambria Math" w:hAnsi="Cambria Math"/>
-            <w:sz w:val="24"/>
-            <w:szCs w:val="24"/>
-          </w:rPr>
-          <m:t xml:space="preserve">√ </m:t>
-        </m:r>
-      </m:oMath>
-      <w:r>
-        <w:rPr>
-          <w:rFonts w:ascii="Preeti" w:eastAsiaTheme="minorEastAsia" w:hAnsi="Preeti"/>
-          <w:b/>
-          <w:sz w:val="24"/>
-          <w:szCs w:val="24"/>
-        </w:rPr>
-        <w:t xml:space="preserve"> </w:t>
-      </w:r>
-      <w:r>
-        <w:rPr>
-          <w:rFonts w:ascii="Preeti" w:eastAsiaTheme="minorEastAsia" w:hAnsi="Preeti"/>
-          <w:b/>
-          <w:sz w:val="36"/>
-          <w:szCs w:val="36"/>
-        </w:rPr>
-        <w:t xml:space="preserve">_ / a]l7s </w:t>
-      </w:r>
-      <w:r>
-        <w:rPr>
-          <w:rFonts w:ascii="Preeti" w:hAnsi="Preeti"/>
-          <w:b/>
-          <w:sz w:val="36"/>
-          <w:szCs w:val="36"/>
-        </w:rPr>
-        <w:t>pQ/df</w:t>
-      </w:r>
-      <w:r>
-        <w:rPr>
-          <w:rFonts w:ascii="Preeti" w:eastAsiaTheme="minorEastAsia" w:hAnsi="Preeti"/>
-          <w:b/>
-          <w:sz w:val="36"/>
-          <w:szCs w:val="36"/>
-        </w:rPr>
-        <w:t xml:space="preserve"> - </w:t>
-      </w:r>
-      <w:r>
-        <w:rPr>
-          <w:rFonts w:ascii="Times New Roman" w:eastAsiaTheme="minorEastAsia" w:hAnsi="Times New Roman" w:cs="Times New Roman"/>
-          <w:b/>
-          <w:sz w:val="36"/>
-          <w:szCs w:val="36"/>
-        </w:rPr>
-        <w:t>×</w:t>
-      </w:r>
-      <w:r>
-        <w:rPr>
-          <w:rFonts w:ascii="Preeti" w:eastAsiaTheme="minorEastAsia" w:hAnsi="Preeti"/>
-          <w:b/>
-          <w:sz w:val="36"/>
-          <w:szCs w:val="36"/>
-        </w:rPr>
-        <w:t xml:space="preserve"> _ lrx\g nufpg'xf];\ </w:t>
-      </w:r>
-      <w:r>
-        <w:rPr>
-          <w:rFonts w:ascii="Preeti" w:hAnsi="Preeti" w:cs="Times New Roman"/>
-          <w:b/>
-          <w:sz w:val="36"/>
-          <w:szCs w:val="36"/>
-        </w:rPr>
-        <w:t>M</w:t>
-      </w:r>
-      <w:r>
-        <w:rPr>
-          <w:rFonts w:ascii="Preeti" w:eastAsiaTheme="minorEastAsia" w:hAnsi="Preeti"/>
-          <w:b/>
-          <w:sz w:val="36"/>
-          <w:szCs w:val="36"/>
-        </w:rPr>
-        <w:tab/>
-      </w:r>
-      <w:r>
-        <w:rPr>
-          <w:rFonts w:ascii="Preeti" w:eastAsiaTheme="minorEastAsia" w:hAnsi="Preeti"/>
-          <w:b/>
-          <w:sz w:val="36"/>
-          <w:szCs w:val="36"/>
-        </w:rPr>
-        <w:tab/>
-      </w:r>
-      <w:r>
-        <w:rPr>
-          <w:rFonts w:ascii="Preeti" w:eastAsiaTheme="minorEastAsia" w:hAnsi="Preeti"/>
-          <w:b/>
-          <w:sz w:val="36"/>
-          <w:szCs w:val="36"/>
-        </w:rPr>
-        <w:tab/>
-      </w:r>
-      <w:r>
-        <w:rPr>
-          <w:rFonts w:ascii="Preeti" w:eastAsiaTheme="minorEastAsia" w:hAnsi="Preeti"/>
-          <w:b/>
-          <w:sz w:val="36"/>
-          <w:szCs w:val="36"/>
-        </w:rPr>
-        <w:t>-%</w:t>
-      </w:r>
-      <w:r>
-        <w:rPr>
-          <w:rFonts w:ascii="Preeti" w:eastAsiaTheme="minorEastAsia" w:hAnsi="Preeti"/>
-          <w:b/>
-          <w:sz w:val="36"/>
-          <w:szCs w:val="36"/>
-        </w:rPr>
-        <w:t>_</w:t>
-      </w:r>
+      </w:pPr>
     </w:p>
     <w:p>
       <w:pPr>
-        <w:spacing w:line="276" w:lineRule="auto"/>
-        <w:rPr>
-          <w:rFonts w:ascii="Preeti" w:hAnsi="Preeti" w:cs="Times New Roman"/>
+        <w:rPr>
+          <w:rFonts w:ascii="Preeti" w:hAnsi="Preeti" w:cs="Times New Roman"/>
+          <w:b/>
           <w:sz w:val="36"/>
           <w:szCs w:val="36"/>
         </w:rPr>
@@ -2840,16 +4128,17 @@
           <w:sz w:val="36"/>
           <w:szCs w:val="36"/>
         </w:rPr>
+        <w:lastRenderedPageBreak/>
         <mc:AlternateContent>
           <mc:Choice Requires="wps">
             <w:drawing>
-              <wp:anchor distT="0" distB="0" distL="114300" distR="114300" simplePos="0" relativeHeight="251806720" behindDoc="0" locked="0" layoutInCell="1" allowOverlap="1" wp14:anchorId="66A6C99C" wp14:editId="27915312">
+              <wp:anchor distT="0" distB="0" distL="114300" distR="114300" simplePos="0" relativeHeight="251806720" behindDoc="0" locked="0" layoutInCell="1" allowOverlap="1" wp14:anchorId="40DEEC84" wp14:editId="36C040B6">
                 <wp:simplePos x="0" y="0"/>
                 <wp:positionH relativeFrom="margin">
                   <wp:posOffset>2675890</wp:posOffset>
                 </wp:positionH>
                 <wp:positionV relativeFrom="paragraph">
-                  <wp:posOffset>6350</wp:posOffset>
+                  <wp:posOffset>315595</wp:posOffset>
                 </wp:positionV>
                 <wp:extent cx="885825" cy="333375"/>
                 <wp:effectExtent l="0" t="0" r="28575" b="28575"/>
@@ -2908,7 +4197,7 @@
           </mc:Choice>
           <mc:Fallback>
             <w:pict>
-              <v:rect w14:anchorId="54C88B35" id="Rectangle 21" o:spid="_x0000_s1026" style="position:absolute;margin-left:210.7pt;margin-top:.5pt;width:69.75pt;height:26.25pt;z-index:251806720;visibility:visible;mso-wrap-style:square;mso-width-percent:0;mso-height-percent:0;mso-wrap-distance-left:9pt;mso-wrap-distance-top:0;mso-wrap-distance-right:9pt;mso-wrap-distance-bottom:0;mso-position-horizontal:absolute;mso-position-horizontal-relative:margin;mso-position-vertical:absolute;mso-position-vertical-relative:text;mso-width-percent:0;mso-height-percent:0;mso-width-relative:margin;mso-height-relative:margin;v-text-anchor:middle" o:gfxdata="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" fillcolor="white [3201]" strokecolor="black [3213]" strokeweight="1pt">
+              <v:rect w14:anchorId="73069FA9" id="Rectangle 21" o:spid="_x0000_s1026" style="position:absolute;margin-left:210.7pt;margin-top:24.85pt;width:69.75pt;height:26.25pt;z-index:251806720;visibility:visible;mso-wrap-style:square;mso-width-percent:0;mso-height-percent:0;mso-wrap-distance-left:9pt;mso-wrap-distance-top:0;mso-wrap-distance-right:9pt;mso-wrap-distance-bottom:0;mso-position-horizontal:absolute;mso-position-horizontal-relative:margin;mso-position-vertical:absolute;mso-position-vertical-relative:text;mso-width-percent:0;mso-height-percent:0;mso-width-relative:margin;mso-height-relative:margin;v-text-anchor:middle" o:gfxdata="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" fillcolor="white [3201]" strokecolor="black [3213]" strokeweight="1pt">
                 <w10:wrap anchorx="margin"/>
               </v:rect>
             </w:pict>
@@ -2918,33 +4207,300 @@
       <w:r>
         <w:rPr>
           <w:rFonts w:ascii="Preeti" w:hAnsi="Preeti" w:cs="Times New Roman"/>
-          <w:sz w:val="36"/>
-          <w:szCs w:val="36"/>
-        </w:rPr>
-        <w:t xml:space="preserve">   s_</w:t>
-      </w:r>
-      <w:r>
-        <w:rPr>
-          <w:rFonts w:ascii="Preeti" w:hAnsi="Preeti" w:cs="Times New Roman"/>
-          <w:sz w:val="36"/>
-          <w:szCs w:val="36"/>
-        </w:rPr>
-        <w:t xml:space="preserve"> xfdL hldgdf a:5f}F .</w:t>
-      </w:r>
-      <w:r>
-        <w:rPr>
-          <w:rFonts w:ascii="Preeti" w:hAnsi="Preeti" w:cs="Times New Roman"/>
-          <w:sz w:val="36"/>
-          <w:szCs w:val="36"/>
+          <w:b/>
+          <w:noProof/>
+          <w:sz w:val="36"/>
+          <w:szCs w:val="36"/>
+        </w:rPr>
+        <w:t xml:space="preserve">$_ </w:t>
+      </w:r>
+      <w:r>
+        <w:rPr>
+          <w:rFonts w:ascii="Preeti" w:hAnsi="Preeti" w:cs="Times New Roman"/>
+          <w:b/>
+          <w:sz w:val="36"/>
+          <w:szCs w:val="36"/>
+        </w:rPr>
+        <w:t xml:space="preserve">l7s </w:t>
+      </w:r>
+      <w:proofErr w:type="spellStart"/>
+      <w:r>
+        <w:rPr>
+          <w:rFonts w:ascii="Preeti" w:hAnsi="Preeti"/>
+          <w:b/>
+          <w:sz w:val="36"/>
+          <w:szCs w:val="36"/>
+        </w:rPr>
+        <w:t>pQ</w:t>
+      </w:r>
+      <w:proofErr w:type="spellEnd"/>
+      <w:r>
+        <w:rPr>
+          <w:rFonts w:ascii="Preeti" w:hAnsi="Preeti"/>
+          <w:b/>
+          <w:sz w:val="36"/>
+          <w:szCs w:val="36"/>
+        </w:rPr>
+        <w:t>/</w:t>
+      </w:r>
+      <w:proofErr w:type="spellStart"/>
+      <w:r>
+        <w:rPr>
+          <w:rFonts w:ascii="Preeti" w:hAnsi="Preeti"/>
+          <w:b/>
+          <w:sz w:val="36"/>
+          <w:szCs w:val="36"/>
+        </w:rPr>
+        <w:t>df</w:t>
+      </w:r>
+      <w:proofErr w:type="spellEnd"/>
+      <w:r>
+        <w:rPr>
+          <w:rFonts w:ascii="Preeti" w:hAnsi="Preeti"/>
+          <w:b/>
+          <w:sz w:val="36"/>
+          <w:szCs w:val="36"/>
+        </w:rPr>
+        <w:t xml:space="preserve"> - </w:t>
+      </w:r>
+      <m:oMath>
+        <m:r>
+          <m:rPr>
+            <m:sty m:val="bi"/>
+          </m:rPr>
+          <w:rPr>
+            <w:rFonts w:ascii="Cambria Math" w:hAnsi="Cambria Math"/>
+            <w:sz w:val="24"/>
+            <w:szCs w:val="24"/>
+          </w:rPr>
+          <m:t xml:space="preserve">√ </m:t>
+        </m:r>
+      </m:oMath>
+      <w:r>
+        <w:rPr>
+          <w:rFonts w:ascii="Preeti" w:eastAsiaTheme="minorEastAsia" w:hAnsi="Preeti"/>
+          <w:b/>
+          <w:sz w:val="24"/>
+          <w:szCs w:val="24"/>
         </w:rPr>
         <w:t xml:space="preserve"> </w:t>
+      </w:r>
+      <w:r>
+        <w:rPr>
+          <w:rFonts w:ascii="Preeti" w:eastAsiaTheme="minorEastAsia" w:hAnsi="Preeti"/>
+          <w:b/>
+          <w:sz w:val="36"/>
+          <w:szCs w:val="36"/>
+        </w:rPr>
+        <w:t xml:space="preserve">_ / </w:t>
+      </w:r>
+      <w:proofErr w:type="gramStart"/>
+      <w:r>
+        <w:rPr>
+          <w:rFonts w:ascii="Preeti" w:eastAsiaTheme="minorEastAsia" w:hAnsi="Preeti"/>
+          <w:b/>
+          <w:sz w:val="36"/>
+          <w:szCs w:val="36"/>
+        </w:rPr>
+        <w:t>a]l</w:t>
+      </w:r>
+      <w:proofErr w:type="gramEnd"/>
+      <w:r>
+        <w:rPr>
+          <w:rFonts w:ascii="Preeti" w:eastAsiaTheme="minorEastAsia" w:hAnsi="Preeti"/>
+          <w:b/>
+          <w:sz w:val="36"/>
+          <w:szCs w:val="36"/>
+        </w:rPr>
+        <w:t xml:space="preserve">7s </w:t>
+      </w:r>
+      <w:proofErr w:type="spellStart"/>
+      <w:r>
+        <w:rPr>
+          <w:rFonts w:ascii="Preeti" w:hAnsi="Preeti"/>
+          <w:b/>
+          <w:sz w:val="36"/>
+          <w:szCs w:val="36"/>
+        </w:rPr>
+        <w:t>pQ</w:t>
+      </w:r>
+      <w:proofErr w:type="spellEnd"/>
+      <w:r>
+        <w:rPr>
+          <w:rFonts w:ascii="Preeti" w:hAnsi="Preeti"/>
+          <w:b/>
+          <w:sz w:val="36"/>
+          <w:szCs w:val="36"/>
+        </w:rPr>
+        <w:t>/</w:t>
+      </w:r>
+      <w:proofErr w:type="spellStart"/>
+      <w:r>
+        <w:rPr>
+          <w:rFonts w:ascii="Preeti" w:hAnsi="Preeti"/>
+          <w:b/>
+          <w:sz w:val="36"/>
+          <w:szCs w:val="36"/>
+        </w:rPr>
+        <w:t>df</w:t>
+      </w:r>
+      <w:proofErr w:type="spellEnd"/>
+      <w:r>
+        <w:rPr>
+          <w:rFonts w:ascii="Preeti" w:eastAsiaTheme="minorEastAsia" w:hAnsi="Preeti"/>
+          <w:b/>
+          <w:sz w:val="36"/>
+          <w:szCs w:val="36"/>
+        </w:rPr>
+        <w:t xml:space="preserve"> - </w:t>
+      </w:r>
+      <w:r>
+        <w:rPr>
+          <w:rFonts w:ascii="Times New Roman" w:eastAsiaTheme="minorEastAsia" w:hAnsi="Times New Roman" w:cs="Times New Roman"/>
+          <w:b/>
+          <w:sz w:val="36"/>
+          <w:szCs w:val="36"/>
+        </w:rPr>
+        <w:t>×</w:t>
+      </w:r>
+      <w:r>
+        <w:rPr>
+          <w:rFonts w:ascii="Preeti" w:eastAsiaTheme="minorEastAsia" w:hAnsi="Preeti"/>
+          <w:b/>
+          <w:sz w:val="36"/>
+          <w:szCs w:val="36"/>
+        </w:rPr>
+        <w:t xml:space="preserve"> _ </w:t>
+      </w:r>
+      <w:proofErr w:type="spellStart"/>
+      <w:r>
+        <w:rPr>
+          <w:rFonts w:ascii="Preeti" w:eastAsiaTheme="minorEastAsia" w:hAnsi="Preeti"/>
+          <w:b/>
+          <w:sz w:val="36"/>
+          <w:szCs w:val="36"/>
+        </w:rPr>
+        <w:t>lrx</w:t>
+      </w:r>
+      <w:proofErr w:type="spellEnd"/>
+      <w:r>
+        <w:rPr>
+          <w:rFonts w:ascii="Preeti" w:eastAsiaTheme="minorEastAsia" w:hAnsi="Preeti"/>
+          <w:b/>
+          <w:sz w:val="36"/>
+          <w:szCs w:val="36"/>
+        </w:rPr>
+        <w:t xml:space="preserve">\g </w:t>
+      </w:r>
+      <w:proofErr w:type="spellStart"/>
+      <w:r>
+        <w:rPr>
+          <w:rFonts w:ascii="Preeti" w:eastAsiaTheme="minorEastAsia" w:hAnsi="Preeti"/>
+          <w:b/>
+          <w:sz w:val="36"/>
+          <w:szCs w:val="36"/>
+        </w:rPr>
+        <w:t>nufpg'xf</w:t>
+      </w:r>
+      <w:proofErr w:type="spellEnd"/>
+      <w:proofErr w:type="gramStart"/>
+      <w:r>
+        <w:rPr>
+          <w:rFonts w:ascii="Preeti" w:eastAsiaTheme="minorEastAsia" w:hAnsi="Preeti"/>
+          <w:b/>
+          <w:sz w:val="36"/>
+          <w:szCs w:val="36"/>
+        </w:rPr>
+        <w:t>];\</w:t>
+      </w:r>
+      <w:proofErr w:type="gramEnd"/>
+      <w:r>
+        <w:rPr>
+          <w:rFonts w:ascii="Preeti" w:eastAsiaTheme="minorEastAsia" w:hAnsi="Preeti"/>
+          <w:b/>
+          <w:sz w:val="36"/>
+          <w:szCs w:val="36"/>
+        </w:rPr>
+        <w:t xml:space="preserve"> </w:t>
+      </w:r>
+      <w:r>
+        <w:rPr>
+          <w:rFonts w:ascii="Preeti" w:hAnsi="Preeti" w:cs="Times New Roman"/>
+          <w:b/>
+          <w:sz w:val="36"/>
+          <w:szCs w:val="36"/>
+        </w:rPr>
+        <w:t>M</w:t>
+      </w:r>
+      <w:r>
+        <w:rPr>
+          <w:rFonts w:ascii="Preeti" w:eastAsiaTheme="minorEastAsia" w:hAnsi="Preeti"/>
+          <w:b/>
+          <w:sz w:val="36"/>
+          <w:szCs w:val="36"/>
+        </w:rPr>
+        <w:tab/>
+      </w:r>
+      <w:r>
+        <w:rPr>
+          <w:rFonts w:ascii="Preeti" w:eastAsiaTheme="minorEastAsia" w:hAnsi="Preeti"/>
+          <w:b/>
+          <w:sz w:val="36"/>
+          <w:szCs w:val="36"/>
+        </w:rPr>
+        <w:tab/>
+      </w:r>
+      <w:r>
+        <w:rPr>
+          <w:rFonts w:ascii="Preeti" w:eastAsiaTheme="minorEastAsia" w:hAnsi="Preeti"/>
+          <w:b/>
+          <w:sz w:val="36"/>
+          <w:szCs w:val="36"/>
+        </w:rPr>
+        <w:tab/>
+      </w:r>
+      <w:r>
+        <w:rPr>
+          <w:rFonts w:ascii="Preeti" w:eastAsiaTheme="minorEastAsia" w:hAnsi="Preeti"/>
+          <w:b/>
+          <w:sz w:val="36"/>
+          <w:szCs w:val="36"/>
+        </w:rPr>
+        <w:tab/>
+      </w:r>
+      <w:r>
+        <w:rPr>
+          <w:rFonts w:ascii="Preeti" w:eastAsiaTheme="minorEastAsia" w:hAnsi="Preeti"/>
+          <w:b/>
+          <w:sz w:val="36"/>
+          <w:szCs w:val="36"/>
+        </w:rPr>
+        <w:tab/>
+      </w:r>
+      <w:r>
+        <w:rPr>
+          <w:rFonts w:ascii="Preeti" w:eastAsiaTheme="minorEastAsia" w:hAnsi="Preeti"/>
+          <w:b/>
+          <w:sz w:val="36"/>
+          <w:szCs w:val="36"/>
+        </w:rPr>
+        <w:t>-%</w:t>
+      </w:r>
+      <w:r>
+        <w:rPr>
+          <w:rFonts w:ascii="Preeti" w:eastAsiaTheme="minorEastAsia" w:hAnsi="Preeti"/>
+          <w:b/>
+          <w:sz w:val="36"/>
+          <w:szCs w:val="36"/>
+        </w:rPr>
+        <w:t>_</w:t>
       </w:r>
     </w:p>
     <w:p>
       <w:pPr>
         <w:spacing w:line="276" w:lineRule="auto"/>
         <w:rPr>
-          <w:rFonts w:ascii="Times New Roman" w:hAnsi="Times New Roman" w:cs="Times New Roman"/>
+          <w:rFonts w:ascii="Preeti" w:hAnsi="Preeti" w:cs="Times New Roman"/>
           <w:sz w:val="36"/>
           <w:szCs w:val="36"/>
         </w:rPr>
@@ -2959,13 +4515,13 @@
         <mc:AlternateContent>
           <mc:Choice Requires="wps">
             <w:drawing>
-              <wp:anchor distT="0" distB="0" distL="114300" distR="114300" simplePos="0" relativeHeight="251807744" behindDoc="0" locked="0" layoutInCell="1" allowOverlap="1" wp14:anchorId="08D4EC6E" wp14:editId="6B7EFFAA">
+              <wp:anchor distT="0" distB="0" distL="114300" distR="114300" simplePos="0" relativeHeight="251807744" behindDoc="0" locked="0" layoutInCell="1" allowOverlap="1" wp14:anchorId="64BEEB76" wp14:editId="6B56D80D">
                 <wp:simplePos x="0" y="0"/>
                 <wp:positionH relativeFrom="column">
-                  <wp:posOffset>2905125</wp:posOffset>
+                  <wp:posOffset>2886075</wp:posOffset>
                 </wp:positionH>
                 <wp:positionV relativeFrom="paragraph">
-                  <wp:posOffset>5080</wp:posOffset>
+                  <wp:posOffset>337185</wp:posOffset>
                 </wp:positionV>
                 <wp:extent cx="885825" cy="333375"/>
                 <wp:effectExtent l="0" t="0" r="28575" b="28575"/>
@@ -3024,7 +4580,7 @@
           </mc:Choice>
           <mc:Fallback>
             <w:pict>
-              <v:rect w14:anchorId="75CB6F49" id="Rectangle 22" o:spid="_x0000_s1026" style="position:absolute;margin-left:228.75pt;margin-top:.4pt;width:69.75pt;height:26.25pt;z-index:251807744;visibility:visible;mso-wrap-style:square;mso-width-percent:0;mso-height-percent:0;mso-wrap-distance-left:9pt;mso-wrap-distance-top:0;mso-wrap-distance-right:9pt;mso-wrap-distance-bottom:0;mso-position-horizontal:absolute;mso-position-horizontal-relative:text;mso-position-vertical:absolute;mso-position-vertical-relative:text;mso-width-percent:0;mso-height-percent:0;mso-width-relative:margin;mso-height-relative:margin;v-text-anchor:middle" o:gfxdata="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" fillcolor="white [3201]" strokecolor="black [3213]" strokeweight="1pt"/>
+              <v:rect w14:anchorId="535CDD21" id="Rectangle 22" o:spid="_x0000_s1026" style="position:absolute;margin-left:227.25pt;margin-top:26.55pt;width:69.75pt;height:26.25pt;z-index:251807744;visibility:visible;mso-wrap-style:square;mso-width-percent:0;mso-height-percent:0;mso-wrap-distance-left:9pt;mso-wrap-distance-top:0;mso-wrap-distance-right:9pt;mso-wrap-distance-bottom:0;mso-position-horizontal:absolute;mso-position-horizontal-relative:text;mso-position-vertical:absolute;mso-position-vertical-relative:text;mso-width-percent:0;mso-height-percent:0;mso-width-relative:margin;mso-height-relative:margin;v-text-anchor:middle" o:gfxdata="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" fillcolor="white [3201]" strokecolor="black [3213]" strokeweight="1pt"/>
             </w:pict>
           </mc:Fallback>
         </mc:AlternateContent>
@@ -3035,6 +4591,94 @@
           <w:sz w:val="36"/>
           <w:szCs w:val="36"/>
         </w:rPr>
+        <w:t xml:space="preserve">   s_</w:t>
+      </w:r>
+      <w:r>
+        <w:rPr>
+          <w:rFonts w:ascii="Preeti" w:hAnsi="Preeti" w:cs="Times New Roman"/>
+          <w:sz w:val="36"/>
+          <w:szCs w:val="36"/>
+        </w:rPr>
+        <w:t xml:space="preserve"> </w:t>
+      </w:r>
+      <w:proofErr w:type="spellStart"/>
+      <w:r>
+        <w:rPr>
+          <w:rFonts w:ascii="Preeti" w:hAnsi="Preeti" w:cs="Times New Roman"/>
+          <w:sz w:val="36"/>
+          <w:szCs w:val="36"/>
+        </w:rPr>
+        <w:t>xfdL</w:t>
+      </w:r>
+      <w:proofErr w:type="spellEnd"/>
+      <w:r>
+        <w:rPr>
+          <w:rFonts w:ascii="Preeti" w:hAnsi="Preeti" w:cs="Times New Roman"/>
+          <w:sz w:val="36"/>
+          <w:szCs w:val="36"/>
+        </w:rPr>
+        <w:t xml:space="preserve"> </w:t>
+      </w:r>
+      <w:proofErr w:type="spellStart"/>
+      <w:r>
+        <w:rPr>
+          <w:rFonts w:ascii="Preeti" w:hAnsi="Preeti" w:cs="Times New Roman"/>
+          <w:sz w:val="36"/>
+          <w:szCs w:val="36"/>
+        </w:rPr>
+        <w:t>hldgdf</w:t>
+      </w:r>
+      <w:proofErr w:type="spellEnd"/>
+      <w:r>
+        <w:rPr>
+          <w:rFonts w:ascii="Preeti" w:hAnsi="Preeti" w:cs="Times New Roman"/>
+          <w:sz w:val="36"/>
+          <w:szCs w:val="36"/>
+        </w:rPr>
+        <w:t xml:space="preserve"> a:5</w:t>
+      </w:r>
+      <w:proofErr w:type="gramStart"/>
+      <w:r>
+        <w:rPr>
+          <w:rFonts w:ascii="Preeti" w:hAnsi="Preeti" w:cs="Times New Roman"/>
+          <w:sz w:val="36"/>
+          <w:szCs w:val="36"/>
+        </w:rPr>
+        <w:t>f}F</w:t>
+      </w:r>
+      <w:proofErr w:type="gramEnd"/>
+      <w:r>
+        <w:rPr>
+          <w:rFonts w:ascii="Preeti" w:hAnsi="Preeti" w:cs="Times New Roman"/>
+          <w:sz w:val="36"/>
+          <w:szCs w:val="36"/>
+        </w:rPr>
+        <w:t xml:space="preserve"> .</w:t>
+      </w:r>
+      <w:r>
+        <w:rPr>
+          <w:rFonts w:ascii="Preeti" w:hAnsi="Preeti" w:cs="Times New Roman"/>
+          <w:sz w:val="36"/>
+          <w:szCs w:val="36"/>
+        </w:rPr>
+        <w:t xml:space="preserve"> </w:t>
+      </w:r>
+    </w:p>
+    <w:p>
+      <w:pPr>
+        <w:spacing w:line="276" w:lineRule="auto"/>
+        <w:rPr>
+          <w:rFonts w:ascii="Times New Roman" w:hAnsi="Times New Roman" w:cs="Times New Roman"/>
+          <w:sz w:val="36"/>
+          <w:szCs w:val="36"/>
+        </w:rPr>
+      </w:pPr>
+      <w:r>
+        <w:rPr>
+          <w:rFonts w:ascii="Preeti" w:hAnsi="Preeti" w:cs="Times New Roman"/>
+          <w:sz w:val="36"/>
+          <w:szCs w:val="36"/>
+        </w:rPr>
         <w:t xml:space="preserve">   v_]</w:t>
       </w:r>
       <w:r>
@@ -3043,8 +4687,74 @@
           <w:sz w:val="36"/>
           <w:szCs w:val="36"/>
         </w:rPr>
-        <w:t xml:space="preserve"> xfdL kmf]xf]]/ vfN8fdf kmfNg'k5{ .</w:t>
-      </w:r>
+        <w:t xml:space="preserve"> </w:t>
+      </w:r>
+      <w:proofErr w:type="spellStart"/>
+      <w:r>
+        <w:rPr>
+          <w:rFonts w:ascii="Preeti" w:hAnsi="Preeti" w:cs="Times New Roman"/>
+          <w:sz w:val="36"/>
+          <w:szCs w:val="36"/>
+        </w:rPr>
+        <w:t>xfdL</w:t>
+      </w:r>
+      <w:proofErr w:type="spellEnd"/>
+      <w:r>
+        <w:rPr>
+          <w:rFonts w:ascii="Preeti" w:hAnsi="Preeti" w:cs="Times New Roman"/>
+          <w:sz w:val="36"/>
+          <w:szCs w:val="36"/>
+        </w:rPr>
+        <w:t xml:space="preserve"> </w:t>
+      </w:r>
+      <w:proofErr w:type="spellStart"/>
+      <w:proofErr w:type="gramStart"/>
+      <w:r>
+        <w:rPr>
+          <w:rFonts w:ascii="Preeti" w:hAnsi="Preeti" w:cs="Times New Roman"/>
+          <w:sz w:val="36"/>
+          <w:szCs w:val="36"/>
+        </w:rPr>
+        <w:t>kmf</w:t>
+      </w:r>
+      <w:proofErr w:type="spellEnd"/>
+      <w:r>
+        <w:rPr>
+          <w:rFonts w:ascii="Preeti" w:hAnsi="Preeti" w:cs="Times New Roman"/>
+          <w:sz w:val="36"/>
+          <w:szCs w:val="36"/>
+        </w:rPr>
+        <w:t>]</w:t>
+      </w:r>
+      <w:proofErr w:type="spellStart"/>
+      <w:r>
+        <w:rPr>
+          <w:rFonts w:ascii="Preeti" w:hAnsi="Preeti" w:cs="Times New Roman"/>
+          <w:sz w:val="36"/>
+          <w:szCs w:val="36"/>
+        </w:rPr>
+        <w:t>xf</w:t>
+      </w:r>
+      <w:proofErr w:type="spellEnd"/>
+      <w:proofErr w:type="gramEnd"/>
+      <w:r>
+        <w:rPr>
+          <w:rFonts w:ascii="Preeti" w:hAnsi="Preeti" w:cs="Times New Roman"/>
+          <w:sz w:val="36"/>
+          <w:szCs w:val="36"/>
+        </w:rPr>
+        <w:t>]]/ vfN8fdf kmfNg'k</w:t>
+      </w:r>
+      <w:proofErr w:type="gramStart"/>
+      <w:r>
+        <w:rPr>
+          <w:rFonts w:ascii="Preeti" w:hAnsi="Preeti" w:cs="Times New Roman"/>
+          <w:sz w:val="36"/>
+          <w:szCs w:val="36"/>
+        </w:rPr>
+        <w:t>5{ .</w:t>
+      </w:r>
+      <w:proofErr w:type="gramEnd"/>
     </w:p>
     <w:p>
       <w:pPr>
@@ -3065,7 +4775,7 @@
         <mc:AlternateContent>
           <mc:Choice Requires="wps">
             <w:drawing>
-              <wp:anchor distT="0" distB="0" distL="114300" distR="114300" simplePos="0" relativeHeight="251808768" behindDoc="0" locked="0" layoutInCell="1" allowOverlap="1" wp14:anchorId="5F63EB89" wp14:editId="174FD1C5">
+              <wp:anchor distT="0" distB="0" distL="114300" distR="114300" simplePos="0" relativeHeight="251808768" behindDoc="0" locked="0" layoutInCell="1" allowOverlap="1" wp14:anchorId="60DA70A8" wp14:editId="3720BF0A">
                 <wp:simplePos x="0" y="0"/>
                 <wp:positionH relativeFrom="column">
                   <wp:posOffset>2800350</wp:posOffset>
@@ -3149,7 +4859,72 @@
           <w:sz w:val="36"/>
           <w:szCs w:val="36"/>
         </w:rPr>
-        <w:t xml:space="preserve"> g[Ton] ;a}nfO{ dgf]/~hg lbG5 </w:t>
+        <w:t xml:space="preserve"> g[Ton</w:t>
+      </w:r>
+      <w:proofErr w:type="gramStart"/>
+      <w:r>
+        <w:rPr>
+          <w:rFonts w:ascii="Preeti" w:hAnsi="Preeti" w:cs="Times New Roman"/>
+          <w:sz w:val="36"/>
+          <w:szCs w:val="36"/>
+        </w:rPr>
+        <w:t>] ;a</w:t>
+      </w:r>
+      <w:proofErr w:type="gramEnd"/>
+      <w:r>
+        <w:rPr>
+          <w:rFonts w:ascii="Preeti" w:hAnsi="Preeti" w:cs="Times New Roman"/>
+          <w:sz w:val="36"/>
+          <w:szCs w:val="36"/>
+        </w:rPr>
+        <w:t>}</w:t>
+      </w:r>
+      <w:proofErr w:type="spellStart"/>
+      <w:proofErr w:type="gramStart"/>
+      <w:r>
+        <w:rPr>
+          <w:rFonts w:ascii="Preeti" w:hAnsi="Preeti" w:cs="Times New Roman"/>
+          <w:sz w:val="36"/>
+          <w:szCs w:val="36"/>
+        </w:rPr>
+        <w:t>nfO</w:t>
+      </w:r>
+      <w:proofErr w:type="spellEnd"/>
+      <w:r>
+        <w:rPr>
+          <w:rFonts w:ascii="Preeti" w:hAnsi="Preeti" w:cs="Times New Roman"/>
+          <w:sz w:val="36"/>
+          <w:szCs w:val="36"/>
+        </w:rPr>
+        <w:t xml:space="preserve">{ </w:t>
+      </w:r>
+      <w:proofErr w:type="spellStart"/>
+      <w:r>
+        <w:rPr>
+          <w:rFonts w:ascii="Preeti" w:hAnsi="Preeti" w:cs="Times New Roman"/>
+          <w:sz w:val="36"/>
+          <w:szCs w:val="36"/>
+        </w:rPr>
+        <w:t>dgf</w:t>
+      </w:r>
+      <w:proofErr w:type="spellEnd"/>
+      <w:proofErr w:type="gramEnd"/>
+      <w:r>
+        <w:rPr>
+          <w:rFonts w:ascii="Preeti" w:hAnsi="Preeti" w:cs="Times New Roman"/>
+          <w:sz w:val="36"/>
+          <w:szCs w:val="36"/>
+        </w:rPr>
+        <w:t>]/~hg lbG</w:t>
+      </w:r>
+      <w:proofErr w:type="gramStart"/>
+      <w:r>
+        <w:rPr>
+          <w:rFonts w:ascii="Preeti" w:hAnsi="Preeti" w:cs="Times New Roman"/>
+          <w:sz w:val="36"/>
+          <w:szCs w:val="36"/>
+        </w:rPr>
+        <w:t xml:space="preserve">5 </w:t>
       </w:r>
       <w:r>
         <w:rPr>
@@ -3159,6 +4934,7 @@
         </w:rPr>
         <w:t>.</w:t>
       </w:r>
+      <w:proofErr w:type="gramEnd"/>
     </w:p>
     <w:p>
       <w:pPr>
@@ -3179,7 +4955,7 @@
         <mc:AlternateContent>
           <mc:Choice Requires="wps">
             <w:drawing>
-              <wp:anchor distT="0" distB="0" distL="114300" distR="114300" simplePos="0" relativeHeight="251809792" behindDoc="0" locked="0" layoutInCell="1" allowOverlap="1" wp14:anchorId="03CC0AEE" wp14:editId="45CBF2F9">
+              <wp:anchor distT="0" distB="0" distL="114300" distR="114300" simplePos="0" relativeHeight="251809792" behindDoc="0" locked="0" layoutInCell="1" allowOverlap="1" wp14:anchorId="7E4DAC95" wp14:editId="04E2DB0D">
                 <wp:simplePos x="0" y="0"/>
                 <wp:positionH relativeFrom="margin">
                   <wp:align>center</wp:align>
@@ -3265,7 +5041,52 @@
           <w:sz w:val="36"/>
           <w:szCs w:val="36"/>
         </w:rPr>
-        <w:t xml:space="preserve"> j:t'sf] cfsf/ Pp6} x'G5 </w:t>
+        <w:t xml:space="preserve"> </w:t>
+      </w:r>
+      <w:proofErr w:type="gramStart"/>
+      <w:r>
+        <w:rPr>
+          <w:rFonts w:ascii="Preeti" w:hAnsi="Preeti" w:cs="Times New Roman"/>
+          <w:sz w:val="36"/>
+          <w:szCs w:val="36"/>
+        </w:rPr>
+        <w:t>j:t'sf</w:t>
+      </w:r>
+      <w:proofErr w:type="gramEnd"/>
+      <w:r>
+        <w:rPr>
+          <w:rFonts w:ascii="Preeti" w:hAnsi="Preeti" w:cs="Times New Roman"/>
+          <w:sz w:val="36"/>
+          <w:szCs w:val="36"/>
+        </w:rPr>
+        <w:t xml:space="preserve">] </w:t>
+      </w:r>
+      <w:proofErr w:type="spellStart"/>
+      <w:r>
+        <w:rPr>
+          <w:rFonts w:ascii="Preeti" w:hAnsi="Preeti" w:cs="Times New Roman"/>
+          <w:sz w:val="36"/>
+          <w:szCs w:val="36"/>
+        </w:rPr>
+        <w:t>cfsf</w:t>
+      </w:r>
+      <w:proofErr w:type="spellEnd"/>
+      <w:r>
+        <w:rPr>
+          <w:rFonts w:ascii="Preeti" w:hAnsi="Preeti" w:cs="Times New Roman"/>
+          <w:sz w:val="36"/>
+          <w:szCs w:val="36"/>
+        </w:rPr>
+        <w:t>/ Pp6} x'G</w:t>
+      </w:r>
+      <w:proofErr w:type="gramStart"/>
+      <w:r>
+        <w:rPr>
+          <w:rFonts w:ascii="Preeti" w:hAnsi="Preeti" w:cs="Times New Roman"/>
+          <w:sz w:val="36"/>
+          <w:szCs w:val="36"/>
+        </w:rPr>
+        <w:t xml:space="preserve">5 </w:t>
       </w:r>
       <w:r>
         <w:rPr>
@@ -3275,6 +5096,7 @@
         </w:rPr>
         <w:t>.</w:t>
       </w:r>
+      <w:proofErr w:type="gramEnd"/>
     </w:p>
     <w:p>
       <w:pPr>
@@ -3285,7 +5107,6 @@
           <w:szCs w:val="36"/>
         </w:rPr>
       </w:pPr>
-      <w:bookmarkStart w:id="0" w:name="_GoBack"/>
       <w:r>
         <w:rPr>
           <w:rFonts w:ascii="Preeti" w:hAnsi="Preeti" w:cs="Times New Roman"/>
@@ -3296,7 +5117,7 @@
         <mc:AlternateContent>
           <mc:Choice Requires="wps">
             <w:drawing>
-              <wp:anchor distT="0" distB="0" distL="114300" distR="114300" simplePos="0" relativeHeight="251845632" behindDoc="0" locked="0" layoutInCell="1" allowOverlap="1" wp14:anchorId="0B5A8836" wp14:editId="2B2846CD">
+              <wp:anchor distT="0" distB="0" distL="114300" distR="114300" simplePos="0" relativeHeight="251845632" behindDoc="0" locked="0" layoutInCell="1" allowOverlap="1" wp14:anchorId="0DFA2C36" wp14:editId="517EC6B8">
                 <wp:simplePos x="0" y="0"/>
                 <wp:positionH relativeFrom="margin">
                   <wp:posOffset>2162175</wp:posOffset>
@@ -3368,15 +5189,70 @@
           </mc:Fallback>
         </mc:AlternateContent>
       </w:r>
-      <w:bookmarkEnd w:id="0"/>
-      <w:r>
-        <w:rPr>
-          <w:rFonts w:ascii="Preeti" w:hAnsi="Preeti" w:cs="Times New Roman"/>
-          <w:sz w:val="36"/>
-          <w:szCs w:val="36"/>
-        </w:rPr>
-        <w:t xml:space="preserve">   ª_ kfs]sf] s]/f /ftf] x'G5 .</w:t>
-      </w:r>
+      <w:r>
+        <w:rPr>
+          <w:rFonts w:ascii="Preeti" w:hAnsi="Preeti" w:cs="Times New Roman"/>
+          <w:sz w:val="36"/>
+          <w:szCs w:val="36"/>
+        </w:rPr>
+        <w:t xml:space="preserve">   ª_ </w:t>
+      </w:r>
+      <w:proofErr w:type="spellStart"/>
+      <w:proofErr w:type="gramStart"/>
+      <w:r>
+        <w:rPr>
+          <w:rFonts w:ascii="Preeti" w:hAnsi="Preeti" w:cs="Times New Roman"/>
+          <w:sz w:val="36"/>
+          <w:szCs w:val="36"/>
+        </w:rPr>
+        <w:t>kfs</w:t>
+      </w:r>
+      <w:proofErr w:type="spellEnd"/>
+      <w:r>
+        <w:rPr>
+          <w:rFonts w:ascii="Preeti" w:hAnsi="Preeti" w:cs="Times New Roman"/>
+          <w:sz w:val="36"/>
+          <w:szCs w:val="36"/>
+        </w:rPr>
+        <w:t>]sf</w:t>
+      </w:r>
+      <w:proofErr w:type="gramEnd"/>
+      <w:r>
+        <w:rPr>
+          <w:rFonts w:ascii="Preeti" w:hAnsi="Preeti" w:cs="Times New Roman"/>
+          <w:sz w:val="36"/>
+          <w:szCs w:val="36"/>
+        </w:rPr>
+        <w:t>] s]/f /</w:t>
+      </w:r>
+      <w:proofErr w:type="spellStart"/>
+      <w:r>
+        <w:rPr>
+          <w:rFonts w:ascii="Preeti" w:hAnsi="Preeti" w:cs="Times New Roman"/>
+          <w:sz w:val="36"/>
+          <w:szCs w:val="36"/>
+        </w:rPr>
+        <w:t>ftf</w:t>
+      </w:r>
+      <w:proofErr w:type="spellEnd"/>
+      <w:r>
+        <w:rPr>
+          <w:rFonts w:ascii="Preeti" w:hAnsi="Preeti" w:cs="Times New Roman"/>
+          <w:sz w:val="36"/>
+          <w:szCs w:val="36"/>
+        </w:rPr>
+        <w:t>] x'G</w:t>
+      </w:r>
+      <w:proofErr w:type="gramStart"/>
+      <w:r>
+        <w:rPr>
+          <w:rFonts w:ascii="Preeti" w:hAnsi="Preeti" w:cs="Times New Roman"/>
+          <w:sz w:val="36"/>
+          <w:szCs w:val="36"/>
+        </w:rPr>
+        <w:t>5 .</w:t>
+      </w:r>
+      <w:proofErr w:type="gramEnd"/>
       <w:r>
         <w:rPr>
           <w:rFonts w:ascii="Preeti" w:hAnsi="Preeti" w:cs="Times New Roman"/>
@@ -3402,48 +5278,248 @@
           <w:sz w:val="36"/>
           <w:szCs w:val="36"/>
         </w:rPr>
-        <w:t>%_ hf8f] / udL{df nufpg] sk8fsf]] ;"rL tof/ kfg'{xf];\ M</w:t>
-      </w:r>
-      <w:r>
-        <w:rPr>
-          <w:rFonts w:ascii="Preeti" w:hAnsi="Preeti" w:cs="Times New Roman"/>
-          <w:b/>
-          <w:sz w:val="36"/>
-          <w:szCs w:val="36"/>
-        </w:rPr>
-        <w:tab/>
-      </w:r>
-      <w:r>
-        <w:rPr>
-          <w:rFonts w:ascii="Preeti" w:hAnsi="Preeti" w:cs="Times New Roman"/>
-          <w:b/>
-          <w:sz w:val="36"/>
-          <w:szCs w:val="36"/>
-        </w:rPr>
-        <w:tab/>
-      </w:r>
-      <w:r>
-        <w:rPr>
-          <w:rFonts w:ascii="Preeti" w:hAnsi="Preeti" w:cs="Times New Roman"/>
-          <w:b/>
-          <w:sz w:val="36"/>
-          <w:szCs w:val="36"/>
-        </w:rPr>
-        <w:tab/>
-      </w:r>
-      <w:r>
-        <w:rPr>
-          <w:rFonts w:ascii="Preeti" w:hAnsi="Preeti" w:cs="Times New Roman"/>
-          <w:b/>
-          <w:sz w:val="36"/>
-          <w:szCs w:val="36"/>
-        </w:rPr>
-        <w:tab/>
+        <w:t xml:space="preserve">%_ hf8f] / </w:t>
+      </w:r>
+      <w:proofErr w:type="spellStart"/>
+      <w:proofErr w:type="gramStart"/>
+      <w:r>
+        <w:rPr>
+          <w:rFonts w:ascii="Preeti" w:hAnsi="Preeti" w:cs="Times New Roman"/>
+          <w:b/>
+          <w:sz w:val="36"/>
+          <w:szCs w:val="36"/>
+        </w:rPr>
+        <w:t>udL</w:t>
+      </w:r>
+      <w:proofErr w:type="spellEnd"/>
+      <w:r>
+        <w:rPr>
+          <w:rFonts w:ascii="Preeti" w:hAnsi="Preeti" w:cs="Times New Roman"/>
+          <w:b/>
+          <w:sz w:val="36"/>
+          <w:szCs w:val="36"/>
+        </w:rPr>
+        <w:t>{</w:t>
+      </w:r>
+      <w:proofErr w:type="spellStart"/>
+      <w:proofErr w:type="gramEnd"/>
+      <w:r>
+        <w:rPr>
+          <w:rFonts w:ascii="Preeti" w:hAnsi="Preeti" w:cs="Times New Roman"/>
+          <w:b/>
+          <w:sz w:val="36"/>
+          <w:szCs w:val="36"/>
+        </w:rPr>
+        <w:t>df</w:t>
+      </w:r>
+      <w:proofErr w:type="spellEnd"/>
+      <w:r>
+        <w:rPr>
+          <w:rFonts w:ascii="Preeti" w:hAnsi="Preeti" w:cs="Times New Roman"/>
+          <w:b/>
+          <w:sz w:val="36"/>
+          <w:szCs w:val="36"/>
+        </w:rPr>
+        <w:t xml:space="preserve"> </w:t>
+      </w:r>
+      <w:proofErr w:type="spellStart"/>
+      <w:r>
+        <w:rPr>
+          <w:rFonts w:ascii="Preeti" w:hAnsi="Preeti" w:cs="Times New Roman"/>
+          <w:b/>
+          <w:sz w:val="36"/>
+          <w:szCs w:val="36"/>
+        </w:rPr>
+        <w:t>nufpg</w:t>
+      </w:r>
+      <w:proofErr w:type="spellEnd"/>
+      <w:r>
+        <w:rPr>
+          <w:rFonts w:ascii="Preeti" w:hAnsi="Preeti" w:cs="Times New Roman"/>
+          <w:b/>
+          <w:sz w:val="36"/>
+          <w:szCs w:val="36"/>
+        </w:rPr>
+        <w:t>] sk8fsf]</w:t>
+      </w:r>
+      <w:proofErr w:type="gramStart"/>
+      <w:r>
+        <w:rPr>
+          <w:rFonts w:ascii="Preeti" w:hAnsi="Preeti" w:cs="Times New Roman"/>
+          <w:b/>
+          <w:sz w:val="36"/>
+          <w:szCs w:val="36"/>
+        </w:rPr>
+        <w:t>] ;</w:t>
+      </w:r>
+      <w:proofErr w:type="gramEnd"/>
+      <w:r>
+        <w:rPr>
+          <w:rFonts w:ascii="Preeti" w:hAnsi="Preeti" w:cs="Times New Roman"/>
+          <w:b/>
+          <w:sz w:val="36"/>
+          <w:szCs w:val="36"/>
+        </w:rPr>
+        <w:t>"</w:t>
+      </w:r>
+      <w:proofErr w:type="spellStart"/>
+      <w:r>
+        <w:rPr>
+          <w:rFonts w:ascii="Preeti" w:hAnsi="Preeti" w:cs="Times New Roman"/>
+          <w:b/>
+          <w:sz w:val="36"/>
+          <w:szCs w:val="36"/>
+        </w:rPr>
+        <w:t>rL</w:t>
+      </w:r>
+      <w:proofErr w:type="spellEnd"/>
+      <w:r>
+        <w:rPr>
+          <w:rFonts w:ascii="Preeti" w:hAnsi="Preeti" w:cs="Times New Roman"/>
+          <w:b/>
+          <w:sz w:val="36"/>
+          <w:szCs w:val="36"/>
+        </w:rPr>
+        <w:t xml:space="preserve"> </w:t>
+      </w:r>
+      <w:proofErr w:type="spellStart"/>
+      <w:r>
+        <w:rPr>
+          <w:rFonts w:ascii="Preeti" w:hAnsi="Preeti" w:cs="Times New Roman"/>
+          <w:b/>
+          <w:sz w:val="36"/>
+          <w:szCs w:val="36"/>
+        </w:rPr>
+        <w:t>tof</w:t>
+      </w:r>
+      <w:proofErr w:type="spellEnd"/>
+      <w:r>
+        <w:rPr>
+          <w:rFonts w:ascii="Preeti" w:hAnsi="Preeti" w:cs="Times New Roman"/>
+          <w:b/>
+          <w:sz w:val="36"/>
+          <w:szCs w:val="36"/>
+        </w:rPr>
+        <w:t xml:space="preserve">/ </w:t>
+      </w:r>
+      <w:proofErr w:type="spellStart"/>
+      <w:r>
+        <w:rPr>
+          <w:rFonts w:ascii="Preeti" w:hAnsi="Preeti" w:cs="Times New Roman"/>
+          <w:b/>
+          <w:sz w:val="36"/>
+          <w:szCs w:val="36"/>
+        </w:rPr>
+        <w:t>kfg</w:t>
+      </w:r>
+      <w:proofErr w:type="spellEnd"/>
+      <w:r>
+        <w:rPr>
+          <w:rFonts w:ascii="Preeti" w:hAnsi="Preeti" w:cs="Times New Roman"/>
+          <w:b/>
+          <w:sz w:val="36"/>
+          <w:szCs w:val="36"/>
+        </w:rPr>
+        <w:t>'{</w:t>
+      </w:r>
+      <w:proofErr w:type="spellStart"/>
+      <w:r>
+        <w:rPr>
+          <w:rFonts w:ascii="Preeti" w:hAnsi="Preeti" w:cs="Times New Roman"/>
+          <w:b/>
+          <w:sz w:val="36"/>
+          <w:szCs w:val="36"/>
+        </w:rPr>
+        <w:t>xf</w:t>
+      </w:r>
+      <w:proofErr w:type="spellEnd"/>
+      <w:proofErr w:type="gramStart"/>
+      <w:r>
+        <w:rPr>
+          <w:rFonts w:ascii="Preeti" w:hAnsi="Preeti" w:cs="Times New Roman"/>
+          <w:b/>
+          <w:sz w:val="36"/>
+          <w:szCs w:val="36"/>
+        </w:rPr>
+        <w:t>];\</w:t>
+      </w:r>
+      <w:proofErr w:type="gramEnd"/>
+      <w:r>
+        <w:rPr>
+          <w:rFonts w:ascii="Preeti" w:hAnsi="Preeti" w:cs="Times New Roman"/>
+          <w:b/>
+          <w:sz w:val="36"/>
+          <w:szCs w:val="36"/>
+        </w:rPr>
+        <w:t xml:space="preserve"> M</w:t>
+      </w:r>
+      <w:r>
+        <w:rPr>
+          <w:rFonts w:ascii="Preeti" w:hAnsi="Preeti" w:cs="Times New Roman"/>
+          <w:b/>
+          <w:sz w:val="36"/>
+          <w:szCs w:val="36"/>
+        </w:rPr>
+        <w:tab/>
+      </w:r>
+      <w:r>
+        <w:rPr>
+          <w:rFonts w:ascii="Preeti" w:hAnsi="Preeti" w:cs="Times New Roman"/>
+          <w:b/>
+          <w:sz w:val="36"/>
+          <w:szCs w:val="36"/>
+        </w:rPr>
+        <w:tab/>
+      </w:r>
+      <w:r>
+        <w:rPr>
+          <w:rFonts w:ascii="Preeti" w:hAnsi="Preeti" w:cs="Times New Roman"/>
+          <w:b/>
+          <w:sz w:val="36"/>
+          <w:szCs w:val="36"/>
+        </w:rPr>
+        <w:tab/>
+      </w:r>
+      <w:r>
+        <w:rPr>
+          <w:rFonts w:ascii="Preeti" w:hAnsi="Preeti" w:cs="Times New Roman"/>
+          <w:b/>
+          <w:sz w:val="36"/>
+          <w:szCs w:val="36"/>
+        </w:rPr>
+        <w:tab/>
+      </w:r>
+      <w:r>
+        <w:rPr>
+          <w:rFonts w:ascii="Preeti" w:hAnsi="Preeti" w:cs="Times New Roman"/>
+          <w:b/>
+          <w:sz w:val="36"/>
+          <w:szCs w:val="36"/>
+        </w:rPr>
+        <w:tab/>
+      </w:r>
+      <w:r>
+        <w:rPr>
+          <w:rFonts w:ascii="Preeti" w:hAnsi="Preeti" w:cs="Times New Roman"/>
+          <w:b/>
+          <w:sz w:val="36"/>
+          <w:szCs w:val="36"/>
+        </w:rPr>
+        <w:tab/>
+      </w:r>
+      <w:r>
+        <w:rPr>
+          <w:rFonts w:ascii="Preeti" w:hAnsi="Preeti" w:cs="Times New Roman"/>
+          <w:b/>
+          <w:sz w:val="36"/>
+          <w:szCs w:val="36"/>
+        </w:rPr>
         <w:t>-$_</w:t>
       </w:r>
     </w:p>
     <w:p>
       <w:pPr>
+        <w:spacing w:line="480" w:lineRule="auto"/>
         <w:rPr>
           <w:rFonts w:ascii="Preeti" w:hAnsi="Preeti" w:cs="Times New Roman"/>
           <w:sz w:val="36"/>
@@ -3465,36 +5541,128 @@
           <w:szCs w:val="36"/>
         </w:rPr>
         <w:tab/>
-        <w:t>hf8f]df nufpg]</w:t>
-      </w:r>
-      <w:r>
-        <w:rPr>
-          <w:rFonts w:ascii="Preeti" w:hAnsi="Preeti" w:cs="Times New Roman"/>
-          <w:sz w:val="36"/>
-          <w:szCs w:val="36"/>
-        </w:rPr>
-        <w:tab/>
-      </w:r>
-      <w:r>
-        <w:rPr>
-          <w:rFonts w:ascii="Preeti" w:hAnsi="Preeti" w:cs="Times New Roman"/>
-          <w:sz w:val="36"/>
-          <w:szCs w:val="36"/>
-        </w:rPr>
-        <w:tab/>
-      </w:r>
-      <w:r>
-        <w:rPr>
-          <w:rFonts w:ascii="Preeti" w:hAnsi="Preeti" w:cs="Times New Roman"/>
-          <w:sz w:val="36"/>
-          <w:szCs w:val="36"/>
-        </w:rPr>
-        <w:tab/>
-        <w:t>udL{df nufpg]</w:t>
+        <w:t>hf8f]</w:t>
+      </w:r>
+      <w:proofErr w:type="spellStart"/>
+      <w:r>
+        <w:rPr>
+          <w:rFonts w:ascii="Preeti" w:hAnsi="Preeti" w:cs="Times New Roman"/>
+          <w:sz w:val="36"/>
+          <w:szCs w:val="36"/>
+        </w:rPr>
+        <w:t>df</w:t>
+      </w:r>
+      <w:proofErr w:type="spellEnd"/>
+      <w:r>
+        <w:rPr>
+          <w:rFonts w:ascii="Preeti" w:hAnsi="Preeti" w:cs="Times New Roman"/>
+          <w:sz w:val="36"/>
+          <w:szCs w:val="36"/>
+        </w:rPr>
+        <w:t xml:space="preserve"> </w:t>
+      </w:r>
+      <w:proofErr w:type="spellStart"/>
+      <w:r>
+        <w:rPr>
+          <w:rFonts w:ascii="Preeti" w:hAnsi="Preeti" w:cs="Times New Roman"/>
+          <w:sz w:val="36"/>
+          <w:szCs w:val="36"/>
+        </w:rPr>
+        <w:t>nufpg</w:t>
+      </w:r>
+      <w:proofErr w:type="spellEnd"/>
+      <w:r>
+        <w:rPr>
+          <w:rFonts w:ascii="Preeti" w:hAnsi="Preeti" w:cs="Times New Roman"/>
+          <w:sz w:val="36"/>
+          <w:szCs w:val="36"/>
+        </w:rPr>
+        <w:t>]</w:t>
+      </w:r>
+      <w:r>
+        <w:rPr>
+          <w:rFonts w:ascii="Preeti" w:hAnsi="Preeti" w:cs="Times New Roman"/>
+          <w:sz w:val="36"/>
+          <w:szCs w:val="36"/>
+        </w:rPr>
+        <w:tab/>
+      </w:r>
+      <w:r>
+        <w:rPr>
+          <w:rFonts w:ascii="Preeti" w:hAnsi="Preeti" w:cs="Times New Roman"/>
+          <w:sz w:val="36"/>
+          <w:szCs w:val="36"/>
+        </w:rPr>
+        <w:tab/>
+      </w:r>
+      <w:r>
+        <w:rPr>
+          <w:rFonts w:ascii="Preeti" w:hAnsi="Preeti" w:cs="Times New Roman"/>
+          <w:sz w:val="36"/>
+          <w:szCs w:val="36"/>
+        </w:rPr>
+        <w:tab/>
+      </w:r>
+      <w:proofErr w:type="spellStart"/>
+      <w:proofErr w:type="gramStart"/>
+      <w:r>
+        <w:rPr>
+          <w:rFonts w:ascii="Preeti" w:hAnsi="Preeti" w:cs="Times New Roman"/>
+          <w:sz w:val="36"/>
+          <w:szCs w:val="36"/>
+        </w:rPr>
+        <w:t>udL</w:t>
+      </w:r>
+      <w:proofErr w:type="spellEnd"/>
+      <w:r>
+        <w:rPr>
+          <w:rFonts w:ascii="Preeti" w:hAnsi="Preeti" w:cs="Times New Roman"/>
+          <w:sz w:val="36"/>
+          <w:szCs w:val="36"/>
+        </w:rPr>
+        <w:t>{</w:t>
+      </w:r>
+      <w:proofErr w:type="spellStart"/>
+      <w:proofErr w:type="gramEnd"/>
+      <w:r>
+        <w:rPr>
+          <w:rFonts w:ascii="Preeti" w:hAnsi="Preeti" w:cs="Times New Roman"/>
+          <w:sz w:val="36"/>
+          <w:szCs w:val="36"/>
+        </w:rPr>
+        <w:t>df</w:t>
+      </w:r>
+      <w:proofErr w:type="spellEnd"/>
+      <w:r>
+        <w:rPr>
+          <w:rFonts w:ascii="Preeti" w:hAnsi="Preeti" w:cs="Times New Roman"/>
+          <w:sz w:val="36"/>
+          <w:szCs w:val="36"/>
+        </w:rPr>
+        <w:t xml:space="preserve"> </w:t>
+      </w:r>
+      <w:proofErr w:type="spellStart"/>
+      <w:r>
+        <w:rPr>
+          <w:rFonts w:ascii="Preeti" w:hAnsi="Preeti" w:cs="Times New Roman"/>
+          <w:sz w:val="36"/>
+          <w:szCs w:val="36"/>
+        </w:rPr>
+        <w:t>nufpg</w:t>
+      </w:r>
+      <w:proofErr w:type="spellEnd"/>
+      <w:r>
+        <w:rPr>
+          <w:rFonts w:ascii="Preeti" w:hAnsi="Preeti" w:cs="Times New Roman"/>
+          <w:sz w:val="36"/>
+          <w:szCs w:val="36"/>
+        </w:rPr>
+        <w:t>]</w:t>
       </w:r>
     </w:p>
     <w:p>
       <w:pPr>
+        <w:spacing w:line="480" w:lineRule="auto"/>
         <w:rPr>
           <w:rFonts w:ascii="Preeti" w:hAnsi="Preeti" w:cs="Times New Roman"/>
           <w:sz w:val="36"/>
@@ -3511,7 +5679,7 @@
         <mc:AlternateContent>
           <mc:Choice Requires="wps">
             <w:drawing>
-              <wp:anchor distT="0" distB="0" distL="114300" distR="114300" simplePos="0" relativeHeight="251813888" behindDoc="0" locked="0" layoutInCell="1" allowOverlap="1" wp14:anchorId="6CD53183" wp14:editId="49D95B9C">
+              <wp:anchor distT="0" distB="0" distL="114300" distR="114300" simplePos="0" relativeHeight="251813888" behindDoc="0" locked="0" layoutInCell="1" allowOverlap="1" wp14:anchorId="079A560A" wp14:editId="46E38544">
                 <wp:simplePos x="0" y="0"/>
                 <wp:positionH relativeFrom="column">
                   <wp:posOffset>2686050</wp:posOffset>
@@ -3578,7 +5746,7 @@
         <mc:AlternateContent>
           <mc:Choice Requires="wps">
             <w:drawing>
-              <wp:anchor distT="0" distB="0" distL="114300" distR="114300" simplePos="0" relativeHeight="251812864" behindDoc="0" locked="0" layoutInCell="1" allowOverlap="1" wp14:anchorId="329C549A" wp14:editId="3266651F">
+              <wp:anchor distT="0" distB="0" distL="114300" distR="114300" simplePos="0" relativeHeight="251812864" behindDoc="0" locked="0" layoutInCell="1" allowOverlap="1" wp14:anchorId="217C4E0F" wp14:editId="38CB4C73">
                 <wp:simplePos x="0" y="0"/>
                 <wp:positionH relativeFrom="column">
                   <wp:posOffset>200024</wp:posOffset>
@@ -3646,6 +5814,7 @@
     </w:p>
     <w:p>
       <w:pPr>
+        <w:spacing w:after="0" w:line="480" w:lineRule="auto"/>
         <w:rPr>
           <w:rFonts w:ascii="Preeti" w:hAnsi="Preeti"/>
           <w:sz w:val="36"/>
@@ -3662,7 +5831,7 @@
         <mc:AlternateContent>
           <mc:Choice Requires="wps">
             <w:drawing>
-              <wp:anchor distT="0" distB="0" distL="114300" distR="114300" simplePos="0" relativeHeight="251815936" behindDoc="0" locked="0" layoutInCell="1" allowOverlap="1" wp14:anchorId="1D42338D" wp14:editId="0FC0612C">
+              <wp:anchor distT="0" distB="0" distL="114300" distR="114300" simplePos="0" relativeHeight="251815936" behindDoc="0" locked="0" layoutInCell="1" allowOverlap="1" wp14:anchorId="6A4097B0" wp14:editId="4B0838D1">
                 <wp:simplePos x="0" y="0"/>
                 <wp:positionH relativeFrom="column">
                   <wp:posOffset>219075</wp:posOffset>
@@ -3729,7 +5898,7 @@
         <mc:AlternateContent>
           <mc:Choice Requires="wps">
             <w:drawing>
-              <wp:anchor distT="0" distB="0" distL="114300" distR="114300" simplePos="0" relativeHeight="251814912" behindDoc="0" locked="0" layoutInCell="1" allowOverlap="1" wp14:anchorId="625C8A42" wp14:editId="1330E570">
+              <wp:anchor distT="0" distB="0" distL="114300" distR="114300" simplePos="0" relativeHeight="251814912" behindDoc="0" locked="0" layoutInCell="1" allowOverlap="1" wp14:anchorId="157889C3" wp14:editId="4C49BD87">
                 <wp:simplePos x="0" y="0"/>
                 <wp:positionH relativeFrom="column">
                   <wp:posOffset>2724150</wp:posOffset>
@@ -3789,22 +5958,164 @@
     </w:p>
     <w:p>
       <w:pPr>
-        <w:spacing w:line="240" w:lineRule="auto"/>
-        <w:rPr>
-          <w:rFonts w:ascii="Preeti" w:hAnsi="Preeti"/>
-          <w:b/>
-          <w:sz w:val="36"/>
-          <w:szCs w:val="36"/>
-        </w:rPr>
-      </w:pPr>
-      <w:r>
-        <w:rPr>
-          <w:rFonts w:ascii="Preeti" w:hAnsi="Preeti"/>
-          <w:b/>
-          <w:sz w:val="36"/>
-          <w:szCs w:val="36"/>
-        </w:rPr>
-        <w:t xml:space="preserve">^_ tn lbO{Psf k|Zgsf pQ/ n]Vg'xf];\ </w:t>
+        <w:spacing w:after="0" w:line="240" w:lineRule="auto"/>
+        <w:rPr>
+          <w:rFonts w:ascii="Preeti" w:hAnsi="Preeti"/>
+          <w:b/>
+          <w:sz w:val="36"/>
+          <w:szCs w:val="36"/>
+        </w:rPr>
+      </w:pPr>
+      <w:r>
+        <w:rPr>
+          <w:rFonts w:ascii="Preeti" w:hAnsi="Preeti"/>
+          <w:b/>
+          <w:sz w:val="36"/>
+          <w:szCs w:val="36"/>
+        </w:rPr>
+        <w:t xml:space="preserve">^_ </w:t>
+      </w:r>
+      <w:proofErr w:type="spellStart"/>
+      <w:r>
+        <w:rPr>
+          <w:rFonts w:ascii="Preeti" w:hAnsi="Preeti"/>
+          <w:b/>
+          <w:sz w:val="36"/>
+          <w:szCs w:val="36"/>
+        </w:rPr>
+        <w:t>tn</w:t>
+      </w:r>
+      <w:proofErr w:type="spellEnd"/>
+      <w:r>
+        <w:rPr>
+          <w:rFonts w:ascii="Preeti" w:hAnsi="Preeti"/>
+          <w:b/>
+          <w:sz w:val="36"/>
+          <w:szCs w:val="36"/>
+        </w:rPr>
+        <w:t xml:space="preserve"> </w:t>
+      </w:r>
+      <w:proofErr w:type="spellStart"/>
+      <w:proofErr w:type="gramStart"/>
+      <w:r>
+        <w:rPr>
+          <w:rFonts w:ascii="Preeti" w:hAnsi="Preeti"/>
+          <w:b/>
+          <w:sz w:val="36"/>
+          <w:szCs w:val="36"/>
+        </w:rPr>
+        <w:t>lbO</w:t>
+      </w:r>
+      <w:proofErr w:type="spellEnd"/>
+      <w:r>
+        <w:rPr>
+          <w:rFonts w:ascii="Preeti" w:hAnsi="Preeti"/>
+          <w:b/>
+          <w:sz w:val="36"/>
+          <w:szCs w:val="36"/>
+        </w:rPr>
+        <w:t>{</w:t>
+      </w:r>
+      <w:proofErr w:type="spellStart"/>
+      <w:proofErr w:type="gramEnd"/>
+      <w:r>
+        <w:rPr>
+          <w:rFonts w:ascii="Preeti" w:hAnsi="Preeti"/>
+          <w:b/>
+          <w:sz w:val="36"/>
+          <w:szCs w:val="36"/>
+        </w:rPr>
+        <w:t>Psf</w:t>
+      </w:r>
+      <w:proofErr w:type="spellEnd"/>
+      <w:r>
+        <w:rPr>
+          <w:rFonts w:ascii="Preeti" w:hAnsi="Preeti"/>
+          <w:b/>
+          <w:sz w:val="36"/>
+          <w:szCs w:val="36"/>
+        </w:rPr>
+        <w:t xml:space="preserve"> </w:t>
+      </w:r>
+      <w:proofErr w:type="spellStart"/>
+      <w:r>
+        <w:rPr>
+          <w:rFonts w:ascii="Preeti" w:hAnsi="Preeti"/>
+          <w:b/>
+          <w:sz w:val="36"/>
+          <w:szCs w:val="36"/>
+        </w:rPr>
+        <w:t>k|Zgsf</w:t>
+      </w:r>
+      <w:proofErr w:type="spellEnd"/>
+      <w:r>
+        <w:rPr>
+          <w:rFonts w:ascii="Preeti" w:hAnsi="Preeti"/>
+          <w:b/>
+          <w:sz w:val="36"/>
+          <w:szCs w:val="36"/>
+        </w:rPr>
+        <w:t xml:space="preserve"> </w:t>
+      </w:r>
+      <w:proofErr w:type="spellStart"/>
+      <w:r>
+        <w:rPr>
+          <w:rFonts w:ascii="Preeti" w:hAnsi="Preeti"/>
+          <w:b/>
+          <w:sz w:val="36"/>
+          <w:szCs w:val="36"/>
+        </w:rPr>
+        <w:t>pQ</w:t>
+      </w:r>
+      <w:proofErr w:type="spellEnd"/>
+      <w:r>
+        <w:rPr>
+          <w:rFonts w:ascii="Preeti" w:hAnsi="Preeti"/>
+          <w:b/>
+          <w:sz w:val="36"/>
+          <w:szCs w:val="36"/>
+        </w:rPr>
+        <w:t xml:space="preserve">/ </w:t>
+      </w:r>
+      <w:proofErr w:type="gramStart"/>
+      <w:r>
+        <w:rPr>
+          <w:rFonts w:ascii="Preeti" w:hAnsi="Preeti"/>
+          <w:b/>
+          <w:sz w:val="36"/>
+          <w:szCs w:val="36"/>
+        </w:rPr>
+        <w:t>n]</w:t>
+      </w:r>
+      <w:proofErr w:type="spellStart"/>
+      <w:r>
+        <w:rPr>
+          <w:rFonts w:ascii="Preeti" w:hAnsi="Preeti"/>
+          <w:b/>
+          <w:sz w:val="36"/>
+          <w:szCs w:val="36"/>
+        </w:rPr>
+        <w:t>Vg'xf</w:t>
+      </w:r>
+      <w:proofErr w:type="spellEnd"/>
+      <w:r>
+        <w:rPr>
+          <w:rFonts w:ascii="Preeti" w:hAnsi="Preeti"/>
+          <w:b/>
+          <w:sz w:val="36"/>
+          <w:szCs w:val="36"/>
+        </w:rPr>
+        <w:t>];\</w:t>
+      </w:r>
+      <w:proofErr w:type="gramEnd"/>
+      <w:r>
+        <w:rPr>
+          <w:rFonts w:ascii="Preeti" w:hAnsi="Preeti"/>
+          <w:b/>
+          <w:sz w:val="36"/>
+          <w:szCs w:val="36"/>
+        </w:rPr>
+        <w:t xml:space="preserve"> </w:t>
       </w:r>
       <w:r>
         <w:rPr>
@@ -3878,11 +6189,42 @@
           <w:sz w:val="36"/>
           <w:szCs w:val="36"/>
         </w:rPr>
-        <w:t>-!)_</w:t>
-      </w:r>
+        <w:tab/>
+      </w:r>
+      <w:r>
+        <w:rPr>
+          <w:rFonts w:ascii="Preeti" w:hAnsi="Preeti"/>
+          <w:b/>
+          <w:sz w:val="36"/>
+          <w:szCs w:val="36"/>
+        </w:rPr>
+        <w:tab/>
+        <w:t xml:space="preserve">     </w:t>
+      </w:r>
+      <w:r>
+        <w:rPr>
+          <w:rFonts w:ascii="Preeti" w:hAnsi="Preeti"/>
+          <w:b/>
+          <w:sz w:val="36"/>
+          <w:szCs w:val="36"/>
+        </w:rPr>
+        <w:t>-</w:t>
+      </w:r>
+      <w:proofErr w:type="gramStart"/>
+      <w:r>
+        <w:rPr>
+          <w:rFonts w:ascii="Preeti" w:hAnsi="Preeti"/>
+          <w:b/>
+          <w:sz w:val="36"/>
+          <w:szCs w:val="36"/>
+        </w:rPr>
+        <w:t>!)_</w:t>
+      </w:r>
+      <w:proofErr w:type="gramEnd"/>
     </w:p>
     <w:p>
       <w:pPr>
+        <w:spacing w:line="480" w:lineRule="auto"/>
         <w:rPr>
           <w:rFonts w:ascii="Preeti" w:hAnsi="Preeti"/>
           <w:sz w:val="36"/>
@@ -3897,13 +6239,87 @@
         </w:rPr>
         <w:t xml:space="preserve">   s_ </w:t>
       </w:r>
-      <w:r>
-        <w:rPr>
-          <w:rFonts w:ascii="Preeti" w:hAnsi="Preeti"/>
-          <w:sz w:val="36"/>
-          <w:szCs w:val="36"/>
-        </w:rPr>
-        <w:t xml:space="preserve">k|sfzsf] ;a}eGbf 7'nf] ;|f]t s'g xf] </w:t>
+      <w:proofErr w:type="spellStart"/>
+      <w:r>
+        <w:rPr>
+          <w:rFonts w:ascii="Preeti" w:hAnsi="Preeti"/>
+          <w:sz w:val="36"/>
+          <w:szCs w:val="36"/>
+        </w:rPr>
+        <w:t>k|sfzsf</w:t>
+      </w:r>
+      <w:proofErr w:type="spellEnd"/>
+      <w:proofErr w:type="gramStart"/>
+      <w:r>
+        <w:rPr>
+          <w:rFonts w:ascii="Preeti" w:hAnsi="Preeti"/>
+          <w:sz w:val="36"/>
+          <w:szCs w:val="36"/>
+        </w:rPr>
+        <w:t>] ;a</w:t>
+      </w:r>
+      <w:proofErr w:type="gramEnd"/>
+      <w:r>
+        <w:rPr>
+          <w:rFonts w:ascii="Preeti" w:hAnsi="Preeti"/>
+          <w:sz w:val="36"/>
+          <w:szCs w:val="36"/>
+        </w:rPr>
+        <w:t>}</w:t>
+      </w:r>
+      <w:proofErr w:type="spellStart"/>
+      <w:r>
+        <w:rPr>
+          <w:rFonts w:ascii="Preeti" w:hAnsi="Preeti"/>
+          <w:sz w:val="36"/>
+          <w:szCs w:val="36"/>
+        </w:rPr>
+        <w:t>eGbf</w:t>
+      </w:r>
+      <w:proofErr w:type="spellEnd"/>
+      <w:r>
+        <w:rPr>
+          <w:rFonts w:ascii="Preeti" w:hAnsi="Preeti"/>
+          <w:sz w:val="36"/>
+          <w:szCs w:val="36"/>
+        </w:rPr>
+        <w:t xml:space="preserve"> 7'nf] ;|f]t </w:t>
+      </w:r>
+      <w:proofErr w:type="spellStart"/>
+      <w:r>
+        <w:rPr>
+          <w:rFonts w:ascii="Preeti" w:hAnsi="Preeti"/>
+          <w:sz w:val="36"/>
+          <w:szCs w:val="36"/>
+        </w:rPr>
+        <w:t>s'g</w:t>
+      </w:r>
+      <w:proofErr w:type="spellEnd"/>
+      <w:r>
+        <w:rPr>
+          <w:rFonts w:ascii="Preeti" w:hAnsi="Preeti"/>
+          <w:sz w:val="36"/>
+          <w:szCs w:val="36"/>
+        </w:rPr>
+        <w:t xml:space="preserve"> </w:t>
+      </w:r>
+      <w:proofErr w:type="spellStart"/>
+      <w:r>
+        <w:rPr>
+          <w:rFonts w:ascii="Preeti" w:hAnsi="Preeti"/>
+          <w:sz w:val="36"/>
+          <w:szCs w:val="36"/>
+        </w:rPr>
+        <w:t>xf</w:t>
+      </w:r>
+      <w:proofErr w:type="spellEnd"/>
+      <w:r>
+        <w:rPr>
+          <w:rFonts w:ascii="Preeti" w:hAnsi="Preeti"/>
+          <w:sz w:val="36"/>
+          <w:szCs w:val="36"/>
+        </w:rPr>
+        <w:t xml:space="preserve">] </w:t>
       </w:r>
       <w:r>
         <w:rPr>
@@ -3916,6 +6332,7 @@
     </w:p>
     <w:p>
       <w:pPr>
+        <w:spacing w:line="480" w:lineRule="auto"/>
         <w:rPr>
           <w:rFonts w:ascii="Preeti" w:hAnsi="Preeti"/>
           <w:sz w:val="36"/>
@@ -3932,16 +6349,16 @@
         <mc:AlternateContent>
           <mc:Choice Requires="wps">
             <w:drawing>
-              <wp:anchor distT="0" distB="0" distL="114300" distR="114300" simplePos="0" relativeHeight="251817984" behindDoc="0" locked="0" layoutInCell="1" allowOverlap="1" wp14:anchorId="43ECF6F0" wp14:editId="74CA341E">
+              <wp:anchor distT="0" distB="0" distL="114300" distR="114300" simplePos="0" relativeHeight="251817984" behindDoc="0" locked="0" layoutInCell="1" allowOverlap="1" wp14:anchorId="43F8CD05" wp14:editId="6CF53FEF">
                 <wp:simplePos x="0" y="0"/>
                 <wp:positionH relativeFrom="margin">
-                  <wp:posOffset>370840</wp:posOffset>
+                  <wp:posOffset>371475</wp:posOffset>
                 </wp:positionH>
                 <wp:positionV relativeFrom="paragraph">
-                  <wp:posOffset>80010</wp:posOffset>
+                  <wp:posOffset>102235</wp:posOffset>
                 </wp:positionV>
                 <wp:extent cx="5705475" cy="19050"/>
-                <wp:effectExtent l="0" t="0" r="28575" b="19050"/>
+                <wp:effectExtent l="0" t="0" r="24130" b="28575"/>
                 <wp:wrapNone/>
                 <wp:docPr id="45" name="Straight Connector 45"/>
                 <wp:cNvGraphicFramePr/>
@@ -3981,12 +6398,18 @@
                     </wps:wsp>
                   </a:graphicData>
                 </a:graphic>
+                <wp14:sizeRelH relativeFrom="margin">
+                  <wp14:pctWidth>0</wp14:pctWidth>
+                </wp14:sizeRelH>
+                <wp14:sizeRelV relativeFrom="margin">
+                  <wp14:pctHeight>0</wp14:pctHeight>
+                </wp14:sizeRelV>
               </wp:anchor>
             </w:drawing>
           </mc:Choice>
           <mc:Fallback>
             <w:pict>
-              <v:line w14:anchorId="1B0496D7" id="Straight Connector 45" o:spid="_x0000_s1026" style="position:absolute;z-index:251817984;visibility:visible;mso-wrap-style:square;mso-wrap-distance-left:9pt;mso-wrap-distance-top:0;mso-wrap-distance-right:9pt;mso-wrap-distance-bottom:0;mso-position-horizontal:absolute;mso-position-horizontal-relative:margin;mso-position-vertical:absolute;mso-position-vertical-relative:text" from="29.2pt,6.3pt" to="478.45pt,7.8pt" o:gfxdata="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" strokecolor="black [3213]" strokeweight="1pt">
+              <v:line w14:anchorId="3C32BDF3" id="Straight Connector 45" o:spid="_x0000_s1026" style="position:absolute;z-index:251817984;visibility:visible;mso-wrap-style:square;mso-width-percent:0;mso-height-percent:0;mso-wrap-distance-left:9pt;mso-wrap-distance-top:0;mso-wrap-distance-right:9pt;mso-wrap-distance-bottom:0;mso-position-horizontal:absolute;mso-position-horizontal-relative:margin;mso-position-vertical:absolute;mso-position-vertical-relative:text;mso-width-percent:0;mso-height-percent:0;mso-width-relative:margin;mso-height-relative:margin" from="29.25pt,8.05pt" to="478.5pt,9.55pt" o:gfxdata="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" strokecolor="black [3213]" strokeweight="1pt">
                 <v:stroke joinstyle="miter"/>
                 <w10:wrap anchorx="margin"/>
               </v:line>
@@ -3997,6 +6420,7 @@
     </w:p>
     <w:p>
       <w:pPr>
+        <w:spacing w:line="480" w:lineRule="auto"/>
         <w:rPr>
           <w:rFonts w:ascii="Preeti" w:hAnsi="Preeti"/>
           <w:sz w:val="36"/>
@@ -4017,19 +6441,48 @@
           <w:sz w:val="36"/>
           <w:szCs w:val="36"/>
         </w:rPr>
-        <w:t>v_ la?jf</w:t>
-      </w:r>
-      <w:r>
-        <w:rPr>
-          <w:rFonts w:ascii="Preeti" w:hAnsi="Preeti"/>
-          <w:sz w:val="36"/>
-          <w:szCs w:val="36"/>
-        </w:rPr>
-        <w:t>nfO{ s] rflxG5 &lt;</w:t>
+        <w:t xml:space="preserve">v_ </w:t>
+      </w:r>
+      <w:proofErr w:type="spellStart"/>
+      <w:proofErr w:type="gramStart"/>
+      <w:r>
+        <w:rPr>
+          <w:rFonts w:ascii="Preeti" w:hAnsi="Preeti"/>
+          <w:sz w:val="36"/>
+          <w:szCs w:val="36"/>
+        </w:rPr>
+        <w:t>la?jf</w:t>
+      </w:r>
+      <w:r>
+        <w:rPr>
+          <w:rFonts w:ascii="Preeti" w:hAnsi="Preeti"/>
+          <w:sz w:val="36"/>
+          <w:szCs w:val="36"/>
+        </w:rPr>
+        <w:t>nfO</w:t>
+      </w:r>
+      <w:proofErr w:type="spellEnd"/>
+      <w:r>
+        <w:rPr>
+          <w:rFonts w:ascii="Preeti" w:hAnsi="Preeti"/>
+          <w:sz w:val="36"/>
+          <w:szCs w:val="36"/>
+        </w:rPr>
+        <w:t>{ s</w:t>
+      </w:r>
+      <w:proofErr w:type="gramEnd"/>
+      <w:r>
+        <w:rPr>
+          <w:rFonts w:ascii="Preeti" w:hAnsi="Preeti"/>
+          <w:sz w:val="36"/>
+          <w:szCs w:val="36"/>
+        </w:rPr>
+        <w:t>] rflxG5 &lt;</w:t>
       </w:r>
     </w:p>
     <w:p>
       <w:pPr>
+        <w:spacing w:line="480" w:lineRule="auto"/>
         <w:rPr>
           <w:rFonts w:ascii="Preeti" w:hAnsi="Preeti"/>
           <w:sz w:val="36"/>
@@ -4046,7 +6499,7 @@
         <mc:AlternateContent>
           <mc:Choice Requires="wps">
             <w:drawing>
-              <wp:anchor distT="0" distB="0" distL="114300" distR="114300" simplePos="0" relativeHeight="251819008" behindDoc="0" locked="0" layoutInCell="1" allowOverlap="1" wp14:anchorId="0C3E686D" wp14:editId="5138C516">
+              <wp:anchor distT="0" distB="0" distL="114300" distR="114300" simplePos="0" relativeHeight="251819008" behindDoc="0" locked="0" layoutInCell="1" allowOverlap="1" wp14:anchorId="717F0B3B" wp14:editId="31DEC9F9">
                 <wp:simplePos x="0" y="0"/>
                 <wp:positionH relativeFrom="margin">
                   <wp:posOffset>390525</wp:posOffset>
@@ -4111,6 +6564,7 @@
     </w:p>
     <w:p>
       <w:pPr>
+        <w:spacing w:line="480" w:lineRule="auto"/>
         <w:rPr>
           <w:rFonts w:ascii="Preeti" w:hAnsi="Preeti"/>
           <w:sz w:val="36"/>
@@ -4125,25 +6579,110 @@
         </w:rPr>
         <w:t xml:space="preserve">   u_ </w:t>
       </w:r>
-      <w:r>
-        <w:rPr>
-          <w:rFonts w:ascii="Preeti" w:hAnsi="Preeti"/>
-          <w:sz w:val="36"/>
-          <w:szCs w:val="36"/>
-        </w:rPr>
-        <w:t xml:space="preserve">tkfO{FnfO{ dg kg]{ rf8 s'g </w:t>
-      </w:r>
-      <w:r>
-        <w:rPr>
-          <w:rFonts w:ascii="Preeti" w:hAnsi="Preeti"/>
-          <w:sz w:val="36"/>
-          <w:szCs w:val="36"/>
-        </w:rPr>
-        <w:t>xf] &lt;</w:t>
+      <w:proofErr w:type="spellStart"/>
+      <w:proofErr w:type="gramStart"/>
+      <w:r>
+        <w:rPr>
+          <w:rFonts w:ascii="Preeti" w:hAnsi="Preeti"/>
+          <w:sz w:val="36"/>
+          <w:szCs w:val="36"/>
+        </w:rPr>
+        <w:t>tkfO</w:t>
+      </w:r>
+      <w:proofErr w:type="spellEnd"/>
+      <w:r>
+        <w:rPr>
+          <w:rFonts w:ascii="Preeti" w:hAnsi="Preeti"/>
+          <w:sz w:val="36"/>
+          <w:szCs w:val="36"/>
+        </w:rPr>
+        <w:t>{</w:t>
+      </w:r>
+      <w:proofErr w:type="spellStart"/>
+      <w:r>
+        <w:rPr>
+          <w:rFonts w:ascii="Preeti" w:hAnsi="Preeti"/>
+          <w:sz w:val="36"/>
+          <w:szCs w:val="36"/>
+        </w:rPr>
+        <w:t>FnfO</w:t>
+      </w:r>
+      <w:proofErr w:type="spellEnd"/>
+      <w:r>
+        <w:rPr>
+          <w:rFonts w:ascii="Preeti" w:hAnsi="Preeti"/>
+          <w:sz w:val="36"/>
+          <w:szCs w:val="36"/>
+        </w:rPr>
+        <w:t>{ dg</w:t>
+      </w:r>
+      <w:proofErr w:type="gramEnd"/>
+      <w:r>
+        <w:rPr>
+          <w:rFonts w:ascii="Preeti" w:hAnsi="Preeti"/>
+          <w:sz w:val="36"/>
+          <w:szCs w:val="36"/>
+        </w:rPr>
+        <w:t xml:space="preserve"> </w:t>
+      </w:r>
+      <w:proofErr w:type="gramStart"/>
+      <w:r>
+        <w:rPr>
+          <w:rFonts w:ascii="Preeti" w:hAnsi="Preeti"/>
+          <w:sz w:val="36"/>
+          <w:szCs w:val="36"/>
+        </w:rPr>
+        <w:t>kg]{</w:t>
+      </w:r>
+      <w:proofErr w:type="gramEnd"/>
+      <w:r>
+        <w:rPr>
+          <w:rFonts w:ascii="Preeti" w:hAnsi="Preeti"/>
+          <w:sz w:val="36"/>
+          <w:szCs w:val="36"/>
+        </w:rPr>
+        <w:t xml:space="preserve"> rf8 </w:t>
+      </w:r>
+      <w:proofErr w:type="spellStart"/>
+      <w:r>
+        <w:rPr>
+          <w:rFonts w:ascii="Preeti" w:hAnsi="Preeti"/>
+          <w:sz w:val="36"/>
+          <w:szCs w:val="36"/>
+        </w:rPr>
+        <w:t>s'g</w:t>
+      </w:r>
+      <w:proofErr w:type="spellEnd"/>
+      <w:r>
+        <w:rPr>
+          <w:rFonts w:ascii="Preeti" w:hAnsi="Preeti"/>
+          <w:sz w:val="36"/>
+          <w:szCs w:val="36"/>
+        </w:rPr>
+        <w:t xml:space="preserve"> </w:t>
+      </w:r>
+      <w:proofErr w:type="spellStart"/>
+      <w:r>
+        <w:rPr>
+          <w:rFonts w:ascii="Preeti" w:hAnsi="Preeti"/>
+          <w:sz w:val="36"/>
+          <w:szCs w:val="36"/>
+        </w:rPr>
+        <w:t>xf</w:t>
+      </w:r>
+      <w:proofErr w:type="spellEnd"/>
+      <w:r>
+        <w:rPr>
+          <w:rFonts w:ascii="Preeti" w:hAnsi="Preeti"/>
+          <w:sz w:val="36"/>
+          <w:szCs w:val="36"/>
+        </w:rPr>
+        <w:t>] &lt;</w:t>
       </w:r>
     </w:p>
     <w:p>
       <w:pPr>
+        <w:spacing w:line="480" w:lineRule="auto"/>
         <w:rPr>
           <w:rFonts w:ascii="Preeti" w:hAnsi="Preeti"/>
           <w:sz w:val="36"/>
@@ -4160,7 +6699,7 @@
         <mc:AlternateContent>
           <mc:Choice Requires="wps">
             <w:drawing>
-              <wp:anchor distT="0" distB="0" distL="114300" distR="114300" simplePos="0" relativeHeight="251820032" behindDoc="0" locked="0" layoutInCell="1" allowOverlap="1" wp14:anchorId="09EDAC45" wp14:editId="7DF68D48">
+              <wp:anchor distT="0" distB="0" distL="114300" distR="114300" simplePos="0" relativeHeight="251820032" behindDoc="0" locked="0" layoutInCell="1" allowOverlap="1" wp14:anchorId="4AF732E4" wp14:editId="08684214">
                 <wp:simplePos x="0" y="0"/>
                 <wp:positionH relativeFrom="margin">
                   <wp:posOffset>428625</wp:posOffset>
@@ -4233,47 +6772,123 @@
     </w:p>
     <w:p>
       <w:pPr>
-        <w:rPr>
-          <w:rFonts w:ascii="Preeti" w:hAnsi="Preeti"/>
-          <w:sz w:val="36"/>
-          <w:szCs w:val="36"/>
-        </w:rPr>
-      </w:pPr>
-      <w:r>
-        <w:rPr>
-          <w:rFonts w:ascii="Preeti" w:hAnsi="Preeti"/>
-          <w:sz w:val="36"/>
-          <w:szCs w:val="36"/>
-        </w:rPr>
-        <w:t xml:space="preserve">   3_ xfdL </w:t>
-      </w:r>
-      <w:r>
-        <w:rPr>
-          <w:rFonts w:ascii="Preeti" w:hAnsi="Preeti"/>
-          <w:sz w:val="36"/>
-          <w:szCs w:val="36"/>
-        </w:rPr>
-        <w:t>;w}F s:tf] kf]</w:t>
-      </w:r>
-      <w:r>
-        <w:rPr>
-          <w:rFonts w:ascii="Preeti" w:hAnsi="Preeti"/>
-          <w:sz w:val="36"/>
-          <w:szCs w:val="36"/>
-        </w:rPr>
-        <w:t xml:space="preserve">;fs </w:t>
-      </w:r>
-      <w:r>
-        <w:rPr>
-          <w:rFonts w:ascii="Preeti" w:hAnsi="Preeti"/>
-          <w:sz w:val="36"/>
-          <w:szCs w:val="36"/>
-        </w:rPr>
-        <w:t>nufp5f}F&lt;</w:t>
+        <w:spacing w:line="480" w:lineRule="auto"/>
+        <w:rPr>
+          <w:rFonts w:ascii="Preeti" w:hAnsi="Preeti"/>
+          <w:sz w:val="36"/>
+          <w:szCs w:val="36"/>
+        </w:rPr>
+      </w:pPr>
+      <w:r>
+        <w:rPr>
+          <w:rFonts w:ascii="Preeti" w:hAnsi="Preeti"/>
+          <w:sz w:val="36"/>
+          <w:szCs w:val="36"/>
+        </w:rPr>
+        <w:t xml:space="preserve">   3_ </w:t>
+      </w:r>
+      <w:proofErr w:type="spellStart"/>
+      <w:proofErr w:type="gramStart"/>
+      <w:r>
+        <w:rPr>
+          <w:rFonts w:ascii="Preeti" w:hAnsi="Preeti"/>
+          <w:sz w:val="36"/>
+          <w:szCs w:val="36"/>
+        </w:rPr>
+        <w:t>xfdL</w:t>
+      </w:r>
+      <w:proofErr w:type="spellEnd"/>
+      <w:r>
+        <w:rPr>
+          <w:rFonts w:ascii="Preeti" w:hAnsi="Preeti"/>
+          <w:sz w:val="36"/>
+          <w:szCs w:val="36"/>
+        </w:rPr>
+        <w:t xml:space="preserve"> </w:t>
+      </w:r>
+      <w:r>
+        <w:rPr>
+          <w:rFonts w:ascii="Preeti" w:hAnsi="Preeti"/>
+          <w:sz w:val="36"/>
+          <w:szCs w:val="36"/>
+        </w:rPr>
+        <w:t>;w</w:t>
+      </w:r>
+      <w:proofErr w:type="gramEnd"/>
+      <w:r>
+        <w:rPr>
+          <w:rFonts w:ascii="Preeti" w:hAnsi="Preeti"/>
+          <w:sz w:val="36"/>
+          <w:szCs w:val="36"/>
+        </w:rPr>
+        <w:t xml:space="preserve">}F s:tf] </w:t>
+      </w:r>
+      <w:proofErr w:type="spellStart"/>
+      <w:r>
+        <w:rPr>
+          <w:rFonts w:ascii="Preeti" w:hAnsi="Preeti"/>
+          <w:sz w:val="36"/>
+          <w:szCs w:val="36"/>
+        </w:rPr>
+        <w:t>kf</w:t>
+      </w:r>
+      <w:proofErr w:type="spellEnd"/>
+      <w:proofErr w:type="gramStart"/>
+      <w:r>
+        <w:rPr>
+          <w:rFonts w:ascii="Preeti" w:hAnsi="Preeti"/>
+          <w:sz w:val="36"/>
+          <w:szCs w:val="36"/>
+        </w:rPr>
+        <w:t>]</w:t>
+      </w:r>
+      <w:r>
+        <w:rPr>
+          <w:rFonts w:ascii="Preeti" w:hAnsi="Preeti"/>
+          <w:sz w:val="36"/>
+          <w:szCs w:val="36"/>
+        </w:rPr>
+        <w:t>;fs</w:t>
+      </w:r>
+      <w:proofErr w:type="gramEnd"/>
+      <w:r>
+        <w:rPr>
+          <w:rFonts w:ascii="Preeti" w:hAnsi="Preeti"/>
+          <w:sz w:val="36"/>
+          <w:szCs w:val="36"/>
+        </w:rPr>
+        <w:t xml:space="preserve"> </w:t>
+      </w:r>
+      <w:r>
+        <w:rPr>
+          <w:rFonts w:ascii="Preeti" w:hAnsi="Preeti"/>
+          <w:sz w:val="36"/>
+          <w:szCs w:val="36"/>
+        </w:rPr>
+        <w:t>nufp5</w:t>
+      </w:r>
+      <w:proofErr w:type="gramStart"/>
+      <w:r>
+        <w:rPr>
+          <w:rFonts w:ascii="Preeti" w:hAnsi="Preeti"/>
+          <w:sz w:val="36"/>
+          <w:szCs w:val="36"/>
+        </w:rPr>
+        <w:t>f}F</w:t>
+      </w:r>
+      <w:proofErr w:type="gramEnd"/>
+      <w:r>
+        <w:rPr>
+          <w:rFonts w:ascii="Preeti" w:hAnsi="Preeti"/>
+          <w:sz w:val="36"/>
+          <w:szCs w:val="36"/>
+        </w:rPr>
+        <w:t>&lt;</w:t>
       </w:r>
     </w:p>
     <w:p>
       <w:pPr>
+        <w:spacing w:after="120" w:line="480" w:lineRule="auto"/>
         <w:rPr>
           <w:rFonts w:ascii="Preeti" w:hAnsi="Preeti"/>
           <w:sz w:val="36"/>
@@ -4290,7 +6905,7 @@
         <mc:AlternateContent>
           <mc:Choice Requires="wps">
             <w:drawing>
-              <wp:anchor distT="0" distB="0" distL="114300" distR="114300" simplePos="0" relativeHeight="251821056" behindDoc="0" locked="0" layoutInCell="1" allowOverlap="1" wp14:anchorId="76970887" wp14:editId="1B2F092C">
+              <wp:anchor distT="0" distB="0" distL="114300" distR="114300" simplePos="0" relativeHeight="251821056" behindDoc="0" locked="0" layoutInCell="1" allowOverlap="1" wp14:anchorId="22BBA64D" wp14:editId="13E791D2">
                 <wp:simplePos x="0" y="0"/>
                 <wp:positionH relativeFrom="margin">
                   <wp:posOffset>495300</wp:posOffset>
@@ -4355,6 +6970,7 @@
     </w:p>
     <w:p>
       <w:pPr>
+        <w:spacing w:line="480" w:lineRule="auto"/>
         <w:rPr>
           <w:rFonts w:ascii="Preeti" w:hAnsi="Preeti"/>
           <w:sz w:val="36"/>
@@ -4369,13 +6985,89 @@
         </w:rPr>
         <w:t xml:space="preserve">   ª_ </w:t>
       </w:r>
-      <w:r>
-        <w:rPr>
-          <w:rFonts w:ascii="Preeti" w:hAnsi="Preeti"/>
-          <w:sz w:val="36"/>
-          <w:szCs w:val="36"/>
-        </w:rPr>
-        <w:t xml:space="preserve">tkfO{F kmf]xf]/ sxfF kmfNg'x'G5 </w:t>
+      <w:proofErr w:type="spellStart"/>
+      <w:proofErr w:type="gramStart"/>
+      <w:r>
+        <w:rPr>
+          <w:rFonts w:ascii="Preeti" w:hAnsi="Preeti"/>
+          <w:sz w:val="36"/>
+          <w:szCs w:val="36"/>
+        </w:rPr>
+        <w:t>tkfO</w:t>
+      </w:r>
+      <w:proofErr w:type="spellEnd"/>
+      <w:r>
+        <w:rPr>
+          <w:rFonts w:ascii="Preeti" w:hAnsi="Preeti"/>
+          <w:sz w:val="36"/>
+          <w:szCs w:val="36"/>
+        </w:rPr>
+        <w:t>{</w:t>
+      </w:r>
+      <w:proofErr w:type="gramEnd"/>
+      <w:r>
+        <w:rPr>
+          <w:rFonts w:ascii="Preeti" w:hAnsi="Preeti"/>
+          <w:sz w:val="36"/>
+          <w:szCs w:val="36"/>
+        </w:rPr>
+        <w:t xml:space="preserve">F </w:t>
+      </w:r>
+      <w:proofErr w:type="spellStart"/>
+      <w:proofErr w:type="gramStart"/>
+      <w:r>
+        <w:rPr>
+          <w:rFonts w:ascii="Preeti" w:hAnsi="Preeti"/>
+          <w:sz w:val="36"/>
+          <w:szCs w:val="36"/>
+        </w:rPr>
+        <w:t>kmf</w:t>
+      </w:r>
+      <w:proofErr w:type="spellEnd"/>
+      <w:r>
+        <w:rPr>
+          <w:rFonts w:ascii="Preeti" w:hAnsi="Preeti"/>
+          <w:sz w:val="36"/>
+          <w:szCs w:val="36"/>
+        </w:rPr>
+        <w:t>]</w:t>
+      </w:r>
+      <w:proofErr w:type="spellStart"/>
+      <w:r>
+        <w:rPr>
+          <w:rFonts w:ascii="Preeti" w:hAnsi="Preeti"/>
+          <w:sz w:val="36"/>
+          <w:szCs w:val="36"/>
+        </w:rPr>
+        <w:t>xf</w:t>
+      </w:r>
+      <w:proofErr w:type="spellEnd"/>
+      <w:proofErr w:type="gramEnd"/>
+      <w:r>
+        <w:rPr>
+          <w:rFonts w:ascii="Preeti" w:hAnsi="Preeti"/>
+          <w:sz w:val="36"/>
+          <w:szCs w:val="36"/>
+        </w:rPr>
+        <w:t xml:space="preserve">]/ </w:t>
+      </w:r>
+      <w:proofErr w:type="spellStart"/>
+      <w:r>
+        <w:rPr>
+          <w:rFonts w:ascii="Preeti" w:hAnsi="Preeti"/>
+          <w:sz w:val="36"/>
+          <w:szCs w:val="36"/>
+        </w:rPr>
+        <w:t>sxfF</w:t>
+      </w:r>
+      <w:proofErr w:type="spellEnd"/>
+      <w:r>
+        <w:rPr>
+          <w:rFonts w:ascii="Preeti" w:hAnsi="Preeti"/>
+          <w:sz w:val="36"/>
+          <w:szCs w:val="36"/>
+        </w:rPr>
+        <w:t xml:space="preserve"> kmfNg'x'G5 </w:t>
       </w:r>
       <w:r>
         <w:rPr>
@@ -4405,7 +7097,7 @@
         <mc:AlternateContent>
           <mc:Choice Requires="wps">
             <w:drawing>
-              <wp:anchor distT="0" distB="0" distL="114300" distR="114300" simplePos="0" relativeHeight="251822080" behindDoc="0" locked="0" layoutInCell="1" allowOverlap="1" wp14:anchorId="767FA6A3" wp14:editId="1A28AA43">
+              <wp:anchor distT="0" distB="0" distL="114300" distR="114300" simplePos="0" relativeHeight="251822080" behindDoc="0" locked="0" layoutInCell="1" allowOverlap="1" wp14:anchorId="35D1E175" wp14:editId="4FC319DF">
                 <wp:simplePos x="0" y="0"/>
                 <wp:positionH relativeFrom="margin">
                   <wp:posOffset>466725</wp:posOffset>
@@ -4470,103 +7162,215 @@
     </w:p>
     <w:p>
       <w:pPr>
-        <w:spacing w:line="360" w:lineRule="auto"/>
-        <w:rPr>
-          <w:rFonts w:ascii="Preeti" w:hAnsi="Preeti" w:cs="Times New Roman"/>
-          <w:b/>
-          <w:sz w:val="36"/>
-          <w:szCs w:val="36"/>
-        </w:rPr>
-      </w:pPr>
-      <w:r>
-        <w:rPr>
-          <w:rFonts w:ascii="Preeti" w:hAnsi="Preeti" w:cs="Times New Roman"/>
-          <w:b/>
-          <w:sz w:val="36"/>
-          <w:szCs w:val="36"/>
-        </w:rPr>
-        <w:t xml:space="preserve">&amp;_ s'g} @÷@ cf]6f </w:t>
-      </w:r>
-      <w:r>
-        <w:rPr>
-          <w:rFonts w:ascii="Preeti" w:hAnsi="Preeti" w:cs="Times New Roman"/>
-          <w:b/>
-          <w:sz w:val="36"/>
-          <w:szCs w:val="36"/>
-        </w:rPr>
-        <w:t xml:space="preserve">gfd </w:t>
-      </w:r>
-      <w:r>
-        <w:rPr>
-          <w:rFonts w:ascii="Preeti" w:hAnsi="Preeti" w:cs="Times New Roman"/>
-          <w:b/>
-          <w:sz w:val="36"/>
-          <w:szCs w:val="36"/>
-        </w:rPr>
-        <w:t>n]Vg'xf];\ M</w:t>
-      </w:r>
-      <w:r>
-        <w:rPr>
-          <w:rFonts w:ascii="Preeti" w:hAnsi="Preeti" w:cs="Times New Roman"/>
-          <w:b/>
-          <w:sz w:val="36"/>
-          <w:szCs w:val="36"/>
-        </w:rPr>
-        <w:tab/>
-      </w:r>
-      <w:r>
-        <w:rPr>
-          <w:rFonts w:ascii="Preeti" w:hAnsi="Preeti" w:cs="Times New Roman"/>
-          <w:b/>
-          <w:sz w:val="36"/>
-          <w:szCs w:val="36"/>
-        </w:rPr>
-        <w:tab/>
-      </w:r>
-      <w:r>
-        <w:rPr>
-          <w:rFonts w:ascii="Preeti" w:hAnsi="Preeti" w:cs="Times New Roman"/>
-          <w:b/>
-          <w:sz w:val="36"/>
-          <w:szCs w:val="36"/>
-        </w:rPr>
-        <w:tab/>
-      </w:r>
-      <w:r>
-        <w:rPr>
-          <w:rFonts w:ascii="Preeti" w:hAnsi="Preeti" w:cs="Times New Roman"/>
-          <w:b/>
-          <w:sz w:val="36"/>
-          <w:szCs w:val="36"/>
-        </w:rPr>
-        <w:tab/>
-      </w:r>
-      <w:r>
-        <w:rPr>
-          <w:rFonts w:ascii="Preeti" w:hAnsi="Preeti" w:cs="Times New Roman"/>
-          <w:b/>
-          <w:sz w:val="36"/>
-          <w:szCs w:val="36"/>
-        </w:rPr>
-        <w:tab/>
-      </w:r>
-      <w:r>
-        <w:rPr>
-          <w:rFonts w:ascii="Preeti" w:hAnsi="Preeti" w:cs="Times New Roman"/>
-          <w:b/>
-          <w:sz w:val="36"/>
-          <w:szCs w:val="36"/>
-        </w:rPr>
-        <w:tab/>
-      </w:r>
-      <w:r>
-        <w:rPr>
-          <w:rFonts w:ascii="Preeti" w:hAnsi="Preeti" w:cs="Times New Roman"/>
-          <w:b/>
-          <w:sz w:val="36"/>
-          <w:szCs w:val="36"/>
-        </w:rPr>
-        <w:t>-!)</w:t>
+        <w:spacing w:line="600" w:lineRule="auto"/>
+        <w:rPr>
+          <w:rFonts w:ascii="Preeti" w:hAnsi="Preeti" w:cs="Times New Roman"/>
+          <w:b/>
+          <w:sz w:val="36"/>
+          <w:szCs w:val="36"/>
+        </w:rPr>
+      </w:pPr>
+      <w:r>
+        <w:rPr>
+          <w:rFonts w:ascii="Preeti" w:hAnsi="Preeti" w:cs="Times New Roman"/>
+          <w:b/>
+          <w:sz w:val="36"/>
+          <w:szCs w:val="36"/>
+        </w:rPr>
+        <w:lastRenderedPageBreak/>
+        <w:t xml:space="preserve">&amp;_ </w:t>
+      </w:r>
+      <w:proofErr w:type="spellStart"/>
+      <w:r>
+        <w:rPr>
+          <w:rFonts w:ascii="Preeti" w:hAnsi="Preeti" w:cs="Times New Roman"/>
+          <w:b/>
+          <w:sz w:val="36"/>
+          <w:szCs w:val="36"/>
+        </w:rPr>
+        <w:t>s'g</w:t>
+      </w:r>
+      <w:proofErr w:type="spellEnd"/>
+      <w:r>
+        <w:rPr>
+          <w:rFonts w:ascii="Preeti" w:hAnsi="Preeti" w:cs="Times New Roman"/>
+          <w:b/>
+          <w:sz w:val="36"/>
+          <w:szCs w:val="36"/>
+        </w:rPr>
+        <w:t xml:space="preserve">} @÷@ </w:t>
+      </w:r>
+      <w:proofErr w:type="spellStart"/>
+      <w:r>
+        <w:rPr>
+          <w:rFonts w:ascii="Preeti" w:hAnsi="Preeti" w:cs="Times New Roman"/>
+          <w:b/>
+          <w:sz w:val="36"/>
+          <w:szCs w:val="36"/>
+        </w:rPr>
+        <w:t>cf</w:t>
+      </w:r>
+      <w:proofErr w:type="spellEnd"/>
+      <w:r>
+        <w:rPr>
+          <w:rFonts w:ascii="Preeti" w:hAnsi="Preeti" w:cs="Times New Roman"/>
+          <w:b/>
+          <w:sz w:val="36"/>
+          <w:szCs w:val="36"/>
+        </w:rPr>
+        <w:t xml:space="preserve">]6f </w:t>
+      </w:r>
+      <w:proofErr w:type="spellStart"/>
+      <w:r>
+        <w:rPr>
+          <w:rFonts w:ascii="Preeti" w:hAnsi="Preeti" w:cs="Times New Roman"/>
+          <w:b/>
+          <w:sz w:val="36"/>
+          <w:szCs w:val="36"/>
+        </w:rPr>
+        <w:t>gfd</w:t>
+      </w:r>
+      <w:proofErr w:type="spellEnd"/>
+      <w:r>
+        <w:rPr>
+          <w:rFonts w:ascii="Preeti" w:hAnsi="Preeti" w:cs="Times New Roman"/>
+          <w:b/>
+          <w:sz w:val="36"/>
+          <w:szCs w:val="36"/>
+        </w:rPr>
+        <w:t xml:space="preserve"> </w:t>
+      </w:r>
+      <w:proofErr w:type="gramStart"/>
+      <w:r>
+        <w:rPr>
+          <w:rFonts w:ascii="Preeti" w:hAnsi="Preeti" w:cs="Times New Roman"/>
+          <w:b/>
+          <w:sz w:val="36"/>
+          <w:szCs w:val="36"/>
+        </w:rPr>
+        <w:t>n]</w:t>
+      </w:r>
+      <w:proofErr w:type="spellStart"/>
+      <w:r>
+        <w:rPr>
+          <w:rFonts w:ascii="Preeti" w:hAnsi="Preeti" w:cs="Times New Roman"/>
+          <w:b/>
+          <w:sz w:val="36"/>
+          <w:szCs w:val="36"/>
+        </w:rPr>
+        <w:t>Vg'xf</w:t>
+      </w:r>
+      <w:proofErr w:type="spellEnd"/>
+      <w:r>
+        <w:rPr>
+          <w:rFonts w:ascii="Preeti" w:hAnsi="Preeti" w:cs="Times New Roman"/>
+          <w:b/>
+          <w:sz w:val="36"/>
+          <w:szCs w:val="36"/>
+        </w:rPr>
+        <w:t>];\</w:t>
+      </w:r>
+      <w:proofErr w:type="gramEnd"/>
+      <w:r>
+        <w:rPr>
+          <w:rFonts w:ascii="Preeti" w:hAnsi="Preeti" w:cs="Times New Roman"/>
+          <w:b/>
+          <w:sz w:val="36"/>
+          <w:szCs w:val="36"/>
+        </w:rPr>
+        <w:t xml:space="preserve"> M</w:t>
+      </w:r>
+      <w:r>
+        <w:rPr>
+          <w:rFonts w:ascii="Preeti" w:hAnsi="Preeti" w:cs="Times New Roman"/>
+          <w:b/>
+          <w:sz w:val="36"/>
+          <w:szCs w:val="36"/>
+        </w:rPr>
+        <w:tab/>
+      </w:r>
+      <w:r>
+        <w:rPr>
+          <w:rFonts w:ascii="Preeti" w:hAnsi="Preeti" w:cs="Times New Roman"/>
+          <w:b/>
+          <w:sz w:val="36"/>
+          <w:szCs w:val="36"/>
+        </w:rPr>
+        <w:tab/>
+      </w:r>
+      <w:r>
+        <w:rPr>
+          <w:rFonts w:ascii="Preeti" w:hAnsi="Preeti" w:cs="Times New Roman"/>
+          <w:b/>
+          <w:sz w:val="36"/>
+          <w:szCs w:val="36"/>
+        </w:rPr>
+        <w:tab/>
+      </w:r>
+      <w:r>
+        <w:rPr>
+          <w:rFonts w:ascii="Preeti" w:hAnsi="Preeti" w:cs="Times New Roman"/>
+          <w:b/>
+          <w:sz w:val="36"/>
+          <w:szCs w:val="36"/>
+        </w:rPr>
+        <w:tab/>
+      </w:r>
+      <w:r>
+        <w:rPr>
+          <w:rFonts w:ascii="Preeti" w:hAnsi="Preeti" w:cs="Times New Roman"/>
+          <w:b/>
+          <w:sz w:val="36"/>
+          <w:szCs w:val="36"/>
+        </w:rPr>
+        <w:tab/>
+      </w:r>
+      <w:r>
+        <w:rPr>
+          <w:rFonts w:ascii="Preeti" w:hAnsi="Preeti" w:cs="Times New Roman"/>
+          <w:b/>
+          <w:sz w:val="36"/>
+          <w:szCs w:val="36"/>
+        </w:rPr>
+        <w:tab/>
+      </w:r>
+      <w:r>
+        <w:rPr>
+          <w:rFonts w:ascii="Preeti" w:hAnsi="Preeti" w:cs="Times New Roman"/>
+          <w:b/>
+          <w:sz w:val="36"/>
+          <w:szCs w:val="36"/>
+        </w:rPr>
+        <w:tab/>
+      </w:r>
+      <w:r>
+        <w:rPr>
+          <w:rFonts w:ascii="Preeti" w:hAnsi="Preeti" w:cs="Times New Roman"/>
+          <w:b/>
+          <w:sz w:val="36"/>
+          <w:szCs w:val="36"/>
+        </w:rPr>
+        <w:tab/>
+        <w:t xml:space="preserve">     </w:t>
+      </w:r>
+      <w:r>
+        <w:rPr>
+          <w:rFonts w:ascii="Preeti" w:hAnsi="Preeti" w:cs="Times New Roman"/>
+          <w:b/>
+          <w:sz w:val="36"/>
+          <w:szCs w:val="36"/>
+        </w:rPr>
+        <w:t>-</w:t>
+      </w:r>
+      <w:proofErr w:type="gramStart"/>
+      <w:r>
+        <w:rPr>
+          <w:rFonts w:ascii="Preeti" w:hAnsi="Preeti" w:cs="Times New Roman"/>
+          <w:b/>
+          <w:sz w:val="36"/>
+          <w:szCs w:val="36"/>
+        </w:rPr>
+        <w:t>!)</w:t>
       </w:r>
       <w:r>
         <w:rPr>
@@ -4577,10 +7381,11 @@
         </w:rPr>
         <w:t>_</w:t>
       </w:r>
+      <w:proofErr w:type="gramEnd"/>
     </w:p>
     <w:p>
       <w:pPr>
-        <w:spacing w:line="360" w:lineRule="auto"/>
+        <w:spacing w:line="600" w:lineRule="auto"/>
         <w:rPr>
           <w:rFonts w:ascii="Preeti" w:hAnsi="Preeti" w:cs="Times New Roman"/>
           <w:sz w:val="36"/>
@@ -4597,13 +7402,13 @@
         <mc:AlternateContent>
           <mc:Choice Requires="wps">
             <w:drawing>
-              <wp:anchor distT="0" distB="0" distL="114300" distR="114300" simplePos="0" relativeHeight="251835392" behindDoc="0" locked="0" layoutInCell="1" allowOverlap="1" wp14:anchorId="3414D95E" wp14:editId="1EE3CD88">
+              <wp:anchor distT="0" distB="0" distL="114300" distR="114300" simplePos="0" relativeHeight="251835392" behindDoc="0" locked="0" layoutInCell="1" allowOverlap="1" wp14:anchorId="0AC46E16" wp14:editId="7B92835A">
                 <wp:simplePos x="0" y="0"/>
                 <wp:positionH relativeFrom="column">
-                  <wp:posOffset>4086225</wp:posOffset>
+                  <wp:posOffset>4710752</wp:posOffset>
                 </wp:positionH>
                 <wp:positionV relativeFrom="paragraph">
-                  <wp:posOffset>434975</wp:posOffset>
+                  <wp:posOffset>684758</wp:posOffset>
                 </wp:positionV>
                 <wp:extent cx="1533525" cy="9525"/>
                 <wp:effectExtent l="0" t="0" r="28575" b="28575"/>
@@ -4647,7 +7452,7 @@
           </mc:Choice>
           <mc:Fallback>
             <w:pict>
-              <v:line w14:anchorId="488C97F3" id="Straight Connector 5" o:spid="_x0000_s1026" style="position:absolute;flip:y;z-index:251835392;visibility:visible;mso-wrap-style:square;mso-wrap-distance-left:9pt;mso-wrap-distance-top:0;mso-wrap-distance-right:9pt;mso-wrap-distance-bottom:0;mso-position-horizontal:absolute;mso-position-horizontal-relative:text;mso-position-vertical:absolute;mso-position-vertical-relative:text" from="321.75pt,34.25pt" to="442.5pt,35pt" o:gfxdata="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" strokecolor="black [3200]" strokeweight="1pt">
+              <v:line w14:anchorId="03D72CB5" id="Straight Connector 5" o:spid="_x0000_s1026" style="position:absolute;flip:y;z-index:251835392;visibility:visible;mso-wrap-style:square;mso-wrap-distance-left:9pt;mso-wrap-distance-top:0;mso-wrap-distance-right:9pt;mso-wrap-distance-bottom:0;mso-position-horizontal:absolute;mso-position-horizontal-relative:text;mso-position-vertical:absolute;mso-position-vertical-relative:text" from="370.95pt,53.9pt" to="491.7pt,54.65pt" o:gfxdata="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" strokecolor="black [3200]" strokeweight="1pt">
                 <v:stroke joinstyle="miter"/>
               </v:line>
             </w:pict>
@@ -4664,10 +7469,10 @@
         <mc:AlternateContent>
           <mc:Choice Requires="wps">
             <w:drawing>
-              <wp:anchor distT="0" distB="0" distL="114300" distR="114300" simplePos="0" relativeHeight="251824128" behindDoc="0" locked="0" layoutInCell="1" allowOverlap="1" wp14:anchorId="738D7215" wp14:editId="145E965A">
+              <wp:anchor distT="0" distB="0" distL="114300" distR="114300" simplePos="0" relativeHeight="251824128" behindDoc="0" locked="0" layoutInCell="1" allowOverlap="1" wp14:anchorId="5A3EB984" wp14:editId="5D392607">
                 <wp:simplePos x="0" y="0"/>
                 <wp:positionH relativeFrom="column">
-                  <wp:posOffset>4076700</wp:posOffset>
+                  <wp:posOffset>4714875</wp:posOffset>
                 </wp:positionH>
                 <wp:positionV relativeFrom="paragraph">
                   <wp:posOffset>8255</wp:posOffset>
@@ -4714,7 +7519,7 @@
           </mc:Choice>
           <mc:Fallback>
             <w:pict>
-              <v:line w14:anchorId="40142F96" id="Straight Connector 61" o:spid="_x0000_s1026" style="position:absolute;flip:y;z-index:251824128;visibility:visible;mso-wrap-style:square;mso-wrap-distance-left:9pt;mso-wrap-distance-top:0;mso-wrap-distance-right:9pt;mso-wrap-distance-bottom:0;mso-position-horizontal:absolute;mso-position-horizontal-relative:text;mso-position-vertical:absolute;mso-position-vertical-relative:text" from="321pt,.65pt" to="441.75pt,1.4pt" o:gfxdata="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" strokecolor="black [3200]" strokeweight="1pt">
+              <v:line w14:anchorId="4099F4A1" id="Straight Connector 61" o:spid="_x0000_s1026" style="position:absolute;flip:y;z-index:251824128;visibility:visible;mso-wrap-style:square;mso-wrap-distance-left:9pt;mso-wrap-distance-top:0;mso-wrap-distance-right:9pt;mso-wrap-distance-bottom:0;mso-position-horizontal:absolute;mso-position-horizontal-relative:text;mso-position-vertical:absolute;mso-position-vertical-relative:text" from="371.25pt,.65pt" to="492pt,1.4pt" o:gfxdata="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" strokecolor="black [3200]" strokeweight="1pt">
                 <v:stroke joinstyle="miter"/>
               </v:line>
             </w:pict>
@@ -4731,7 +7536,7 @@
         <mc:AlternateContent>
           <mc:Choice Requires="wps">
             <w:drawing>
-              <wp:anchor distT="0" distB="0" distL="114300" distR="114300" simplePos="0" relativeHeight="251827200" behindDoc="0" locked="0" layoutInCell="1" allowOverlap="1" wp14:anchorId="0BBAC4F4" wp14:editId="17227858">
+              <wp:anchor distT="0" distB="0" distL="114300" distR="114300" simplePos="0" relativeHeight="251827200" behindDoc="0" locked="0" layoutInCell="1" allowOverlap="1" wp14:anchorId="00AB854F" wp14:editId="4BBCE125">
                 <wp:simplePos x="0" y="0"/>
                 <wp:positionH relativeFrom="column">
                   <wp:posOffset>2152650</wp:posOffset>
@@ -4781,7 +7586,7 @@
           </mc:Choice>
           <mc:Fallback>
             <w:pict>
-              <v:line w14:anchorId="3F1FEF6E" id="Straight Connector 60" o:spid="_x0000_s1026" style="position:absolute;flip:y;z-index:251827200;visibility:visible;mso-wrap-style:square;mso-wrap-distance-left:9pt;mso-wrap-distance-top:0;mso-wrap-distance-right:9pt;mso-wrap-distance-bottom:0;mso-position-horizontal:absolute;mso-position-horizontal-relative:text;mso-position-vertical:absolute;mso-position-vertical-relative:text" from="169.5pt,.75pt" to="290.25pt,1.5pt" o:gfxdata="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" strokecolor="black [3200]" strokeweight="1pt">
+              <v:line w14:anchorId="364ECD73" id="Straight Connector 60" o:spid="_x0000_s1026" style="position:absolute;flip:y;z-index:251827200;visibility:visible;mso-wrap-style:square;mso-wrap-distance-left:9pt;mso-wrap-distance-top:0;mso-wrap-distance-right:9pt;mso-wrap-distance-bottom:0;mso-position-horizontal:absolute;mso-position-horizontal-relative:text;mso-position-vertical:absolute;mso-position-vertical-relative:text" from="169.5pt,.75pt" to="290.25pt,1.5pt" o:gfxdata="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" strokecolor="black [3200]" strokeweight="1pt">
                 <v:stroke joinstyle="miter"/>
               </v:line>
             </w:pict>
@@ -4812,20 +7617,76 @@
           <w:sz w:val="36"/>
           <w:szCs w:val="36"/>
         </w:rPr>
-        <w:t>s_ ljB'tsf] ;|f]tsf</w:t>
-      </w:r>
-      <w:r>
-        <w:rPr>
-          <w:rFonts w:ascii="Preeti" w:hAnsi="Preeti" w:cs="Times New Roman"/>
-          <w:sz w:val="36"/>
-          <w:szCs w:val="36"/>
-        </w:rPr>
-        <w:t xml:space="preserve"> gfd M</w:t>
+        <w:t xml:space="preserve">s_ </w:t>
+      </w:r>
+      <w:proofErr w:type="spellStart"/>
+      <w:r>
+        <w:rPr>
+          <w:rFonts w:ascii="Preeti" w:hAnsi="Preeti" w:cs="Times New Roman"/>
+          <w:sz w:val="36"/>
+          <w:szCs w:val="36"/>
+        </w:rPr>
+        <w:t>ljB'tsf</w:t>
+      </w:r>
+      <w:proofErr w:type="spellEnd"/>
+      <w:r>
+        <w:rPr>
+          <w:rFonts w:ascii="Preeti" w:hAnsi="Preeti" w:cs="Times New Roman"/>
+          <w:sz w:val="36"/>
+          <w:szCs w:val="36"/>
+        </w:rPr>
+        <w:t>] ;|</w:t>
+      </w:r>
+      <w:proofErr w:type="gramStart"/>
+      <w:r>
+        <w:rPr>
+          <w:rFonts w:ascii="Preeti" w:hAnsi="Preeti" w:cs="Times New Roman"/>
+          <w:sz w:val="36"/>
+          <w:szCs w:val="36"/>
+        </w:rPr>
+        <w:t>f]</w:t>
+      </w:r>
+      <w:proofErr w:type="spellStart"/>
+      <w:r>
+        <w:rPr>
+          <w:rFonts w:ascii="Preeti" w:hAnsi="Preeti" w:cs="Times New Roman"/>
+          <w:sz w:val="36"/>
+          <w:szCs w:val="36"/>
+        </w:rPr>
+        <w:t>tsf</w:t>
+      </w:r>
+      <w:proofErr w:type="spellEnd"/>
+      <w:proofErr w:type="gramEnd"/>
+      <w:r>
+        <w:rPr>
+          <w:rFonts w:ascii="Preeti" w:hAnsi="Preeti" w:cs="Times New Roman"/>
+          <w:sz w:val="36"/>
+          <w:szCs w:val="36"/>
+        </w:rPr>
+        <w:t xml:space="preserve"> </w:t>
+      </w:r>
+      <w:proofErr w:type="spellStart"/>
+      <w:r>
+        <w:rPr>
+          <w:rFonts w:ascii="Preeti" w:hAnsi="Preeti" w:cs="Times New Roman"/>
+          <w:sz w:val="36"/>
+          <w:szCs w:val="36"/>
+        </w:rPr>
+        <w:t>gfd</w:t>
+      </w:r>
+      <w:proofErr w:type="spellEnd"/>
+      <w:r>
+        <w:rPr>
+          <w:rFonts w:ascii="Preeti" w:hAnsi="Preeti" w:cs="Times New Roman"/>
+          <w:sz w:val="36"/>
+          <w:szCs w:val="36"/>
+        </w:rPr>
+        <w:t xml:space="preserve"> M</w:t>
       </w:r>
     </w:p>
     <w:p>
       <w:pPr>
-        <w:spacing w:line="360" w:lineRule="auto"/>
+        <w:spacing w:line="600" w:lineRule="auto"/>
         <w:rPr>
           <w:rFonts w:ascii="Preeti" w:hAnsi="Preeti" w:cs="Times New Roman"/>
           <w:sz w:val="36"/>
@@ -4842,7 +7703,7 @@
         <mc:AlternateContent>
           <mc:Choice Requires="wps">
             <w:drawing>
-              <wp:anchor distT="0" distB="0" distL="114300" distR="114300" simplePos="0" relativeHeight="251826176" behindDoc="0" locked="0" layoutInCell="1" allowOverlap="1" wp14:anchorId="686E56DC" wp14:editId="6C071C92">
+              <wp:anchor distT="0" distB="0" distL="114300" distR="114300" simplePos="0" relativeHeight="251826176" behindDoc="0" locked="0" layoutInCell="1" allowOverlap="1" wp14:anchorId="7825983C" wp14:editId="4BDB8FA3">
                 <wp:simplePos x="0" y="0"/>
                 <wp:positionH relativeFrom="column">
                   <wp:posOffset>2162175</wp:posOffset>
@@ -4892,7 +7753,7 @@
           </mc:Choice>
           <mc:Fallback>
             <w:pict>
-              <v:line w14:anchorId="13304C54" id="Straight Connector 59" o:spid="_x0000_s1026" style="position:absolute;flip:y;z-index:251826176;visibility:visible;mso-wrap-style:square;mso-wrap-distance-left:9pt;mso-wrap-distance-top:0;mso-wrap-distance-right:9pt;mso-wrap-distance-bottom:0;mso-position-horizontal:absolute;mso-position-horizontal-relative:text;mso-position-vertical:absolute;mso-position-vertical-relative:text" from="170.25pt,1pt" to="291pt,1.75pt" o:gfxdata="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" strokecolor="black [3200]" strokeweight="1pt">
+              <v:line w14:anchorId="4A4E4B42" id="Straight Connector 59" o:spid="_x0000_s1026" style="position:absolute;flip:y;z-index:251826176;visibility:visible;mso-wrap-style:square;mso-wrap-distance-left:9pt;mso-wrap-distance-top:0;mso-wrap-distance-right:9pt;mso-wrap-distance-bottom:0;mso-position-horizontal:absolute;mso-position-horizontal-relative:text;mso-position-vertical:absolute;mso-position-vertical-relative:text" from="170.25pt,1pt" to="291pt,1.75pt" o:gfxdata="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" strokecolor="black [3200]" strokeweight="1pt">
                 <v:stroke joinstyle="miter"/>
               </v:line>
             </w:pict>
@@ -4913,20 +7774,48 @@
           <w:sz w:val="36"/>
           <w:szCs w:val="36"/>
         </w:rPr>
-        <w:t xml:space="preserve">z/L/sf cª\usf </w:t>
-      </w:r>
-      <w:r>
-        <w:rPr>
-          <w:rFonts w:ascii="Preeti" w:hAnsi="Preeti" w:cs="Times New Roman"/>
-          <w:sz w:val="36"/>
-          <w:szCs w:val="36"/>
-        </w:rPr>
-        <w:t>gfd M</w:t>
+        <w:t>z/L/sf cª\</w:t>
+      </w:r>
+      <w:proofErr w:type="spellStart"/>
+      <w:r>
+        <w:rPr>
+          <w:rFonts w:ascii="Preeti" w:hAnsi="Preeti" w:cs="Times New Roman"/>
+          <w:sz w:val="36"/>
+          <w:szCs w:val="36"/>
+        </w:rPr>
+        <w:t>usf</w:t>
+      </w:r>
+      <w:proofErr w:type="spellEnd"/>
+      <w:r>
+        <w:rPr>
+          <w:rFonts w:ascii="Preeti" w:hAnsi="Preeti" w:cs="Times New Roman"/>
+          <w:sz w:val="36"/>
+          <w:szCs w:val="36"/>
+        </w:rPr>
+        <w:t xml:space="preserve"> </w:t>
+      </w:r>
+      <w:proofErr w:type="spellStart"/>
+      <w:r>
+        <w:rPr>
+          <w:rFonts w:ascii="Preeti" w:hAnsi="Preeti" w:cs="Times New Roman"/>
+          <w:sz w:val="36"/>
+          <w:szCs w:val="36"/>
+        </w:rPr>
+        <w:t>gfd</w:t>
+      </w:r>
+      <w:proofErr w:type="spellEnd"/>
+      <w:r>
+        <w:rPr>
+          <w:rFonts w:ascii="Preeti" w:hAnsi="Preeti" w:cs="Times New Roman"/>
+          <w:sz w:val="36"/>
+          <w:szCs w:val="36"/>
+        </w:rPr>
+        <w:t xml:space="preserve"> M</w:t>
       </w:r>
     </w:p>
     <w:p>
       <w:pPr>
-        <w:spacing w:line="360" w:lineRule="auto"/>
+        <w:spacing w:line="600" w:lineRule="auto"/>
         <w:rPr>
           <w:rFonts w:ascii="Preeti" w:hAnsi="Preeti" w:cs="Times New Roman"/>
           <w:sz w:val="36"/>
@@ -4940,14 +7829,81 @@
           <w:sz w:val="36"/>
           <w:szCs w:val="36"/>
         </w:rPr>
-        <w:lastRenderedPageBreak/>
         <mc:AlternateContent>
           <mc:Choice Requires="wps">
             <w:drawing>
-              <wp:anchor distT="0" distB="0" distL="114300" distR="114300" simplePos="0" relativeHeight="251831296" behindDoc="0" locked="0" layoutInCell="1" allowOverlap="1" wp14:anchorId="14C3AAC8" wp14:editId="317B89C8">
+              <wp:anchor distT="0" distB="0" distL="114300" distR="114300" simplePos="0" relativeHeight="251833344" behindDoc="0" locked="0" layoutInCell="1" allowOverlap="1" wp14:anchorId="16F04BD3" wp14:editId="537500D8">
+                <wp:simplePos x="0" y="0"/>
+                <wp:positionH relativeFrom="margin">
+                  <wp:posOffset>2209147</wp:posOffset>
+                </wp:positionH>
+                <wp:positionV relativeFrom="paragraph">
+                  <wp:posOffset>147187</wp:posOffset>
+                </wp:positionV>
+                <wp:extent cx="1533525" cy="9525"/>
+                <wp:effectExtent l="0" t="0" r="28575" b="28575"/>
+                <wp:wrapNone/>
+                <wp:docPr id="4" name="Straight Connector 4"/>
+                <wp:cNvGraphicFramePr/>
+                <a:graphic xmlns:a="http://schemas.openxmlformats.org/drawingml/2006/main">
+                  <a:graphicData uri="http://schemas.microsoft.com/office/word/2010/wordprocessingShape">
+                    <wps:wsp>
+                      <wps:cNvCnPr/>
+                      <wps:spPr>
+                        <a:xfrm flipV="1">
+                          <a:off x="0" y="0"/>
+                          <a:ext cx="1533525" cy="9525"/>
+                        </a:xfrm>
+                        <a:prstGeom prst="line">
+                          <a:avLst/>
+                        </a:prstGeom>
+                        <a:ln w="12700"/>
+                      </wps:spPr>
+                      <wps:style>
+                        <a:lnRef idx="1">
+                          <a:schemeClr val="dk1"/>
+                        </a:lnRef>
+                        <a:fillRef idx="0">
+                          <a:schemeClr val="dk1"/>
+                        </a:fillRef>
+                        <a:effectRef idx="0">
+                          <a:schemeClr val="dk1"/>
+                        </a:effectRef>
+                        <a:fontRef idx="minor">
+                          <a:schemeClr val="tx1"/>
+                        </a:fontRef>
+                      </wps:style>
+                      <wps:bodyPr/>
+                    </wps:wsp>
+                  </a:graphicData>
+                </a:graphic>
+              </wp:anchor>
+            </w:drawing>
+          </mc:Choice>
+          <mc:Fallback>
+            <w:pict>
+              <v:line w14:anchorId="44D6D152" id="Straight Connector 4" o:spid="_x0000_s1026" style="position:absolute;flip:y;z-index:251833344;visibility:visible;mso-wrap-style:square;mso-wrap-distance-left:9pt;mso-wrap-distance-top:0;mso-wrap-distance-right:9pt;mso-wrap-distance-bottom:0;mso-position-horizontal:absolute;mso-position-horizontal-relative:margin;mso-position-vertical:absolute;mso-position-vertical-relative:text" from="173.95pt,11.6pt" to="294.7pt,12.35pt" o:gfxdata="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" strokecolor="black [3200]" strokeweight="1pt">
+                <v:stroke joinstyle="miter"/>
+                <w10:wrap anchorx="margin"/>
+              </v:line>
+            </w:pict>
+          </mc:Fallback>
+        </mc:AlternateContent>
+      </w:r>
+      <w:r>
+        <w:rPr>
+          <w:rFonts w:ascii="Preeti" w:hAnsi="Preeti" w:cs="Times New Roman"/>
+          <w:noProof/>
+          <w:sz w:val="36"/>
+          <w:szCs w:val="36"/>
+        </w:rPr>
+        <mc:AlternateContent>
+          <mc:Choice Requires="wps">
+            <w:drawing>
+              <wp:anchor distT="0" distB="0" distL="114300" distR="114300" simplePos="0" relativeHeight="251831296" behindDoc="0" locked="0" layoutInCell="1" allowOverlap="1" wp14:anchorId="35D3603B" wp14:editId="2517E3A1">
                 <wp:simplePos x="0" y="0"/>
                 <wp:positionH relativeFrom="column">
-                  <wp:posOffset>4162425</wp:posOffset>
+                  <wp:posOffset>4800600</wp:posOffset>
                 </wp:positionH>
                 <wp:positionV relativeFrom="paragraph">
                   <wp:posOffset>7620</wp:posOffset>
@@ -4994,7 +7950,7 @@
           </mc:Choice>
           <mc:Fallback>
             <w:pict>
-              <v:line w14:anchorId="58CF9C22" id="Straight Connector 3" o:spid="_x0000_s1026" style="position:absolute;flip:y;z-index:251831296;visibility:visible;mso-wrap-style:square;mso-wrap-distance-left:9pt;mso-wrap-distance-top:0;mso-wrap-distance-right:9pt;mso-wrap-distance-bottom:0;mso-position-horizontal:absolute;mso-position-horizontal-relative:text;mso-position-vertical:absolute;mso-position-vertical-relative:text" from="327.75pt,.6pt" to="448.5pt,1.35pt" o:gfxdata="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" strokecolor="black [3200]" strokeweight="1pt">
+              <v:line w14:anchorId="5F5A9EE6" id="Straight Connector 3" o:spid="_x0000_s1026" style="position:absolute;flip:y;z-index:251831296;visibility:visible;mso-wrap-style:square;mso-wrap-distance-left:9pt;mso-wrap-distance-top:0;mso-wrap-distance-right:9pt;mso-wrap-distance-bottom:0;mso-position-horizontal:absolute;mso-position-horizontal-relative:text;mso-position-vertical:absolute;mso-position-vertical-relative:text" from="378pt,.6pt" to="498.75pt,1.35pt" o:gfxdata="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" strokecolor="black [3200]" strokeweight="1pt">
                 <v:stroke joinstyle="miter"/>
               </v:line>
             </w:pict>
@@ -5004,6 +7960,60 @@
       <w:r>
         <w:rPr>
           <w:rFonts w:ascii="Preeti" w:hAnsi="Preeti" w:cs="Times New Roman"/>
+          <w:sz w:val="36"/>
+          <w:szCs w:val="36"/>
+        </w:rPr>
+        <w:t xml:space="preserve">   u_ </w:t>
+      </w:r>
+      <w:proofErr w:type="spellStart"/>
+      <w:r>
+        <w:rPr>
+          <w:rFonts w:ascii="Preeti" w:hAnsi="Preeti" w:cs="Times New Roman"/>
+          <w:sz w:val="36"/>
+          <w:szCs w:val="36"/>
+        </w:rPr>
+        <w:t>hgfj</w:t>
+      </w:r>
+      <w:proofErr w:type="spellEnd"/>
+      <w:r>
+        <w:rPr>
+          <w:rFonts w:ascii="Preeti" w:hAnsi="Preeti" w:cs="Times New Roman"/>
+          <w:sz w:val="36"/>
+          <w:szCs w:val="36"/>
+        </w:rPr>
+        <w:t xml:space="preserve">/sf </w:t>
+      </w:r>
+      <w:proofErr w:type="spellStart"/>
+      <w:r>
+        <w:rPr>
+          <w:rFonts w:ascii="Preeti" w:hAnsi="Preeti" w:cs="Times New Roman"/>
+          <w:sz w:val="36"/>
+          <w:szCs w:val="36"/>
+        </w:rPr>
+        <w:t>gfd</w:t>
+      </w:r>
+      <w:proofErr w:type="spellEnd"/>
+      <w:r>
+        <w:rPr>
+          <w:rFonts w:ascii="Preeti" w:hAnsi="Preeti" w:cs="Times New Roman"/>
+          <w:sz w:val="36"/>
+          <w:szCs w:val="36"/>
+        </w:rPr>
+        <w:t xml:space="preserve"> M</w:t>
+      </w:r>
+    </w:p>
+    <w:p>
+      <w:pPr>
+        <w:spacing w:line="600" w:lineRule="auto"/>
+        <w:rPr>
+          <w:rFonts w:ascii="Preeti" w:hAnsi="Preeti" w:cs="Times New Roman"/>
+          <w:sz w:val="36"/>
+          <w:szCs w:val="36"/>
+        </w:rPr>
+      </w:pPr>
+      <w:r>
+        <w:rPr>
+          <w:rFonts w:ascii="Preeti" w:hAnsi="Preeti" w:cs="Times New Roman"/>
           <w:noProof/>
           <w:sz w:val="36"/>
           <w:szCs w:val="36"/>
@@ -5011,115 +8021,13 @@
         <mc:AlternateContent>
           <mc:Choice Requires="wps">
             <w:drawing>
-              <wp:anchor distT="0" distB="0" distL="114300" distR="114300" simplePos="0" relativeHeight="251833344" behindDoc="0" locked="0" layoutInCell="1" allowOverlap="1" wp14:anchorId="6B61904D" wp14:editId="18E9C13A">
+              <wp:anchor distT="0" distB="0" distL="114300" distR="114300" simplePos="0" relativeHeight="251837440" behindDoc="0" locked="0" layoutInCell="1" allowOverlap="1" wp14:anchorId="70FC2725" wp14:editId="6BBC4509">
                 <wp:simplePos x="0" y="0"/>
                 <wp:positionH relativeFrom="margin">
-                  <wp:align>center</wp:align>
+                  <wp:posOffset>4857750</wp:posOffset>
                 </wp:positionH>
                 <wp:positionV relativeFrom="paragraph">
-                  <wp:posOffset>7620</wp:posOffset>
-                </wp:positionV>
-                <wp:extent cx="1533525" cy="9525"/>
-                <wp:effectExtent l="0" t="0" r="28575" b="28575"/>
-                <wp:wrapNone/>
-                <wp:docPr id="4" name="Straight Connector 4"/>
-                <wp:cNvGraphicFramePr/>
-                <a:graphic xmlns:a="http://schemas.openxmlformats.org/drawingml/2006/main">
-                  <a:graphicData uri="http://schemas.microsoft.com/office/word/2010/wordprocessingShape">
-                    <wps:wsp>
-                      <wps:cNvCnPr/>
-                      <wps:spPr>
-                        <a:xfrm flipV="1">
-                          <a:off x="0" y="0"/>
-                          <a:ext cx="1533525" cy="9525"/>
-                        </a:xfrm>
-                        <a:prstGeom prst="line">
-                          <a:avLst/>
-                        </a:prstGeom>
-                        <a:ln w="12700"/>
-                      </wps:spPr>
-                      <wps:style>
-                        <a:lnRef idx="1">
-                          <a:schemeClr val="dk1"/>
-                        </a:lnRef>
-                        <a:fillRef idx="0">
-                          <a:schemeClr val="dk1"/>
-                        </a:fillRef>
-                        <a:effectRef idx="0">
-                          <a:schemeClr val="dk1"/>
-                        </a:effectRef>
-                        <a:fontRef idx="minor">
-                          <a:schemeClr val="tx1"/>
-                        </a:fontRef>
-                      </wps:style>
-                      <wps:bodyPr/>
-                    </wps:wsp>
-                  </a:graphicData>
-                </a:graphic>
-              </wp:anchor>
-            </w:drawing>
-          </mc:Choice>
-          <mc:Fallback>
-            <w:pict>
-              <v:line w14:anchorId="147D5033" id="Straight Connector 4" o:spid="_x0000_s1026" style="position:absolute;flip:y;z-index:251833344;visibility:visible;mso-wrap-style:square;mso-wrap-distance-left:9pt;mso-wrap-distance-top:0;mso-wrap-distance-right:9pt;mso-wrap-distance-bottom:0;mso-position-horizontal:center;mso-position-horizontal-relative:margin;mso-position-vertical:absolute;mso-position-vertical-relative:text" from="0,.6pt" to="120.75pt,1.35pt" o:gfxdata="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" strokecolor="black [3200]" strokeweight="1pt">
-                <v:stroke joinstyle="miter"/>
-                <w10:wrap anchorx="margin"/>
-              </v:line>
-            </w:pict>
-          </mc:Fallback>
-        </mc:AlternateContent>
-      </w:r>
-      <w:r>
-        <w:rPr>
-          <w:rFonts w:ascii="Preeti" w:hAnsi="Preeti" w:cs="Times New Roman"/>
-          <w:sz w:val="36"/>
-          <w:szCs w:val="36"/>
-        </w:rPr>
-        <w:t xml:space="preserve">   u_ </w:t>
-      </w:r>
-      <w:r>
-        <w:rPr>
-          <w:rFonts w:ascii="Preeti" w:hAnsi="Preeti" w:cs="Times New Roman"/>
-          <w:sz w:val="36"/>
-          <w:szCs w:val="36"/>
-        </w:rPr>
-        <w:t xml:space="preserve">hgfj/sf </w:t>
-      </w:r>
-      <w:r>
-        <w:rPr>
-          <w:rFonts w:ascii="Preeti" w:hAnsi="Preeti" w:cs="Times New Roman"/>
-          <w:sz w:val="36"/>
-          <w:szCs w:val="36"/>
-        </w:rPr>
-        <w:t>gfd M</w:t>
-      </w:r>
-    </w:p>
-    <w:p>
-      <w:pPr>
-        <w:spacing w:line="360" w:lineRule="auto"/>
-        <w:rPr>
-          <w:rFonts w:ascii="Preeti" w:hAnsi="Preeti" w:cs="Times New Roman"/>
-          <w:sz w:val="36"/>
-          <w:szCs w:val="36"/>
-        </w:rPr>
-      </w:pPr>
-      <w:r>
-        <w:rPr>
-          <w:rFonts w:ascii="Preeti" w:hAnsi="Preeti" w:cs="Times New Roman"/>
-          <w:noProof/>
-          <w:sz w:val="36"/>
-          <w:szCs w:val="36"/>
-        </w:rPr>
-        <mc:AlternateContent>
-          <mc:Choice Requires="wps">
-            <w:drawing>
-              <wp:anchor distT="0" distB="0" distL="114300" distR="114300" simplePos="0" relativeHeight="251837440" behindDoc="0" locked="0" layoutInCell="1" allowOverlap="1" wp14:anchorId="069126BE" wp14:editId="098802F8">
-                <wp:simplePos x="0" y="0"/>
-                <wp:positionH relativeFrom="margin">
-                  <wp:posOffset>4305300</wp:posOffset>
-                </wp:positionH>
-                <wp:positionV relativeFrom="paragraph">
-                  <wp:posOffset>5080</wp:posOffset>
+                  <wp:posOffset>17060</wp:posOffset>
                 </wp:positionV>
                 <wp:extent cx="1533525" cy="9525"/>
                 <wp:effectExtent l="0" t="0" r="28575" b="28575"/>
@@ -5163,7 +8071,7 @@
           </mc:Choice>
           <mc:Fallback>
             <w:pict>
-              <v:line w14:anchorId="1355E7DF" id="Straight Connector 9" o:spid="_x0000_s1026" style="position:absolute;flip:y;z-index:251837440;visibility:visible;mso-wrap-style:square;mso-wrap-distance-left:9pt;mso-wrap-distance-top:0;mso-wrap-distance-right:9pt;mso-wrap-distance-bottom:0;mso-position-horizontal:absolute;mso-position-horizontal-relative:margin;mso-position-vertical:absolute;mso-position-vertical-relative:text" from="339pt,.4pt" to="459.75pt,1.15pt" o:gfxdata="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" strokecolor="black [3200]" strokeweight="1pt">
+              <v:line w14:anchorId="5EE51B92" id="Straight Connector 9" o:spid="_x0000_s1026" style="position:absolute;flip:y;z-index:251837440;visibility:visible;mso-wrap-style:square;mso-wrap-distance-left:9pt;mso-wrap-distance-top:0;mso-wrap-distance-right:9pt;mso-wrap-distance-bottom:0;mso-position-horizontal:absolute;mso-position-horizontal-relative:margin;mso-position-vertical:absolute;mso-position-vertical-relative:text" from="382.5pt,1.35pt" to="503.25pt,2.1pt" o:gfxdata="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" strokecolor="black [3200]" strokeweight="1pt">
                 <v:stroke joinstyle="miter"/>
                 <w10:wrap anchorx="margin"/>
               </v:line>
@@ -5181,13 +8089,13 @@
         <mc:AlternateContent>
           <mc:Choice Requires="wps">
             <w:drawing>
-              <wp:anchor distT="0" distB="0" distL="114300" distR="114300" simplePos="0" relativeHeight="251839488" behindDoc="0" locked="0" layoutInCell="1" allowOverlap="1" wp14:anchorId="54204B74" wp14:editId="75FB83BE">
+              <wp:anchor distT="0" distB="0" distL="114300" distR="114300" simplePos="0" relativeHeight="251839488" behindDoc="0" locked="0" layoutInCell="1" allowOverlap="1" wp14:anchorId="26726A7C" wp14:editId="37A81A1B">
                 <wp:simplePos x="0" y="0"/>
                 <wp:positionH relativeFrom="margin">
-                  <wp:posOffset>2343150</wp:posOffset>
+                  <wp:posOffset>2219325</wp:posOffset>
                 </wp:positionH>
                 <wp:positionV relativeFrom="paragraph">
-                  <wp:posOffset>5080</wp:posOffset>
+                  <wp:posOffset>14605</wp:posOffset>
                 </wp:positionV>
                 <wp:extent cx="1533525" cy="9525"/>
                 <wp:effectExtent l="0" t="0" r="28575" b="28575"/>
@@ -5231,7 +8139,7 @@
           </mc:Choice>
           <mc:Fallback>
             <w:pict>
-              <v:line w14:anchorId="2D627EE0" id="Straight Connector 10" o:spid="_x0000_s1026" style="position:absolute;flip:y;z-index:251839488;visibility:visible;mso-wrap-style:square;mso-wrap-distance-left:9pt;mso-wrap-distance-top:0;mso-wrap-distance-right:9pt;mso-wrap-distance-bottom:0;mso-position-horizontal:absolute;mso-position-horizontal-relative:margin;mso-position-vertical:absolute;mso-position-vertical-relative:text" from="184.5pt,.4pt" to="305.25pt,1.15pt" o:gfxdata="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" strokecolor="black [3200]" strokeweight="1pt">
+              <v:line w14:anchorId="3E959E6E" id="Straight Connector 10" o:spid="_x0000_s1026" style="position:absolute;flip:y;z-index:251839488;visibility:visible;mso-wrap-style:square;mso-wrap-distance-left:9pt;mso-wrap-distance-top:0;mso-wrap-distance-right:9pt;mso-wrap-distance-bottom:0;mso-position-horizontal:absolute;mso-position-horizontal-relative:margin;mso-position-vertical:absolute;mso-position-vertical-relative:text" from="174.75pt,1.15pt" to="295.5pt,1.9pt" o:gfxdata="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" strokecolor="black [3200]" strokeweight="1pt">
                 <v:stroke joinstyle="miter"/>
                 <w10:wrap anchorx="margin"/>
               </v:line>
@@ -5245,12 +8153,94 @@
           <w:sz w:val="36"/>
           <w:szCs w:val="36"/>
         </w:rPr>
-        <w:t xml:space="preserve">   3_ k|fs[lts j:t'sf gfd M</w:t>
+        <w:t xml:space="preserve">   3_ </w:t>
+      </w:r>
+      <w:proofErr w:type="spellStart"/>
+      <w:r>
+        <w:rPr>
+          <w:rFonts w:ascii="Preeti" w:hAnsi="Preeti" w:cs="Times New Roman"/>
+          <w:sz w:val="36"/>
+          <w:szCs w:val="36"/>
+        </w:rPr>
+        <w:t>k|</w:t>
+      </w:r>
+      <w:proofErr w:type="gramStart"/>
+      <w:r>
+        <w:rPr>
+          <w:rFonts w:ascii="Preeti" w:hAnsi="Preeti" w:cs="Times New Roman"/>
+          <w:sz w:val="36"/>
+          <w:szCs w:val="36"/>
+        </w:rPr>
+        <w:t>fs</w:t>
+      </w:r>
+      <w:proofErr w:type="spellEnd"/>
+      <w:r>
+        <w:rPr>
+          <w:rFonts w:ascii="Preeti" w:hAnsi="Preeti" w:cs="Times New Roman"/>
+          <w:sz w:val="36"/>
+          <w:szCs w:val="36"/>
+        </w:rPr>
+        <w:t>[</w:t>
+      </w:r>
+      <w:proofErr w:type="spellStart"/>
+      <w:proofErr w:type="gramEnd"/>
+      <w:r>
+        <w:rPr>
+          <w:rFonts w:ascii="Preeti" w:hAnsi="Preeti" w:cs="Times New Roman"/>
+          <w:sz w:val="36"/>
+          <w:szCs w:val="36"/>
+        </w:rPr>
+        <w:t>lts</w:t>
+      </w:r>
+      <w:proofErr w:type="spellEnd"/>
+      <w:r>
+        <w:rPr>
+          <w:rFonts w:ascii="Preeti" w:hAnsi="Preeti" w:cs="Times New Roman"/>
+          <w:sz w:val="36"/>
+          <w:szCs w:val="36"/>
+        </w:rPr>
+        <w:t xml:space="preserve"> </w:t>
+      </w:r>
+      <w:proofErr w:type="gramStart"/>
+      <w:r>
+        <w:rPr>
+          <w:rFonts w:ascii="Preeti" w:hAnsi="Preeti" w:cs="Times New Roman"/>
+          <w:sz w:val="36"/>
+          <w:szCs w:val="36"/>
+        </w:rPr>
+        <w:t>j:t'sf</w:t>
+      </w:r>
+      <w:proofErr w:type="gramEnd"/>
+      <w:r>
+        <w:rPr>
+          <w:rFonts w:ascii="Preeti" w:hAnsi="Preeti" w:cs="Times New Roman"/>
+          <w:sz w:val="36"/>
+          <w:szCs w:val="36"/>
+        </w:rPr>
+        <w:t xml:space="preserve"> </w:t>
+      </w:r>
+      <w:proofErr w:type="spellStart"/>
+      <w:r>
+        <w:rPr>
+          <w:rFonts w:ascii="Preeti" w:hAnsi="Preeti" w:cs="Times New Roman"/>
+          <w:sz w:val="36"/>
+          <w:szCs w:val="36"/>
+        </w:rPr>
+        <w:t>gfd</w:t>
+      </w:r>
+      <w:proofErr w:type="spellEnd"/>
+      <w:r>
+        <w:rPr>
+          <w:rFonts w:ascii="Preeti" w:hAnsi="Preeti" w:cs="Times New Roman"/>
+          <w:sz w:val="36"/>
+          <w:szCs w:val="36"/>
+        </w:rPr>
+        <w:t xml:space="preserve"> M</w:t>
       </w:r>
     </w:p>
     <w:p>
       <w:pPr>
-        <w:spacing w:line="360" w:lineRule="auto"/>
+        <w:spacing w:line="600" w:lineRule="auto"/>
         <w:rPr>
           <w:rFonts w:ascii="Preeti" w:hAnsi="Preeti" w:cs="Times New Roman"/>
           <w:sz w:val="36"/>
@@ -5267,10 +8257,10 @@
         <mc:AlternateContent>
           <mc:Choice Requires="wps">
             <w:drawing>
-              <wp:anchor distT="0" distB="0" distL="114300" distR="114300" simplePos="0" relativeHeight="251841536" behindDoc="0" locked="0" layoutInCell="1" allowOverlap="1" wp14:anchorId="5DCD8C22" wp14:editId="3185E5DE">
+              <wp:anchor distT="0" distB="0" distL="114300" distR="114300" simplePos="0" relativeHeight="251841536" behindDoc="0" locked="0" layoutInCell="1" allowOverlap="1" wp14:anchorId="5B50454E" wp14:editId="528D19F9">
                 <wp:simplePos x="0" y="0"/>
                 <wp:positionH relativeFrom="margin">
-                  <wp:align>right</wp:align>
+                  <wp:posOffset>4922520</wp:posOffset>
                 </wp:positionH>
                 <wp:positionV relativeFrom="paragraph">
                   <wp:posOffset>10160</wp:posOffset>
@@ -5317,7 +8307,7 @@
           </mc:Choice>
           <mc:Fallback>
             <w:pict>
-              <v:line w14:anchorId="7436FBF6" id="Straight Connector 17" o:spid="_x0000_s1026" style="position:absolute;flip:y;z-index:251841536;visibility:visible;mso-wrap-style:square;mso-wrap-distance-left:9pt;mso-wrap-distance-top:0;mso-wrap-distance-right:9pt;mso-wrap-distance-bottom:0;mso-position-horizontal:right;mso-position-horizontal-relative:margin;mso-position-vertical:absolute;mso-position-vertical-relative:text" from="69.55pt,.8pt" to="190.3pt,1.55pt" o:gfxdata="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" strokecolor="black [3200]" strokeweight="1pt">
+              <v:line w14:anchorId="2D0EAC35" id="Straight Connector 17" o:spid="_x0000_s1026" style="position:absolute;flip:y;z-index:251841536;visibility:visible;mso-wrap-style:square;mso-wrap-distance-left:9pt;mso-wrap-distance-top:0;mso-wrap-distance-right:9pt;mso-wrap-distance-bottom:0;mso-position-horizontal:absolute;mso-position-horizontal-relative:margin;mso-position-vertical:absolute;mso-position-vertical-relative:text" from="387.6pt,.8pt" to="508.35pt,1.55pt" o:gfxdata="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" strokecolor="black [3200]" strokeweight="1pt">
                 <v:stroke joinstyle="miter"/>
                 <w10:wrap anchorx="margin"/>
               </v:line>
@@ -5335,13 +8325,13 @@
         <mc:AlternateContent>
           <mc:Choice Requires="wps">
             <w:drawing>
-              <wp:anchor distT="0" distB="0" distL="114300" distR="114300" simplePos="0" relativeHeight="251843584" behindDoc="0" locked="0" layoutInCell="1" allowOverlap="1" wp14:anchorId="63A8DC34" wp14:editId="6014B525">
+              <wp:anchor distT="0" distB="0" distL="114300" distR="114300" simplePos="0" relativeHeight="251843584" behindDoc="0" locked="0" layoutInCell="1" allowOverlap="1" wp14:anchorId="06BBC72C" wp14:editId="1219C2A8">
                 <wp:simplePos x="0" y="0"/>
                 <wp:positionH relativeFrom="margin">
-                  <wp:posOffset>2371725</wp:posOffset>
+                  <wp:posOffset>2247900</wp:posOffset>
                 </wp:positionH>
                 <wp:positionV relativeFrom="paragraph">
-                  <wp:posOffset>10160</wp:posOffset>
+                  <wp:posOffset>19685</wp:posOffset>
                 </wp:positionV>
                 <wp:extent cx="1533525" cy="9525"/>
                 <wp:effectExtent l="0" t="0" r="28575" b="28575"/>
@@ -5385,7 +8375,7 @@
           </mc:Choice>
           <mc:Fallback>
             <w:pict>
-              <v:line w14:anchorId="203E555B" id="Straight Connector 18" o:spid="_x0000_s1026" style="position:absolute;flip:y;z-index:251843584;visibility:visible;mso-wrap-style:square;mso-wrap-distance-left:9pt;mso-wrap-distance-top:0;mso-wrap-distance-right:9pt;mso-wrap-distance-bottom:0;mso-position-horizontal:absolute;mso-position-horizontal-relative:margin;mso-position-vertical:absolute;mso-position-vertical-relative:text" from="186.75pt,.8pt" to="307.5pt,1.55pt" o:gfxdata="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" strokecolor="black [3200]" strokeweight="1pt">
+              <v:line w14:anchorId="1EB3A088" id="Straight Connector 18" o:spid="_x0000_s1026" style="position:absolute;flip:y;z-index:251843584;visibility:visible;mso-wrap-style:square;mso-wrap-distance-left:9pt;mso-wrap-distance-top:0;mso-wrap-distance-right:9pt;mso-wrap-distance-bottom:0;mso-position-horizontal:absolute;mso-position-horizontal-relative:margin;mso-position-vertical:absolute;mso-position-vertical-relative:text" from="177pt,1.55pt" to="297.75pt,2.3pt" o:gfxdata="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" strokecolor="black [3200]" strokeweight="1pt">
                 <v:stroke joinstyle="miter"/>
                 <w10:wrap anchorx="margin"/>
               </v:line>
@@ -5399,41 +8389,252 @@
           <w:sz w:val="36"/>
           <w:szCs w:val="36"/>
         </w:rPr>
-        <w:t xml:space="preserve">   ª_ ;ª\uLtsf ;fwgsf gfd M</w:t>
+        <w:t xml:space="preserve">   ª</w:t>
+      </w:r>
+      <w:proofErr w:type="gramStart"/>
+      <w:r>
+        <w:rPr>
+          <w:rFonts w:ascii="Preeti" w:hAnsi="Preeti" w:cs="Times New Roman"/>
+          <w:sz w:val="36"/>
+          <w:szCs w:val="36"/>
+        </w:rPr>
+        <w:t>_ ;ª</w:t>
+      </w:r>
+      <w:proofErr w:type="gramEnd"/>
+      <w:r>
+        <w:rPr>
+          <w:rFonts w:ascii="Preeti" w:hAnsi="Preeti" w:cs="Times New Roman"/>
+          <w:sz w:val="36"/>
+          <w:szCs w:val="36"/>
+        </w:rPr>
+        <w:t>\</w:t>
+      </w:r>
+      <w:proofErr w:type="spellStart"/>
+      <w:proofErr w:type="gramStart"/>
+      <w:r>
+        <w:rPr>
+          <w:rFonts w:ascii="Preeti" w:hAnsi="Preeti" w:cs="Times New Roman"/>
+          <w:sz w:val="36"/>
+          <w:szCs w:val="36"/>
+        </w:rPr>
+        <w:t>uLtsf</w:t>
+      </w:r>
+      <w:proofErr w:type="spellEnd"/>
+      <w:r>
+        <w:rPr>
+          <w:rFonts w:ascii="Preeti" w:hAnsi="Preeti" w:cs="Times New Roman"/>
+          <w:sz w:val="36"/>
+          <w:szCs w:val="36"/>
+        </w:rPr>
+        <w:t xml:space="preserve"> ;</w:t>
+      </w:r>
+      <w:proofErr w:type="spellStart"/>
+      <w:r>
+        <w:rPr>
+          <w:rFonts w:ascii="Preeti" w:hAnsi="Preeti" w:cs="Times New Roman"/>
+          <w:sz w:val="36"/>
+          <w:szCs w:val="36"/>
+        </w:rPr>
+        <w:t>fwgsf</w:t>
+      </w:r>
+      <w:proofErr w:type="spellEnd"/>
+      <w:proofErr w:type="gramEnd"/>
+      <w:r>
+        <w:rPr>
+          <w:rFonts w:ascii="Preeti" w:hAnsi="Preeti" w:cs="Times New Roman"/>
+          <w:sz w:val="36"/>
+          <w:szCs w:val="36"/>
+        </w:rPr>
+        <w:t xml:space="preserve"> </w:t>
+      </w:r>
+      <w:proofErr w:type="spellStart"/>
+      <w:r>
+        <w:rPr>
+          <w:rFonts w:ascii="Preeti" w:hAnsi="Preeti" w:cs="Times New Roman"/>
+          <w:sz w:val="36"/>
+          <w:szCs w:val="36"/>
+        </w:rPr>
+        <w:t>gfd</w:t>
+      </w:r>
+      <w:proofErr w:type="spellEnd"/>
+      <w:r>
+        <w:rPr>
+          <w:rFonts w:ascii="Preeti" w:hAnsi="Preeti" w:cs="Times New Roman"/>
+          <w:sz w:val="36"/>
+          <w:szCs w:val="36"/>
+        </w:rPr>
+        <w:t xml:space="preserve"> M</w:t>
       </w:r>
     </w:p>
     <w:p>
       <w:pPr>
-        <w:spacing w:line="360" w:lineRule="auto"/>
-        <w:rPr>
-          <w:rFonts w:ascii="Preeti" w:hAnsi="Preeti" w:cs="Times New Roman"/>
-          <w:sz w:val="36"/>
-          <w:szCs w:val="36"/>
-        </w:rPr>
-      </w:pPr>
+        <w:rPr>
+          <w:rFonts w:ascii="Preeti" w:hAnsi="Preeti"/>
+          <w:b/>
+          <w:noProof/>
+          <w:sz w:val="36"/>
+          <w:szCs w:val="36"/>
+        </w:rPr>
+      </w:pPr>
+      <w:r>
+        <w:rPr>
+          <w:rFonts w:ascii="Preeti" w:hAnsi="Preeti"/>
+          <w:b/>
+          <w:noProof/>
+          <w:sz w:val="36"/>
+          <w:szCs w:val="36"/>
+        </w:rPr>
+        <w:t xml:space="preserve"> </w:t>
+      </w:r>
+      <w:r>
+        <w:rPr>
+          <w:rFonts w:ascii="Preeti" w:hAnsi="Preeti"/>
+          <w:b/>
+          <w:noProof/>
+          <w:sz w:val="36"/>
+          <w:szCs w:val="36"/>
+        </w:rPr>
+        <w:t>*</w:t>
+      </w:r>
+      <w:r>
+        <w:rPr>
+          <w:rFonts w:ascii="Preeti" w:hAnsi="Preeti"/>
+          <w:b/>
+          <w:noProof/>
+          <w:sz w:val="36"/>
+          <w:szCs w:val="36"/>
+        </w:rPr>
+        <w:t>_</w:t>
+      </w:r>
+      <w:r>
+        <w:rPr>
+          <w:rFonts w:ascii="Preeti" w:hAnsi="Preeti"/>
+          <w:b/>
+          <w:noProof/>
+          <w:sz w:val="36"/>
+          <w:szCs w:val="36"/>
+        </w:rPr>
+        <w:t xml:space="preserve"> ljleGg efusf] gfd n]Vg'xf];\ </w:t>
+      </w:r>
+      <w:r>
+        <w:rPr>
+          <w:rFonts w:ascii="Preeti" w:hAnsi="Preeti" w:cs="Times New Roman"/>
+          <w:b/>
+          <w:sz w:val="36"/>
+          <w:szCs w:val="36"/>
+        </w:rPr>
+        <w:t>M</w:t>
+      </w:r>
+      <w:r>
+        <w:rPr>
+          <w:rFonts w:ascii="Preeti" w:hAnsi="Preeti"/>
+          <w:b/>
+          <w:noProof/>
+          <w:sz w:val="36"/>
+          <w:szCs w:val="36"/>
+        </w:rPr>
+        <w:tab/>
+      </w:r>
+      <w:r>
+        <w:rPr>
+          <w:rFonts w:ascii="Preeti" w:hAnsi="Preeti"/>
+          <w:b/>
+          <w:noProof/>
+          <w:sz w:val="36"/>
+          <w:szCs w:val="36"/>
+        </w:rPr>
+        <w:tab/>
+      </w:r>
+      <w:r>
+        <w:rPr>
+          <w:rFonts w:ascii="Preeti" w:hAnsi="Preeti"/>
+          <w:b/>
+          <w:noProof/>
+          <w:sz w:val="36"/>
+          <w:szCs w:val="36"/>
+        </w:rPr>
+        <w:tab/>
+      </w:r>
+      <w:r>
+        <w:rPr>
+          <w:rFonts w:ascii="Preeti" w:hAnsi="Preeti"/>
+          <w:b/>
+          <w:noProof/>
+          <w:sz w:val="36"/>
+          <w:szCs w:val="36"/>
+        </w:rPr>
+        <w:tab/>
+      </w:r>
+      <w:r>
+        <w:rPr>
+          <w:rFonts w:ascii="Preeti" w:hAnsi="Preeti"/>
+          <w:b/>
+          <w:noProof/>
+          <w:sz w:val="36"/>
+          <w:szCs w:val="36"/>
+        </w:rPr>
+        <w:tab/>
+      </w:r>
+      <w:r>
+        <w:rPr>
+          <w:rFonts w:ascii="Preeti" w:hAnsi="Preeti"/>
+          <w:b/>
+          <w:noProof/>
+          <w:sz w:val="36"/>
+          <w:szCs w:val="36"/>
+        </w:rPr>
+        <w:tab/>
+      </w:r>
+      <w:r>
+        <w:rPr>
+          <w:rFonts w:ascii="Preeti" w:hAnsi="Preeti"/>
+          <w:b/>
+          <w:noProof/>
+          <w:sz w:val="36"/>
+          <w:szCs w:val="36"/>
+        </w:rPr>
+        <w:tab/>
+      </w:r>
+      <w:r>
+        <w:rPr>
+          <w:rFonts w:ascii="Preeti" w:hAnsi="Preeti"/>
+          <w:b/>
+          <w:noProof/>
+          <w:sz w:val="36"/>
+          <w:szCs w:val="36"/>
+        </w:rPr>
+        <w:tab/>
+      </w:r>
+      <w:r>
+        <w:rPr>
+          <w:rFonts w:ascii="Preeti" w:hAnsi="Preeti"/>
+          <w:b/>
+          <w:noProof/>
+          <w:sz w:val="36"/>
+          <w:szCs w:val="36"/>
+        </w:rPr>
+        <w:tab/>
+      </w:r>
+      <w:r>
+        <w:rPr>
+          <w:rFonts w:ascii="Preeti" w:hAnsi="Preeti"/>
+          <w:b/>
+          <w:noProof/>
+          <w:sz w:val="36"/>
+          <w:szCs w:val="36"/>
+        </w:rPr>
+        <w:t>-$_</w:t>
+      </w:r>
     </w:p>
     <w:p>
       <w:pPr>
-        <w:spacing w:line="360" w:lineRule="auto"/>
-        <w:rPr>
-          <w:rFonts w:ascii="Preeti" w:hAnsi="Preeti" w:cs="Times New Roman"/>
-          <w:sz w:val="36"/>
-          <w:szCs w:val="36"/>
-        </w:rPr>
-      </w:pPr>
-    </w:p>
-    <w:p>
-      <w:pPr>
-        <w:spacing w:line="240" w:lineRule="auto"/>
-        <w:rPr>
-          <w:rFonts w:ascii="Preeti" w:hAnsi="Preeti" w:cs="Times New Roman"/>
-          <w:sz w:val="36"/>
-          <w:szCs w:val="36"/>
-        </w:rPr>
-      </w:pPr>
-    </w:p>
-    <w:p>
-      <w:pPr>
+        <w:rPr>
+          <w:rFonts w:ascii="Preeti" w:hAnsi="Preeti"/>
+          <w:sz w:val="36"/>
+          <w:szCs w:val="36"/>
+        </w:rPr>
+      </w:pPr>
+      <w:r>
         <w:rPr>
           <w:rFonts w:ascii="Preeti" w:hAnsi="Preeti"/>
           <w:b/>
@@ -5441,284 +8642,349 @@
           <w:sz w:val="36"/>
           <w:szCs w:val="36"/>
         </w:rPr>
-      </w:pPr>
-      <w:r>
-        <w:rPr>
-          <w:rFonts w:ascii="Preeti" w:hAnsi="Preeti"/>
-          <w:b/>
-          <w:noProof/>
-          <w:sz w:val="36"/>
-          <w:szCs w:val="36"/>
-        </w:rPr>
-        <w:t xml:space="preserve"> </w:t>
-      </w:r>
-      <w:r>
-        <w:rPr>
-          <w:rFonts w:ascii="Preeti" w:hAnsi="Preeti"/>
-          <w:b/>
-          <w:noProof/>
-          <w:sz w:val="36"/>
-          <w:szCs w:val="36"/>
-        </w:rPr>
-        <w:t>*</w:t>
-      </w:r>
-      <w:r>
-        <w:rPr>
-          <w:rFonts w:ascii="Preeti" w:hAnsi="Preeti"/>
-          <w:b/>
-          <w:noProof/>
-          <w:sz w:val="36"/>
-          <w:szCs w:val="36"/>
-        </w:rPr>
-        <w:t>_</w:t>
-      </w:r>
-      <w:r>
-        <w:rPr>
-          <w:rFonts w:ascii="Preeti" w:hAnsi="Preeti"/>
-          <w:b/>
-          <w:noProof/>
-          <w:sz w:val="36"/>
-          <w:szCs w:val="36"/>
-        </w:rPr>
-        <w:t xml:space="preserve"> ljleGg efusf] gfd n]Vg'xf];\ </w:t>
-      </w:r>
-      <w:r>
-        <w:rPr>
-          <w:rFonts w:ascii="Preeti" w:hAnsi="Preeti" w:cs="Times New Roman"/>
-          <w:b/>
-          <w:sz w:val="36"/>
-          <w:szCs w:val="36"/>
-        </w:rPr>
-        <w:t>M</w:t>
-      </w:r>
-      <w:r>
-        <w:rPr>
-          <w:rFonts w:ascii="Preeti" w:hAnsi="Preeti"/>
-          <w:b/>
-          <w:noProof/>
-          <w:sz w:val="36"/>
-          <w:szCs w:val="36"/>
-        </w:rPr>
-        <w:tab/>
-      </w:r>
-      <w:r>
-        <w:rPr>
-          <w:rFonts w:ascii="Preeti" w:hAnsi="Preeti"/>
-          <w:b/>
-          <w:noProof/>
-          <w:sz w:val="36"/>
-          <w:szCs w:val="36"/>
-        </w:rPr>
-        <w:tab/>
-      </w:r>
-      <w:r>
-        <w:rPr>
-          <w:rFonts w:ascii="Preeti" w:hAnsi="Preeti"/>
-          <w:b/>
-          <w:noProof/>
-          <w:sz w:val="36"/>
-          <w:szCs w:val="36"/>
-        </w:rPr>
-        <w:tab/>
-      </w:r>
-      <w:r>
-        <w:rPr>
-          <w:rFonts w:ascii="Preeti" w:hAnsi="Preeti"/>
-          <w:b/>
-          <w:noProof/>
-          <w:sz w:val="36"/>
-          <w:szCs w:val="36"/>
-        </w:rPr>
-        <w:tab/>
-      </w:r>
-      <w:r>
-        <w:rPr>
-          <w:rFonts w:ascii="Preeti" w:hAnsi="Preeti"/>
-          <w:b/>
-          <w:noProof/>
-          <w:sz w:val="36"/>
-          <w:szCs w:val="36"/>
-        </w:rPr>
-        <w:tab/>
-      </w:r>
-      <w:r>
-        <w:rPr>
-          <w:rFonts w:ascii="Preeti" w:hAnsi="Preeti"/>
-          <w:b/>
-          <w:noProof/>
-          <w:sz w:val="36"/>
-          <w:szCs w:val="36"/>
-        </w:rPr>
-        <w:tab/>
-      </w:r>
-      <w:r>
-        <w:rPr>
-          <w:rFonts w:ascii="Preeti" w:hAnsi="Preeti"/>
-          <w:b/>
-          <w:noProof/>
-          <w:sz w:val="36"/>
-          <w:szCs w:val="36"/>
-        </w:rPr>
-        <w:tab/>
-        <w:t>-$_</w:t>
-      </w:r>
-    </w:p>
-    <w:p>
-      <w:pPr>
-        <w:rPr>
-          <w:rFonts w:ascii="Preeti" w:hAnsi="Preeti"/>
-          <w:sz w:val="36"/>
-          <w:szCs w:val="36"/>
-        </w:rPr>
-      </w:pPr>
-      <w:r>
-        <w:rPr>
-          <w:rFonts w:ascii="Preeti" w:hAnsi="Preeti" w:cs="Times New Roman"/>
-          <w:noProof/>
-          <w:sz w:val="36"/>
-          <w:szCs w:val="36"/>
-        </w:rPr>
         <mc:AlternateContent>
-          <mc:Choice Requires="wps">
+          <mc:Choice Requires="wpg">
             <w:drawing>
-              <wp:anchor distT="0" distB="0" distL="114300" distR="114300" simplePos="0" relativeHeight="251791360" behindDoc="0" locked="0" layoutInCell="1" allowOverlap="1" wp14:anchorId="0683A2ED" wp14:editId="030E1121">
+              <wp:anchor distT="0" distB="0" distL="114300" distR="114300" simplePos="0" relativeHeight="251797504" behindDoc="0" locked="0" layoutInCell="1" allowOverlap="1" wp14:anchorId="56113934" wp14:editId="5AF8827B">
                 <wp:simplePos x="0" y="0"/>
                 <wp:positionH relativeFrom="column">
-                  <wp:posOffset>-381000</wp:posOffset>
+                  <wp:posOffset>225188</wp:posOffset>
                 </wp:positionH>
                 <wp:positionV relativeFrom="paragraph">
-                  <wp:posOffset>250825</wp:posOffset>
+                  <wp:posOffset>70021</wp:posOffset>
                 </wp:positionV>
-                <wp:extent cx="1123950" cy="495300"/>
-                <wp:effectExtent l="0" t="0" r="19050" b="19050"/>
+                <wp:extent cx="6228355" cy="5076967"/>
+                <wp:effectExtent l="0" t="0" r="20320" b="9525"/>
                 <wp:wrapNone/>
-                <wp:docPr id="51" name="Rectangle 51"/>
+                <wp:docPr id="2139933236" name="Group 40"/>
                 <wp:cNvGraphicFramePr/>
                 <a:graphic xmlns:a="http://schemas.openxmlformats.org/drawingml/2006/main">
-                  <a:graphicData uri="http://schemas.microsoft.com/office/word/2010/wordprocessingShape">
-                    <wps:wsp>
-                      <wps:cNvSpPr/>
-                      <wps:spPr>
+                  <a:graphicData uri="http://schemas.microsoft.com/office/word/2010/wordprocessingGroup">
+                    <wpg:wgp>
+                      <wpg:cNvGrpSpPr/>
+                      <wpg:grpSpPr>
                         <a:xfrm>
                           <a:off x="0" y="0"/>
-                          <a:ext cx="1123950" cy="495300"/>
+                          <a:ext cx="6228355" cy="5076967"/>
+                          <a:chOff x="0" y="0"/>
+                          <a:chExt cx="5876925" cy="3457575"/>
                         </a:xfrm>
-                        <a:prstGeom prst="rect">
-                          <a:avLst/>
-                        </a:prstGeom>
-                        <a:ln w="19050">
-                          <a:solidFill>
+                      </wpg:grpSpPr>
+                      <pic:pic xmlns:pic="http://schemas.openxmlformats.org/drawingml/2006/picture">
+                        <pic:nvPicPr>
+                          <pic:cNvPr id="701844769" name="Picture 46"/>
+                          <pic:cNvPicPr>
+                            <a:picLocks noChangeAspect="1"/>
+                          </pic:cNvPicPr>
+                        </pic:nvPicPr>
+                        <pic:blipFill>
+                          <a:blip r:embed="rId8">
+                            <a:extLst>
+                              <a:ext uri="{28A0092B-C50C-407E-A947-70E740481C1C}">
+                                <a14:useLocalDpi xmlns:a14="http://schemas.microsoft.com/office/drawing/2010/main" val="0"/>
+                              </a:ext>
+                            </a:extLst>
+                          </a:blip>
+                          <a:stretch>
+                            <a:fillRect/>
+                          </a:stretch>
+                        </pic:blipFill>
+                        <pic:spPr>
+                          <a:xfrm>
+                            <a:off x="1524000" y="0"/>
+                            <a:ext cx="2609850" cy="3457575"/>
+                          </a:xfrm>
+                          <a:prstGeom prst="rect">
+                            <a:avLst/>
+                          </a:prstGeom>
+                        </pic:spPr>
+                      </pic:pic>
+                      <wps:wsp>
+                        <wps:cNvPr id="1549471797" name="Straight Arrow Connector 1549471797"/>
+                        <wps:cNvCnPr/>
+                        <wps:spPr>
+                          <a:xfrm>
+                            <a:off x="3181350" y="200025"/>
+                            <a:ext cx="1295400" cy="45719"/>
+                          </a:xfrm>
+                          <a:prstGeom prst="straightConnector1">
+                            <a:avLst/>
+                          </a:prstGeom>
+                          <a:ln>
+                            <a:tailEnd type="triangle"/>
+                          </a:ln>
+                        </wps:spPr>
+                        <wps:style>
+                          <a:lnRef idx="1">
+                            <a:schemeClr val="dk1"/>
+                          </a:lnRef>
+                          <a:fillRef idx="0">
+                            <a:schemeClr val="dk1"/>
+                          </a:fillRef>
+                          <a:effectRef idx="0">
+                            <a:schemeClr val="dk1"/>
+                          </a:effectRef>
+                          <a:fontRef idx="minor">
                             <a:schemeClr val="tx1"/>
-                          </a:solidFill>
-                        </a:ln>
-                      </wps:spPr>
-                      <wps:style>
-                        <a:lnRef idx="2">
-                          <a:schemeClr val="accent6"/>
-                        </a:lnRef>
-                        <a:fillRef idx="1">
-                          <a:schemeClr val="lt1"/>
-                        </a:fillRef>
-                        <a:effectRef idx="0">
-                          <a:schemeClr val="accent6"/>
-                        </a:effectRef>
-                        <a:fontRef idx="minor">
-                          <a:schemeClr val="dk1"/>
-                        </a:fontRef>
-                      </wps:style>
-                      <wps:txbx>
-                        <w:txbxContent>
-                          <w:p>
-                            <w:pPr>
-                              <w:jc w:val="center"/>
-                            </w:pPr>
-                          </w:p>
-                        </w:txbxContent>
-                      </wps:txbx>
-                      <wps:bodyPr rot="0" spcFirstLastPara="0" vertOverflow="overflow" horzOverflow="overflow" vert="horz" wrap="square" lIns="91440" tIns="45720" rIns="91440" bIns="45720" numCol="1" spcCol="0" rtlCol="0" fromWordArt="0" anchor="ctr" anchorCtr="0" forceAA="0" compatLnSpc="1">
-                        <a:prstTxWarp prst="textNoShape">
-                          <a:avLst/>
-                        </a:prstTxWarp>
-                        <a:noAutofit/>
-                      </wps:bodyPr>
-                    </wps:wsp>
-                  </a:graphicData>
-                </a:graphic>
-              </wp:anchor>
-            </w:drawing>
-          </mc:Choice>
-          <mc:Fallback>
-            <w:pict>
-              <v:rect w14:anchorId="0683A2ED" id="Rectangle 51" o:spid="_x0000_s1027" style="position:absolute;margin-left:-30pt;margin-top:19.75pt;width:88.5pt;height:39pt;z-index:251791360;visibility:visible;mso-wrap-style:square;mso-wrap-distance-left:9pt;mso-wrap-distance-top:0;mso-wrap-distance-right:9pt;mso-wrap-distance-bottom:0;mso-position-horizontal:absolute;mso-position-horizontal-relative:text;mso-position-vertical:absolute;mso-position-vertical-relative:text;v-text-anchor:middle" o:gfxdata="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" fillcolor="white [3201]" strokecolor="black [3213]" strokeweight="1.5pt">
-                <v:textbox>
-                  <w:txbxContent>
-                    <w:p>
-                      <w:pPr>
-                        <w:jc w:val="center"/>
-                      </w:pPr>
-                    </w:p>
-                  </w:txbxContent>
-                </v:textbox>
-              </v:rect>
-            </w:pict>
-          </mc:Fallback>
-        </mc:AlternateContent>
-      </w:r>
-      <w:r>
-        <w:rPr>
-          <w:rFonts w:ascii="Preeti" w:hAnsi="Preeti" w:cs="Times New Roman"/>
-          <w:noProof/>
-          <w:sz w:val="36"/>
-          <w:szCs w:val="36"/>
-        </w:rPr>
-        <mc:AlternateContent>
-          <mc:Choice Requires="wps">
-            <w:drawing>
-              <wp:anchor distT="0" distB="0" distL="114300" distR="114300" simplePos="0" relativeHeight="251786240" behindDoc="0" locked="0" layoutInCell="1" allowOverlap="1" wp14:anchorId="4DB3C6DA" wp14:editId="04E064F4">
-                <wp:simplePos x="0" y="0"/>
-                <wp:positionH relativeFrom="margin">
-                  <wp:posOffset>733424</wp:posOffset>
-                </wp:positionH>
-                <wp:positionV relativeFrom="paragraph">
-                  <wp:posOffset>450850</wp:posOffset>
-                </wp:positionV>
-                <wp:extent cx="1362075" cy="54610"/>
-                <wp:effectExtent l="19050" t="76200" r="28575" b="40640"/>
-                <wp:wrapNone/>
-                <wp:docPr id="48" name="Straight Arrow Connector 48"/>
-                <wp:cNvGraphicFramePr/>
-                <a:graphic xmlns:a="http://schemas.openxmlformats.org/drawingml/2006/main">
-                  <a:graphicData uri="http://schemas.microsoft.com/office/word/2010/wordprocessingShape">
-                    <wps:wsp>
-                      <wps:cNvCnPr/>
-                      <wps:spPr>
-                        <a:xfrm flipH="1" flipV="1">
-                          <a:off x="0" y="0"/>
-                          <a:ext cx="1362075" cy="54610"/>
-                        </a:xfrm>
-                        <a:prstGeom prst="straightConnector1">
-                          <a:avLst/>
-                        </a:prstGeom>
-                        <a:ln>
-                          <a:tailEnd type="triangle"/>
-                        </a:ln>
-                      </wps:spPr>
-                      <wps:style>
-                        <a:lnRef idx="1">
-                          <a:schemeClr val="dk1"/>
-                        </a:lnRef>
-                        <a:fillRef idx="0">
-                          <a:schemeClr val="dk1"/>
-                        </a:fillRef>
-                        <a:effectRef idx="0">
-                          <a:schemeClr val="dk1"/>
-                        </a:effectRef>
-                        <a:fontRef idx="minor">
-                          <a:schemeClr val="tx1"/>
-                        </a:fontRef>
-                      </wps:style>
-                      <wps:bodyPr/>
-                    </wps:wsp>
+                          </a:fontRef>
+                        </wps:style>
+                        <wps:bodyPr/>
+                      </wps:wsp>
+                      <wps:wsp>
+                        <wps:cNvPr id="696330710" name="Straight Arrow Connector 696330710"/>
+                        <wps:cNvCnPr/>
+                        <wps:spPr>
+                          <a:xfrm flipH="1" flipV="1">
+                            <a:off x="1114425" y="428625"/>
+                            <a:ext cx="1362075" cy="54610"/>
+                          </a:xfrm>
+                          <a:prstGeom prst="straightConnector1">
+                            <a:avLst/>
+                          </a:prstGeom>
+                          <a:ln>
+                            <a:tailEnd type="triangle"/>
+                          </a:ln>
+                        </wps:spPr>
+                        <wps:style>
+                          <a:lnRef idx="1">
+                            <a:schemeClr val="dk1"/>
+                          </a:lnRef>
+                          <a:fillRef idx="0">
+                            <a:schemeClr val="dk1"/>
+                          </a:fillRef>
+                          <a:effectRef idx="0">
+                            <a:schemeClr val="dk1"/>
+                          </a:effectRef>
+                          <a:fontRef idx="minor">
+                            <a:schemeClr val="tx1"/>
+                          </a:fontRef>
+                        </wps:style>
+                        <wps:bodyPr/>
+                      </wps:wsp>
+                      <wps:wsp>
+                        <wps:cNvPr id="545737580" name="Straight Arrow Connector 545737580"/>
+                        <wps:cNvCnPr/>
+                        <wps:spPr>
+                          <a:xfrm>
+                            <a:off x="2762250" y="2352675"/>
+                            <a:ext cx="1590675" cy="45719"/>
+                          </a:xfrm>
+                          <a:prstGeom prst="straightConnector1">
+                            <a:avLst/>
+                          </a:prstGeom>
+                          <a:ln>
+                            <a:tailEnd type="triangle"/>
+                          </a:ln>
+                        </wps:spPr>
+                        <wps:style>
+                          <a:lnRef idx="1">
+                            <a:schemeClr val="dk1"/>
+                          </a:lnRef>
+                          <a:fillRef idx="0">
+                            <a:schemeClr val="dk1"/>
+                          </a:fillRef>
+                          <a:effectRef idx="0">
+                            <a:schemeClr val="dk1"/>
+                          </a:effectRef>
+                          <a:fontRef idx="minor">
+                            <a:schemeClr val="tx1"/>
+                          </a:fontRef>
+                        </wps:style>
+                        <wps:bodyPr/>
+                      </wps:wsp>
+                      <wps:wsp>
+                        <wps:cNvPr id="1771940850" name="Straight Arrow Connector 1771940850"/>
+                        <wps:cNvCnPr/>
+                        <wps:spPr>
+                          <a:xfrm flipV="1">
+                            <a:off x="3276600" y="1295400"/>
+                            <a:ext cx="1476375" cy="45719"/>
+                          </a:xfrm>
+                          <a:prstGeom prst="straightConnector1">
+                            <a:avLst/>
+                          </a:prstGeom>
+                          <a:ln>
+                            <a:tailEnd type="triangle"/>
+                          </a:ln>
+                        </wps:spPr>
+                        <wps:style>
+                          <a:lnRef idx="1">
+                            <a:schemeClr val="dk1"/>
+                          </a:lnRef>
+                          <a:fillRef idx="0">
+                            <a:schemeClr val="dk1"/>
+                          </a:fillRef>
+                          <a:effectRef idx="0">
+                            <a:schemeClr val="dk1"/>
+                          </a:effectRef>
+                          <a:fontRef idx="minor">
+                            <a:schemeClr val="tx1"/>
+                          </a:fontRef>
+                        </wps:style>
+                        <wps:bodyPr/>
+                      </wps:wsp>
+                      <wps:wsp>
+                        <wps:cNvPr id="1910767764" name="Rectangle 1910767764"/>
+                        <wps:cNvSpPr/>
+                        <wps:spPr>
+                          <a:xfrm>
+                            <a:off x="0" y="228600"/>
+                            <a:ext cx="1123950" cy="495300"/>
+                          </a:xfrm>
+                          <a:prstGeom prst="rect">
+                            <a:avLst/>
+                          </a:prstGeom>
+                          <a:ln w="19050">
+                            <a:solidFill>
+                              <a:schemeClr val="tx1"/>
+                            </a:solidFill>
+                          </a:ln>
+                        </wps:spPr>
+                        <wps:style>
+                          <a:lnRef idx="2">
+                            <a:schemeClr val="accent6"/>
+                          </a:lnRef>
+                          <a:fillRef idx="1">
+                            <a:schemeClr val="lt1"/>
+                          </a:fillRef>
+                          <a:effectRef idx="0">
+                            <a:schemeClr val="accent6"/>
+                          </a:effectRef>
+                          <a:fontRef idx="minor">
+                            <a:schemeClr val="dk1"/>
+                          </a:fontRef>
+                        </wps:style>
+                        <wps:txbx>
+                          <w:txbxContent>
+                            <w:p>
+                              <w:pPr>
+                                <w:jc w:val="center"/>
+                              </w:pPr>
+                            </w:p>
+                          </w:txbxContent>
+                        </wps:txbx>
+                        <wps:bodyPr rot="0" spcFirstLastPara="0" vertOverflow="overflow" horzOverflow="overflow" vert="horz" wrap="square" lIns="91440" tIns="45720" rIns="91440" bIns="45720" numCol="1" spcCol="0" rtlCol="0" fromWordArt="0" anchor="ctr" anchorCtr="0" forceAA="0" compatLnSpc="1">
+                          <a:prstTxWarp prst="textNoShape">
+                            <a:avLst/>
+                          </a:prstTxWarp>
+                          <a:noAutofit/>
+                        </wps:bodyPr>
+                      </wps:wsp>
+                      <wps:wsp>
+                        <wps:cNvPr id="1698520661" name="Rectangle 1698520661"/>
+                        <wps:cNvSpPr/>
+                        <wps:spPr>
+                          <a:xfrm>
+                            <a:off x="4381500" y="2209800"/>
+                            <a:ext cx="1123950" cy="495300"/>
+                          </a:xfrm>
+                          <a:prstGeom prst="rect">
+                            <a:avLst/>
+                          </a:prstGeom>
+                          <a:ln w="19050">
+                            <a:solidFill>
+                              <a:schemeClr val="tx1"/>
+                            </a:solidFill>
+                          </a:ln>
+                        </wps:spPr>
+                        <wps:style>
+                          <a:lnRef idx="2">
+                            <a:schemeClr val="accent6"/>
+                          </a:lnRef>
+                          <a:fillRef idx="1">
+                            <a:schemeClr val="lt1"/>
+                          </a:fillRef>
+                          <a:effectRef idx="0">
+                            <a:schemeClr val="accent6"/>
+                          </a:effectRef>
+                          <a:fontRef idx="minor">
+                            <a:schemeClr val="dk1"/>
+                          </a:fontRef>
+                        </wps:style>
+                        <wps:bodyPr rot="0" spcFirstLastPara="0" vertOverflow="overflow" horzOverflow="overflow" vert="horz" wrap="square" lIns="91440" tIns="45720" rIns="91440" bIns="45720" numCol="1" spcCol="0" rtlCol="0" fromWordArt="0" anchor="ctr" anchorCtr="0" forceAA="0" compatLnSpc="1">
+                          <a:prstTxWarp prst="textNoShape">
+                            <a:avLst/>
+                          </a:prstTxWarp>
+                          <a:noAutofit/>
+                        </wps:bodyPr>
+                      </wps:wsp>
+                      <wps:wsp>
+                        <wps:cNvPr id="1375517685" name="Rectangle 1375517685"/>
+                        <wps:cNvSpPr/>
+                        <wps:spPr>
+                          <a:xfrm>
+                            <a:off x="4752975" y="1066800"/>
+                            <a:ext cx="1123950" cy="495300"/>
+                          </a:xfrm>
+                          <a:prstGeom prst="rect">
+                            <a:avLst/>
+                          </a:prstGeom>
+                          <a:ln w="19050">
+                            <a:solidFill>
+                              <a:schemeClr val="tx1"/>
+                            </a:solidFill>
+                          </a:ln>
+                        </wps:spPr>
+                        <wps:style>
+                          <a:lnRef idx="2">
+                            <a:schemeClr val="accent6"/>
+                          </a:lnRef>
+                          <a:fillRef idx="1">
+                            <a:schemeClr val="lt1"/>
+                          </a:fillRef>
+                          <a:effectRef idx="0">
+                            <a:schemeClr val="accent6"/>
+                          </a:effectRef>
+                          <a:fontRef idx="minor">
+                            <a:schemeClr val="dk1"/>
+                          </a:fontRef>
+                        </wps:style>
+                        <wps:bodyPr rot="0" spcFirstLastPara="0" vertOverflow="overflow" horzOverflow="overflow" vert="horz" wrap="square" lIns="91440" tIns="45720" rIns="91440" bIns="45720" numCol="1" spcCol="0" rtlCol="0" fromWordArt="0" anchor="ctr" anchorCtr="0" forceAA="0" compatLnSpc="1">
+                          <a:prstTxWarp prst="textNoShape">
+                            <a:avLst/>
+                          </a:prstTxWarp>
+                          <a:noAutofit/>
+                        </wps:bodyPr>
+                      </wps:wsp>
+                      <wps:wsp>
+                        <wps:cNvPr id="969130662" name="Rectangle 969130662"/>
+                        <wps:cNvSpPr/>
+                        <wps:spPr>
+                          <a:xfrm>
+                            <a:off x="4486275" y="85725"/>
+                            <a:ext cx="1123950" cy="495300"/>
+                          </a:xfrm>
+                          <a:prstGeom prst="rect">
+                            <a:avLst/>
+                          </a:prstGeom>
+                          <a:ln w="19050">
+                            <a:solidFill>
+                              <a:schemeClr val="tx1"/>
+                            </a:solidFill>
+                          </a:ln>
+                        </wps:spPr>
+                        <wps:style>
+                          <a:lnRef idx="2">
+                            <a:schemeClr val="accent6"/>
+                          </a:lnRef>
+                          <a:fillRef idx="1">
+                            <a:schemeClr val="lt1"/>
+                          </a:fillRef>
+                          <a:effectRef idx="0">
+                            <a:schemeClr val="accent6"/>
+                          </a:effectRef>
+                          <a:fontRef idx="minor">
+                            <a:schemeClr val="dk1"/>
+                          </a:fontRef>
+                        </wps:style>
+                        <wps:bodyPr rot="0" spcFirstLastPara="0" vertOverflow="overflow" horzOverflow="overflow" vert="horz" wrap="square" lIns="91440" tIns="45720" rIns="91440" bIns="45720" numCol="1" spcCol="0" rtlCol="0" fromWordArt="0" anchor="ctr" anchorCtr="0" forceAA="0" compatLnSpc="1">
+                          <a:prstTxWarp prst="textNoShape">
+                            <a:avLst/>
+                          </a:prstTxWarp>
+                          <a:noAutofit/>
+                        </wps:bodyPr>
+                      </wps:wsp>
+                    </wpg:wgp>
                   </a:graphicData>
                 </a:graphic>
                 <wp14:sizeRelH relativeFrom="margin">
@@ -5732,529 +8998,64 @@
           </mc:Choice>
           <mc:Fallback>
             <w:pict>
-              <v:shapetype w14:anchorId="4CD9B6E1" id="_x0000_t32" coordsize="21600,21600" o:spt="32" o:oned="t" path="m,l21600,21600e" filled="f">
-                <v:path arrowok="t" fillok="f" o:connecttype="none"/>
-                <o:lock v:ext="edit" shapetype="t"/>
-              </v:shapetype>
-              <v:shape id="Straight Arrow Connector 48" o:spid="_x0000_s1026" type="#_x0000_t32" style="position:absolute;margin-left:57.75pt;margin-top:35.5pt;width:107.25pt;height:4.3pt;flip:x y;z-index:251786240;visibility:visible;mso-wrap-style:square;mso-width-percent:0;mso-height-percent:0;mso-wrap-distance-left:9pt;mso-wrap-distance-top:0;mso-wrap-distance-right:9pt;mso-wrap-distance-bottom:0;mso-position-horizontal:absolute;mso-position-horizontal-relative:margin;mso-position-vertical:absolute;mso-position-vertical-relative:text;mso-width-percent:0;mso-height-percent:0;mso-width-relative:margin;mso-height-relative:margin" o:gfxdata="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" strokecolor="black [3200]" strokeweight=".5pt">
-                <v:stroke endarrow="block" joinstyle="miter"/>
-                <w10:wrap anchorx="margin"/>
-              </v:shape>
+              <v:group w14:anchorId="56113934" id="Group 40" o:spid="_x0000_s1027" style="position:absolute;margin-left:17.75pt;margin-top:5.5pt;width:490.4pt;height:399.75pt;z-index:251797504;mso-width-relative:margin;mso-height-relative:margin" coordsize="58769,34575" o:gfxdata="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">
+                <v:shapetype id="_x0000_t75" coordsize="21600,21600" o:spt="75" o:preferrelative="t" path="m@4@5l@4@11@9@11@9@5xe" filled="f" stroked="f">
+                  <v:stroke joinstyle="miter"/>
+                  <v:formulas>
+                    <v:f eqn="if lineDrawn pixelLineWidth 0"/>
+                    <v:f eqn="sum @0 1 0"/>
+                    <v:f eqn="sum 0 0 @1"/>
+                    <v:f eqn="prod @2 1 2"/>
+                    <v:f eqn="prod @3 21600 pixelWidth"/>
+                    <v:f eqn="prod @3 21600 pixelHeight"/>
+                    <v:f eqn="sum @0 0 1"/>
+                    <v:f eqn="prod @6 1 2"/>
+                    <v:f eqn="prod @7 21600 pixelWidth"/>
+                    <v:f eqn="sum @8 21600 0"/>
+                    <v:f eqn="prod @7 21600 pixelHeight"/>
+                    <v:f eqn="sum @10 21600 0"/>
+                  </v:formulas>
+                  <v:path o:extrusionok="f" gradientshapeok="t" o:connecttype="rect"/>
+                  <o:lock v:ext="edit" aspectratio="t"/>
+                </v:shapetype>
+                <v:shape id="Picture 46" o:spid="_x0000_s1028" type="#_x0000_t75" style="position:absolute;left:15240;width:26098;height:34575;visibility:visible;mso-wrap-style:square" o:gfxdata="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">
+                  <v:imagedata r:id="rId9" o:title=""/>
+                </v:shape>
+                <v:shapetype id="_x0000_t32" coordsize="21600,21600" o:spt="32" o:oned="t" path="m,l21600,21600e" filled="f">
+                  <v:path arrowok="t" fillok="f" o:connecttype="none"/>
+                  <o:lock v:ext="edit" shapetype="t"/>
+                </v:shapetype>
+                <v:shape id="Straight Arrow Connector 1549471797" o:spid="_x0000_s1029" type="#_x0000_t32" style="position:absolute;left:31813;top:2000;width:12954;height:457;visibility:visible;mso-wrap-style:square" o:connectortype="straight" o:gfxdata="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" strokecolor="black [3200]" strokeweight=".5pt">
+                  <v:stroke endarrow="block" joinstyle="miter"/>
+                </v:shape>
+                <v:shape id="Straight Arrow Connector 696330710" o:spid="_x0000_s1030" type="#_x0000_t32" style="position:absolute;left:11144;top:4286;width:13621;height:546;flip:x y;visibility:visible;mso-wrap-style:square" o:connectortype="straight" o:gfxdata="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" strokecolor="black [3200]" strokeweight=".5pt">
+                  <v:stroke endarrow="block" joinstyle="miter"/>
+                </v:shape>
+                <v:shape id="Straight Arrow Connector 545737580" o:spid="_x0000_s1031" type="#_x0000_t32" style="position:absolute;left:27622;top:23526;width:15907;height:457;visibility:visible;mso-wrap-style:square" o:connectortype="straight" o:gfxdata="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" strokecolor="black [3200]" strokeweight=".5pt">
+                  <v:stroke endarrow="block" joinstyle="miter"/>
+                </v:shape>
+                <v:shape id="Straight Arrow Connector 1771940850" o:spid="_x0000_s1032" type="#_x0000_t32" style="position:absolute;left:32766;top:12954;width:14763;height:457;flip:y;visibility:visible;mso-wrap-style:square" o:connectortype="straight" o:gfxdata="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" strokecolor="black [3200]" strokeweight=".5pt">
+                  <v:stroke endarrow="block" joinstyle="miter"/>
+                </v:shape>
+                <v:rect id="Rectangle 1910767764" o:spid="_x0000_s1033" style="position:absolute;top:2286;width:11239;height:4953;visibility:visible;mso-wrap-style:square;v-text-anchor:middle" o:gfxdata="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" fillcolor="white [3201]" strokecolor="black [3213]" strokeweight="1.5pt">
+                  <v:textbox>
+                    <w:txbxContent>
+                      <w:p>
+                        <w:pPr>
+                          <w:jc w:val="center"/>
+                        </w:pPr>
+                      </w:p>
+                    </w:txbxContent>
+                  </v:textbox>
+                </v:rect>
+                <v:rect id="Rectangle 1698520661" o:spid="_x0000_s1034" style="position:absolute;left:43815;top:22098;width:11239;height:4953;visibility:visible;mso-wrap-style:square;v-text-anchor:middle" o:gfxdata="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" fillcolor="white [3201]" strokecolor="black [3213]" strokeweight="1.5pt"/>
+                <v:rect id="Rectangle 1375517685" o:spid="_x0000_s1035" style="position:absolute;left:47529;top:10668;width:11240;height:4953;visibility:visible;mso-wrap-style:square;v-text-anchor:middle" o:gfxdata="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" fillcolor="white [3201]" strokecolor="black [3213]" strokeweight="1.5pt"/>
+                <v:rect id="Rectangle 969130662" o:spid="_x0000_s1036" style="position:absolute;left:44862;top:857;width:11240;height:4953;visibility:visible;mso-wrap-style:square;v-text-anchor:middle" o:gfxdata="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" fillcolor="white [3201]" strokecolor="black [3213]" strokeweight="1.5pt"/>
+              </v:group>
             </w:pict>
           </mc:Fallback>
         </mc:AlternateContent>
       </w:r>
-      <w:r>
-        <w:rPr>
-          <w:rFonts w:ascii="Preeti" w:hAnsi="Preeti" w:cs="Times New Roman"/>
-          <w:noProof/>
-          <w:sz w:val="36"/>
-          <w:szCs w:val="36"/>
-        </w:rPr>
-        <mc:AlternateContent>
-          <mc:Choice Requires="wps">
-            <w:drawing>
-              <wp:anchor distT="0" distB="0" distL="114300" distR="114300" simplePos="0" relativeHeight="251793408" behindDoc="0" locked="0" layoutInCell="1" allowOverlap="1" wp14:anchorId="2F8DA142" wp14:editId="677038CA">
-                <wp:simplePos x="0" y="0"/>
-                <wp:positionH relativeFrom="column">
-                  <wp:posOffset>4000500</wp:posOffset>
-                </wp:positionH>
-                <wp:positionV relativeFrom="paragraph">
-                  <wp:posOffset>2232025</wp:posOffset>
-                </wp:positionV>
-                <wp:extent cx="1123950" cy="495300"/>
-                <wp:effectExtent l="0" t="0" r="19050" b="19050"/>
-                <wp:wrapNone/>
-                <wp:docPr id="52" name="Rectangle 52"/>
-                <wp:cNvGraphicFramePr/>
-                <a:graphic xmlns:a="http://schemas.openxmlformats.org/drawingml/2006/main">
-                  <a:graphicData uri="http://schemas.microsoft.com/office/word/2010/wordprocessingShape">
-                    <wps:wsp>
-                      <wps:cNvSpPr/>
-                      <wps:spPr>
-                        <a:xfrm>
-                          <a:off x="0" y="0"/>
-                          <a:ext cx="1123950" cy="495300"/>
-                        </a:xfrm>
-                        <a:prstGeom prst="rect">
-                          <a:avLst/>
-                        </a:prstGeom>
-                        <a:ln w="19050">
-                          <a:solidFill>
-                            <a:schemeClr val="tx1"/>
-                          </a:solidFill>
-                        </a:ln>
-                      </wps:spPr>
-                      <wps:style>
-                        <a:lnRef idx="2">
-                          <a:schemeClr val="accent6"/>
-                        </a:lnRef>
-                        <a:fillRef idx="1">
-                          <a:schemeClr val="lt1"/>
-                        </a:fillRef>
-                        <a:effectRef idx="0">
-                          <a:schemeClr val="accent6"/>
-                        </a:effectRef>
-                        <a:fontRef idx="minor">
-                          <a:schemeClr val="dk1"/>
-                        </a:fontRef>
-                      </wps:style>
-                      <wps:bodyPr rot="0" spcFirstLastPara="0" vertOverflow="overflow" horzOverflow="overflow" vert="horz" wrap="square" lIns="91440" tIns="45720" rIns="91440" bIns="45720" numCol="1" spcCol="0" rtlCol="0" fromWordArt="0" anchor="ctr" anchorCtr="0" forceAA="0" compatLnSpc="1">
-                        <a:prstTxWarp prst="textNoShape">
-                          <a:avLst/>
-                        </a:prstTxWarp>
-                        <a:noAutofit/>
-                      </wps:bodyPr>
-                    </wps:wsp>
-                  </a:graphicData>
-                </a:graphic>
-              </wp:anchor>
-            </w:drawing>
-          </mc:Choice>
-          <mc:Fallback>
-            <w:pict>
-              <v:rect w14:anchorId="3787F9E0" id="Rectangle 52" o:spid="_x0000_s1026" style="position:absolute;margin-left:315pt;margin-top:175.75pt;width:88.5pt;height:39pt;z-index:251793408;visibility:visible;mso-wrap-style:square;mso-wrap-distance-left:9pt;mso-wrap-distance-top:0;mso-wrap-distance-right:9pt;mso-wrap-distance-bottom:0;mso-position-horizontal:absolute;mso-position-horizontal-relative:text;mso-position-vertical:absolute;mso-position-vertical-relative:text;v-text-anchor:middle" o:gfxdata="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" fillcolor="white [3201]" strokecolor="black [3213]" strokeweight="1.5pt"/>
-            </w:pict>
-          </mc:Fallback>
-        </mc:AlternateContent>
-      </w:r>
-      <w:r>
-        <w:rPr>
-          <w:rFonts w:ascii="Preeti" w:hAnsi="Preeti" w:cs="Times New Roman"/>
-          <w:noProof/>
-          <w:sz w:val="36"/>
-          <w:szCs w:val="36"/>
-        </w:rPr>
-        <mc:AlternateContent>
-          <mc:Choice Requires="wps">
-            <w:drawing>
-              <wp:anchor distT="0" distB="0" distL="114300" distR="114300" simplePos="0" relativeHeight="251788288" behindDoc="0" locked="0" layoutInCell="1" allowOverlap="1" wp14:anchorId="573F9917" wp14:editId="3DE0DCED">
-                <wp:simplePos x="0" y="0"/>
-                <wp:positionH relativeFrom="margin">
-                  <wp:posOffset>2381250</wp:posOffset>
-                </wp:positionH>
-                <wp:positionV relativeFrom="paragraph">
-                  <wp:posOffset>2374900</wp:posOffset>
-                </wp:positionV>
-                <wp:extent cx="1590675" cy="45719"/>
-                <wp:effectExtent l="0" t="38100" r="28575" b="88265"/>
-                <wp:wrapNone/>
-                <wp:docPr id="49" name="Straight Arrow Connector 49"/>
-                <wp:cNvGraphicFramePr/>
-                <a:graphic xmlns:a="http://schemas.openxmlformats.org/drawingml/2006/main">
-                  <a:graphicData uri="http://schemas.microsoft.com/office/word/2010/wordprocessingShape">
-                    <wps:wsp>
-                      <wps:cNvCnPr/>
-                      <wps:spPr>
-                        <a:xfrm>
-                          <a:off x="0" y="0"/>
-                          <a:ext cx="1590675" cy="45719"/>
-                        </a:xfrm>
-                        <a:prstGeom prst="straightConnector1">
-                          <a:avLst/>
-                        </a:prstGeom>
-                        <a:ln>
-                          <a:tailEnd type="triangle"/>
-                        </a:ln>
-                      </wps:spPr>
-                      <wps:style>
-                        <a:lnRef idx="1">
-                          <a:schemeClr val="dk1"/>
-                        </a:lnRef>
-                        <a:fillRef idx="0">
-                          <a:schemeClr val="dk1"/>
-                        </a:fillRef>
-                        <a:effectRef idx="0">
-                          <a:schemeClr val="dk1"/>
-                        </a:effectRef>
-                        <a:fontRef idx="minor">
-                          <a:schemeClr val="tx1"/>
-                        </a:fontRef>
-                      </wps:style>
-                      <wps:bodyPr/>
-                    </wps:wsp>
-                  </a:graphicData>
-                </a:graphic>
-                <wp14:sizeRelH relativeFrom="margin">
-                  <wp14:pctWidth>0</wp14:pctWidth>
-                </wp14:sizeRelH>
-                <wp14:sizeRelV relativeFrom="margin">
-                  <wp14:pctHeight>0</wp14:pctHeight>
-                </wp14:sizeRelV>
-              </wp:anchor>
-            </w:drawing>
-          </mc:Choice>
-          <mc:Fallback>
-            <w:pict>
-              <v:shape w14:anchorId="496B89E2" id="Straight Arrow Connector 49" o:spid="_x0000_s1026" type="#_x0000_t32" style="position:absolute;margin-left:187.5pt;margin-top:187pt;width:125.25pt;height:3.6pt;z-index:251788288;visibility:visible;mso-wrap-style:square;mso-width-percent:0;mso-height-percent:0;mso-wrap-distance-left:9pt;mso-wrap-distance-top:0;mso-wrap-distance-right:9pt;mso-wrap-distance-bottom:0;mso-position-horizontal:absolute;mso-position-horizontal-relative:margin;mso-position-vertical:absolute;mso-position-vertical-relative:text;mso-width-percent:0;mso-height-percent:0;mso-width-relative:margin;mso-height-relative:margin" o:gfxdata="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" strokecolor="black [3200]" strokeweight=".5pt">
-                <v:stroke endarrow="block" joinstyle="miter"/>
-                <w10:wrap anchorx="margin"/>
-              </v:shape>
-            </w:pict>
-          </mc:Fallback>
-        </mc:AlternateContent>
-      </w:r>
-      <w:r>
-        <w:rPr>
-          <w:rFonts w:ascii="Preeti" w:hAnsi="Preeti" w:cs="Times New Roman"/>
-          <w:noProof/>
-          <w:sz w:val="36"/>
-          <w:szCs w:val="36"/>
-        </w:rPr>
-        <mc:AlternateContent>
-          <mc:Choice Requires="wps">
-            <w:drawing>
-              <wp:anchor distT="0" distB="0" distL="114300" distR="114300" simplePos="0" relativeHeight="251795456" behindDoc="0" locked="0" layoutInCell="1" allowOverlap="1" wp14:anchorId="76883434" wp14:editId="6247B35D">
-                <wp:simplePos x="0" y="0"/>
-                <wp:positionH relativeFrom="column">
-                  <wp:posOffset>4371975</wp:posOffset>
-                </wp:positionH>
-                <wp:positionV relativeFrom="paragraph">
-                  <wp:posOffset>1089025</wp:posOffset>
-                </wp:positionV>
-                <wp:extent cx="1123950" cy="495300"/>
-                <wp:effectExtent l="0" t="0" r="19050" b="19050"/>
-                <wp:wrapNone/>
-                <wp:docPr id="53" name="Rectangle 53"/>
-                <wp:cNvGraphicFramePr/>
-                <a:graphic xmlns:a="http://schemas.openxmlformats.org/drawingml/2006/main">
-                  <a:graphicData uri="http://schemas.microsoft.com/office/word/2010/wordprocessingShape">
-                    <wps:wsp>
-                      <wps:cNvSpPr/>
-                      <wps:spPr>
-                        <a:xfrm>
-                          <a:off x="0" y="0"/>
-                          <a:ext cx="1123950" cy="495300"/>
-                        </a:xfrm>
-                        <a:prstGeom prst="rect">
-                          <a:avLst/>
-                        </a:prstGeom>
-                        <a:ln w="19050">
-                          <a:solidFill>
-                            <a:schemeClr val="tx1"/>
-                          </a:solidFill>
-                        </a:ln>
-                      </wps:spPr>
-                      <wps:style>
-                        <a:lnRef idx="2">
-                          <a:schemeClr val="accent6"/>
-                        </a:lnRef>
-                        <a:fillRef idx="1">
-                          <a:schemeClr val="lt1"/>
-                        </a:fillRef>
-                        <a:effectRef idx="0">
-                          <a:schemeClr val="accent6"/>
-                        </a:effectRef>
-                        <a:fontRef idx="minor">
-                          <a:schemeClr val="dk1"/>
-                        </a:fontRef>
-                      </wps:style>
-                      <wps:bodyPr rot="0" spcFirstLastPara="0" vertOverflow="overflow" horzOverflow="overflow" vert="horz" wrap="square" lIns="91440" tIns="45720" rIns="91440" bIns="45720" numCol="1" spcCol="0" rtlCol="0" fromWordArt="0" anchor="ctr" anchorCtr="0" forceAA="0" compatLnSpc="1">
-                        <a:prstTxWarp prst="textNoShape">
-                          <a:avLst/>
-                        </a:prstTxWarp>
-                        <a:noAutofit/>
-                      </wps:bodyPr>
-                    </wps:wsp>
-                  </a:graphicData>
-                </a:graphic>
-              </wp:anchor>
-            </w:drawing>
-          </mc:Choice>
-          <mc:Fallback>
-            <w:pict>
-              <v:rect w14:anchorId="19911802" id="Rectangle 53" o:spid="_x0000_s1026" style="position:absolute;margin-left:344.25pt;margin-top:85.75pt;width:88.5pt;height:39pt;z-index:251795456;visibility:visible;mso-wrap-style:square;mso-wrap-distance-left:9pt;mso-wrap-distance-top:0;mso-wrap-distance-right:9pt;mso-wrap-distance-bottom:0;mso-position-horizontal:absolute;mso-position-horizontal-relative:text;mso-position-vertical:absolute;mso-position-vertical-relative:text;v-text-anchor:middle" o:gfxdata="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" fillcolor="white [3201]" strokecolor="black [3213]" strokeweight="1.5pt"/>
-            </w:pict>
-          </mc:Fallback>
-        </mc:AlternateContent>
-      </w:r>
-      <w:r>
-        <w:rPr>
-          <w:rFonts w:ascii="Preeti" w:hAnsi="Preeti" w:cs="Times New Roman"/>
-          <w:noProof/>
-          <w:sz w:val="36"/>
-          <w:szCs w:val="36"/>
-        </w:rPr>
-        <mc:AlternateContent>
-          <mc:Choice Requires="wps">
-            <w:drawing>
-              <wp:anchor distT="0" distB="0" distL="114300" distR="114300" simplePos="0" relativeHeight="251790336" behindDoc="0" locked="0" layoutInCell="1" allowOverlap="1" wp14:anchorId="73B8D604" wp14:editId="14F7527D">
-                <wp:simplePos x="0" y="0"/>
-                <wp:positionH relativeFrom="column">
-                  <wp:posOffset>2895600</wp:posOffset>
-                </wp:positionH>
-                <wp:positionV relativeFrom="paragraph">
-                  <wp:posOffset>1319531</wp:posOffset>
-                </wp:positionV>
-                <wp:extent cx="1476375" cy="45719"/>
-                <wp:effectExtent l="0" t="76200" r="9525" b="50165"/>
-                <wp:wrapNone/>
-                <wp:docPr id="50" name="Straight Arrow Connector 50"/>
-                <wp:cNvGraphicFramePr/>
-                <a:graphic xmlns:a="http://schemas.openxmlformats.org/drawingml/2006/main">
-                  <a:graphicData uri="http://schemas.microsoft.com/office/word/2010/wordprocessingShape">
-                    <wps:wsp>
-                      <wps:cNvCnPr/>
-                      <wps:spPr>
-                        <a:xfrm flipV="1">
-                          <a:off x="0" y="0"/>
-                          <a:ext cx="1476375" cy="45719"/>
-                        </a:xfrm>
-                        <a:prstGeom prst="straightConnector1">
-                          <a:avLst/>
-                        </a:prstGeom>
-                        <a:ln>
-                          <a:tailEnd type="triangle"/>
-                        </a:ln>
-                      </wps:spPr>
-                      <wps:style>
-                        <a:lnRef idx="1">
-                          <a:schemeClr val="dk1"/>
-                        </a:lnRef>
-                        <a:fillRef idx="0">
-                          <a:schemeClr val="dk1"/>
-                        </a:fillRef>
-                        <a:effectRef idx="0">
-                          <a:schemeClr val="dk1"/>
-                        </a:effectRef>
-                        <a:fontRef idx="minor">
-                          <a:schemeClr val="tx1"/>
-                        </a:fontRef>
-                      </wps:style>
-                      <wps:bodyPr/>
-                    </wps:wsp>
-                  </a:graphicData>
-                </a:graphic>
-                <wp14:sizeRelH relativeFrom="margin">
-                  <wp14:pctWidth>0</wp14:pctWidth>
-                </wp14:sizeRelH>
-                <wp14:sizeRelV relativeFrom="margin">
-                  <wp14:pctHeight>0</wp14:pctHeight>
-                </wp14:sizeRelV>
-              </wp:anchor>
-            </w:drawing>
-          </mc:Choice>
-          <mc:Fallback>
-            <w:pict>
-              <v:shape w14:anchorId="529C09CE" id="Straight Arrow Connector 50" o:spid="_x0000_s1026" type="#_x0000_t32" style="position:absolute;margin-left:228pt;margin-top:103.9pt;width:116.25pt;height:3.6pt;flip:y;z-index:251790336;visibility:visible;mso-wrap-style:square;mso-width-percent:0;mso-height-percent:0;mso-wrap-distance-left:9pt;mso-wrap-distance-top:0;mso-wrap-distance-right:9pt;mso-wrap-distance-bottom:0;mso-position-horizontal:absolute;mso-position-horizontal-relative:text;mso-position-vertical:absolute;mso-position-vertical-relative:text;mso-width-percent:0;mso-height-percent:0;mso-width-relative:margin;mso-height-relative:margin" o:gfxdata="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" strokecolor="black [3200]" strokeweight=".5pt">
-                <v:stroke endarrow="block" joinstyle="miter"/>
-              </v:shape>
-            </w:pict>
-          </mc:Fallback>
-        </mc:AlternateContent>
-      </w:r>
-      <w:r>
-        <w:rPr>
-          <w:rFonts w:ascii="Preeti" w:hAnsi="Preeti" w:cs="Times New Roman"/>
-          <w:noProof/>
-          <w:sz w:val="36"/>
-          <w:szCs w:val="36"/>
-        </w:rPr>
-        <mc:AlternateContent>
-          <mc:Choice Requires="wps">
-            <w:drawing>
-              <wp:anchor distT="0" distB="0" distL="114300" distR="114300" simplePos="0" relativeHeight="251797504" behindDoc="0" locked="0" layoutInCell="1" allowOverlap="1" wp14:anchorId="6F2442C6" wp14:editId="5D229D10">
-                <wp:simplePos x="0" y="0"/>
-                <wp:positionH relativeFrom="column">
-                  <wp:posOffset>4105275</wp:posOffset>
-                </wp:positionH>
-                <wp:positionV relativeFrom="paragraph">
-                  <wp:posOffset>107950</wp:posOffset>
-                </wp:positionV>
-                <wp:extent cx="1123950" cy="495300"/>
-                <wp:effectExtent l="0" t="0" r="19050" b="19050"/>
-                <wp:wrapNone/>
-                <wp:docPr id="54" name="Rectangle 54"/>
-                <wp:cNvGraphicFramePr/>
-                <a:graphic xmlns:a="http://schemas.openxmlformats.org/drawingml/2006/main">
-                  <a:graphicData uri="http://schemas.microsoft.com/office/word/2010/wordprocessingShape">
-                    <wps:wsp>
-                      <wps:cNvSpPr/>
-                      <wps:spPr>
-                        <a:xfrm>
-                          <a:off x="0" y="0"/>
-                          <a:ext cx="1123950" cy="495300"/>
-                        </a:xfrm>
-                        <a:prstGeom prst="rect">
-                          <a:avLst/>
-                        </a:prstGeom>
-                        <a:ln w="19050">
-                          <a:solidFill>
-                            <a:schemeClr val="tx1"/>
-                          </a:solidFill>
-                        </a:ln>
-                      </wps:spPr>
-                      <wps:style>
-                        <a:lnRef idx="2">
-                          <a:schemeClr val="accent6"/>
-                        </a:lnRef>
-                        <a:fillRef idx="1">
-                          <a:schemeClr val="lt1"/>
-                        </a:fillRef>
-                        <a:effectRef idx="0">
-                          <a:schemeClr val="accent6"/>
-                        </a:effectRef>
-                        <a:fontRef idx="minor">
-                          <a:schemeClr val="dk1"/>
-                        </a:fontRef>
-                      </wps:style>
-                      <wps:bodyPr rot="0" spcFirstLastPara="0" vertOverflow="overflow" horzOverflow="overflow" vert="horz" wrap="square" lIns="91440" tIns="45720" rIns="91440" bIns="45720" numCol="1" spcCol="0" rtlCol="0" fromWordArt="0" anchor="ctr" anchorCtr="0" forceAA="0" compatLnSpc="1">
-                        <a:prstTxWarp prst="textNoShape">
-                          <a:avLst/>
-                        </a:prstTxWarp>
-                        <a:noAutofit/>
-                      </wps:bodyPr>
-                    </wps:wsp>
-                  </a:graphicData>
-                </a:graphic>
-              </wp:anchor>
-            </w:drawing>
-          </mc:Choice>
-          <mc:Fallback>
-            <w:pict>
-              <v:rect w14:anchorId="0B2F7945" id="Rectangle 54" o:spid="_x0000_s1026" style="position:absolute;margin-left:323.25pt;margin-top:8.5pt;width:88.5pt;height:39pt;z-index:251797504;visibility:visible;mso-wrap-style:square;mso-wrap-distance-left:9pt;mso-wrap-distance-top:0;mso-wrap-distance-right:9pt;mso-wrap-distance-bottom:0;mso-position-horizontal:absolute;mso-position-horizontal-relative:text;mso-position-vertical:absolute;mso-position-vertical-relative:text;v-text-anchor:middle" o:gfxdata="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" fillcolor="white [3201]" strokecolor="black [3213]" strokeweight="1.5pt"/>
-            </w:pict>
-          </mc:Fallback>
-        </mc:AlternateContent>
-      </w:r>
-      <w:r>
-        <w:rPr>
-          <w:rFonts w:ascii="Preeti" w:hAnsi="Preeti" w:cs="Times New Roman"/>
-          <w:noProof/>
-          <w:sz w:val="36"/>
-          <w:szCs w:val="36"/>
-        </w:rPr>
-        <mc:AlternateContent>
-          <mc:Choice Requires="wps">
-            <w:drawing>
-              <wp:anchor distT="0" distB="0" distL="114300" distR="114300" simplePos="0" relativeHeight="251784192" behindDoc="0" locked="0" layoutInCell="1" allowOverlap="1" wp14:anchorId="13F067D3" wp14:editId="08CBCA8B">
-                <wp:simplePos x="0" y="0"/>
-                <wp:positionH relativeFrom="column">
-                  <wp:posOffset>2800351</wp:posOffset>
-                </wp:positionH>
-                <wp:positionV relativeFrom="paragraph">
-                  <wp:posOffset>222250</wp:posOffset>
-                </wp:positionV>
-                <wp:extent cx="1295400" cy="45719"/>
-                <wp:effectExtent l="0" t="38100" r="38100" b="88265"/>
-                <wp:wrapNone/>
-                <wp:docPr id="47" name="Straight Arrow Connector 47"/>
-                <wp:cNvGraphicFramePr/>
-                <a:graphic xmlns:a="http://schemas.openxmlformats.org/drawingml/2006/main">
-                  <a:graphicData uri="http://schemas.microsoft.com/office/word/2010/wordprocessingShape">
-                    <wps:wsp>
-                      <wps:cNvCnPr/>
-                      <wps:spPr>
-                        <a:xfrm>
-                          <a:off x="0" y="0"/>
-                          <a:ext cx="1295400" cy="45719"/>
-                        </a:xfrm>
-                        <a:prstGeom prst="straightConnector1">
-                          <a:avLst/>
-                        </a:prstGeom>
-                        <a:ln>
-                          <a:tailEnd type="triangle"/>
-                        </a:ln>
-                      </wps:spPr>
-                      <wps:style>
-                        <a:lnRef idx="1">
-                          <a:schemeClr val="dk1"/>
-                        </a:lnRef>
-                        <a:fillRef idx="0">
-                          <a:schemeClr val="dk1"/>
-                        </a:fillRef>
-                        <a:effectRef idx="0">
-                          <a:schemeClr val="dk1"/>
-                        </a:effectRef>
-                        <a:fontRef idx="minor">
-                          <a:schemeClr val="tx1"/>
-                        </a:fontRef>
-                      </wps:style>
-                      <wps:bodyPr/>
-                    </wps:wsp>
-                  </a:graphicData>
-                </a:graphic>
-                <wp14:sizeRelH relativeFrom="margin">
-                  <wp14:pctWidth>0</wp14:pctWidth>
-                </wp14:sizeRelH>
-                <wp14:sizeRelV relativeFrom="margin">
-                  <wp14:pctHeight>0</wp14:pctHeight>
-                </wp14:sizeRelV>
-              </wp:anchor>
-            </w:drawing>
-          </mc:Choice>
-          <mc:Fallback>
-            <w:pict>
-              <v:shape w14:anchorId="3B485328" id="Straight Arrow Connector 47" o:spid="_x0000_s1026" type="#_x0000_t32" style="position:absolute;margin-left:220.5pt;margin-top:17.5pt;width:102pt;height:3.6pt;z-index:251784192;visibility:visible;mso-wrap-style:square;mso-width-percent:0;mso-height-percent:0;mso-wrap-distance-left:9pt;mso-wrap-distance-top:0;mso-wrap-distance-right:9pt;mso-wrap-distance-bottom:0;mso-position-horizontal:absolute;mso-position-horizontal-relative:text;mso-position-vertical:absolute;mso-position-vertical-relative:text;mso-width-percent:0;mso-height-percent:0;mso-width-relative:margin;mso-height-relative:margin" o:gfxdata="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" strokecolor="black [3200]" strokeweight=".5pt">
-                <v:stroke endarrow="block" joinstyle="miter"/>
-              </v:shape>
-            </w:pict>
-          </mc:Fallback>
-        </mc:AlternateContent>
-      </w:r>
-      <w:r>
-        <w:rPr>
-          <w:rFonts w:ascii="Preeti" w:hAnsi="Preeti" w:cs="Times New Roman"/>
-          <w:noProof/>
-          <w:sz w:val="36"/>
-          <w:szCs w:val="36"/>
-        </w:rPr>
-        <w:drawing>
-          <wp:anchor distT="0" distB="0" distL="114300" distR="114300" simplePos="0" relativeHeight="251783168" behindDoc="0" locked="0" layoutInCell="1" allowOverlap="1" wp14:anchorId="2DCD10CF" wp14:editId="2F0AAC1E">
-            <wp:simplePos x="0" y="0"/>
-            <wp:positionH relativeFrom="column">
-              <wp:posOffset>1143000</wp:posOffset>
-            </wp:positionH>
-            <wp:positionV relativeFrom="paragraph">
-              <wp:posOffset>22225</wp:posOffset>
-            </wp:positionV>
-            <wp:extent cx="2609850" cy="3457575"/>
-            <wp:effectExtent l="0" t="0" r="0" b="9525"/>
-            <wp:wrapSquare wrapText="bothSides"/>
-            <wp:docPr id="46" name="Picture 46"/>
-            <wp:cNvGraphicFramePr>
-              <a:graphicFrameLocks xmlns:a="http://schemas.openxmlformats.org/drawingml/2006/main" noChangeAspect="1"/>
-            </wp:cNvGraphicFramePr>
-            <a:graphic xmlns:a="http://schemas.openxmlformats.org/drawingml/2006/main">
-              <a:graphicData uri="http://schemas.openxmlformats.org/drawingml/2006/picture">
-                <pic:pic xmlns:pic="http://schemas.openxmlformats.org/drawingml/2006/picture">
-                  <pic:nvPicPr>
-                    <pic:cNvPr id="35" name="download (11).jpg"/>
-                    <pic:cNvPicPr/>
-                  </pic:nvPicPr>
-                  <pic:blipFill>
-                    <a:blip r:embed="rId9">
-                      <a:extLst>
-                        <a:ext uri="{28A0092B-C50C-407E-A947-70E740481C1C}">
-                          <a14:useLocalDpi xmlns:a14="http://schemas.microsoft.com/office/drawing/2010/main" val="0"/>
-                        </a:ext>
-                      </a:extLst>
-                    </a:blip>
-                    <a:stretch>
-                      <a:fillRect/>
-                    </a:stretch>
-                  </pic:blipFill>
-                  <pic:spPr>
-                    <a:xfrm>
-                      <a:off x="0" y="0"/>
-                      <a:ext cx="2609850" cy="3457575"/>
-                    </a:xfrm>
-                    <a:prstGeom prst="rect">
-                      <a:avLst/>
-                    </a:prstGeom>
-                  </pic:spPr>
-                </pic:pic>
-              </a:graphicData>
-            </a:graphic>
-            <wp14:sizeRelH relativeFrom="margin">
-              <wp14:pctWidth>0</wp14:pctWidth>
-            </wp14:sizeRelH>
-            <wp14:sizeRelV relativeFrom="margin">
-              <wp14:pctHeight>0</wp14:pctHeight>
-            </wp14:sizeRelV>
-          </wp:anchor>
-        </w:drawing>
-      </w:r>
     </w:p>
     <w:p>
       <w:pPr>
@@ -6362,6 +9163,26 @@
           <w:sz w:val="36"/>
           <w:szCs w:val="36"/>
         </w:rPr>
+        <w:br w:type="page"/>
+      </w:r>
+    </w:p>
+    <w:p>
+      <w:pPr>
+        <w:rPr>
+          <w:rFonts w:ascii="Preeti" w:hAnsi="Preeti"/>
+          <w:b/>
+          <w:sz w:val="36"/>
+          <w:szCs w:val="36"/>
+        </w:rPr>
+      </w:pPr>
+      <w:r>
+        <w:rPr>
+          <w:rFonts w:ascii="Preeti" w:hAnsi="Preeti"/>
+          <w:b/>
+          <w:sz w:val="36"/>
+          <w:szCs w:val="36"/>
+        </w:rPr>
+        <w:lastRenderedPageBreak/>
         <w:t>(</w:t>
       </w:r>
       <w:r>
@@ -6371,61 +9192,209 @@
           <w:sz w:val="36"/>
           <w:szCs w:val="36"/>
         </w:rPr>
-        <w:t>_ g]kfnsf] emG8f agfO{ /ª eg{'xf];\ M</w:t>
-      </w:r>
-      <w:r>
-        <w:rPr>
-          <w:rFonts w:ascii="Preeti" w:hAnsi="Preeti"/>
-          <w:b/>
-          <w:sz w:val="36"/>
-          <w:szCs w:val="36"/>
-        </w:rPr>
-        <w:tab/>
-      </w:r>
-      <w:r>
-        <w:rPr>
-          <w:rFonts w:ascii="Preeti" w:hAnsi="Preeti"/>
-          <w:b/>
-          <w:sz w:val="36"/>
-          <w:szCs w:val="36"/>
-        </w:rPr>
-        <w:tab/>
-      </w:r>
-      <w:r>
-        <w:rPr>
-          <w:rFonts w:ascii="Preeti" w:hAnsi="Preeti"/>
-          <w:b/>
-          <w:sz w:val="36"/>
-          <w:szCs w:val="36"/>
-        </w:rPr>
-        <w:tab/>
-      </w:r>
-      <w:r>
-        <w:rPr>
-          <w:rFonts w:ascii="Preeti" w:hAnsi="Preeti"/>
-          <w:b/>
-          <w:sz w:val="36"/>
-          <w:szCs w:val="36"/>
-        </w:rPr>
-        <w:tab/>
-      </w:r>
-      <w:r>
-        <w:rPr>
-          <w:rFonts w:ascii="Preeti" w:hAnsi="Preeti"/>
-          <w:b/>
-          <w:sz w:val="36"/>
-          <w:szCs w:val="36"/>
-        </w:rPr>
-        <w:tab/>
-      </w:r>
-      <w:r>
-        <w:rPr>
-          <w:rFonts w:ascii="Preeti" w:hAnsi="Preeti"/>
-          <w:b/>
-          <w:sz w:val="36"/>
-          <w:szCs w:val="36"/>
-        </w:rPr>
-        <w:tab/>
+        <w:t xml:space="preserve">_ </w:t>
+      </w:r>
+      <w:proofErr w:type="gramStart"/>
+      <w:r>
+        <w:rPr>
+          <w:rFonts w:ascii="Preeti" w:hAnsi="Preeti"/>
+          <w:b/>
+          <w:sz w:val="36"/>
+          <w:szCs w:val="36"/>
+        </w:rPr>
+        <w:t>g]</w:t>
+      </w:r>
+      <w:proofErr w:type="spellStart"/>
+      <w:r>
+        <w:rPr>
+          <w:rFonts w:ascii="Preeti" w:hAnsi="Preeti"/>
+          <w:b/>
+          <w:sz w:val="36"/>
+          <w:szCs w:val="36"/>
+        </w:rPr>
+        <w:t>kfnsf</w:t>
+      </w:r>
+      <w:proofErr w:type="spellEnd"/>
+      <w:proofErr w:type="gramEnd"/>
+      <w:r>
+        <w:rPr>
+          <w:rFonts w:ascii="Preeti" w:hAnsi="Preeti"/>
+          <w:b/>
+          <w:sz w:val="36"/>
+          <w:szCs w:val="36"/>
+        </w:rPr>
+        <w:t xml:space="preserve">] emG8f </w:t>
+      </w:r>
+      <w:proofErr w:type="spellStart"/>
+      <w:proofErr w:type="gramStart"/>
+      <w:r>
+        <w:rPr>
+          <w:rFonts w:ascii="Preeti" w:hAnsi="Preeti"/>
+          <w:b/>
+          <w:sz w:val="36"/>
+          <w:szCs w:val="36"/>
+        </w:rPr>
+        <w:t>agfO</w:t>
+      </w:r>
+      <w:proofErr w:type="spellEnd"/>
+      <w:r>
+        <w:rPr>
+          <w:rFonts w:ascii="Preeti" w:hAnsi="Preeti"/>
+          <w:b/>
+          <w:sz w:val="36"/>
+          <w:szCs w:val="36"/>
+        </w:rPr>
+        <w:t>{ /</w:t>
+      </w:r>
+      <w:proofErr w:type="gramEnd"/>
+      <w:r>
+        <w:rPr>
+          <w:rFonts w:ascii="Preeti" w:hAnsi="Preeti"/>
+          <w:b/>
+          <w:sz w:val="36"/>
+          <w:szCs w:val="36"/>
+        </w:rPr>
+        <w:t xml:space="preserve">ª </w:t>
+      </w:r>
+      <w:proofErr w:type="spellStart"/>
+      <w:r>
+        <w:rPr>
+          <w:rFonts w:ascii="Preeti" w:hAnsi="Preeti"/>
+          <w:b/>
+          <w:sz w:val="36"/>
+          <w:szCs w:val="36"/>
+        </w:rPr>
+        <w:t>eg</w:t>
+      </w:r>
+      <w:proofErr w:type="spellEnd"/>
+      <w:r>
+        <w:rPr>
+          <w:rFonts w:ascii="Preeti" w:hAnsi="Preeti"/>
+          <w:b/>
+          <w:sz w:val="36"/>
+          <w:szCs w:val="36"/>
+        </w:rPr>
+        <w:t>{'</w:t>
+      </w:r>
+      <w:proofErr w:type="spellStart"/>
+      <w:r>
+        <w:rPr>
+          <w:rFonts w:ascii="Preeti" w:hAnsi="Preeti"/>
+          <w:b/>
+          <w:sz w:val="36"/>
+          <w:szCs w:val="36"/>
+        </w:rPr>
+        <w:t>xf</w:t>
+      </w:r>
+      <w:proofErr w:type="spellEnd"/>
+      <w:proofErr w:type="gramStart"/>
+      <w:r>
+        <w:rPr>
+          <w:rFonts w:ascii="Preeti" w:hAnsi="Preeti"/>
+          <w:b/>
+          <w:sz w:val="36"/>
+          <w:szCs w:val="36"/>
+        </w:rPr>
+        <w:t>];\</w:t>
+      </w:r>
+      <w:proofErr w:type="gramEnd"/>
+      <w:r>
+        <w:rPr>
+          <w:rFonts w:ascii="Preeti" w:hAnsi="Preeti"/>
+          <w:b/>
+          <w:sz w:val="36"/>
+          <w:szCs w:val="36"/>
+        </w:rPr>
+        <w:t xml:space="preserve"> M</w:t>
+      </w:r>
+      <w:r>
+        <w:rPr>
+          <w:rFonts w:ascii="Preeti" w:hAnsi="Preeti"/>
+          <w:b/>
+          <w:sz w:val="36"/>
+          <w:szCs w:val="36"/>
+        </w:rPr>
+        <w:tab/>
+      </w:r>
+      <w:r>
+        <w:rPr>
+          <w:rFonts w:ascii="Preeti" w:hAnsi="Preeti"/>
+          <w:b/>
+          <w:sz w:val="36"/>
+          <w:szCs w:val="36"/>
+        </w:rPr>
+        <w:tab/>
+      </w:r>
+      <w:r>
+        <w:rPr>
+          <w:rFonts w:ascii="Preeti" w:hAnsi="Preeti"/>
+          <w:b/>
+          <w:sz w:val="36"/>
+          <w:szCs w:val="36"/>
+        </w:rPr>
+        <w:tab/>
+      </w:r>
+      <w:r>
+        <w:rPr>
+          <w:rFonts w:ascii="Preeti" w:hAnsi="Preeti"/>
+          <w:b/>
+          <w:sz w:val="36"/>
+          <w:szCs w:val="36"/>
+        </w:rPr>
+        <w:tab/>
+      </w:r>
+      <w:r>
+        <w:rPr>
+          <w:rFonts w:ascii="Preeti" w:hAnsi="Preeti"/>
+          <w:b/>
+          <w:sz w:val="36"/>
+          <w:szCs w:val="36"/>
+        </w:rPr>
+        <w:tab/>
+      </w:r>
+      <w:r>
+        <w:rPr>
+          <w:rFonts w:ascii="Preeti" w:hAnsi="Preeti"/>
+          <w:b/>
+          <w:sz w:val="36"/>
+          <w:szCs w:val="36"/>
+        </w:rPr>
+        <w:tab/>
+      </w:r>
+      <w:r>
+        <w:rPr>
+          <w:rFonts w:ascii="Preeti" w:hAnsi="Preeti"/>
+          <w:b/>
+          <w:sz w:val="36"/>
+          <w:szCs w:val="36"/>
+        </w:rPr>
+        <w:tab/>
+      </w:r>
+      <w:r>
+        <w:rPr>
+          <w:rFonts w:ascii="Preeti" w:hAnsi="Preeti"/>
+          <w:b/>
+          <w:sz w:val="36"/>
+          <w:szCs w:val="36"/>
+        </w:rPr>
+        <w:tab/>
+      </w:r>
+      <w:r>
+        <w:rPr>
+          <w:rFonts w:ascii="Preeti" w:hAnsi="Preeti"/>
+          <w:b/>
+          <w:sz w:val="36"/>
+          <w:szCs w:val="36"/>
+        </w:rPr>
+        <w:tab/>
+      </w:r>
+      <w:r>
+        <w:rPr>
+          <w:rFonts w:ascii="Preeti" w:hAnsi="Preeti"/>
+          <w:b/>
+          <w:sz w:val="36"/>
+          <w:szCs w:val="36"/>
+        </w:rPr>
         <w:t>-$_</w:t>
       </w:r>
     </w:p>
@@ -6588,7 +9557,7 @@
     </w:p>
     <w:sectPr>
       <w:pgSz w:w="11907" w:h="16839" w:code="9"/>
-      <w:pgMar w:top="1440" w:right="1440" w:bottom="1440" w:left="1440" w:header="720" w:footer="720" w:gutter="0"/>
+      <w:pgMar w:top="720" w:right="720" w:bottom="720" w:left="720" w:header="720" w:footer="720" w:gutter="0"/>
       <w:cols w:space="720"/>
       <w:docGrid w:linePitch="360"/>
     </w:sectPr>
@@ -6597,7 +9566,7 @@
 </file>
 
 <file path=word/endnotes.xml><?xml version="1.0" encoding="utf-8"?>
-<w:endnotes xmlns:wpc="http://schemas.microsoft.com/office/word/2010/wordprocessingCanvas" xmlns:mc="http://schemas.openxmlformats.org/markup-compatibility/2006" xmlns:o="urn:schemas-microsoft-com:office:office" xmlns:r="http://schemas.openxmlformats.org/officeDocument/2006/relationships" xmlns:m="http://schemas.openxmlformats.org/officeDocument/2006/math" xmlns:v="urn:schemas-microsoft-com:vml" xmlns:wp14="http://schemas.microsoft.com/office/word/2010/wordprocessingDrawing" xmlns:wp="http://schemas.openxmlformats.org/drawingml/2006/wordprocessingDrawing" xmlns:w10="urn:schemas-microsoft-com:office:word" xmlns:w="http://schemas.openxmlformats.org/wordprocessingml/2006/main" xmlns:w14="http://schemas.microsoft.com/office/word/2010/wordml" xmlns:w15="http://schemas.microsoft.com/office/word/2012/wordml" xmlns:wpg="http://schemas.microsoft.com/office/word/2010/wordprocessingGroup" xmlns:wpi="http://schemas.microsoft.com/office/word/2010/wordprocessingInk" xmlns:wne="http://schemas.microsoft.com/office/word/2006/wordml" xmlns:wps="http://schemas.microsoft.com/office/word/2010/wordprocessingShape" mc:Ignorable="w14 w15 wp14">
+<w:endnotes xmlns:wpc="http://schemas.microsoft.com/office/word/2010/wordprocessingCanvas" xmlns:cx="http://schemas.microsoft.com/office/drawing/2014/chartex" xmlns:cx1="http://schemas.microsoft.com/office/drawing/2015/9/8/chartex" xmlns:cx2="http://schemas.microsoft.com/office/drawing/2015/10/21/chartex" xmlns:cx3="http://schemas.microsoft.com/office/drawing/2016/5/9/chartex" xmlns:cx4="http://schemas.microsoft.com/office/drawing/2016/5/10/chartex" xmlns:cx5="http://schemas.microsoft.com/office/drawing/2016/5/11/chartex" xmlns:cx6="http://schemas.microsoft.com/office/drawing/2016/5/12/chartex" xmlns:cx7="http://schemas.microsoft.com/office/drawing/2016/5/13/chartex" xmlns:cx8="http://schemas.microsoft.com/office/drawing/2016/5/14/chartex" xmlns:mc="http://schemas.openxmlformats.org/markup-compatibility/2006" xmlns:aink="http://schemas.microsoft.com/office/drawing/2016/ink" xmlns:am3d="http://schemas.microsoft.com/office/drawing/2017/model3d" xmlns:o="urn:schemas-microsoft-com:office:office" xmlns:oel="http://schemas.microsoft.com/office/2019/extlst" xmlns:r="http://schemas.openxmlformats.org/officeDocument/2006/relationships" xmlns:m="http://schemas.openxmlformats.org/officeDocument/2006/math" xmlns:v="urn:schemas-microsoft-com:vml" xmlns:wp14="http://schemas.microsoft.com/office/word/2010/wordprocessingDrawing" xmlns:wp="http://schemas.openxmlformats.org/drawingml/2006/wordprocessingDrawing" xmlns:w10="urn:schemas-microsoft-com:office:word" xmlns:w="http://schemas.openxmlformats.org/wordprocessingml/2006/main" xmlns:w14="http://schemas.microsoft.com/office/word/2010/wordml" xmlns:w15="http://schemas.microsoft.com/office/word/2012/wordml" xmlns:w16cex="http://schemas.microsoft.com/office/word/2018/wordml/cex" xmlns:w16cid="http://schemas.microsoft.com/office/word/2016/wordml/cid" xmlns:w16="http://schemas.microsoft.com/office/word/2018/wordml" xmlns:w16du="http://schemas.microsoft.com/office/word/2023/wordml/word16du" xmlns:w16sdtdh="http://schemas.microsoft.com/office/word/2020/wordml/sdtdatahash" xmlns:w16sdtfl="http://schemas.microsoft.com/office/word/2024/wordml/sdtformatlock" xmlns:w16se="http://schemas.microsoft.com/office/word/2015/wordml/symex" xmlns:wpg="http://schemas.microsoft.com/office/word/2010/wordprocessingGroup" xmlns:wpi="http://schemas.microsoft.com/office/word/2010/wordprocessingInk" xmlns:wne="http://schemas.microsoft.com/office/word/2006/wordml" xmlns:wps="http://schemas.microsoft.com/office/word/2010/wordprocessingShape" mc:Ignorable="w14 w15 w16se w16cid w16 w16cex w16sdtdh w16sdtfl w16du wp14">
   <w:endnote w:type="separator" w:id="-1">
     <w:p>
       <w:pPr>
@@ -6622,7 +9591,7 @@
 </file>
 
 <file path=word/footnotes.xml><?xml version="1.0" encoding="utf-8"?>
-<w:footnotes xmlns:wpc="http://schemas.microsoft.com/office/word/2010/wordprocessingCanvas" xmlns:mc="http://schemas.openxmlformats.org/markup-compatibility/2006" xmlns:o="urn:schemas-microsoft-com:office:office" xmlns:r="http://schemas.openxmlformats.org/officeDocument/2006/relationships" xmlns:m="http://schemas.openxmlformats.org/officeDocument/2006/math" xmlns:v="urn:schemas-microsoft-com:vml" xmlns:wp14="http://schemas.microsoft.com/office/word/2010/wordprocessingDrawing" xmlns:wp="http://schemas.openxmlformats.org/drawingml/2006/wordprocessingDrawing" xmlns:w10="urn:schemas-microsoft-com:office:word" xmlns:w="http://schemas.openxmlformats.org/wordprocessingml/2006/main" xmlns:w14="http://schemas.microsoft.com/office/word/2010/wordml" xmlns:w15="http://schemas.microsoft.com/office/word/2012/wordml" xmlns:wpg="http://schemas.microsoft.com/office/word/2010/wordprocessingGroup" xmlns:wpi="http://schemas.microsoft.com/office/word/2010/wordprocessingInk" xmlns:wne="http://schemas.microsoft.com/office/word/2006/wordml" xmlns:wps="http://schemas.microsoft.com/office/word/2010/wordprocessingShape" mc:Ignorable="w14 w15 wp14">
+<w:footnotes xmlns:wpc="http://schemas.microsoft.com/office/word/2010/wordprocessingCanvas" xmlns:cx="http://schemas.microsoft.com/office/drawing/2014/chartex" xmlns:cx1="http://schemas.microsoft.com/office/drawing/2015/9/8/chartex" xmlns:cx2="http://schemas.microsoft.com/office/drawing/2015/10/21/chartex" xmlns:cx3="http://schemas.microsoft.com/office/drawing/2016/5/9/chartex" xmlns:cx4="http://schemas.microsoft.com/office/drawing/2016/5/10/chartex" xmlns:cx5="http://schemas.microsoft.com/office/drawing/2016/5/11/chartex" xmlns:cx6="http://schemas.microsoft.com/office/drawing/2016/5/12/chartex" xmlns:cx7="http://schemas.microsoft.com/office/drawing/2016/5/13/chartex" xmlns:cx8="http://schemas.microsoft.com/office/drawing/2016/5/14/chartex" xmlns:mc="http://schemas.openxmlformats.org/markup-compatibility/2006" xmlns:aink="http://schemas.microsoft.com/office/drawing/2016/ink" xmlns:am3d="http://schemas.microsoft.com/office/drawing/2017/model3d" xmlns:o="urn:schemas-microsoft-com:office:office" xmlns:oel="http://schemas.microsoft.com/office/2019/extlst" xmlns:r="http://schemas.openxmlformats.org/officeDocument/2006/relationships" xmlns:m="http://schemas.openxmlformats.org/officeDocument/2006/math" xmlns:v="urn:schemas-microsoft-com:vml" xmlns:wp14="http://schemas.microsoft.com/office/word/2010/wordprocessingDrawing" xmlns:wp="http://schemas.openxmlformats.org/drawingml/2006/wordprocessingDrawing" xmlns:w10="urn:schemas-microsoft-com:office:word" xmlns:w="http://schemas.openxmlformats.org/wordprocessingml/2006/main" xmlns:w14="http://schemas.microsoft.com/office/word/2010/wordml" xmlns:w15="http://schemas.microsoft.com/office/word/2012/wordml" xmlns:w16cex="http://schemas.microsoft.com/office/word/2018/wordml/cex" xmlns:w16cid="http://schemas.microsoft.com/office/word/2016/wordml/cid" xmlns:w16="http://schemas.microsoft.com/office/word/2018/wordml" xmlns:w16du="http://schemas.microsoft.com/office/word/2023/wordml/word16du" xmlns:w16sdtdh="http://schemas.microsoft.com/office/word/2020/wordml/sdtdatahash" xmlns:w16sdtfl="http://schemas.microsoft.com/office/word/2024/wordml/sdtformatlock" xmlns:w16se="http://schemas.microsoft.com/office/word/2015/wordml/symex" xmlns:wpg="http://schemas.microsoft.com/office/word/2010/wordprocessingGroup" xmlns:wpi="http://schemas.microsoft.com/office/word/2010/wordprocessingInk" xmlns:wne="http://schemas.microsoft.com/office/word/2006/wordml" xmlns:wps="http://schemas.microsoft.com/office/word/2010/wordprocessingShape" mc:Ignorable="w14 w15 w16se w16cid w16 w16cex w16sdtdh w16sdtfl w16du wp14">
   <w:footnote w:type="separator" w:id="-1">
     <w:p>
       <w:pPr>
@@ -6647,8 +9616,8 @@
 </file>
 
 <file path=word/numbering.xml><?xml version="1.0" encoding="utf-8"?>
-<w:numbering xmlns:wpc="http://schemas.microsoft.com/office/word/2010/wordprocessingCanvas" xmlns:mc="http://schemas.openxmlformats.org/markup-compatibility/2006" xmlns:o="urn:schemas-microsoft-com:office:office" xmlns:r="http://schemas.openxmlformats.org/officeDocument/2006/relationships" xmlns:m="http://schemas.openxmlformats.org/officeDocument/2006/math" xmlns:v="urn:schemas-microsoft-com:vml" xmlns:wp14="http://schemas.microsoft.com/office/word/2010/wordprocessingDrawing" xmlns:wp="http://schemas.openxmlformats.org/drawingml/2006/wordprocessingDrawing" xmlns:w10="urn:schemas-microsoft-com:office:word" xmlns:w="http://schemas.openxmlformats.org/wordprocessingml/2006/main" xmlns:w14="http://schemas.microsoft.com/office/word/2010/wordml" xmlns:w15="http://schemas.microsoft.com/office/word/2012/wordml" xmlns:wpg="http://schemas.microsoft.com/office/word/2010/wordprocessingGroup" xmlns:wpi="http://schemas.microsoft.com/office/word/2010/wordprocessingInk" xmlns:wne="http://schemas.microsoft.com/office/word/2006/wordml" xmlns:wps="http://schemas.microsoft.com/office/word/2010/wordprocessingShape" mc:Ignorable="w14 w15 wp14">
-  <w:abstractNum w:abstractNumId="0">
+<w:numbering xmlns:wpc="http://schemas.microsoft.com/office/word/2010/wordprocessingCanvas" xmlns:cx="http://schemas.microsoft.com/office/drawing/2014/chartex" xmlns:cx1="http://schemas.microsoft.com/office/drawing/2015/9/8/chartex" xmlns:cx2="http://schemas.microsoft.com/office/drawing/2015/10/21/chartex" xmlns:cx3="http://schemas.microsoft.com/office/drawing/2016/5/9/chartex" xmlns:cx4="http://schemas.microsoft.com/office/drawing/2016/5/10/chartex" xmlns:cx5="http://schemas.microsoft.com/office/drawing/2016/5/11/chartex" xmlns:cx6="http://schemas.microsoft.com/office/drawing/2016/5/12/chartex" xmlns:cx7="http://schemas.microsoft.com/office/drawing/2016/5/13/chartex" xmlns:cx8="http://schemas.microsoft.com/office/drawing/2016/5/14/chartex" xmlns:mc="http://schemas.openxmlformats.org/markup-compatibility/2006" xmlns:aink="http://schemas.microsoft.com/office/drawing/2016/ink" xmlns:am3d="http://schemas.microsoft.com/office/drawing/2017/model3d" xmlns:o="urn:schemas-microsoft-com:office:office" xmlns:oel="http://schemas.microsoft.com/office/2019/extlst" xmlns:r="http://schemas.openxmlformats.org/officeDocument/2006/relationships" xmlns:m="http://schemas.openxmlformats.org/officeDocument/2006/math" xmlns:v="urn:schemas-microsoft-com:vml" xmlns:wp14="http://schemas.microsoft.com/office/word/2010/wordprocessingDrawing" xmlns:wp="http://schemas.openxmlformats.org/drawingml/2006/wordprocessingDrawing" xmlns:w10="urn:schemas-microsoft-com:office:word" xmlns:w="http://schemas.openxmlformats.org/wordprocessingml/2006/main" xmlns:w14="http://schemas.microsoft.com/office/word/2010/wordml" xmlns:w15="http://schemas.microsoft.com/office/word/2012/wordml" xmlns:w16cex="http://schemas.microsoft.com/office/word/2018/wordml/cex" xmlns:w16cid="http://schemas.microsoft.com/office/word/2016/wordml/cid" xmlns:w16="http://schemas.microsoft.com/office/word/2018/wordml" xmlns:w16du="http://schemas.microsoft.com/office/word/2023/wordml/word16du" xmlns:w16sdtdh="http://schemas.microsoft.com/office/word/2020/wordml/sdtdatahash" xmlns:w16sdtfl="http://schemas.microsoft.com/office/word/2024/wordml/sdtformatlock" xmlns:w16se="http://schemas.microsoft.com/office/word/2015/wordml/symex" xmlns:wpg="http://schemas.microsoft.com/office/word/2010/wordprocessingGroup" xmlns:wpi="http://schemas.microsoft.com/office/word/2010/wordprocessingInk" xmlns:wne="http://schemas.microsoft.com/office/word/2006/wordml" xmlns:wps="http://schemas.microsoft.com/office/word/2010/wordprocessingShape" mc:Ignorable="w14 w15 w16se w16cid w16 w16cex w16sdtdh w16sdtfl w16du wp14">
+  <w:abstractNum w:abstractNumId="0" w15:restartNumberingAfterBreak="0">
     <w:nsid w:val="0C1A60B0"/>
     <w:multiLevelType w:val="hybridMultilevel"/>
     <w:tmpl w:val="63E014F4"/>
@@ -6761,7 +9730,7 @@
       </w:rPr>
     </w:lvl>
   </w:abstractNum>
-  <w:abstractNum w:abstractNumId="1">
+  <w:abstractNum w:abstractNumId="1" w15:restartNumberingAfterBreak="0">
     <w:nsid w:val="23FC36A0"/>
     <w:multiLevelType w:val="hybridMultilevel"/>
     <w:tmpl w:val="C144D29A"/>
@@ -6874,7 +9843,7 @@
       </w:rPr>
     </w:lvl>
   </w:abstractNum>
-  <w:abstractNum w:abstractNumId="2">
+  <w:abstractNum w:abstractNumId="2" w15:restartNumberingAfterBreak="0">
     <w:nsid w:val="450061A4"/>
     <w:multiLevelType w:val="hybridMultilevel"/>
     <w:tmpl w:val="E3DAA5D6"/>
@@ -6986,7 +9955,7 @@
       </w:rPr>
     </w:lvl>
   </w:abstractNum>
-  <w:abstractNum w:abstractNumId="3">
+  <w:abstractNum w:abstractNumId="3" w15:restartNumberingAfterBreak="0">
     <w:nsid w:val="4CA520B2"/>
     <w:multiLevelType w:val="hybridMultilevel"/>
     <w:tmpl w:val="042C7504"/>
@@ -7099,7 +10068,7 @@
       </w:rPr>
     </w:lvl>
   </w:abstractNum>
-  <w:abstractNum w:abstractNumId="4">
+  <w:abstractNum w:abstractNumId="4" w15:restartNumberingAfterBreak="0">
     <w:nsid w:val="5D8D24F7"/>
     <w:multiLevelType w:val="hybridMultilevel"/>
     <w:tmpl w:val="BBE6133A"/>
@@ -7212,7 +10181,7 @@
       </w:rPr>
     </w:lvl>
   </w:abstractNum>
-  <w:abstractNum w:abstractNumId="5">
+  <w:abstractNum w:abstractNumId="5" w15:restartNumberingAfterBreak="0">
     <w:nsid w:val="76F725EE"/>
     <w:multiLevelType w:val="hybridMultilevel"/>
     <w:tmpl w:val="173CA0B4"/>
@@ -7325,29 +10294,29 @@
       </w:rPr>
     </w:lvl>
   </w:abstractNum>
-  <w:num w:numId="1">
+  <w:num w:numId="1" w16cid:durableId="1479032346">
     <w:abstractNumId w:val="2"/>
   </w:num>
-  <w:num w:numId="2">
+  <w:num w:numId="2" w16cid:durableId="1476289721">
     <w:abstractNumId w:val="1"/>
   </w:num>
-  <w:num w:numId="3">
+  <w:num w:numId="3" w16cid:durableId="2005618787">
     <w:abstractNumId w:val="5"/>
   </w:num>
-  <w:num w:numId="4">
+  <w:num w:numId="4" w16cid:durableId="186188132">
     <w:abstractNumId w:val="3"/>
   </w:num>
-  <w:num w:numId="5">
+  <w:num w:numId="5" w16cid:durableId="989791584">
     <w:abstractNumId w:val="4"/>
   </w:num>
-  <w:num w:numId="6">
+  <w:num w:numId="6" w16cid:durableId="1978223073">
     <w:abstractNumId w:val="0"/>
   </w:num>
 </w:numbering>
 </file>
 
 <file path=word/styles.xml><?xml version="1.0" encoding="utf-8"?>
-<w:styles xmlns:mc="http://schemas.openxmlformats.org/markup-compatibility/2006" xmlns:r="http://schemas.openxmlformats.org/officeDocument/2006/relationships" xmlns:w="http://schemas.openxmlformats.org/wordprocessingml/2006/main" xmlns:w14="http://schemas.microsoft.com/office/word/2010/wordml" xmlns:w15="http://schemas.microsoft.com/office/word/2012/wordml" mc:Ignorable="w14 w15">
+<w:styles xmlns:mc="http://schemas.openxmlformats.org/markup-compatibility/2006" xmlns:r="http://schemas.openxmlformats.org/officeDocument/2006/relationships" xmlns:w="http://schemas.openxmlformats.org/wordprocessingml/2006/main" xmlns:w14="http://schemas.microsoft.com/office/word/2010/wordml" xmlns:w15="http://schemas.microsoft.com/office/word/2012/wordml" xmlns:w16cex="http://schemas.microsoft.com/office/word/2018/wordml/cex" xmlns:w16cid="http://schemas.microsoft.com/office/word/2016/wordml/cid" xmlns:w16="http://schemas.microsoft.com/office/word/2018/wordml" xmlns:w16du="http://schemas.microsoft.com/office/word/2023/wordml/word16du" xmlns:w16sdtdh="http://schemas.microsoft.com/office/word/2020/wordml/sdtdatahash" xmlns:w16sdtfl="http://schemas.microsoft.com/office/word/2024/wordml/sdtformatlock" xmlns:w16se="http://schemas.microsoft.com/office/word/2015/wordml/symex" mc:Ignorable="w14 w15 w16se w16cid w16 w16cex w16sdtdh w16sdtfl w16du">
   <w:docDefaults>
     <w:rPrDefault>
       <w:rPr>
@@ -7363,7 +10332,7 @@
       </w:pPr>
     </w:pPrDefault>
   </w:docDefaults>
-  <w:latentStyles w:defLockedState="0" w:defUIPriority="99" w:defSemiHidden="0" w:defUnhideWhenUsed="0" w:defQFormat="0" w:count="371">
+  <w:latentStyles w:defLockedState="0" w:defUIPriority="99" w:defSemiHidden="0" w:defUnhideWhenUsed="0" w:defQFormat="0" w:count="376">
     <w:lsdException w:name="Normal" w:uiPriority="0" w:qFormat="1"/>
     <w:lsdException w:name="heading 1" w:uiPriority="9" w:qFormat="1"/>
     <w:lsdException w:name="heading 2" w:semiHidden="1" w:uiPriority="9" w:unhideWhenUsed="1" w:qFormat="1"/>
@@ -7735,6 +10704,11 @@
     <w:lsdException w:name="List Table 5 Dark Accent 6" w:uiPriority="50"/>
     <w:lsdException w:name="List Table 6 Colorful Accent 6" w:uiPriority="51"/>
     <w:lsdException w:name="List Table 7 Colorful Accent 6" w:uiPriority="52"/>
+    <w:lsdException w:name="Mention" w:semiHidden="1" w:unhideWhenUsed="1"/>
+    <w:lsdException w:name="Smart Hyperlink" w:semiHidden="1" w:unhideWhenUsed="1"/>
+    <w:lsdException w:name="Hashtag" w:semiHidden="1" w:unhideWhenUsed="1"/>
+    <w:lsdException w:name="Unresolved Mention" w:semiHidden="1" w:unhideWhenUsed="1"/>
+    <w:lsdException w:name="Smart Link" w:semiHidden="1" w:unhideWhenUsed="1"/>
   </w:latentStyles>
   <w:style w:type="paragraph" w:default="1" w:styleId="Normal">
     <w:name w:val="Normal"/>
@@ -7842,7 +10816,6 @@
       <w:spacing w:after="0" w:line="240" w:lineRule="auto"/>
     </w:pPr>
     <w:tblPr>
-      <w:tblInd w:w="0" w:type="dxa"/>
       <w:tblBorders>
         <w:top w:val="single" w:sz="4" w:space="0" w:color="auto"/>
         <w:left w:val="single" w:sz="4" w:space="0" w:color="auto"/>
@@ -7851,12 +10824,6 @@
         <w:insideH w:val="single" w:sz="4" w:space="0" w:color="auto"/>
         <w:insideV w:val="single" w:sz="4" w:space="0" w:color="auto"/>
       </w:tblBorders>
-      <w:tblCellMar>
-        <w:top w:w="0" w:type="dxa"/>
-        <w:left w:w="108" w:type="dxa"/>
-        <w:bottom w:w="0" w:type="dxa"/>
-        <w:right w:w="108" w:type="dxa"/>
-      </w:tblCellMar>
     </w:tblPr>
   </w:style>
 </w:styles>

--- a/Received/one/1,serofero.docx
+++ b/Received/one/1,serofero.docx
@@ -2,7 +2,6 @@
 <file path=word/document.xml><?xml version="1.0" encoding="utf-8"?>
 <w:document xmlns:wpc="http://schemas.microsoft.com/office/word/2010/wordprocessingCanvas" xmlns:cx="http://schemas.microsoft.com/office/drawing/2014/chartex" xmlns:cx1="http://schemas.microsoft.com/office/drawing/2015/9/8/chartex" xmlns:cx2="http://schemas.microsoft.com/office/drawing/2015/10/21/chartex" xmlns:cx3="http://schemas.microsoft.com/office/drawing/2016/5/9/chartex" xmlns:cx4="http://schemas.microsoft.com/office/drawing/2016/5/10/chartex" xmlns:cx5="http://schemas.microsoft.com/office/drawing/2016/5/11/chartex" xmlns:cx6="http://schemas.microsoft.com/office/drawing/2016/5/12/chartex" xmlns:cx7="http://schemas.microsoft.com/office/drawing/2016/5/13/chartex" xmlns:cx8="http://schemas.microsoft.com/office/drawing/2016/5/14/chartex" xmlns:mc="http://schemas.openxmlformats.org/markup-compatibility/2006" xmlns:aink="http://schemas.microsoft.com/office/drawing/2016/ink" xmlns:am3d="http://schemas.microsoft.com/office/drawing/2017/model3d" xmlns:o="urn:schemas-microsoft-com:office:office" xmlns:oel="http://schemas.microsoft.com/office/2019/extlst" xmlns:r="http://schemas.openxmlformats.org/officeDocument/2006/relationships" xmlns:m="http://schemas.openxmlformats.org/officeDocument/2006/math" xmlns:v="urn:schemas-microsoft-com:vml" xmlns:wp14="http://schemas.microsoft.com/office/word/2010/wordprocessingDrawing" xmlns:wp="http://schemas.openxmlformats.org/drawingml/2006/wordprocessingDrawing" xmlns:w10="urn:schemas-microsoft-com:office:word" xmlns:w="http://schemas.openxmlformats.org/wordprocessingml/2006/main" xmlns:w14="http://schemas.microsoft.com/office/word/2010/wordml" xmlns:w15="http://schemas.microsoft.com/office/word/2012/wordml" xmlns:w16cex="http://schemas.microsoft.com/office/word/2018/wordml/cex" xmlns:w16cid="http://schemas.microsoft.com/office/word/2016/wordml/cid" xmlns:w16="http://schemas.microsoft.com/office/word/2018/wordml" xmlns:w16du="http://schemas.microsoft.com/office/word/2023/wordml/word16du" xmlns:w16sdtdh="http://schemas.microsoft.com/office/word/2020/wordml/sdtdatahash" xmlns:w16sdtfl="http://schemas.microsoft.com/office/word/2024/wordml/sdtformatlock" xmlns:w16se="http://schemas.microsoft.com/office/word/2015/wordml/symex" xmlns:wpg="http://schemas.microsoft.com/office/word/2010/wordprocessingGroup" xmlns:wpi="http://schemas.microsoft.com/office/word/2010/wordprocessingInk" xmlns:wne="http://schemas.microsoft.com/office/word/2006/wordml" xmlns:wps="http://schemas.microsoft.com/office/word/2010/wordprocessingShape" mc:Ignorable="w14 w15 w16se w16cid w16 w16cex w16sdtdh w16sdtfl w16du wp14">
   <w:body>
-    <w:bookmarkStart w:id="0" w:name="_Hlk192071677"/>
     <w:p>
       <w:pPr>
         <w:tabs>
@@ -18,6 +17,7 @@
           <w:szCs w:val="32"/>
         </w:rPr>
       </w:pPr>
+      <w:bookmarkStart w:id="0" w:name="_Hlk192071677"/>
       <w:r>
         <w:rPr>
           <w:rFonts w:ascii="Preeti" w:hAnsi="Preeti"/>
@@ -812,9 +812,8 @@
           <w:szCs w:val="32"/>
           <w:lang w:eastAsia="zh-CN"/>
         </w:rPr>
-        <w:t>]</w:t>
-      </w:r>
-      <w:proofErr w:type="spellStart"/>
+        <w:t>f]</w:t>
+      </w:r>
       <w:r>
         <w:rPr>
           <w:rFonts w:ascii="Preeti" w:hAnsi="Preeti" w:cs="Times New Roman"/>
@@ -823,9 +822,8 @@
           <w:szCs w:val="32"/>
           <w:lang w:eastAsia="zh-CN"/>
         </w:rPr>
-        <w:t>fkm</w:t>
-      </w:r>
-      <w:proofErr w:type="spellEnd"/>
+        <w:t>km</w:t>
+      </w:r>
       <w:r>
         <w:rPr>
           <w:rFonts w:ascii="Preeti" w:hAnsi="Preeti" w:cs="Times New Roman"/>
@@ -834,7 +832,27 @@
           <w:szCs w:val="32"/>
           <w:lang w:eastAsia="zh-CN"/>
         </w:rPr>
+        <w:t>]</w:t>
+      </w:r>
+      <w:r>
+        <w:rPr>
+          <w:rFonts w:ascii="Preeti" w:hAnsi="Preeti" w:cs="Times New Roman"/>
+          <w:b/>
+          <w:sz w:val="32"/>
+          <w:szCs w:val="32"/>
+          <w:lang w:eastAsia="zh-CN"/>
+        </w:rPr>
         <w:t>/f</w:t>
+      </w:r>
+      <w:r>
+        <w:rPr>
+          <w:rFonts w:ascii="Preeti" w:hAnsi="Preeti" w:cs="Times New Roman"/>
+          <w:b/>
+          <w:sz w:val="32"/>
+          <w:szCs w:val="32"/>
+          <w:lang w:eastAsia="zh-CN"/>
+        </w:rPr>
+        <w:t>]</w:t>
       </w:r>
       <w:r>
         <w:rPr>
@@ -1972,7 +1990,23 @@
           <w:sz w:val="36"/>
           <w:szCs w:val="36"/>
         </w:rPr>
-        <w:t>WjgL</w:t>
+        <w:t>Wj</w:t>
+      </w:r>
+      <w:r>
+        <w:rPr>
+          <w:rFonts w:ascii="Preeti" w:hAnsi="Preeti" w:cs="Times New Roman"/>
+          <w:sz w:val="36"/>
+          <w:szCs w:val="36"/>
+        </w:rPr>
+        <w:t>l</w:t>
+      </w:r>
+      <w:r>
+        <w:rPr>
+          <w:rFonts w:ascii="Preeti" w:hAnsi="Preeti" w:cs="Times New Roman"/>
+          <w:sz w:val="36"/>
+          <w:szCs w:val="36"/>
+        </w:rPr>
+        <w:t>g</w:t>
       </w:r>
       <w:proofErr w:type="spellEnd"/>
     </w:p>
@@ -2489,7 +2523,23 @@
           <w:sz w:val="36"/>
           <w:szCs w:val="36"/>
         </w:rPr>
-        <w:t>u'nL</w:t>
+        <w:t>u'</w:t>
+      </w:r>
+      <w:r>
+        <w:rPr>
+          <w:rFonts w:ascii="Preeti" w:hAnsi="Preeti" w:cs="Times New Roman"/>
+          <w:sz w:val="36"/>
+          <w:szCs w:val="36"/>
+        </w:rPr>
+        <w:t>l</w:t>
+      </w:r>
+      <w:r>
+        <w:rPr>
+          <w:rFonts w:ascii="Preeti" w:hAnsi="Preeti" w:cs="Times New Roman"/>
+          <w:sz w:val="36"/>
+          <w:szCs w:val="36"/>
+        </w:rPr>
+        <w:t>n</w:t>
       </w:r>
       <w:r>
         <w:rPr>
@@ -3316,9 +3366,8 @@
           <w:sz w:val="36"/>
           <w:szCs w:val="36"/>
         </w:rPr>
-        <w:t>x]g{ ;S5f</w:t>
-      </w:r>
-      <w:proofErr w:type="gramStart"/>
+        <w:t>x]g{ ;S5f}</w:t>
+      </w:r>
       <w:r>
         <w:rPr>
           <w:rFonts w:ascii="Preeti" w:hAnsi="Preeti" w:cs="Times New Roman"/>
@@ -3326,24 +3375,24 @@
           <w:sz w:val="36"/>
           <w:szCs w:val="36"/>
         </w:rPr>
-        <w:t xml:space="preserve">} </w:t>
-      </w:r>
-      <w:r>
-        <w:rPr>
-          <w:rFonts w:ascii="Preeti" w:hAnsi="Preeti" w:cs="Times New Roman"/>
-          <w:sz w:val="36"/>
-          <w:szCs w:val="36"/>
-        </w:rPr>
-        <w:t>.</w:t>
-      </w:r>
-      <w:proofErr w:type="gramEnd"/>
-      <w:r>
-        <w:rPr>
-          <w:rFonts w:ascii="Preeti" w:hAnsi="Preeti" w:cs="Times New Roman"/>
+        <w:t>F</w:t>
+      </w:r>
+      <w:r>
+        <w:rPr>
+          <w:rFonts w:ascii="Preeti" w:hAnsi="Preeti" w:cs="Times New Roman"/>
+          <w:noProof/>
           <w:sz w:val="36"/>
           <w:szCs w:val="36"/>
         </w:rPr>
         <w:t xml:space="preserve"> </w:t>
+      </w:r>
+      <w:r>
+        <w:rPr>
+          <w:rFonts w:ascii="Preeti" w:hAnsi="Preeti" w:cs="Times New Roman"/>
+          <w:sz w:val="36"/>
+          <w:szCs w:val="36"/>
+        </w:rPr>
+        <w:t xml:space="preserve">. </w:t>
       </w:r>
     </w:p>
     <w:p>
@@ -4069,7 +4118,23 @@
           <w:sz w:val="36"/>
           <w:szCs w:val="36"/>
         </w:rPr>
-        <w:t>QTj</w:t>
+        <w:t>t</w:t>
+      </w:r>
+      <w:r>
+        <w:rPr>
+          <w:rFonts w:ascii="Preeti" w:hAnsi="Preeti" w:cs="Times New Roman"/>
+          <w:sz w:val="36"/>
+          <w:szCs w:val="36"/>
+        </w:rPr>
+        <w:t>T</w:t>
+      </w:r>
+      <w:r>
+        <w:rPr>
+          <w:rFonts w:ascii="Preeti" w:hAnsi="Preeti" w:cs="Times New Roman"/>
+          <w:sz w:val="36"/>
+          <w:szCs w:val="36"/>
+        </w:rPr>
+        <w:t>j</w:t>
       </w:r>
       <w:proofErr w:type="spellEnd"/>
       <w:r>
@@ -4698,7 +4763,23 @@
         </w:rPr>
         <w:t>xfdL</w:t>
       </w:r>
-      <w:proofErr w:type="spellEnd"/>
+      <w:r>
+        <w:rPr>
+          <w:rFonts w:ascii="Preeti" w:hAnsi="Preeti" w:cs="Times New Roman"/>
+          <w:sz w:val="36"/>
+          <w:szCs w:val="36"/>
+        </w:rPr>
+        <w:t>n</w:t>
+      </w:r>
+      <w:proofErr w:type="spellEnd"/>
+      <w:r>
+        <w:rPr>
+          <w:rFonts w:ascii="Preeti" w:hAnsi="Preeti" w:cs="Times New Roman"/>
+          <w:sz w:val="36"/>
+          <w:szCs w:val="36"/>
+        </w:rPr>
+        <w:t>]</w:t>
+      </w:r>
       <w:r>
         <w:rPr>
           <w:rFonts w:ascii="Preeti" w:hAnsi="Preeti" w:cs="Times New Roman"/>
@@ -5517,45 +5598,242 @@
         <w:t>-$_</w:t>
       </w:r>
     </w:p>
+    <w:tbl>
+      <w:tblPr>
+        <w:tblStyle w:val="TableGrid"/>
+        <w:tblW w:w="0" w:type="auto"/>
+        <w:tblLook w:val="04A0" w:firstRow="1" w:lastRow="0" w:firstColumn="1" w:lastColumn="0" w:noHBand="0" w:noVBand="1"/>
+      </w:tblPr>
+      <w:tblGrid>
+        <w:gridCol w:w="5228"/>
+        <w:gridCol w:w="5229"/>
+      </w:tblGrid>
+      <w:tr>
+        <w:trPr>
+          <w:trHeight w:val="413"/>
+        </w:trPr>
+        <w:tc>
+          <w:tcPr>
+            <w:tcW w:w="5228" w:type="dxa"/>
+          </w:tcPr>
+          <w:p>
+            <w:pPr>
+              <w:jc w:val="center"/>
+              <w:rPr>
+                <w:rFonts w:ascii="Preeti" w:hAnsi="Preeti" w:cs="Times New Roman"/>
+                <w:sz w:val="36"/>
+                <w:szCs w:val="36"/>
+              </w:rPr>
+            </w:pPr>
+            <w:r>
+              <w:rPr>
+                <w:rFonts w:ascii="Preeti" w:hAnsi="Preeti" w:cs="Times New Roman"/>
+                <w:sz w:val="36"/>
+                <w:szCs w:val="36"/>
+              </w:rPr>
+              <w:t>hf8f]</w:t>
+            </w:r>
+            <w:proofErr w:type="spellStart"/>
+            <w:r>
+              <w:rPr>
+                <w:rFonts w:ascii="Preeti" w:hAnsi="Preeti" w:cs="Times New Roman"/>
+                <w:sz w:val="36"/>
+                <w:szCs w:val="36"/>
+              </w:rPr>
+              <w:t>df</w:t>
+            </w:r>
+            <w:proofErr w:type="spellEnd"/>
+            <w:r>
+              <w:rPr>
+                <w:rFonts w:ascii="Preeti" w:hAnsi="Preeti" w:cs="Times New Roman"/>
+                <w:sz w:val="36"/>
+                <w:szCs w:val="36"/>
+              </w:rPr>
+              <w:t xml:space="preserve"> </w:t>
+            </w:r>
+            <w:proofErr w:type="spellStart"/>
+            <w:r>
+              <w:rPr>
+                <w:rFonts w:ascii="Preeti" w:hAnsi="Preeti" w:cs="Times New Roman"/>
+                <w:sz w:val="36"/>
+                <w:szCs w:val="36"/>
+              </w:rPr>
+              <w:t>nufpg</w:t>
+            </w:r>
+            <w:proofErr w:type="spellEnd"/>
+            <w:r>
+              <w:rPr>
+                <w:rFonts w:ascii="Preeti" w:hAnsi="Preeti" w:cs="Times New Roman"/>
+                <w:sz w:val="36"/>
+                <w:szCs w:val="36"/>
+              </w:rPr>
+              <w:t>]</w:t>
+            </w:r>
+          </w:p>
+        </w:tc>
+        <w:tc>
+          <w:tcPr>
+            <w:tcW w:w="5229" w:type="dxa"/>
+          </w:tcPr>
+          <w:p>
+            <w:pPr>
+              <w:jc w:val="center"/>
+              <w:rPr>
+                <w:rFonts w:ascii="Preeti" w:hAnsi="Preeti" w:cs="Times New Roman"/>
+                <w:sz w:val="36"/>
+                <w:szCs w:val="36"/>
+              </w:rPr>
+            </w:pPr>
+            <w:proofErr w:type="spellStart"/>
+            <w:proofErr w:type="gramStart"/>
+            <w:r>
+              <w:rPr>
+                <w:rFonts w:ascii="Preeti" w:hAnsi="Preeti" w:cs="Times New Roman"/>
+                <w:sz w:val="36"/>
+                <w:szCs w:val="36"/>
+              </w:rPr>
+              <w:t>udL</w:t>
+            </w:r>
+            <w:proofErr w:type="spellEnd"/>
+            <w:r>
+              <w:rPr>
+                <w:rFonts w:ascii="Preeti" w:hAnsi="Preeti" w:cs="Times New Roman"/>
+                <w:sz w:val="36"/>
+                <w:szCs w:val="36"/>
+              </w:rPr>
+              <w:t>{</w:t>
+            </w:r>
+            <w:proofErr w:type="spellStart"/>
+            <w:proofErr w:type="gramEnd"/>
+            <w:r>
+              <w:rPr>
+                <w:rFonts w:ascii="Preeti" w:hAnsi="Preeti" w:cs="Times New Roman"/>
+                <w:sz w:val="36"/>
+                <w:szCs w:val="36"/>
+              </w:rPr>
+              <w:t>df</w:t>
+            </w:r>
+            <w:proofErr w:type="spellEnd"/>
+            <w:r>
+              <w:rPr>
+                <w:rFonts w:ascii="Preeti" w:hAnsi="Preeti" w:cs="Times New Roman"/>
+                <w:sz w:val="36"/>
+                <w:szCs w:val="36"/>
+              </w:rPr>
+              <w:t xml:space="preserve"> </w:t>
+            </w:r>
+            <w:proofErr w:type="spellStart"/>
+            <w:r>
+              <w:rPr>
+                <w:rFonts w:ascii="Preeti" w:hAnsi="Preeti" w:cs="Times New Roman"/>
+                <w:sz w:val="36"/>
+                <w:szCs w:val="36"/>
+              </w:rPr>
+              <w:t>nufpg</w:t>
+            </w:r>
+            <w:proofErr w:type="spellEnd"/>
+          </w:p>
+        </w:tc>
+      </w:tr>
+      <w:tr>
+        <w:tc>
+          <w:tcPr>
+            <w:tcW w:w="5228" w:type="dxa"/>
+          </w:tcPr>
+          <w:p>
+            <w:pPr>
+              <w:spacing w:line="480" w:lineRule="auto"/>
+              <w:rPr>
+                <w:rFonts w:ascii="Preeti" w:hAnsi="Preeti" w:cs="Times New Roman"/>
+                <w:sz w:val="36"/>
+                <w:szCs w:val="36"/>
+              </w:rPr>
+            </w:pPr>
+          </w:p>
+        </w:tc>
+        <w:tc>
+          <w:tcPr>
+            <w:tcW w:w="5229" w:type="dxa"/>
+          </w:tcPr>
+          <w:p>
+            <w:pPr>
+              <w:spacing w:line="480" w:lineRule="auto"/>
+              <w:rPr>
+                <w:rFonts w:ascii="Preeti" w:hAnsi="Preeti" w:cs="Times New Roman"/>
+                <w:sz w:val="36"/>
+                <w:szCs w:val="36"/>
+              </w:rPr>
+            </w:pPr>
+          </w:p>
+        </w:tc>
+      </w:tr>
+      <w:tr>
+        <w:tc>
+          <w:tcPr>
+            <w:tcW w:w="5228" w:type="dxa"/>
+          </w:tcPr>
+          <w:p>
+            <w:pPr>
+              <w:spacing w:line="480" w:lineRule="auto"/>
+              <w:rPr>
+                <w:rFonts w:ascii="Preeti" w:hAnsi="Preeti" w:cs="Times New Roman"/>
+                <w:sz w:val="36"/>
+                <w:szCs w:val="36"/>
+              </w:rPr>
+            </w:pPr>
+          </w:p>
+        </w:tc>
+        <w:tc>
+          <w:tcPr>
+            <w:tcW w:w="5229" w:type="dxa"/>
+          </w:tcPr>
+          <w:p>
+            <w:pPr>
+              <w:spacing w:line="480" w:lineRule="auto"/>
+              <w:rPr>
+                <w:rFonts w:ascii="Preeti" w:hAnsi="Preeti" w:cs="Times New Roman"/>
+                <w:sz w:val="36"/>
+                <w:szCs w:val="36"/>
+              </w:rPr>
+            </w:pPr>
+          </w:p>
+        </w:tc>
+      </w:tr>
+    </w:tbl>
     <w:p>
       <w:pPr>
-        <w:spacing w:line="480" w:lineRule="auto"/>
-        <w:rPr>
-          <w:rFonts w:ascii="Preeti" w:hAnsi="Preeti" w:cs="Times New Roman"/>
-          <w:sz w:val="36"/>
-          <w:szCs w:val="36"/>
-        </w:rPr>
-      </w:pPr>
-      <w:r>
-        <w:rPr>
-          <w:rFonts w:ascii="Preeti" w:hAnsi="Preeti" w:cs="Times New Roman"/>
-          <w:sz w:val="36"/>
-          <w:szCs w:val="36"/>
-        </w:rPr>
-        <w:t xml:space="preserve">   </w:t>
-      </w:r>
-      <w:r>
-        <w:rPr>
-          <w:rFonts w:ascii="Preeti" w:hAnsi="Preeti" w:cs="Times New Roman"/>
-          <w:sz w:val="36"/>
-          <w:szCs w:val="36"/>
-        </w:rPr>
-        <w:tab/>
-        <w:t>hf8f]</w:t>
-      </w:r>
-      <w:proofErr w:type="spellStart"/>
-      <w:r>
-        <w:rPr>
-          <w:rFonts w:ascii="Preeti" w:hAnsi="Preeti" w:cs="Times New Roman"/>
-          <w:sz w:val="36"/>
-          <w:szCs w:val="36"/>
-        </w:rPr>
-        <w:t>df</w:t>
-      </w:r>
-      <w:proofErr w:type="spellEnd"/>
-      <w:r>
-        <w:rPr>
-          <w:rFonts w:ascii="Preeti" w:hAnsi="Preeti" w:cs="Times New Roman"/>
+        <w:spacing w:after="0" w:line="240" w:lineRule="auto"/>
+        <w:rPr>
+          <w:rFonts w:ascii="Preeti" w:hAnsi="Preeti"/>
+          <w:b/>
+          <w:sz w:val="36"/>
+          <w:szCs w:val="36"/>
+        </w:rPr>
+      </w:pPr>
+      <w:r>
+        <w:rPr>
+          <w:rFonts w:ascii="Preeti" w:hAnsi="Preeti"/>
+          <w:b/>
+          <w:sz w:val="36"/>
+          <w:szCs w:val="36"/>
+        </w:rPr>
+        <w:t xml:space="preserve">^_ </w:t>
+      </w:r>
+      <w:proofErr w:type="spellStart"/>
+      <w:r>
+        <w:rPr>
+          <w:rFonts w:ascii="Preeti" w:hAnsi="Preeti"/>
+          <w:b/>
+          <w:sz w:val="36"/>
+          <w:szCs w:val="36"/>
+        </w:rPr>
+        <w:t>tn</w:t>
+      </w:r>
+      <w:proofErr w:type="spellEnd"/>
+      <w:r>
+        <w:rPr>
+          <w:rFonts w:ascii="Preeti" w:hAnsi="Preeti"/>
+          <w:b/>
           <w:sz w:val="36"/>
           <w:szCs w:val="36"/>
         </w:rPr>
@@ -5564,468 +5842,12 @@
       <w:proofErr w:type="spellStart"/>
       <w:r>
         <w:rPr>
-          <w:rFonts w:ascii="Preeti" w:hAnsi="Preeti" w:cs="Times New Roman"/>
-          <w:sz w:val="36"/>
-          <w:szCs w:val="36"/>
-        </w:rPr>
-        <w:t>nufpg</w:t>
-      </w:r>
-      <w:proofErr w:type="spellEnd"/>
-      <w:r>
-        <w:rPr>
-          <w:rFonts w:ascii="Preeti" w:hAnsi="Preeti" w:cs="Times New Roman"/>
-          <w:sz w:val="36"/>
-          <w:szCs w:val="36"/>
-        </w:rPr>
-        <w:t>]</w:t>
-      </w:r>
-      <w:r>
-        <w:rPr>
-          <w:rFonts w:ascii="Preeti" w:hAnsi="Preeti" w:cs="Times New Roman"/>
-          <w:sz w:val="36"/>
-          <w:szCs w:val="36"/>
-        </w:rPr>
-        <w:tab/>
-      </w:r>
-      <w:r>
-        <w:rPr>
-          <w:rFonts w:ascii="Preeti" w:hAnsi="Preeti" w:cs="Times New Roman"/>
-          <w:sz w:val="36"/>
-          <w:szCs w:val="36"/>
-        </w:rPr>
-        <w:tab/>
-      </w:r>
-      <w:r>
-        <w:rPr>
-          <w:rFonts w:ascii="Preeti" w:hAnsi="Preeti" w:cs="Times New Roman"/>
-          <w:sz w:val="36"/>
-          <w:szCs w:val="36"/>
-        </w:rPr>
-        <w:tab/>
-      </w:r>
-      <w:proofErr w:type="spellStart"/>
-      <w:proofErr w:type="gramStart"/>
-      <w:r>
-        <w:rPr>
-          <w:rFonts w:ascii="Preeti" w:hAnsi="Preeti" w:cs="Times New Roman"/>
-          <w:sz w:val="36"/>
-          <w:szCs w:val="36"/>
-        </w:rPr>
-        <w:t>udL</w:t>
-      </w:r>
-      <w:proofErr w:type="spellEnd"/>
-      <w:r>
-        <w:rPr>
-          <w:rFonts w:ascii="Preeti" w:hAnsi="Preeti" w:cs="Times New Roman"/>
-          <w:sz w:val="36"/>
-          <w:szCs w:val="36"/>
-        </w:rPr>
-        <w:t>{</w:t>
-      </w:r>
-      <w:proofErr w:type="spellStart"/>
-      <w:proofErr w:type="gramEnd"/>
-      <w:r>
-        <w:rPr>
-          <w:rFonts w:ascii="Preeti" w:hAnsi="Preeti" w:cs="Times New Roman"/>
-          <w:sz w:val="36"/>
-          <w:szCs w:val="36"/>
-        </w:rPr>
-        <w:t>df</w:t>
-      </w:r>
-      <w:proofErr w:type="spellEnd"/>
-      <w:r>
-        <w:rPr>
-          <w:rFonts w:ascii="Preeti" w:hAnsi="Preeti" w:cs="Times New Roman"/>
-          <w:sz w:val="36"/>
-          <w:szCs w:val="36"/>
-        </w:rPr>
-        <w:t xml:space="preserve"> </w:t>
-      </w:r>
-      <w:proofErr w:type="spellStart"/>
-      <w:r>
-        <w:rPr>
-          <w:rFonts w:ascii="Preeti" w:hAnsi="Preeti" w:cs="Times New Roman"/>
-          <w:sz w:val="36"/>
-          <w:szCs w:val="36"/>
-        </w:rPr>
-        <w:t>nufpg</w:t>
-      </w:r>
-      <w:proofErr w:type="spellEnd"/>
-      <w:r>
-        <w:rPr>
-          <w:rFonts w:ascii="Preeti" w:hAnsi="Preeti" w:cs="Times New Roman"/>
-          <w:sz w:val="36"/>
-          <w:szCs w:val="36"/>
-        </w:rPr>
-        <w:t>]</w:t>
-      </w:r>
-    </w:p>
-    <w:p>
-      <w:pPr>
-        <w:spacing w:line="480" w:lineRule="auto"/>
-        <w:rPr>
-          <w:rFonts w:ascii="Preeti" w:hAnsi="Preeti" w:cs="Times New Roman"/>
-          <w:sz w:val="36"/>
-          <w:szCs w:val="36"/>
-        </w:rPr>
-      </w:pPr>
-      <w:r>
-        <w:rPr>
-          <w:rFonts w:ascii="Preeti" w:hAnsi="Preeti" w:cs="Times New Roman"/>
-          <w:noProof/>
-          <w:sz w:val="36"/>
-          <w:szCs w:val="36"/>
-        </w:rPr>
-        <mc:AlternateContent>
-          <mc:Choice Requires="wps">
-            <w:drawing>
-              <wp:anchor distT="0" distB="0" distL="114300" distR="114300" simplePos="0" relativeHeight="251813888" behindDoc="0" locked="0" layoutInCell="1" allowOverlap="1" wp14:anchorId="079A560A" wp14:editId="46E38544">
-                <wp:simplePos x="0" y="0"/>
-                <wp:positionH relativeFrom="column">
-                  <wp:posOffset>2686050</wp:posOffset>
-                </wp:positionH>
-                <wp:positionV relativeFrom="paragraph">
-                  <wp:posOffset>13335</wp:posOffset>
-                </wp:positionV>
-                <wp:extent cx="1533525" cy="9525"/>
-                <wp:effectExtent l="0" t="0" r="28575" b="28575"/>
-                <wp:wrapNone/>
-                <wp:docPr id="36" name="Straight Connector 36"/>
-                <wp:cNvGraphicFramePr/>
-                <a:graphic xmlns:a="http://schemas.openxmlformats.org/drawingml/2006/main">
-                  <a:graphicData uri="http://schemas.microsoft.com/office/word/2010/wordprocessingShape">
-                    <wps:wsp>
-                      <wps:cNvCnPr/>
-                      <wps:spPr>
-                        <a:xfrm flipV="1">
-                          <a:off x="0" y="0"/>
-                          <a:ext cx="1533525" cy="9525"/>
-                        </a:xfrm>
-                        <a:prstGeom prst="line">
-                          <a:avLst/>
-                        </a:prstGeom>
-                        <a:ln w="12700"/>
-                      </wps:spPr>
-                      <wps:style>
-                        <a:lnRef idx="1">
-                          <a:schemeClr val="dk1"/>
-                        </a:lnRef>
-                        <a:fillRef idx="0">
-                          <a:schemeClr val="dk1"/>
-                        </a:fillRef>
-                        <a:effectRef idx="0">
-                          <a:schemeClr val="dk1"/>
-                        </a:effectRef>
-                        <a:fontRef idx="minor">
-                          <a:schemeClr val="tx1"/>
-                        </a:fontRef>
-                      </wps:style>
-                      <wps:bodyPr/>
-                    </wps:wsp>
-                  </a:graphicData>
-                </a:graphic>
-              </wp:anchor>
-            </w:drawing>
-          </mc:Choice>
-          <mc:Fallback>
-            <w:pict>
-              <v:line w14:anchorId="49573175" id="Straight Connector 36" o:spid="_x0000_s1026" style="position:absolute;flip:y;z-index:251813888;visibility:visible;mso-wrap-style:square;mso-wrap-distance-left:9pt;mso-wrap-distance-top:0;mso-wrap-distance-right:9pt;mso-wrap-distance-bottom:0;mso-position-horizontal:absolute;mso-position-horizontal-relative:text;mso-position-vertical:absolute;mso-position-vertical-relative:text" from="211.5pt,1.05pt" to="332.25pt,1.8pt" o:gfxdata="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" strokecolor="black [3200]" strokeweight="1pt">
-                <v:stroke joinstyle="miter"/>
-              </v:line>
-            </w:pict>
-          </mc:Fallback>
-        </mc:AlternateContent>
-      </w:r>
-      <w:r>
-        <w:rPr>
-          <w:rFonts w:ascii="Preeti" w:hAnsi="Preeti" w:cs="Times New Roman"/>
-          <w:noProof/>
-          <w:sz w:val="36"/>
-          <w:szCs w:val="36"/>
-        </w:rPr>
-        <mc:AlternateContent>
-          <mc:Choice Requires="wps">
-            <w:drawing>
-              <wp:anchor distT="0" distB="0" distL="114300" distR="114300" simplePos="0" relativeHeight="251812864" behindDoc="0" locked="0" layoutInCell="1" allowOverlap="1" wp14:anchorId="217C4E0F" wp14:editId="38CB4C73">
-                <wp:simplePos x="0" y="0"/>
-                <wp:positionH relativeFrom="column">
-                  <wp:posOffset>200024</wp:posOffset>
-                </wp:positionH>
-                <wp:positionV relativeFrom="paragraph">
-                  <wp:posOffset>41910</wp:posOffset>
-                </wp:positionV>
-                <wp:extent cx="1533525" cy="9525"/>
-                <wp:effectExtent l="0" t="0" r="28575" b="28575"/>
-                <wp:wrapNone/>
-                <wp:docPr id="42" name="Straight Connector 42"/>
-                <wp:cNvGraphicFramePr/>
-                <a:graphic xmlns:a="http://schemas.openxmlformats.org/drawingml/2006/main">
-                  <a:graphicData uri="http://schemas.microsoft.com/office/word/2010/wordprocessingShape">
-                    <wps:wsp>
-                      <wps:cNvCnPr/>
-                      <wps:spPr>
-                        <a:xfrm flipV="1">
-                          <a:off x="0" y="0"/>
-                          <a:ext cx="1533525" cy="9525"/>
-                        </a:xfrm>
-                        <a:prstGeom prst="line">
-                          <a:avLst/>
-                        </a:prstGeom>
-                        <a:ln w="12700"/>
-                      </wps:spPr>
-                      <wps:style>
-                        <a:lnRef idx="1">
-                          <a:schemeClr val="dk1"/>
-                        </a:lnRef>
-                        <a:fillRef idx="0">
-                          <a:schemeClr val="dk1"/>
-                        </a:fillRef>
-                        <a:effectRef idx="0">
-                          <a:schemeClr val="dk1"/>
-                        </a:effectRef>
-                        <a:fontRef idx="minor">
-                          <a:schemeClr val="tx1"/>
-                        </a:fontRef>
-                      </wps:style>
-                      <wps:bodyPr/>
-                    </wps:wsp>
-                  </a:graphicData>
-                </a:graphic>
-              </wp:anchor>
-            </w:drawing>
-          </mc:Choice>
-          <mc:Fallback>
-            <w:pict>
-              <v:line w14:anchorId="611A7539" id="Straight Connector 42" o:spid="_x0000_s1026" style="position:absolute;flip:y;z-index:251812864;visibility:visible;mso-wrap-style:square;mso-wrap-distance-left:9pt;mso-wrap-distance-top:0;mso-wrap-distance-right:9pt;mso-wrap-distance-bottom:0;mso-position-horizontal:absolute;mso-position-horizontal-relative:text;mso-position-vertical:absolute;mso-position-vertical-relative:text" from="15.75pt,3.3pt" to="136.5pt,4.05pt" o:gfxdata="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" strokecolor="black [3200]" strokeweight="1pt">
-                <v:stroke joinstyle="miter"/>
-              </v:line>
-            </w:pict>
-          </mc:Fallback>
-        </mc:AlternateContent>
-      </w:r>
-      <w:r>
-        <w:rPr>
-          <w:rFonts w:ascii="Preeti" w:hAnsi="Preeti" w:cs="Times New Roman"/>
-          <w:sz w:val="36"/>
-          <w:szCs w:val="36"/>
-        </w:rPr>
-        <w:t xml:space="preserve">  </w:t>
-      </w:r>
-    </w:p>
-    <w:p>
-      <w:pPr>
-        <w:spacing w:after="0" w:line="480" w:lineRule="auto"/>
-        <w:rPr>
-          <w:rFonts w:ascii="Preeti" w:hAnsi="Preeti"/>
-          <w:sz w:val="36"/>
-          <w:szCs w:val="36"/>
-        </w:rPr>
-      </w:pPr>
-      <w:r>
-        <w:rPr>
-          <w:rFonts w:ascii="Preeti" w:hAnsi="Preeti" w:cs="Times New Roman"/>
-          <w:noProof/>
-          <w:sz w:val="36"/>
-          <w:szCs w:val="36"/>
-        </w:rPr>
-        <mc:AlternateContent>
-          <mc:Choice Requires="wps">
-            <w:drawing>
-              <wp:anchor distT="0" distB="0" distL="114300" distR="114300" simplePos="0" relativeHeight="251815936" behindDoc="0" locked="0" layoutInCell="1" allowOverlap="1" wp14:anchorId="6A4097B0" wp14:editId="4B0838D1">
-                <wp:simplePos x="0" y="0"/>
-                <wp:positionH relativeFrom="column">
-                  <wp:posOffset>219075</wp:posOffset>
-                </wp:positionH>
-                <wp:positionV relativeFrom="paragraph">
-                  <wp:posOffset>12065</wp:posOffset>
-                </wp:positionV>
-                <wp:extent cx="1533525" cy="9525"/>
-                <wp:effectExtent l="0" t="0" r="28575" b="28575"/>
-                <wp:wrapNone/>
-                <wp:docPr id="43" name="Straight Connector 43"/>
-                <wp:cNvGraphicFramePr/>
-                <a:graphic xmlns:a="http://schemas.openxmlformats.org/drawingml/2006/main">
-                  <a:graphicData uri="http://schemas.microsoft.com/office/word/2010/wordprocessingShape">
-                    <wps:wsp>
-                      <wps:cNvCnPr/>
-                      <wps:spPr>
-                        <a:xfrm flipV="1">
-                          <a:off x="0" y="0"/>
-                          <a:ext cx="1533525" cy="9525"/>
-                        </a:xfrm>
-                        <a:prstGeom prst="line">
-                          <a:avLst/>
-                        </a:prstGeom>
-                        <a:ln w="12700"/>
-                      </wps:spPr>
-                      <wps:style>
-                        <a:lnRef idx="1">
-                          <a:schemeClr val="dk1"/>
-                        </a:lnRef>
-                        <a:fillRef idx="0">
-                          <a:schemeClr val="dk1"/>
-                        </a:fillRef>
-                        <a:effectRef idx="0">
-                          <a:schemeClr val="dk1"/>
-                        </a:effectRef>
-                        <a:fontRef idx="minor">
-                          <a:schemeClr val="tx1"/>
-                        </a:fontRef>
-                      </wps:style>
-                      <wps:bodyPr/>
-                    </wps:wsp>
-                  </a:graphicData>
-                </a:graphic>
-              </wp:anchor>
-            </w:drawing>
-          </mc:Choice>
-          <mc:Fallback>
-            <w:pict>
-              <v:line w14:anchorId="0987F49B" id="Straight Connector 43" o:spid="_x0000_s1026" style="position:absolute;flip:y;z-index:251815936;visibility:visible;mso-wrap-style:square;mso-wrap-distance-left:9pt;mso-wrap-distance-top:0;mso-wrap-distance-right:9pt;mso-wrap-distance-bottom:0;mso-position-horizontal:absolute;mso-position-horizontal-relative:text;mso-position-vertical:absolute;mso-position-vertical-relative:text" from="17.25pt,.95pt" to="138pt,1.7pt" o:gfxdata="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" strokecolor="black [3200]" strokeweight="1pt">
-                <v:stroke joinstyle="miter"/>
-              </v:line>
-            </w:pict>
-          </mc:Fallback>
-        </mc:AlternateContent>
-      </w:r>
-      <w:r>
-        <w:rPr>
-          <w:rFonts w:ascii="Preeti" w:hAnsi="Preeti" w:cs="Times New Roman"/>
-          <w:noProof/>
-          <w:sz w:val="36"/>
-          <w:szCs w:val="36"/>
-        </w:rPr>
-        <mc:AlternateContent>
-          <mc:Choice Requires="wps">
-            <w:drawing>
-              <wp:anchor distT="0" distB="0" distL="114300" distR="114300" simplePos="0" relativeHeight="251814912" behindDoc="0" locked="0" layoutInCell="1" allowOverlap="1" wp14:anchorId="157889C3" wp14:editId="4C49BD87">
-                <wp:simplePos x="0" y="0"/>
-                <wp:positionH relativeFrom="column">
-                  <wp:posOffset>2724150</wp:posOffset>
-                </wp:positionH>
-                <wp:positionV relativeFrom="paragraph">
-                  <wp:posOffset>12065</wp:posOffset>
-                </wp:positionV>
-                <wp:extent cx="1533525" cy="9525"/>
-                <wp:effectExtent l="0" t="0" r="28575" b="28575"/>
-                <wp:wrapNone/>
-                <wp:docPr id="44" name="Straight Connector 44"/>
-                <wp:cNvGraphicFramePr/>
-                <a:graphic xmlns:a="http://schemas.openxmlformats.org/drawingml/2006/main">
-                  <a:graphicData uri="http://schemas.microsoft.com/office/word/2010/wordprocessingShape">
-                    <wps:wsp>
-                      <wps:cNvCnPr/>
-                      <wps:spPr>
-                        <a:xfrm flipV="1">
-                          <a:off x="0" y="0"/>
-                          <a:ext cx="1533525" cy="9525"/>
-                        </a:xfrm>
-                        <a:prstGeom prst="line">
-                          <a:avLst/>
-                        </a:prstGeom>
-                        <a:ln w="12700"/>
-                      </wps:spPr>
-                      <wps:style>
-                        <a:lnRef idx="1">
-                          <a:schemeClr val="dk1"/>
-                        </a:lnRef>
-                        <a:fillRef idx="0">
-                          <a:schemeClr val="dk1"/>
-                        </a:fillRef>
-                        <a:effectRef idx="0">
-                          <a:schemeClr val="dk1"/>
-                        </a:effectRef>
-                        <a:fontRef idx="minor">
-                          <a:schemeClr val="tx1"/>
-                        </a:fontRef>
-                      </wps:style>
-                      <wps:bodyPr/>
-                    </wps:wsp>
-                  </a:graphicData>
-                </a:graphic>
-              </wp:anchor>
-            </w:drawing>
-          </mc:Choice>
-          <mc:Fallback>
-            <w:pict>
-              <v:line w14:anchorId="5CAA4825" id="Straight Connector 44" o:spid="_x0000_s1026" style="position:absolute;flip:y;z-index:251814912;visibility:visible;mso-wrap-style:square;mso-wrap-distance-left:9pt;mso-wrap-distance-top:0;mso-wrap-distance-right:9pt;mso-wrap-distance-bottom:0;mso-position-horizontal:absolute;mso-position-horizontal-relative:text;mso-position-vertical:absolute;mso-position-vertical-relative:text" from="214.5pt,.95pt" to="335.25pt,1.7pt" o:gfxdata="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" strokecolor="black [3200]" strokeweight="1pt">
-                <v:stroke joinstyle="miter"/>
-              </v:line>
-            </w:pict>
-          </mc:Fallback>
-        </mc:AlternateContent>
-      </w:r>
-    </w:p>
-    <w:p>
-      <w:pPr>
-        <w:spacing w:after="0" w:line="240" w:lineRule="auto"/>
-        <w:rPr>
-          <w:rFonts w:ascii="Preeti" w:hAnsi="Preeti"/>
-          <w:b/>
-          <w:sz w:val="36"/>
-          <w:szCs w:val="36"/>
-        </w:rPr>
-      </w:pPr>
-      <w:r>
-        <w:rPr>
-          <w:rFonts w:ascii="Preeti" w:hAnsi="Preeti"/>
-          <w:b/>
-          <w:sz w:val="36"/>
-          <w:szCs w:val="36"/>
-        </w:rPr>
-        <w:t xml:space="preserve">^_ </w:t>
-      </w:r>
-      <w:proofErr w:type="spellStart"/>
-      <w:r>
-        <w:rPr>
-          <w:rFonts w:ascii="Preeti" w:hAnsi="Preeti"/>
-          <w:b/>
-          <w:sz w:val="36"/>
-          <w:szCs w:val="36"/>
-        </w:rPr>
-        <w:t>tn</w:t>
-      </w:r>
-      <w:proofErr w:type="spellEnd"/>
-      <w:r>
-        <w:rPr>
-          <w:rFonts w:ascii="Preeti" w:hAnsi="Preeti"/>
-          <w:b/>
-          <w:sz w:val="36"/>
-          <w:szCs w:val="36"/>
-        </w:rPr>
-        <w:t xml:space="preserve"> </w:t>
-      </w:r>
-      <w:proofErr w:type="spellStart"/>
-      <w:proofErr w:type="gramStart"/>
-      <w:r>
-        <w:rPr>
-          <w:rFonts w:ascii="Preeti" w:hAnsi="Preeti"/>
-          <w:b/>
-          <w:sz w:val="36"/>
-          <w:szCs w:val="36"/>
-        </w:rPr>
-        <w:t>lbO</w:t>
-      </w:r>
-      <w:proofErr w:type="spellEnd"/>
-      <w:r>
-        <w:rPr>
-          <w:rFonts w:ascii="Preeti" w:hAnsi="Preeti"/>
-          <w:b/>
-          <w:sz w:val="36"/>
-          <w:szCs w:val="36"/>
-        </w:rPr>
-        <w:t>{</w:t>
-      </w:r>
-      <w:proofErr w:type="spellStart"/>
-      <w:proofErr w:type="gramEnd"/>
-      <w:r>
-        <w:rPr>
-          <w:rFonts w:ascii="Preeti" w:hAnsi="Preeti"/>
-          <w:b/>
-          <w:sz w:val="36"/>
-          <w:szCs w:val="36"/>
-        </w:rPr>
-        <w:t>Psf</w:t>
+          <w:rFonts w:ascii="Preeti" w:hAnsi="Preeti"/>
+          <w:b/>
+          <w:sz w:val="36"/>
+          <w:szCs w:val="36"/>
+        </w:rPr>
+        <w:t>lbOPsf</w:t>
       </w:r>
       <w:proofErr w:type="spellEnd"/>
       <w:r>
@@ -7170,6 +6992,17 @@
           <w:szCs w:val="36"/>
         </w:rPr>
       </w:pPr>
+    </w:p>
+    <w:p>
+      <w:pPr>
+        <w:spacing w:line="600" w:lineRule="auto"/>
+        <w:rPr>
+          <w:rFonts w:ascii="Preeti" w:hAnsi="Preeti" w:cs="Times New Roman"/>
+          <w:b/>
+          <w:sz w:val="36"/>
+          <w:szCs w:val="36"/>
+        </w:rPr>
+      </w:pPr>
       <w:r>
         <w:rPr>
           <w:rFonts w:ascii="Preeti" w:hAnsi="Preeti" w:cs="Times New Roman"/>
@@ -8514,7 +8347,27 @@
           <w:sz w:val="36"/>
           <w:szCs w:val="36"/>
         </w:rPr>
-        <w:t xml:space="preserve"> ljleGg efusf] gfd n]Vg'xf];\ </w:t>
+        <w:t xml:space="preserve"> </w:t>
+      </w:r>
+      <w:r>
+        <w:rPr>
+          <w:rFonts w:ascii="Preeti" w:hAnsi="Preeti"/>
+          <w:b/>
+          <w:noProof/>
+          <w:sz w:val="36"/>
+          <w:szCs w:val="36"/>
+        </w:rPr>
+        <w:t xml:space="preserve">tn lbOPsf] la¿jfsf] </w:t>
+      </w:r>
+      <w:r>
+        <w:rPr>
+          <w:rFonts w:ascii="Preeti" w:hAnsi="Preeti"/>
+          <w:b/>
+          <w:noProof/>
+          <w:sz w:val="36"/>
+          <w:szCs w:val="36"/>
+        </w:rPr>
+        <w:t xml:space="preserve">ljleGg efusf] gfd n]Vg'xf];\ </w:t>
       </w:r>
       <w:r>
         <w:rPr>
@@ -8524,36 +8377,6 @@
           <w:szCs w:val="36"/>
         </w:rPr>
         <w:t>M</w:t>
-      </w:r>
-      <w:r>
-        <w:rPr>
-          <w:rFonts w:ascii="Preeti" w:hAnsi="Preeti"/>
-          <w:b/>
-          <w:noProof/>
-          <w:sz w:val="36"/>
-          <w:szCs w:val="36"/>
-        </w:rPr>
-        <w:tab/>
-      </w:r>
-      <w:r>
-        <w:rPr>
-          <w:rFonts w:ascii="Preeti" w:hAnsi="Preeti"/>
-          <w:b/>
-          <w:noProof/>
-          <w:sz w:val="36"/>
-          <w:szCs w:val="36"/>
-        </w:rPr>
-        <w:tab/>
-      </w:r>
-      <w:r>
-        <w:rPr>
-          <w:rFonts w:ascii="Preeti" w:hAnsi="Preeti"/>
-          <w:b/>
-          <w:noProof/>
-          <w:sz w:val="36"/>
-          <w:szCs w:val="36"/>
-        </w:rPr>
-        <w:tab/>
       </w:r>
       <w:r>
         <w:rPr>
@@ -9226,7 +9049,6 @@
         <w:t xml:space="preserve">] emG8f </w:t>
       </w:r>
       <w:proofErr w:type="spellStart"/>
-      <w:proofErr w:type="gramStart"/>
       <w:r>
         <w:rPr>
           <w:rFonts w:ascii="Preeti" w:hAnsi="Preeti"/>
@@ -9244,17 +9066,7 @@
           <w:sz w:val="36"/>
           <w:szCs w:val="36"/>
         </w:rPr>
-        <w:t>{ /</w:t>
-      </w:r>
-      <w:proofErr w:type="gramEnd"/>
-      <w:r>
-        <w:rPr>
-          <w:rFonts w:ascii="Preeti" w:hAnsi="Preeti"/>
-          <w:b/>
-          <w:sz w:val="36"/>
-          <w:szCs w:val="36"/>
-        </w:rPr>
-        <w:t xml:space="preserve">ª </w:t>
+        <w:t xml:space="preserve"> /ª </w:t>
       </w:r>
       <w:proofErr w:type="spellStart"/>
       <w:r>
@@ -9554,6 +9366,39 @@
           <w:szCs w:val="36"/>
         </w:rPr>
       </w:pPr>
+    </w:p>
+    <w:p>
+      <w:pPr>
+        <w:jc w:val="center"/>
+        <w:rPr>
+          <w:rFonts w:ascii="Preeti" w:hAnsi="Preeti"/>
+          <w:b/>
+          <w:sz w:val="36"/>
+          <w:szCs w:val="36"/>
+        </w:rPr>
+      </w:pPr>
+      <w:proofErr w:type="gramStart"/>
+      <w:r>
+        <w:rPr>
+          <w:rFonts w:ascii="Preeti" w:hAnsi="Preeti"/>
+          <w:b/>
+          <w:sz w:val="36"/>
+          <w:szCs w:val="36"/>
+        </w:rPr>
+        <w:t>;</w:t>
+      </w:r>
+      <w:proofErr w:type="spellStart"/>
+      <w:r>
+        <w:rPr>
+          <w:rFonts w:ascii="Preeti" w:hAnsi="Preeti"/>
+          <w:b/>
+          <w:sz w:val="36"/>
+          <w:szCs w:val="36"/>
+        </w:rPr>
+        <w:t>dfKt</w:t>
+      </w:r>
+      <w:proofErr w:type="spellEnd"/>
+      <w:proofErr w:type="gramEnd"/>
     </w:p>
     <w:sectPr>
       <w:pgSz w:w="11907" w:h="16839" w:code="9"/>

--- a/Received/one/1,serofero.docx
+++ b/Received/one/1,serofero.docx
@@ -1538,17 +1538,35 @@
           <w:sz w:val="36"/>
           <w:szCs w:val="36"/>
         </w:rPr>
-        <w:t>lrx</w:t>
-      </w:r>
-      <w:proofErr w:type="spellEnd"/>
-      <w:r>
-        <w:rPr>
-          <w:rFonts w:ascii="Preeti" w:hAnsi="Preeti" w:cs="Times New Roman"/>
-          <w:b/>
-          <w:sz w:val="36"/>
-          <w:szCs w:val="36"/>
-        </w:rPr>
-        <w:t xml:space="preserve">\g </w:t>
+        <w:t>lr</w:t>
+      </w:r>
+      <w:r>
+        <w:rPr>
+          <w:rFonts w:ascii="Preeti" w:hAnsi="Preeti" w:cs="Times New Roman"/>
+          <w:b/>
+          <w:sz w:val="36"/>
+          <w:szCs w:val="36"/>
+        </w:rPr>
+        <w:t>G</w:t>
+      </w:r>
+      <w:r>
+        <w:rPr>
+          <w:rFonts w:ascii="Preeti" w:hAnsi="Preeti" w:cs="Times New Roman"/>
+          <w:b/>
+          <w:sz w:val="36"/>
+          <w:szCs w:val="36"/>
+        </w:rPr>
+        <w:t>x</w:t>
+      </w:r>
+      <w:proofErr w:type="spellEnd"/>
+      <w:r>
+        <w:rPr>
+          <w:rFonts w:ascii="Preeti" w:hAnsi="Preeti" w:cs="Times New Roman"/>
+          <w:b/>
+          <w:sz w:val="36"/>
+          <w:szCs w:val="36"/>
+        </w:rPr>
+        <w:t xml:space="preserve"> </w:t>
       </w:r>
       <w:proofErr w:type="spellStart"/>
       <w:r>
@@ -1905,8 +1923,26 @@
           <w:sz w:val="36"/>
           <w:szCs w:val="36"/>
         </w:rPr>
-        <w:t>]Nb</w:t>
-      </w:r>
+        <w:t>]</w:t>
+      </w:r>
+      <w:proofErr w:type="spellStart"/>
+      <w:r>
+        <w:rPr>
+          <w:rFonts w:ascii="Preeti" w:hAnsi="Preeti" w:cs="Times New Roman"/>
+          <w:sz w:val="36"/>
+          <w:szCs w:val="36"/>
+        </w:rPr>
+        <w:t>Nb</w:t>
+      </w:r>
+      <w:r>
+        <w:rPr>
+          <w:rFonts w:ascii="Preeti" w:hAnsi="Preeti" w:cs="Times New Roman"/>
+          <w:sz w:val="36"/>
+          <w:szCs w:val="36"/>
+        </w:rPr>
+        <w:t>f</w:t>
+      </w:r>
+      <w:proofErr w:type="spellEnd"/>
       <w:proofErr w:type="gramEnd"/>
       <w:r>
         <w:rPr>
@@ -4440,22 +4476,22 @@
       <w:proofErr w:type="spellStart"/>
       <w:r>
         <w:rPr>
+          <w:rFonts w:ascii="Preeti" w:hAnsi="Preeti" w:cs="Times New Roman"/>
+          <w:b/>
+          <w:sz w:val="36"/>
+          <w:szCs w:val="36"/>
+        </w:rPr>
+        <w:t>lrGx</w:t>
+      </w:r>
+      <w:proofErr w:type="spellEnd"/>
+      <w:r>
+        <w:rPr>
           <w:rFonts w:ascii="Preeti" w:eastAsiaTheme="minorEastAsia" w:hAnsi="Preeti"/>
           <w:b/>
           <w:sz w:val="36"/>
           <w:szCs w:val="36"/>
         </w:rPr>
-        <w:t>lrx</w:t>
-      </w:r>
-      <w:proofErr w:type="spellEnd"/>
-      <w:r>
-        <w:rPr>
-          <w:rFonts w:ascii="Preeti" w:eastAsiaTheme="minorEastAsia" w:hAnsi="Preeti"/>
-          <w:b/>
-          <w:sz w:val="36"/>
-          <w:szCs w:val="36"/>
-        </w:rPr>
-        <w:t xml:space="preserve">\g </w:t>
+        <w:t xml:space="preserve"> </w:t>
       </w:r>
       <w:proofErr w:type="spellStart"/>
       <w:r>
@@ -5621,6 +5657,8 @@
               <w:jc w:val="center"/>
               <w:rPr>
                 <w:rFonts w:ascii="Preeti" w:hAnsi="Preeti" w:cs="Times New Roman"/>
+                <w:b/>
+                <w:bCs/>
                 <w:sz w:val="36"/>
                 <w:szCs w:val="36"/>
               </w:rPr>
@@ -5628,6 +5666,8 @@
             <w:r>
               <w:rPr>
                 <w:rFonts w:ascii="Preeti" w:hAnsi="Preeti" w:cs="Times New Roman"/>
+                <w:b/>
+                <w:bCs/>
                 <w:sz w:val="36"/>
                 <w:szCs w:val="36"/>
               </w:rPr>
@@ -5637,6 +5677,8 @@
             <w:r>
               <w:rPr>
                 <w:rFonts w:ascii="Preeti" w:hAnsi="Preeti" w:cs="Times New Roman"/>
+                <w:b/>
+                <w:bCs/>
                 <w:sz w:val="36"/>
                 <w:szCs w:val="36"/>
               </w:rPr>
@@ -5646,6 +5688,8 @@
             <w:r>
               <w:rPr>
                 <w:rFonts w:ascii="Preeti" w:hAnsi="Preeti" w:cs="Times New Roman"/>
+                <w:b/>
+                <w:bCs/>
                 <w:sz w:val="36"/>
                 <w:szCs w:val="36"/>
               </w:rPr>
@@ -5655,6 +5699,8 @@
             <w:r>
               <w:rPr>
                 <w:rFonts w:ascii="Preeti" w:hAnsi="Preeti" w:cs="Times New Roman"/>
+                <w:b/>
+                <w:bCs/>
                 <w:sz w:val="36"/>
                 <w:szCs w:val="36"/>
               </w:rPr>
@@ -5664,6 +5710,8 @@
             <w:r>
               <w:rPr>
                 <w:rFonts w:ascii="Preeti" w:hAnsi="Preeti" w:cs="Times New Roman"/>
+                <w:b/>
+                <w:bCs/>
                 <w:sz w:val="36"/>
                 <w:szCs w:val="36"/>
               </w:rPr>
@@ -5680,6 +5728,8 @@
               <w:jc w:val="center"/>
               <w:rPr>
                 <w:rFonts w:ascii="Preeti" w:hAnsi="Preeti" w:cs="Times New Roman"/>
+                <w:b/>
+                <w:bCs/>
                 <w:sz w:val="36"/>
                 <w:szCs w:val="36"/>
               </w:rPr>
@@ -5689,6 +5739,8 @@
             <w:r>
               <w:rPr>
                 <w:rFonts w:ascii="Preeti" w:hAnsi="Preeti" w:cs="Times New Roman"/>
+                <w:b/>
+                <w:bCs/>
                 <w:sz w:val="36"/>
                 <w:szCs w:val="36"/>
               </w:rPr>
@@ -5698,6 +5750,8 @@
             <w:r>
               <w:rPr>
                 <w:rFonts w:ascii="Preeti" w:hAnsi="Preeti" w:cs="Times New Roman"/>
+                <w:b/>
+                <w:bCs/>
                 <w:sz w:val="36"/>
                 <w:szCs w:val="36"/>
               </w:rPr>
@@ -5708,6 +5762,8 @@
             <w:r>
               <w:rPr>
                 <w:rFonts w:ascii="Preeti" w:hAnsi="Preeti" w:cs="Times New Roman"/>
+                <w:b/>
+                <w:bCs/>
                 <w:sz w:val="36"/>
                 <w:szCs w:val="36"/>
               </w:rPr>
@@ -5717,6 +5773,8 @@
             <w:r>
               <w:rPr>
                 <w:rFonts w:ascii="Preeti" w:hAnsi="Preeti" w:cs="Times New Roman"/>
+                <w:b/>
+                <w:bCs/>
                 <w:sz w:val="36"/>
                 <w:szCs w:val="36"/>
               </w:rPr>
@@ -5726,12 +5784,24 @@
             <w:r>
               <w:rPr>
                 <w:rFonts w:ascii="Preeti" w:hAnsi="Preeti" w:cs="Times New Roman"/>
+                <w:b/>
+                <w:bCs/>
                 <w:sz w:val="36"/>
                 <w:szCs w:val="36"/>
               </w:rPr>
               <w:t>nufpg</w:t>
             </w:r>
             <w:proofErr w:type="spellEnd"/>
+            <w:r>
+              <w:rPr>
+                <w:rFonts w:ascii="Preeti" w:hAnsi="Preeti" w:cs="Times New Roman"/>
+                <w:b/>
+                <w:bCs/>
+                <w:sz w:val="36"/>
+                <w:szCs w:val="36"/>
+              </w:rPr>
+              <w:t>]</w:t>
+            </w:r>
           </w:p>
         </w:tc>
       </w:tr>
